--- a/Handbook-Final-Report.docx
+++ b/Handbook-Final-Report.docx
@@ -212,6 +212,22 @@
         <w:rPr>
           <w:rFonts w:ascii="Arial" w:cs="Arial" w:eastAsia="Arial" w:hAnsi="Arial"/>
         </w:rPr>
+        <w:t xml:space="preserve">Section 5 goes through the team’s own documents (the draft, the professor’s notes, the terminology chapter and the audiovisual translation notes): what was used, what was edited and what was not used.</w:t>
+      </w:r>
+    </w:p>
+    <w:p>
+      <w:pPr>
+        <w:pStyle w:val="ListParagraph"/>
+        <w:numPr>
+          <w:ilvl w:val="0"/>
+          <w:numId w:val="2"/>
+        </w:numPr>
+        <w:spacing w:after="80" w:line="290"/>
+      </w:pPr>
+      <w:r>
+        <w:rPr>
+          <w:rFonts w:ascii="Arial" w:cs="Arial" w:eastAsia="Arial" w:hAnsi="Arial"/>
+        </w:rPr>
         <w:t xml:space="preserve">Points that must still be verified are printed in </w:t>
       </w:r>
       <w:r>
@@ -226,7 +242,23 @@
         <w:rPr>
           <w:rFonts w:ascii="Arial" w:cs="Arial" w:eastAsia="Arial" w:hAnsi="Arial"/>
         </w:rPr>
-        <w:t xml:space="preserve"> in Section 6.</w:t>
+        <w:t xml:space="preserve"> in Section 7.</w:t>
+      </w:r>
+    </w:p>
+    <w:p>
+      <w:pPr>
+        <w:pStyle w:val="ListParagraph"/>
+        <w:numPr>
+          <w:ilvl w:val="0"/>
+          <w:numId w:val="2"/>
+        </w:numPr>
+        <w:spacing w:after="80" w:line="290"/>
+      </w:pPr>
+      <w:r>
+        <w:rPr>
+          <w:rFonts w:ascii="Arial" w:cs="Arial" w:eastAsia="Arial" w:hAnsi="Arial"/>
+        </w:rPr>
+        <w:t xml:space="preserve">Every point of every team document is listed in the separate Appendix: The Team’s Documents.</w:t>
       </w:r>
     </w:p>
     <w:p>
@@ -1964,7 +1996,3588 @@
         <w:pStyle w:val="Heading1"/>
       </w:pPr>
       <w:r>
-        <w:t xml:space="preserve">5. References: what was checked</w:t>
+        <w:t xml:space="preserve">5. The team’s documents: what was used, edited and not used</w:t>
+      </w:r>
+    </w:p>
+    <w:p>
+      <w:pPr>
+        <w:spacing w:after="140" w:line="300"/>
+        <w:jc w:val="both"/>
+      </w:pPr>
+      <w:r>
+        <w:rPr>
+          <w:rFonts w:ascii="Arial" w:cs="Arial" w:eastAsia="Arial" w:hAnsi="Arial"/>
+        </w:rPr>
+        <w:t xml:space="preserve">Each document was compared point by point with the finished handbook. The full list, with the reason for every decision, is in the Appendix: The Team’s Documents.</w:t>
+      </w:r>
+    </w:p>
+    <w:tbl>
+      <w:tblPr>
+        <w:tblW w:type="dxa" w:w="9071"/>
+        <w:tblBorders>
+          <w:top w:val="single" w:color="auto" w:sz="4"/>
+          <w:left w:val="single" w:color="auto" w:sz="4"/>
+          <w:bottom w:val="single" w:color="auto" w:sz="4"/>
+          <w:right w:val="single" w:color="auto" w:sz="4"/>
+          <w:insideH w:val="single" w:color="auto" w:sz="4"/>
+          <w:insideV w:val="single" w:color="auto" w:sz="4"/>
+        </w:tblBorders>
+      </w:tblPr>
+      <w:tblGrid>
+        <w:gridCol w:w="3628"/>
+        <w:gridCol w:w="1361"/>
+        <w:gridCol w:w="1361"/>
+        <w:gridCol w:w="1361"/>
+        <w:gridCol w:w="1360"/>
+      </w:tblGrid>
+      <w:tr>
+        <w:trPr>
+          <w:tblHeader/>
+        </w:trPr>
+        <w:tc>
+          <w:tcPr>
+            <w:tcW w:type="dxa" w:w="3628"/>
+            <w:tcBorders>
+              <w:top w:val="single" w:color="000000" w:sz="4"/>
+              <w:left w:val="single" w:color="000000" w:sz="4"/>
+              <w:bottom w:val="single" w:color="000000" w:sz="4"/>
+              <w:right w:val="single" w:color="000000" w:sz="4"/>
+            </w:tcBorders>
+            <w:tcMar>
+              <w:top w:type="dxa" w:w="60"/>
+              <w:left w:type="dxa" w:w="100"/>
+              <w:bottom w:type="dxa" w:w="60"/>
+              <w:right w:type="dxa" w:w="100"/>
+            </w:tcMar>
+          </w:tcPr>
+          <w:p>
+            <w:pPr>
+              <w:spacing w:after="0" w:line="260"/>
+            </w:pPr>
+            <w:r>
+              <w:rPr>
+                <w:rFonts w:ascii="Arial" w:cs="Arial" w:eastAsia="Arial" w:hAnsi="Arial"/>
+                <w:b/>
+                <w:bCs/>
+                <w:sz w:val="19"/>
+                <w:szCs w:val="19"/>
+              </w:rPr>
+              <w:t xml:space="preserve">Document</w:t>
+            </w:r>
+          </w:p>
+        </w:tc>
+        <w:tc>
+          <w:tcPr>
+            <w:tcW w:type="dxa" w:w="1361"/>
+            <w:tcBorders>
+              <w:top w:val="single" w:color="000000" w:sz="4"/>
+              <w:left w:val="single" w:color="000000" w:sz="4"/>
+              <w:bottom w:val="single" w:color="000000" w:sz="4"/>
+              <w:right w:val="single" w:color="000000" w:sz="4"/>
+            </w:tcBorders>
+            <w:tcMar>
+              <w:top w:type="dxa" w:w="60"/>
+              <w:left w:type="dxa" w:w="100"/>
+              <w:bottom w:type="dxa" w:w="60"/>
+              <w:right w:type="dxa" w:w="100"/>
+            </w:tcMar>
+          </w:tcPr>
+          <w:p>
+            <w:pPr>
+              <w:spacing w:after="0" w:line="260"/>
+            </w:pPr>
+            <w:r>
+              <w:rPr>
+                <w:rFonts w:ascii="Arial" w:cs="Arial" w:eastAsia="Arial" w:hAnsi="Arial"/>
+                <w:b/>
+                <w:bCs/>
+                <w:sz w:val="19"/>
+                <w:szCs w:val="19"/>
+              </w:rPr>
+              <w:t xml:space="preserve">Points traced</w:t>
+            </w:r>
+          </w:p>
+        </w:tc>
+        <w:tc>
+          <w:tcPr>
+            <w:tcW w:type="dxa" w:w="1361"/>
+            <w:tcBorders>
+              <w:top w:val="single" w:color="000000" w:sz="4"/>
+              <w:left w:val="single" w:color="000000" w:sz="4"/>
+              <w:bottom w:val="single" w:color="000000" w:sz="4"/>
+              <w:right w:val="single" w:color="000000" w:sz="4"/>
+            </w:tcBorders>
+            <w:tcMar>
+              <w:top w:type="dxa" w:w="60"/>
+              <w:left w:type="dxa" w:w="100"/>
+              <w:bottom w:type="dxa" w:w="60"/>
+              <w:right w:type="dxa" w:w="100"/>
+            </w:tcMar>
+          </w:tcPr>
+          <w:p>
+            <w:pPr>
+              <w:spacing w:after="0" w:line="260"/>
+            </w:pPr>
+            <w:r>
+              <w:rPr>
+                <w:rFonts w:ascii="Arial" w:cs="Arial" w:eastAsia="Arial" w:hAnsi="Arial"/>
+                <w:b/>
+                <w:bCs/>
+                <w:sz w:val="19"/>
+                <w:szCs w:val="19"/>
+              </w:rPr>
+              <w:t xml:space="preserve">Used as written</w:t>
+            </w:r>
+          </w:p>
+        </w:tc>
+        <w:tc>
+          <w:tcPr>
+            <w:tcW w:type="dxa" w:w="1361"/>
+            <w:tcBorders>
+              <w:top w:val="single" w:color="000000" w:sz="4"/>
+              <w:left w:val="single" w:color="000000" w:sz="4"/>
+              <w:bottom w:val="single" w:color="000000" w:sz="4"/>
+              <w:right w:val="single" w:color="000000" w:sz="4"/>
+            </w:tcBorders>
+            <w:tcMar>
+              <w:top w:type="dxa" w:w="60"/>
+              <w:left w:type="dxa" w:w="100"/>
+              <w:bottom w:type="dxa" w:w="60"/>
+              <w:right w:type="dxa" w:w="100"/>
+            </w:tcMar>
+          </w:tcPr>
+          <w:p>
+            <w:pPr>
+              <w:spacing w:after="0" w:line="260"/>
+            </w:pPr>
+            <w:r>
+              <w:rPr>
+                <w:rFonts w:ascii="Arial" w:cs="Arial" w:eastAsia="Arial" w:hAnsi="Arial"/>
+                <w:b/>
+                <w:bCs/>
+                <w:sz w:val="19"/>
+                <w:szCs w:val="19"/>
+              </w:rPr>
+              <w:t xml:space="preserve">Used and edited</w:t>
+            </w:r>
+          </w:p>
+        </w:tc>
+        <w:tc>
+          <w:tcPr>
+            <w:tcW w:type="dxa" w:w="1360"/>
+            <w:tcBorders>
+              <w:top w:val="single" w:color="000000" w:sz="4"/>
+              <w:left w:val="single" w:color="000000" w:sz="4"/>
+              <w:bottom w:val="single" w:color="000000" w:sz="4"/>
+              <w:right w:val="single" w:color="000000" w:sz="4"/>
+            </w:tcBorders>
+            <w:tcMar>
+              <w:top w:type="dxa" w:w="60"/>
+              <w:left w:type="dxa" w:w="100"/>
+              <w:bottom w:type="dxa" w:w="60"/>
+              <w:right w:type="dxa" w:w="100"/>
+            </w:tcMar>
+          </w:tcPr>
+          <w:p>
+            <w:pPr>
+              <w:spacing w:after="0" w:line="260"/>
+            </w:pPr>
+            <w:r>
+              <w:rPr>
+                <w:rFonts w:ascii="Arial" w:cs="Arial" w:eastAsia="Arial" w:hAnsi="Arial"/>
+                <w:b/>
+                <w:bCs/>
+                <w:sz w:val="19"/>
+                <w:szCs w:val="19"/>
+              </w:rPr>
+              <w:t xml:space="preserve">Not used</w:t>
+            </w:r>
+          </w:p>
+        </w:tc>
+      </w:tr>
+      <w:tr>
+        <w:trPr>
+          <w:cantSplit/>
+        </w:trPr>
+        <w:tc>
+          <w:tcPr>
+            <w:tcW w:type="dxa" w:w="3628"/>
+            <w:tcBorders>
+              <w:top w:val="single" w:color="000000" w:sz="4"/>
+              <w:left w:val="single" w:color="000000" w:sz="4"/>
+              <w:bottom w:val="single" w:color="000000" w:sz="4"/>
+              <w:right w:val="single" w:color="000000" w:sz="4"/>
+            </w:tcBorders>
+            <w:tcMar>
+              <w:top w:type="dxa" w:w="60"/>
+              <w:left w:type="dxa" w:w="100"/>
+              <w:bottom w:type="dxa" w:w="60"/>
+              <w:right w:type="dxa" w:w="100"/>
+            </w:tcMar>
+          </w:tcPr>
+          <w:p>
+            <w:pPr>
+              <w:spacing w:after="0" w:line="260"/>
+            </w:pPr>
+            <w:r>
+              <w:rPr>
+                <w:rFonts w:ascii="Arial" w:cs="Arial" w:eastAsia="Arial" w:hAnsi="Arial"/>
+                <w:sz w:val="19"/>
+                <w:szCs w:val="19"/>
+              </w:rPr>
+              <w:t xml:space="preserve">Original draft (Draft_one)</w:t>
+            </w:r>
+          </w:p>
+        </w:tc>
+        <w:tc>
+          <w:tcPr>
+            <w:tcW w:type="dxa" w:w="1361"/>
+            <w:tcBorders>
+              <w:top w:val="single" w:color="000000" w:sz="4"/>
+              <w:left w:val="single" w:color="000000" w:sz="4"/>
+              <w:bottom w:val="single" w:color="000000" w:sz="4"/>
+              <w:right w:val="single" w:color="000000" w:sz="4"/>
+            </w:tcBorders>
+            <w:tcMar>
+              <w:top w:type="dxa" w:w="60"/>
+              <w:left w:type="dxa" w:w="100"/>
+              <w:bottom w:type="dxa" w:w="60"/>
+              <w:right w:type="dxa" w:w="100"/>
+            </w:tcMar>
+          </w:tcPr>
+          <w:p>
+            <w:pPr>
+              <w:spacing w:after="0" w:line="260"/>
+            </w:pPr>
+            <w:r>
+              <w:rPr>
+                <w:rFonts w:ascii="Arial" w:cs="Arial" w:eastAsia="Arial" w:hAnsi="Arial"/>
+                <w:sz w:val="19"/>
+                <w:szCs w:val="19"/>
+              </w:rPr>
+              <w:t xml:space="preserve">175</w:t>
+            </w:r>
+          </w:p>
+        </w:tc>
+        <w:tc>
+          <w:tcPr>
+            <w:tcW w:type="dxa" w:w="1361"/>
+            <w:tcBorders>
+              <w:top w:val="single" w:color="000000" w:sz="4"/>
+              <w:left w:val="single" w:color="000000" w:sz="4"/>
+              <w:bottom w:val="single" w:color="000000" w:sz="4"/>
+              <w:right w:val="single" w:color="000000" w:sz="4"/>
+            </w:tcBorders>
+            <w:tcMar>
+              <w:top w:type="dxa" w:w="60"/>
+              <w:left w:type="dxa" w:w="100"/>
+              <w:bottom w:type="dxa" w:w="60"/>
+              <w:right w:type="dxa" w:w="100"/>
+            </w:tcMar>
+          </w:tcPr>
+          <w:p>
+            <w:pPr>
+              <w:spacing w:after="0" w:line="260"/>
+            </w:pPr>
+            <w:r>
+              <w:rPr>
+                <w:rFonts w:ascii="Arial" w:cs="Arial" w:eastAsia="Arial" w:hAnsi="Arial"/>
+                <w:sz w:val="19"/>
+                <w:szCs w:val="19"/>
+              </w:rPr>
+              <w:t xml:space="preserve">8</w:t>
+            </w:r>
+          </w:p>
+        </w:tc>
+        <w:tc>
+          <w:tcPr>
+            <w:tcW w:type="dxa" w:w="1361"/>
+            <w:tcBorders>
+              <w:top w:val="single" w:color="000000" w:sz="4"/>
+              <w:left w:val="single" w:color="000000" w:sz="4"/>
+              <w:bottom w:val="single" w:color="000000" w:sz="4"/>
+              <w:right w:val="single" w:color="000000" w:sz="4"/>
+            </w:tcBorders>
+            <w:tcMar>
+              <w:top w:type="dxa" w:w="60"/>
+              <w:left w:type="dxa" w:w="100"/>
+              <w:bottom w:type="dxa" w:w="60"/>
+              <w:right w:type="dxa" w:w="100"/>
+            </w:tcMar>
+          </w:tcPr>
+          <w:p>
+            <w:pPr>
+              <w:spacing w:after="0" w:line="260"/>
+            </w:pPr>
+            <w:r>
+              <w:rPr>
+                <w:rFonts w:ascii="Arial" w:cs="Arial" w:eastAsia="Arial" w:hAnsi="Arial"/>
+                <w:sz w:val="19"/>
+                <w:szCs w:val="19"/>
+              </w:rPr>
+              <w:t xml:space="preserve">148</w:t>
+            </w:r>
+          </w:p>
+        </w:tc>
+        <w:tc>
+          <w:tcPr>
+            <w:tcW w:type="dxa" w:w="1360"/>
+            <w:tcBorders>
+              <w:top w:val="single" w:color="000000" w:sz="4"/>
+              <w:left w:val="single" w:color="000000" w:sz="4"/>
+              <w:bottom w:val="single" w:color="000000" w:sz="4"/>
+              <w:right w:val="single" w:color="000000" w:sz="4"/>
+            </w:tcBorders>
+            <w:tcMar>
+              <w:top w:type="dxa" w:w="60"/>
+              <w:left w:type="dxa" w:w="100"/>
+              <w:bottom w:type="dxa" w:w="60"/>
+              <w:right w:type="dxa" w:w="100"/>
+            </w:tcMar>
+          </w:tcPr>
+          <w:p>
+            <w:pPr>
+              <w:spacing w:after="0" w:line="260"/>
+            </w:pPr>
+            <w:r>
+              <w:rPr>
+                <w:rFonts w:ascii="Arial" w:cs="Arial" w:eastAsia="Arial" w:hAnsi="Arial"/>
+                <w:sz w:val="19"/>
+                <w:szCs w:val="19"/>
+              </w:rPr>
+              <w:t xml:space="preserve">19</w:t>
+            </w:r>
+          </w:p>
+        </w:tc>
+      </w:tr>
+      <w:tr>
+        <w:trPr>
+          <w:cantSplit/>
+        </w:trPr>
+        <w:tc>
+          <w:tcPr>
+            <w:tcW w:type="dxa" w:w="3628"/>
+            <w:tcBorders>
+              <w:top w:val="single" w:color="000000" w:sz="4"/>
+              <w:left w:val="single" w:color="000000" w:sz="4"/>
+              <w:bottom w:val="single" w:color="000000" w:sz="4"/>
+              <w:right w:val="single" w:color="000000" w:sz="4"/>
+            </w:tcBorders>
+            <w:tcMar>
+              <w:top w:type="dxa" w:w="60"/>
+              <w:left w:type="dxa" w:w="100"/>
+              <w:bottom w:type="dxa" w:w="60"/>
+              <w:right w:type="dxa" w:w="100"/>
+            </w:tcMar>
+          </w:tcPr>
+          <w:p>
+            <w:pPr>
+              <w:spacing w:after="0" w:line="260"/>
+            </w:pPr>
+            <w:r>
+              <w:rPr>
+                <w:rFonts w:ascii="Arial" w:cs="Arial" w:eastAsia="Arial" w:hAnsi="Arial"/>
+                <w:sz w:val="19"/>
+                <w:szCs w:val="19"/>
+              </w:rPr>
+              <w:t xml:space="preserve">Terminology chapter</w:t>
+            </w:r>
+          </w:p>
+        </w:tc>
+        <w:tc>
+          <w:tcPr>
+            <w:tcW w:type="dxa" w:w="1361"/>
+            <w:tcBorders>
+              <w:top w:val="single" w:color="000000" w:sz="4"/>
+              <w:left w:val="single" w:color="000000" w:sz="4"/>
+              <w:bottom w:val="single" w:color="000000" w:sz="4"/>
+              <w:right w:val="single" w:color="000000" w:sz="4"/>
+            </w:tcBorders>
+            <w:tcMar>
+              <w:top w:type="dxa" w:w="60"/>
+              <w:left w:type="dxa" w:w="100"/>
+              <w:bottom w:type="dxa" w:w="60"/>
+              <w:right w:type="dxa" w:w="100"/>
+            </w:tcMar>
+          </w:tcPr>
+          <w:p>
+            <w:pPr>
+              <w:spacing w:after="0" w:line="260"/>
+            </w:pPr>
+            <w:r>
+              <w:rPr>
+                <w:rFonts w:ascii="Arial" w:cs="Arial" w:eastAsia="Arial" w:hAnsi="Arial"/>
+                <w:sz w:val="19"/>
+                <w:szCs w:val="19"/>
+              </w:rPr>
+              <w:t xml:space="preserve">43</w:t>
+            </w:r>
+          </w:p>
+        </w:tc>
+        <w:tc>
+          <w:tcPr>
+            <w:tcW w:type="dxa" w:w="1361"/>
+            <w:tcBorders>
+              <w:top w:val="single" w:color="000000" w:sz="4"/>
+              <w:left w:val="single" w:color="000000" w:sz="4"/>
+              <w:bottom w:val="single" w:color="000000" w:sz="4"/>
+              <w:right w:val="single" w:color="000000" w:sz="4"/>
+            </w:tcBorders>
+            <w:tcMar>
+              <w:top w:type="dxa" w:w="60"/>
+              <w:left w:type="dxa" w:w="100"/>
+              <w:bottom w:type="dxa" w:w="60"/>
+              <w:right w:type="dxa" w:w="100"/>
+            </w:tcMar>
+          </w:tcPr>
+          <w:p>
+            <w:pPr>
+              <w:spacing w:after="0" w:line="260"/>
+            </w:pPr>
+            <w:r>
+              <w:rPr>
+                <w:rFonts w:ascii="Arial" w:cs="Arial" w:eastAsia="Arial" w:hAnsi="Arial"/>
+                <w:sz w:val="19"/>
+                <w:szCs w:val="19"/>
+              </w:rPr>
+              <w:t xml:space="preserve">1</w:t>
+            </w:r>
+          </w:p>
+        </w:tc>
+        <w:tc>
+          <w:tcPr>
+            <w:tcW w:type="dxa" w:w="1361"/>
+            <w:tcBorders>
+              <w:top w:val="single" w:color="000000" w:sz="4"/>
+              <w:left w:val="single" w:color="000000" w:sz="4"/>
+              <w:bottom w:val="single" w:color="000000" w:sz="4"/>
+              <w:right w:val="single" w:color="000000" w:sz="4"/>
+            </w:tcBorders>
+            <w:tcMar>
+              <w:top w:type="dxa" w:w="60"/>
+              <w:left w:type="dxa" w:w="100"/>
+              <w:bottom w:type="dxa" w:w="60"/>
+              <w:right w:type="dxa" w:w="100"/>
+            </w:tcMar>
+          </w:tcPr>
+          <w:p>
+            <w:pPr>
+              <w:spacing w:after="0" w:line="260"/>
+            </w:pPr>
+            <w:r>
+              <w:rPr>
+                <w:rFonts w:ascii="Arial" w:cs="Arial" w:eastAsia="Arial" w:hAnsi="Arial"/>
+                <w:sz w:val="19"/>
+                <w:szCs w:val="19"/>
+              </w:rPr>
+              <w:t xml:space="preserve">24</w:t>
+            </w:r>
+          </w:p>
+        </w:tc>
+        <w:tc>
+          <w:tcPr>
+            <w:tcW w:type="dxa" w:w="1360"/>
+            <w:tcBorders>
+              <w:top w:val="single" w:color="000000" w:sz="4"/>
+              <w:left w:val="single" w:color="000000" w:sz="4"/>
+              <w:bottom w:val="single" w:color="000000" w:sz="4"/>
+              <w:right w:val="single" w:color="000000" w:sz="4"/>
+            </w:tcBorders>
+            <w:tcMar>
+              <w:top w:type="dxa" w:w="60"/>
+              <w:left w:type="dxa" w:w="100"/>
+              <w:bottom w:type="dxa" w:w="60"/>
+              <w:right w:type="dxa" w:w="100"/>
+            </w:tcMar>
+          </w:tcPr>
+          <w:p>
+            <w:pPr>
+              <w:spacing w:after="0" w:line="260"/>
+            </w:pPr>
+            <w:r>
+              <w:rPr>
+                <w:rFonts w:ascii="Arial" w:cs="Arial" w:eastAsia="Arial" w:hAnsi="Arial"/>
+                <w:sz w:val="19"/>
+                <w:szCs w:val="19"/>
+              </w:rPr>
+              <w:t xml:space="preserve">18</w:t>
+            </w:r>
+          </w:p>
+        </w:tc>
+      </w:tr>
+      <w:tr>
+        <w:trPr>
+          <w:cantSplit/>
+        </w:trPr>
+        <w:tc>
+          <w:tcPr>
+            <w:tcW w:type="dxa" w:w="3628"/>
+            <w:tcBorders>
+              <w:top w:val="single" w:color="000000" w:sz="4"/>
+              <w:left w:val="single" w:color="000000" w:sz="4"/>
+              <w:bottom w:val="single" w:color="000000" w:sz="4"/>
+              <w:right w:val="single" w:color="000000" w:sz="4"/>
+            </w:tcBorders>
+            <w:tcMar>
+              <w:top w:type="dxa" w:w="60"/>
+              <w:left w:type="dxa" w:w="100"/>
+              <w:bottom w:type="dxa" w:w="60"/>
+              <w:right w:type="dxa" w:w="100"/>
+            </w:tcMar>
+          </w:tcPr>
+          <w:p>
+            <w:pPr>
+              <w:spacing w:after="0" w:line="260"/>
+            </w:pPr>
+            <w:r>
+              <w:rPr>
+                <w:rFonts w:ascii="Arial" w:cs="Arial" w:eastAsia="Arial" w:hAnsi="Arial"/>
+                <w:sz w:val="19"/>
+                <w:szCs w:val="19"/>
+              </w:rPr>
+              <w:t xml:space="preserve">Intro to AVT notes</w:t>
+            </w:r>
+          </w:p>
+        </w:tc>
+        <w:tc>
+          <w:tcPr>
+            <w:tcW w:type="dxa" w:w="1361"/>
+            <w:tcBorders>
+              <w:top w:val="single" w:color="000000" w:sz="4"/>
+              <w:left w:val="single" w:color="000000" w:sz="4"/>
+              <w:bottom w:val="single" w:color="000000" w:sz="4"/>
+              <w:right w:val="single" w:color="000000" w:sz="4"/>
+            </w:tcBorders>
+            <w:tcMar>
+              <w:top w:type="dxa" w:w="60"/>
+              <w:left w:type="dxa" w:w="100"/>
+              <w:bottom w:type="dxa" w:w="60"/>
+              <w:right w:type="dxa" w:w="100"/>
+            </w:tcMar>
+          </w:tcPr>
+          <w:p>
+            <w:pPr>
+              <w:spacing w:after="0" w:line="260"/>
+            </w:pPr>
+            <w:r>
+              <w:rPr>
+                <w:rFonts w:ascii="Arial" w:cs="Arial" w:eastAsia="Arial" w:hAnsi="Arial"/>
+                <w:sz w:val="19"/>
+                <w:szCs w:val="19"/>
+              </w:rPr>
+              <w:t xml:space="preserve">16</w:t>
+            </w:r>
+          </w:p>
+        </w:tc>
+        <w:tc>
+          <w:tcPr>
+            <w:tcW w:type="dxa" w:w="1361"/>
+            <w:tcBorders>
+              <w:top w:val="single" w:color="000000" w:sz="4"/>
+              <w:left w:val="single" w:color="000000" w:sz="4"/>
+              <w:bottom w:val="single" w:color="000000" w:sz="4"/>
+              <w:right w:val="single" w:color="000000" w:sz="4"/>
+            </w:tcBorders>
+            <w:tcMar>
+              <w:top w:type="dxa" w:w="60"/>
+              <w:left w:type="dxa" w:w="100"/>
+              <w:bottom w:type="dxa" w:w="60"/>
+              <w:right w:type="dxa" w:w="100"/>
+            </w:tcMar>
+          </w:tcPr>
+          <w:p>
+            <w:pPr>
+              <w:spacing w:after="0" w:line="260"/>
+            </w:pPr>
+            <w:r>
+              <w:rPr>
+                <w:rFonts w:ascii="Arial" w:cs="Arial" w:eastAsia="Arial" w:hAnsi="Arial"/>
+                <w:sz w:val="19"/>
+                <w:szCs w:val="19"/>
+              </w:rPr>
+              <w:t xml:space="preserve">0</w:t>
+            </w:r>
+          </w:p>
+        </w:tc>
+        <w:tc>
+          <w:tcPr>
+            <w:tcW w:type="dxa" w:w="1361"/>
+            <w:tcBorders>
+              <w:top w:val="single" w:color="000000" w:sz="4"/>
+              <w:left w:val="single" w:color="000000" w:sz="4"/>
+              <w:bottom w:val="single" w:color="000000" w:sz="4"/>
+              <w:right w:val="single" w:color="000000" w:sz="4"/>
+            </w:tcBorders>
+            <w:tcMar>
+              <w:top w:type="dxa" w:w="60"/>
+              <w:left w:type="dxa" w:w="100"/>
+              <w:bottom w:type="dxa" w:w="60"/>
+              <w:right w:type="dxa" w:w="100"/>
+            </w:tcMar>
+          </w:tcPr>
+          <w:p>
+            <w:pPr>
+              <w:spacing w:after="0" w:line="260"/>
+            </w:pPr>
+            <w:r>
+              <w:rPr>
+                <w:rFonts w:ascii="Arial" w:cs="Arial" w:eastAsia="Arial" w:hAnsi="Arial"/>
+                <w:sz w:val="19"/>
+                <w:szCs w:val="19"/>
+              </w:rPr>
+              <w:t xml:space="preserve">8</w:t>
+            </w:r>
+          </w:p>
+        </w:tc>
+        <w:tc>
+          <w:tcPr>
+            <w:tcW w:type="dxa" w:w="1360"/>
+            <w:tcBorders>
+              <w:top w:val="single" w:color="000000" w:sz="4"/>
+              <w:left w:val="single" w:color="000000" w:sz="4"/>
+              <w:bottom w:val="single" w:color="000000" w:sz="4"/>
+              <w:right w:val="single" w:color="000000" w:sz="4"/>
+            </w:tcBorders>
+            <w:tcMar>
+              <w:top w:type="dxa" w:w="60"/>
+              <w:left w:type="dxa" w:w="100"/>
+              <w:bottom w:type="dxa" w:w="60"/>
+              <w:right w:type="dxa" w:w="100"/>
+            </w:tcMar>
+          </w:tcPr>
+          <w:p>
+            <w:pPr>
+              <w:spacing w:after="0" w:line="260"/>
+            </w:pPr>
+            <w:r>
+              <w:rPr>
+                <w:rFonts w:ascii="Arial" w:cs="Arial" w:eastAsia="Arial" w:hAnsi="Arial"/>
+                <w:sz w:val="19"/>
+                <w:szCs w:val="19"/>
+              </w:rPr>
+              <w:t xml:space="preserve">8</w:t>
+            </w:r>
+          </w:p>
+        </w:tc>
+      </w:tr>
+      <w:tr>
+        <w:trPr>
+          <w:cantSplit/>
+        </w:trPr>
+        <w:tc>
+          <w:tcPr>
+            <w:tcW w:type="dxa" w:w="3628"/>
+            <w:tcBorders>
+              <w:top w:val="single" w:color="000000" w:sz="4"/>
+              <w:left w:val="single" w:color="000000" w:sz="4"/>
+              <w:bottom w:val="single" w:color="000000" w:sz="4"/>
+              <w:right w:val="single" w:color="000000" w:sz="4"/>
+            </w:tcBorders>
+            <w:tcMar>
+              <w:top w:type="dxa" w:w="60"/>
+              <w:left w:type="dxa" w:w="100"/>
+              <w:bottom w:type="dxa" w:w="60"/>
+              <w:right w:type="dxa" w:w="100"/>
+            </w:tcMar>
+          </w:tcPr>
+          <w:p>
+            <w:pPr>
+              <w:spacing w:after="0" w:line="260"/>
+            </w:pPr>
+            <w:r>
+              <w:rPr>
+                <w:rFonts w:ascii="Arial" w:cs="Arial" w:eastAsia="Arial" w:hAnsi="Arial"/>
+                <w:sz w:val="19"/>
+                <w:szCs w:val="19"/>
+              </w:rPr>
+              <w:t xml:space="preserve">AVT 2 notes</w:t>
+            </w:r>
+          </w:p>
+        </w:tc>
+        <w:tc>
+          <w:tcPr>
+            <w:tcW w:type="dxa" w:w="1361"/>
+            <w:tcBorders>
+              <w:top w:val="single" w:color="000000" w:sz="4"/>
+              <w:left w:val="single" w:color="000000" w:sz="4"/>
+              <w:bottom w:val="single" w:color="000000" w:sz="4"/>
+              <w:right w:val="single" w:color="000000" w:sz="4"/>
+            </w:tcBorders>
+            <w:tcMar>
+              <w:top w:type="dxa" w:w="60"/>
+              <w:left w:type="dxa" w:w="100"/>
+              <w:bottom w:type="dxa" w:w="60"/>
+              <w:right w:type="dxa" w:w="100"/>
+            </w:tcMar>
+          </w:tcPr>
+          <w:p>
+            <w:pPr>
+              <w:spacing w:after="0" w:line="260"/>
+            </w:pPr>
+            <w:r>
+              <w:rPr>
+                <w:rFonts w:ascii="Arial" w:cs="Arial" w:eastAsia="Arial" w:hAnsi="Arial"/>
+                <w:sz w:val="19"/>
+                <w:szCs w:val="19"/>
+              </w:rPr>
+              <w:t xml:space="preserve">46</w:t>
+            </w:r>
+          </w:p>
+        </w:tc>
+        <w:tc>
+          <w:tcPr>
+            <w:tcW w:type="dxa" w:w="1361"/>
+            <w:tcBorders>
+              <w:top w:val="single" w:color="000000" w:sz="4"/>
+              <w:left w:val="single" w:color="000000" w:sz="4"/>
+              <w:bottom w:val="single" w:color="000000" w:sz="4"/>
+              <w:right w:val="single" w:color="000000" w:sz="4"/>
+            </w:tcBorders>
+            <w:tcMar>
+              <w:top w:type="dxa" w:w="60"/>
+              <w:left w:type="dxa" w:w="100"/>
+              <w:bottom w:type="dxa" w:w="60"/>
+              <w:right w:type="dxa" w:w="100"/>
+            </w:tcMar>
+          </w:tcPr>
+          <w:p>
+            <w:pPr>
+              <w:spacing w:after="0" w:line="260"/>
+            </w:pPr>
+            <w:r>
+              <w:rPr>
+                <w:rFonts w:ascii="Arial" w:cs="Arial" w:eastAsia="Arial" w:hAnsi="Arial"/>
+                <w:sz w:val="19"/>
+                <w:szCs w:val="19"/>
+              </w:rPr>
+              <w:t xml:space="preserve">4</w:t>
+            </w:r>
+          </w:p>
+        </w:tc>
+        <w:tc>
+          <w:tcPr>
+            <w:tcW w:type="dxa" w:w="1361"/>
+            <w:tcBorders>
+              <w:top w:val="single" w:color="000000" w:sz="4"/>
+              <w:left w:val="single" w:color="000000" w:sz="4"/>
+              <w:bottom w:val="single" w:color="000000" w:sz="4"/>
+              <w:right w:val="single" w:color="000000" w:sz="4"/>
+            </w:tcBorders>
+            <w:tcMar>
+              <w:top w:type="dxa" w:w="60"/>
+              <w:left w:type="dxa" w:w="100"/>
+              <w:bottom w:type="dxa" w:w="60"/>
+              <w:right w:type="dxa" w:w="100"/>
+            </w:tcMar>
+          </w:tcPr>
+          <w:p>
+            <w:pPr>
+              <w:spacing w:after="0" w:line="260"/>
+            </w:pPr>
+            <w:r>
+              <w:rPr>
+                <w:rFonts w:ascii="Arial" w:cs="Arial" w:eastAsia="Arial" w:hAnsi="Arial"/>
+                <w:sz w:val="19"/>
+                <w:szCs w:val="19"/>
+              </w:rPr>
+              <w:t xml:space="preserve">31</w:t>
+            </w:r>
+          </w:p>
+        </w:tc>
+        <w:tc>
+          <w:tcPr>
+            <w:tcW w:type="dxa" w:w="1360"/>
+            <w:tcBorders>
+              <w:top w:val="single" w:color="000000" w:sz="4"/>
+              <w:left w:val="single" w:color="000000" w:sz="4"/>
+              <w:bottom w:val="single" w:color="000000" w:sz="4"/>
+              <w:right w:val="single" w:color="000000" w:sz="4"/>
+            </w:tcBorders>
+            <w:tcMar>
+              <w:top w:type="dxa" w:w="60"/>
+              <w:left w:type="dxa" w:w="100"/>
+              <w:bottom w:type="dxa" w:w="60"/>
+              <w:right w:type="dxa" w:w="100"/>
+            </w:tcMar>
+          </w:tcPr>
+          <w:p>
+            <w:pPr>
+              <w:spacing w:after="0" w:line="260"/>
+            </w:pPr>
+            <w:r>
+              <w:rPr>
+                <w:rFonts w:ascii="Arial" w:cs="Arial" w:eastAsia="Arial" w:hAnsi="Arial"/>
+                <w:sz w:val="19"/>
+                <w:szCs w:val="19"/>
+              </w:rPr>
+              <w:t xml:space="preserve">11</w:t>
+            </w:r>
+          </w:p>
+        </w:tc>
+      </w:tr>
+    </w:tbl>
+    <w:p>
+      <w:pPr>
+        <w:spacing w:after="160"/>
+      </w:pPr>
+    </w:p>
+    <w:p>
+      <w:pPr>
+        <w:spacing w:after="140" w:line="300"/>
+        <w:jc w:val="both"/>
+      </w:pPr>
+      <w:r>
+        <w:rPr>
+          <w:rFonts w:ascii="Arial" w:cs="Arial" w:eastAsia="Arial" w:hAnsi="Arial"/>
+        </w:rPr>
+        <w:t xml:space="preserve">“Used and edited” is the largest group because almost every point was rewritten in plain English for beginners, and many were also corrected, shortened or merged.</w:t>
+      </w:r>
+    </w:p>
+    <w:p>
+      <w:pPr>
+        <w:pStyle w:val="Heading2"/>
+      </w:pPr>
+      <w:r>
+        <w:t xml:space="preserve">5.1 The original draft (Draft_one)</w:t>
+      </w:r>
+    </w:p>
+    <w:p>
+      <w:pPr>
+        <w:spacing w:after="140" w:line="300"/>
+        <w:jc w:val="both"/>
+      </w:pPr>
+      <w:r>
+        <w:rPr>
+          <w:rFonts w:ascii="Arial" w:cs="Arial" w:eastAsia="Arial" w:hAnsi="Arial"/>
+          <w:b/>
+          <w:bCs/>
+        </w:rPr>
+        <w:t xml:space="preserve">Used</w:t>
+      </w:r>
+      <w:r>
+        <w:rPr>
+          <w:rFonts w:ascii="Arial" w:cs="Arial" w:eastAsia="Arial" w:hAnsi="Arial"/>
+        </w:rPr>
+        <w:t xml:space="preserve"> (rewritten for beginners, and placed in the chapter with the same topic):</w:t>
+      </w:r>
+    </w:p>
+    <w:p>
+      <w:pPr>
+        <w:pStyle w:val="ListParagraph"/>
+        <w:numPr>
+          <w:ilvl w:val="0"/>
+          <w:numId w:val="2"/>
+        </w:numPr>
+        <w:spacing w:after="80" w:line="290"/>
+      </w:pPr>
+      <w:r>
+        <w:rPr>
+          <w:rFonts w:ascii="Arial" w:cs="Arial" w:eastAsia="Arial" w:hAnsi="Arial"/>
+        </w:rPr>
+        <w:t xml:space="preserve">Definitions and abbreviations (now in the key terms of each chapter and in the Abbreviations).</w:t>
+      </w:r>
+    </w:p>
+    <w:p>
+      <w:pPr>
+        <w:pStyle w:val="ListParagraph"/>
+        <w:numPr>
+          <w:ilvl w:val="0"/>
+          <w:numId w:val="2"/>
+        </w:numPr>
+        <w:spacing w:after="80" w:line="290"/>
+      </w:pPr>
+      <w:r>
+        <w:rPr>
+          <w:rFonts w:ascii="Arial" w:cs="Arial" w:eastAsia="Arial" w:hAnsi="Arial"/>
+        </w:rPr>
+        <w:t xml:space="preserve">The differences between Arabic and English (Chapter 3).</w:t>
+      </w:r>
+    </w:p>
+    <w:p>
+      <w:pPr>
+        <w:pStyle w:val="ListParagraph"/>
+        <w:numPr>
+          <w:ilvl w:val="0"/>
+          <w:numId w:val="2"/>
+        </w:numPr>
+        <w:spacing w:after="80" w:line="290"/>
+      </w:pPr>
+      <w:r>
+        <w:rPr>
+          <w:rFonts w:ascii="Arial" w:cs="Arial" w:eastAsia="Arial" w:hAnsi="Arial"/>
+        </w:rPr>
+        <w:t xml:space="preserve">The objectives of the book (Preface).</w:t>
+      </w:r>
+    </w:p>
+    <w:p>
+      <w:pPr>
+        <w:pStyle w:val="ListParagraph"/>
+        <w:numPr>
+          <w:ilvl w:val="0"/>
+          <w:numId w:val="2"/>
+        </w:numPr>
+        <w:spacing w:after="80" w:line="290"/>
+      </w:pPr>
+      <w:r>
+        <w:rPr>
+          <w:rFonts w:ascii="Arial" w:cs="Arial" w:eastAsia="Arial" w:hAnsi="Arial"/>
+        </w:rPr>
+        <w:t xml:space="preserve">Translation and the translator, the translator’s qualities, commissioned and self-initiated translators, and the tips on how to translate (Chapters 1 and 2).</w:t>
+      </w:r>
+    </w:p>
+    <w:p>
+      <w:pPr>
+        <w:pStyle w:val="ListParagraph"/>
+        <w:numPr>
+          <w:ilvl w:val="0"/>
+          <w:numId w:val="2"/>
+        </w:numPr>
+        <w:spacing w:after="80" w:line="290"/>
+      </w:pPr>
+      <w:r>
+        <w:rPr>
+          <w:rFonts w:ascii="Arial" w:cs="Arial" w:eastAsia="Arial" w:hAnsi="Arial"/>
+        </w:rPr>
+        <w:t xml:space="preserve">Equivalence (Chapter 9); form and meaning (Chapter 4); types of meaning (Chapter 5); context, homonymy and polysemy (Chapter 6).</w:t>
+      </w:r>
+    </w:p>
+    <w:p>
+      <w:pPr>
+        <w:pStyle w:val="ListParagraph"/>
+        <w:numPr>
+          <w:ilvl w:val="0"/>
+          <w:numId w:val="2"/>
+        </w:numPr>
+        <w:spacing w:after="80" w:line="290"/>
+      </w:pPr>
+      <w:r>
+        <w:rPr>
+          <w:rFonts w:ascii="Arial" w:cs="Arial" w:eastAsia="Arial" w:hAnsi="Arial"/>
+        </w:rPr>
+        <w:t xml:space="preserve">Collocation (Chapter 7); idioms and proverbs (Chapter 8); literal and free translation (Chapter 10); metaphoric translation (Chapter 11).</w:t>
+      </w:r>
+    </w:p>
+    <w:p>
+      <w:pPr>
+        <w:pStyle w:val="ListParagraph"/>
+        <w:numPr>
+          <w:ilvl w:val="0"/>
+          <w:numId w:val="2"/>
+        </w:numPr>
+        <w:spacing w:after="80" w:line="290"/>
+      </w:pPr>
+      <w:r>
+        <w:rPr>
+          <w:rFonts w:ascii="Arial" w:cs="Arial" w:eastAsia="Arial" w:hAnsi="Arial"/>
+        </w:rPr>
+        <w:t xml:space="preserve">Translation strategies (Chapter 13); cultural approximation (Chapter 14); descriptive translation (Chapter 15); lexical creation (Chapter 16).</w:t>
+      </w:r>
+    </w:p>
+    <w:p>
+      <w:pPr>
+        <w:pStyle w:val="ListParagraph"/>
+        <w:numPr>
+          <w:ilvl w:val="0"/>
+          <w:numId w:val="2"/>
+        </w:numPr>
+        <w:spacing w:after="80" w:line="290"/>
+      </w:pPr>
+      <w:r>
+        <w:rPr>
+          <w:rFonts w:ascii="Arial" w:cs="Arial" w:eastAsia="Arial" w:hAnsi="Arial"/>
+        </w:rPr>
+        <w:t xml:space="preserve">Text analysis, including the KUNA example (Chapter 17); commentary on translation (Chapter 25); post-editing and the rules for titles (Chapters 2 and 22).</w:t>
+      </w:r>
+    </w:p>
+    <w:p>
+      <w:pPr>
+        <w:pStyle w:val="ListParagraph"/>
+        <w:numPr>
+          <w:ilvl w:val="0"/>
+          <w:numId w:val="2"/>
+        </w:numPr>
+        <w:spacing w:after="80" w:line="290"/>
+      </w:pPr>
+      <w:r>
+        <w:rPr>
+          <w:rFonts w:ascii="Arial" w:cs="Arial" w:eastAsia="Arial" w:hAnsi="Arial"/>
+        </w:rPr>
+        <w:t xml:space="preserve">Many items from the draft’s exercises 16 and 24–29 (Chapters 7, 8 and 14).</w:t>
+      </w:r>
+    </w:p>
+    <w:p>
+      <w:pPr>
+        <w:spacing w:after="60"/>
+      </w:pPr>
+    </w:p>
+    <w:p>
+      <w:pPr>
+        <w:spacing w:after="140" w:line="300"/>
+        <w:jc w:val="both"/>
+      </w:pPr>
+      <w:r>
+        <w:rPr>
+          <w:rFonts w:ascii="Arial" w:cs="Arial" w:eastAsia="Arial" w:hAnsi="Arial"/>
+          <w:b/>
+          <w:bCs/>
+        </w:rPr>
+        <w:t xml:space="preserve">Edited:</w:t>
+      </w:r>
+    </w:p>
+    <w:p>
+      <w:pPr>
+        <w:pStyle w:val="ListParagraph"/>
+        <w:numPr>
+          <w:ilvl w:val="0"/>
+          <w:numId w:val="2"/>
+        </w:numPr>
+        <w:spacing w:after="80" w:line="290"/>
+      </w:pPr>
+      <w:r>
+        <w:rPr>
+          <w:rFonts w:ascii="Arial" w:cs="Arial" w:eastAsia="Arial" w:hAnsi="Arial"/>
+        </w:rPr>
+        <w:t xml:space="preserve">Every section was rewritten as guided steps, and topics repeated in several places were merged so that each appears once.</w:t>
+      </w:r>
+    </w:p>
+    <w:p>
+      <w:pPr>
+        <w:pStyle w:val="ListParagraph"/>
+        <w:numPr>
+          <w:ilvl w:val="0"/>
+          <w:numId w:val="2"/>
+        </w:numPr>
+        <w:spacing w:after="80" w:line="290"/>
+      </w:pPr>
+      <w:r>
+        <w:rPr>
+          <w:rFonts w:ascii="Arial" w:cs="Arial" w:eastAsia="Arial" w:hAnsi="Arial"/>
+        </w:rPr>
+        <w:t xml:space="preserve">Errors were corrected, for example: “died” given with the Arabic for “killed”; “kick the bucket” given with an insulting Arabic phrase; a line saying form is more important than meaning; idiom examples that were really collocations; “Bush’s puppy” (the press said “poodle”); “mark my words” translated as a promise; the rule that Arabic always starts with the verb; the Arabic equivalent of “is”.</w:t>
+      </w:r>
+    </w:p>
+    <w:p>
+      <w:pPr>
+        <w:pStyle w:val="ListParagraph"/>
+        <w:numPr>
+          <w:ilvl w:val="0"/>
+          <w:numId w:val="2"/>
+        </w:numPr>
+        <w:spacing w:after="80" w:line="290"/>
+      </w:pPr>
+      <w:r>
+        <w:rPr>
+          <w:rFonts w:ascii="Arial" w:cs="Arial" w:eastAsia="Arial" w:hAnsi="Arial"/>
+        </w:rPr>
+        <w:t xml:space="preserve">Two draft examples were also corrected without being recorded before: </w:t>
+      </w:r>
+      <w:r>
+        <w:rPr>
+          <w:rFonts w:ascii="Arial" w:cs="Arial" w:eastAsia="Arial" w:hAnsi="Arial"/>
+          <w:i/>
+          <w:iCs/>
+        </w:rPr>
+        <w:t xml:space="preserve">Sam ate the cake</w:t>
+      </w:r>
+      <w:r>
+        <w:rPr>
+          <w:rFonts w:ascii="Arial" w:cs="Arial" w:eastAsia="Arial" w:hAnsi="Arial"/>
+        </w:rPr>
+        <w:t xml:space="preserve"> had been translated with “the apple” (</w:t>
+      </w:r>
+      <w:r>
+        <w:rPr>
+          <w:rFonts w:ascii="Arial" w:cs="Arial" w:hAnsi="Arial"/>
+          <w:szCs w:val="23"/>
+          <w:rtl/>
+        </w:rPr>
+        <w:t xml:space="preserve">التفاحة</w:t>
+      </w:r>
+      <w:r>
+        <w:rPr>
+          <w:rFonts w:ascii="Arial" w:cs="Arial" w:eastAsia="Arial" w:hAnsi="Arial"/>
+        </w:rPr>
+        <w:t xml:space="preserve">), and </w:t>
+      </w:r>
+      <w:r>
+        <w:rPr>
+          <w:rFonts w:ascii="Arial" w:cs="Arial" w:eastAsia="Arial" w:hAnsi="Arial"/>
+          <w:i/>
+          <w:iCs/>
+        </w:rPr>
+        <w:t xml:space="preserve">the Home Office</w:t>
+      </w:r>
+      <w:r>
+        <w:rPr>
+          <w:rFonts w:ascii="Arial" w:cs="Arial" w:eastAsia="Arial" w:hAnsi="Arial"/>
+        </w:rPr>
+        <w:t xml:space="preserve"> had been translated as a minister (</w:t>
+      </w:r>
+      <w:r>
+        <w:rPr>
+          <w:rFonts w:ascii="Arial" w:cs="Arial" w:hAnsi="Arial"/>
+          <w:szCs w:val="23"/>
+          <w:rtl/>
+        </w:rPr>
+        <w:t xml:space="preserve">وزير</w:t>
+      </w:r>
+      <w:r>
+        <w:rPr>
+          <w:rFonts w:ascii="Arial" w:cs="Arial" w:eastAsia="Arial" w:hAnsi="Arial"/>
+        </w:rPr>
+        <w:t xml:space="preserve">) instead of a ministry (</w:t>
+      </w:r>
+      <w:r>
+        <w:rPr>
+          <w:rFonts w:ascii="Arial" w:cs="Arial" w:hAnsi="Arial"/>
+          <w:szCs w:val="23"/>
+          <w:rtl/>
+        </w:rPr>
+        <w:t xml:space="preserve">وزارة</w:t>
+      </w:r>
+      <w:r>
+        <w:rPr>
+          <w:rFonts w:ascii="Arial" w:cs="Arial" w:eastAsia="Arial" w:hAnsi="Arial"/>
+        </w:rPr>
+        <w:t xml:space="preserve">).</w:t>
+      </w:r>
+    </w:p>
+    <w:p>
+      <w:pPr>
+        <w:pStyle w:val="ListParagraph"/>
+        <w:numPr>
+          <w:ilvl w:val="0"/>
+          <w:numId w:val="2"/>
+        </w:numPr>
+        <w:spacing w:after="80" w:line="290"/>
+      </w:pPr>
+      <w:r>
+        <w:rPr>
+          <w:rFonts w:ascii="Arial" w:cs="Arial" w:eastAsia="Arial" w:hAnsi="Arial"/>
+        </w:rPr>
+        <w:t xml:space="preserve">Colloquial Egyptian expressions were replaced with formal ones, and examples that took a political or religious position were rewritten to stay neutral.</w:t>
+      </w:r>
+    </w:p>
+    <w:p>
+      <w:pPr>
+        <w:pStyle w:val="ListParagraph"/>
+        <w:numPr>
+          <w:ilvl w:val="0"/>
+          <w:numId w:val="2"/>
+        </w:numPr>
+        <w:spacing w:after="80" w:line="290"/>
+      </w:pPr>
+      <w:r>
+        <w:rPr>
+          <w:rFonts w:ascii="Arial" w:cs="Arial" w:eastAsia="Arial" w:hAnsi="Arial"/>
+        </w:rPr>
+        <w:t xml:space="preserve">The empty headings in the draft (terminology, AI and machine translation, glossary, references) were written in full as Chapters 21 and 22, the Glossary and the References.</w:t>
+      </w:r>
+    </w:p>
+    <w:p>
+      <w:pPr>
+        <w:spacing w:after="60"/>
+      </w:pPr>
+    </w:p>
+    <w:p>
+      <w:pPr>
+        <w:spacing w:after="140" w:line="300"/>
+        <w:jc w:val="both"/>
+      </w:pPr>
+      <w:r>
+        <w:rPr>
+          <w:rFonts w:ascii="Arial" w:cs="Arial" w:eastAsia="Arial" w:hAnsi="Arial"/>
+          <w:b/>
+          <w:bCs/>
+        </w:rPr>
+        <w:t xml:space="preserve">Not used</w:t>
+      </w:r>
+      <w:r>
+        <w:rPr>
+          <w:rFonts w:ascii="Arial" w:cs="Arial" w:eastAsia="Arial" w:hAnsi="Arial"/>
+        </w:rPr>
+        <w:t xml:space="preserve"> (51 items; each is listed with its reason in the Appendix), for example:</w:t>
+      </w:r>
+    </w:p>
+    <w:p>
+      <w:pPr>
+        <w:pStyle w:val="ListParagraph"/>
+        <w:numPr>
+          <w:ilvl w:val="0"/>
+          <w:numId w:val="2"/>
+        </w:numPr>
+        <w:spacing w:after="80" w:line="290"/>
+      </w:pPr>
+      <w:r>
+        <w:rPr>
+          <w:rFonts w:ascii="Arial" w:cs="Arial" w:eastAsia="Arial" w:hAnsi="Arial"/>
+        </w:rPr>
+        <w:t xml:space="preserve">Statements that were wrong or unclear: “Principles = Foundations”, “Arabic is compositional, English is compounding”, “translation also means to politicize”, “mule” as a synonym of “horse”, “kick the chair” as an English idiom.</w:t>
+      </w:r>
+    </w:p>
+    <w:p>
+      <w:pPr>
+        <w:pStyle w:val="ListParagraph"/>
+        <w:numPr>
+          <w:ilvl w:val="0"/>
+          <w:numId w:val="2"/>
+        </w:numPr>
+        <w:spacing w:after="80" w:line="290"/>
+      </w:pPr>
+      <w:r>
+        <w:rPr>
+          <w:rFonts w:ascii="Arial" w:cs="Arial" w:eastAsia="Arial" w:hAnsi="Arial"/>
+        </w:rPr>
+        <w:t xml:space="preserve">A figure that could not be verified: the number of fields attributed to the Jordanian academy.</w:t>
+      </w:r>
+    </w:p>
+    <w:p>
+      <w:pPr>
+        <w:pStyle w:val="ListParagraph"/>
+        <w:numPr>
+          <w:ilvl w:val="0"/>
+          <w:numId w:val="2"/>
+        </w:numPr>
+        <w:spacing w:after="80" w:line="290"/>
+      </w:pPr>
+      <w:r>
+        <w:rPr>
+          <w:rFonts w:ascii="Arial" w:cs="Arial" w:eastAsia="Arial" w:hAnsi="Arial"/>
+        </w:rPr>
+        <w:t xml:space="preserve">Examples that were not neutral or not suitable: the remark that a named news agency is biased, the Clinton impeachment example, and a Qur’anic verse used as an equivalent of an English proverb.</w:t>
+      </w:r>
+    </w:p>
+    <w:p>
+      <w:pPr>
+        <w:pStyle w:val="ListParagraph"/>
+        <w:numPr>
+          <w:ilvl w:val="0"/>
+          <w:numId w:val="2"/>
+        </w:numPr>
+        <w:spacing w:after="80" w:line="290"/>
+      </w:pPr>
+      <w:r>
+        <w:rPr>
+          <w:rFonts w:ascii="Arial" w:cs="Arial" w:eastAsia="Arial" w:hAnsi="Arial"/>
+        </w:rPr>
+        <w:t xml:space="preserve">Invented words (tribocracy, puppycracy, patriocracy) and some examples left out for space.</w:t>
+      </w:r>
+    </w:p>
+    <w:p>
+      <w:pPr>
+        <w:pStyle w:val="ListParagraph"/>
+        <w:numPr>
+          <w:ilvl w:val="0"/>
+          <w:numId w:val="2"/>
+        </w:numPr>
+        <w:spacing w:after="80" w:line="290"/>
+      </w:pPr>
+      <w:r>
+        <w:rPr>
+          <w:rFonts w:ascii="Arial" w:cs="Arial" w:eastAsia="Arial" w:hAnsi="Arial"/>
+        </w:rPr>
+        <w:t xml:space="preserve">Some exercise items (for example </w:t>
+      </w:r>
+      <w:r>
+        <w:rPr>
+          <w:rFonts w:ascii="Arial" w:cs="Arial" w:eastAsia="Arial" w:hAnsi="Arial"/>
+          <w:i/>
+          <w:iCs/>
+        </w:rPr>
+        <w:t xml:space="preserve">a readable book</w:t>
+      </w:r>
+      <w:r>
+        <w:rPr>
+          <w:rFonts w:ascii="Arial" w:cs="Arial" w:eastAsia="Arial" w:hAnsi="Arial"/>
+        </w:rPr>
+        <w:t xml:space="preserve">, </w:t>
+      </w:r>
+      <w:r>
+        <w:rPr>
+          <w:rFonts w:ascii="Arial" w:cs="Arial" w:eastAsia="Arial" w:hAnsi="Arial"/>
+          <w:i/>
+          <w:iCs/>
+        </w:rPr>
+        <w:t xml:space="preserve">addled egg</w:t>
+      </w:r>
+      <w:r>
+        <w:rPr>
+          <w:rFonts w:ascii="Arial" w:cs="Arial" w:eastAsia="Arial" w:hAnsi="Arial"/>
+        </w:rPr>
+        <w:t xml:space="preserve">, </w:t>
+      </w:r>
+      <w:r>
+        <w:rPr>
+          <w:rFonts w:ascii="Arial" w:cs="Arial" w:eastAsia="Arial" w:hAnsi="Arial"/>
+          <w:i/>
+          <w:iCs/>
+        </w:rPr>
+        <w:t xml:space="preserve">Every Jack has his Jill</w:t>
+      </w:r>
+      <w:r>
+        <w:rPr>
+          <w:rFonts w:ascii="Arial" w:cs="Arial" w:eastAsia="Arial" w:hAnsi="Arial"/>
+        </w:rPr>
+        <w:t xml:space="preserve">), which could form an extra exercise set later.</w:t>
+      </w:r>
+    </w:p>
+    <w:p>
+      <w:pPr>
+        <w:spacing w:after="60"/>
+      </w:pPr>
+    </w:p>
+    <w:p>
+      <w:pPr>
+        <w:pStyle w:val="Heading2"/>
+      </w:pPr>
+      <w:r>
+        <w:t xml:space="preserve">5.2 The professor’s notes</w:t>
+      </w:r>
+    </w:p>
+    <w:p>
+      <w:pPr>
+        <w:pStyle w:val="ListParagraph"/>
+        <w:numPr>
+          <w:ilvl w:val="0"/>
+          <w:numId w:val="2"/>
+        </w:numPr>
+        <w:spacing w:after="80" w:line="290"/>
+      </w:pPr>
+      <w:r>
+        <w:rPr>
+          <w:rFonts w:ascii="Arial" w:cs="Arial" w:eastAsia="Arial" w:hAnsi="Arial"/>
+          <w:b/>
+          <w:bCs/>
+        </w:rPr>
+        <w:t xml:space="preserve">38 requests</w:t>
+      </w:r>
+      <w:r>
+        <w:rPr>
+          <w:rFonts w:ascii="Arial" w:cs="Arial" w:eastAsia="Arial" w:hAnsi="Arial"/>
+        </w:rPr>
+        <w:t xml:space="preserve"> once repeated requests are merged: 21 done, 7 partly done, 4 done and then removed at the team’s request, and 6 not done.</w:t>
+      </w:r>
+    </w:p>
+    <w:p>
+      <w:pPr>
+        <w:pStyle w:val="ListParagraph"/>
+        <w:numPr>
+          <w:ilvl w:val="0"/>
+          <w:numId w:val="2"/>
+        </w:numPr>
+        <w:spacing w:after="80" w:line="290"/>
+      </w:pPr>
+      <w:r>
+        <w:rPr>
+          <w:rFonts w:ascii="Arial" w:cs="Arial" w:eastAsia="Arial" w:hAnsi="Arial"/>
+          <w:b/>
+          <w:bCs/>
+        </w:rPr>
+        <w:t xml:space="preserve">Done</w:t>
+      </w:r>
+      <w:r>
+        <w:rPr>
+          <w:rFonts w:ascii="Arial" w:cs="Arial" w:eastAsia="Arial" w:hAnsi="Arial"/>
+        </w:rPr>
+        <w:t xml:space="preserve">, for example: the chapter order from easy to hard; missing strategies and types of translation; the seven procedures; tips and preparation at the beginning; the three questions (client, purpose, audience); chapters on text analysis, commentary, dictionaries, terminology, and machine translation and AI; the risk matrix; the main genres with examples; poetry examples; common mistakes; answers with explanations.</w:t>
+      </w:r>
+    </w:p>
+    <w:p>
+      <w:pPr>
+        <w:pStyle w:val="ListParagraph"/>
+        <w:numPr>
+          <w:ilvl w:val="0"/>
+          <w:numId w:val="2"/>
+        </w:numPr>
+        <w:spacing w:after="80" w:line="290"/>
+      </w:pPr>
+      <w:r>
+        <w:rPr>
+          <w:rFonts w:ascii="Arial" w:cs="Arial" w:eastAsia="Arial" w:hAnsi="Arial"/>
+          <w:b/>
+          <w:bCs/>
+        </w:rPr>
+        <w:t xml:space="preserve">Done, then removed at the team’s request</w:t>
+      </w:r>
+      <w:r>
+        <w:rPr>
+          <w:rFonts w:ascii="Arial" w:cs="Arial" w:eastAsia="Arial" w:hAnsi="Arial"/>
+        </w:rPr>
+        <w:t xml:space="preserve">: the practice section at three levels, the checklists, the note on future editions (with the planned Arabic version).</w:t>
+      </w:r>
+    </w:p>
+    <w:p>
+      <w:pPr>
+        <w:pStyle w:val="ListParagraph"/>
+        <w:numPr>
+          <w:ilvl w:val="0"/>
+          <w:numId w:val="2"/>
+        </w:numPr>
+        <w:spacing w:after="80" w:line="290"/>
+      </w:pPr>
+      <w:r>
+        <w:rPr>
+          <w:rFonts w:ascii="Arial" w:cs="Arial" w:eastAsia="Arial" w:hAnsi="Arial"/>
+          <w:b/>
+          <w:bCs/>
+        </w:rPr>
+        <w:t xml:space="preserve">Partly done</w:t>
+      </w:r>
+      <w:r>
+        <w:rPr>
+          <w:rFonts w:ascii="Arial" w:cs="Arial" w:eastAsia="Arial" w:hAnsi="Arial"/>
+        </w:rPr>
+        <w:t xml:space="preserve">: the glossary contains the terms of every “Words to remember” box, but some terms explained only in the text (for example sight translation, spotting, SDH, the inverted pyramid) are not in it; news is taught through examples and headlines, but no authentic article is used; Fairclough’s model is given as three practical questions; the Dr Abdullah checklist was not written; references for the 180, 182 and 386 materials could not be added.</w:t>
+      </w:r>
+    </w:p>
+    <w:p>
+      <w:pPr>
+        <w:pStyle w:val="ListParagraph"/>
+        <w:numPr>
+          <w:ilvl w:val="0"/>
+          <w:numId w:val="2"/>
+        </w:numPr>
+        <w:spacing w:after="80" w:line="290"/>
+      </w:pPr>
+      <w:r>
+        <w:rPr>
+          <w:rFonts w:ascii="Arial" w:cs="Arial" w:eastAsia="Arial" w:hAnsi="Arial"/>
+          <w:b/>
+          <w:bCs/>
+        </w:rPr>
+        <w:t xml:space="preserve">Not done</w:t>
+      </w:r>
+      <w:r>
+        <w:rPr>
+          <w:rFonts w:ascii="Arial" w:cs="Arial" w:eastAsia="Arial" w:hAnsi="Arial"/>
+        </w:rPr>
+        <w:t xml:space="preserve">, because the material was not received: examples from “the book”; sentences from the Analysis, 180 and 386 texts; the text </w:t>
+      </w:r>
+      <w:r>
+        <w:rPr>
+          <w:rFonts w:ascii="Arial" w:cs="Arial" w:hAnsi="Arial"/>
+          <w:szCs w:val="23"/>
+          <w:rtl/>
+        </w:rPr>
+        <w:t xml:space="preserve">الترجمة: ماهيتها</w:t>
+      </w:r>
+      <w:r>
+        <w:rPr>
+          <w:rFonts w:ascii="Arial" w:cs="Arial" w:eastAsia="Arial" w:hAnsi="Arial"/>
+        </w:rPr>
+        <w:t xml:space="preserve"> and its author; practice texts from Masooma; dictionary examples from Loulwah. Feedback from the supervisor and Dr Amin is still to come.</w:t>
+      </w:r>
+    </w:p>
+    <w:p>
+      <w:pPr>
+        <w:spacing w:after="60"/>
+      </w:pPr>
+    </w:p>
+    <w:p>
+      <w:pPr>
+        <w:pStyle w:val="Heading2"/>
+      </w:pPr>
+      <w:r>
+        <w:t xml:space="preserve">5.3 The terminology chapter</w:t>
+      </w:r>
+    </w:p>
+    <w:p>
+      <w:pPr>
+        <w:pStyle w:val="ListParagraph"/>
+        <w:numPr>
+          <w:ilvl w:val="0"/>
+          <w:numId w:val="2"/>
+        </w:numPr>
+        <w:spacing w:after="80" w:line="290"/>
+      </w:pPr>
+      <w:r>
+        <w:rPr>
+          <w:rFonts w:ascii="Arial" w:cs="Arial" w:eastAsia="Arial" w:hAnsi="Arial"/>
+          <w:b/>
+          <w:bCs/>
+        </w:rPr>
+        <w:t xml:space="preserve">Used and edited</w:t>
+      </w:r>
+      <w:r>
+        <w:rPr>
+          <w:rFonts w:ascii="Arial" w:cs="Arial" w:eastAsia="Arial" w:hAnsi="Arial"/>
+        </w:rPr>
+        <w:t xml:space="preserve"> as Chapter 21: the definition of terminology; the translator and the terminologist; why terms must be managed; short forms; what makes a good term; the Arabic language academies; how to translate a term; term lists; termbases; one term for one idea. Everything was rewritten in plain English and reduced to what a beginner needs.</w:t>
+      </w:r>
+    </w:p>
+    <w:p>
+      <w:pPr>
+        <w:pStyle w:val="ListParagraph"/>
+        <w:numPr>
+          <w:ilvl w:val="0"/>
+          <w:numId w:val="2"/>
+        </w:numPr>
+        <w:spacing w:after="80" w:line="290"/>
+      </w:pPr>
+      <w:r>
+        <w:rPr>
+          <w:rFonts w:ascii="Arial" w:cs="Arial" w:eastAsia="Arial" w:hAnsi="Arial"/>
+          <w:b/>
+          <w:bCs/>
+        </w:rPr>
+        <w:t xml:space="preserve">Corrected</w:t>
+      </w:r>
+      <w:r>
+        <w:rPr>
+          <w:rFonts w:ascii="Arial" w:cs="Arial" w:eastAsia="Arial" w:hAnsi="Arial"/>
+        </w:rPr>
+        <w:t xml:space="preserve">: the definition of a terminologist (who collects and records terms, often in several languages, rather than creating terms in one language); the history of the field (Wüster’s 1931 thesis); the roles of ISO, IEC and ITU; a few smaller points.</w:t>
+      </w:r>
+    </w:p>
+    <w:p>
+      <w:pPr>
+        <w:pStyle w:val="ListParagraph"/>
+        <w:numPr>
+          <w:ilvl w:val="0"/>
+          <w:numId w:val="2"/>
+        </w:numPr>
+        <w:spacing w:after="80" w:line="290"/>
+      </w:pPr>
+      <w:r>
+        <w:rPr>
+          <w:rFonts w:ascii="Arial" w:cs="Arial" w:eastAsia="Arial" w:hAnsi="Arial"/>
+          <w:b/>
+          <w:bCs/>
+        </w:rPr>
+        <w:t xml:space="preserve">Not used</w:t>
+      </w:r>
+      <w:r>
+        <w:rPr>
+          <w:rFonts w:ascii="Arial" w:cs="Arial" w:eastAsia="Arial" w:hAnsi="Arial"/>
+        </w:rPr>
+        <w:t xml:space="preserve"> (removed in the beginner revision): the history of terminology and its schools, the categories of terms by meaning and origin, the detailed methods of the academies, most of the nine rules for naming terms, and all the standardisation bodies.</w:t>
+      </w:r>
+    </w:p>
+    <w:p>
+      <w:pPr>
+        <w:pStyle w:val="ListParagraph"/>
+        <w:numPr>
+          <w:ilvl w:val="0"/>
+          <w:numId w:val="2"/>
+        </w:numPr>
+        <w:spacing w:after="80" w:line="290"/>
+      </w:pPr>
+      <w:r>
+        <w:rPr>
+          <w:rFonts w:ascii="Arial" w:cs="Arial" w:eastAsia="Arial" w:hAnsi="Arial"/>
+          <w:b/>
+          <w:bCs/>
+        </w:rPr>
+        <w:t xml:space="preserve">Added</w:t>
+      </w:r>
+      <w:r>
+        <w:rPr>
+          <w:rFonts w:ascii="Arial" w:cs="Arial" w:eastAsia="Arial" w:hAnsi="Arial"/>
+        </w:rPr>
+        <w:t xml:space="preserve"> to Chapter 21 that was not in the chapter: the tools (UNTERM, Arabterm and termbases), a sample term list, the medical examples, and the Damascus academy and the Coordination Bureau of Arabization in Rabat.</w:t>
+      </w:r>
+    </w:p>
+    <w:p>
+      <w:pPr>
+        <w:pStyle w:val="ListParagraph"/>
+        <w:numPr>
+          <w:ilvl w:val="0"/>
+          <w:numId w:val="2"/>
+        </w:numPr>
+        <w:spacing w:after="80" w:line="290"/>
+      </w:pPr>
+      <w:r>
+        <w:rPr>
+          <w:rFonts w:ascii="Arial" w:cs="Arial" w:eastAsia="Arial" w:hAnsi="Arial"/>
+        </w:rPr>
+        <w:t xml:space="preserve">The terminology chapter cites no sources. All sources now used in Chapter 21 were added during editing.</w:t>
+      </w:r>
+    </w:p>
+    <w:p>
+      <w:pPr>
+        <w:spacing w:after="60"/>
+      </w:pPr>
+    </w:p>
+    <w:p>
+      <w:pPr>
+        <w:pStyle w:val="Heading2"/>
+      </w:pPr>
+      <w:r>
+        <w:t xml:space="preserve">5.4 The audiovisual translation notes</w:t>
+      </w:r>
+    </w:p>
+    <w:p>
+      <w:pPr>
+        <w:pStyle w:val="ListParagraph"/>
+        <w:numPr>
+          <w:ilvl w:val="0"/>
+          <w:numId w:val="2"/>
+        </w:numPr>
+        <w:spacing w:after="80" w:line="290"/>
+      </w:pPr>
+      <w:r>
+        <w:rPr>
+          <w:rFonts w:ascii="Arial" w:cs="Arial" w:eastAsia="Arial" w:hAnsi="Arial"/>
+          <w:b/>
+          <w:bCs/>
+        </w:rPr>
+        <w:t xml:space="preserve">Used and edited</w:t>
+      </w:r>
+      <w:r>
+        <w:rPr>
+          <w:rFonts w:ascii="Arial" w:cs="Arial" w:eastAsia="Arial" w:hAnsi="Arial"/>
+        </w:rPr>
+        <w:t xml:space="preserve"> as Chapters 26 and 27: why audiovisual translation matters and what makes it different; the main types; dubbing; the idea that purpose comes first (Skopos theory); the challenges; subtitles and their kinds; the relation between words, images and sound; language variety; cultural references; subtitling strategies; taboo language and censorship.</w:t>
+      </w:r>
+    </w:p>
+    <w:p>
+      <w:pPr>
+        <w:pStyle w:val="ListParagraph"/>
+        <w:numPr>
+          <w:ilvl w:val="0"/>
+          <w:numId w:val="2"/>
+        </w:numPr>
+        <w:spacing w:after="80" w:line="290"/>
+      </w:pPr>
+      <w:r>
+        <w:rPr>
+          <w:rFonts w:ascii="Arial" w:cs="Arial" w:eastAsia="Arial" w:hAnsi="Arial"/>
+          <w:b/>
+          <w:bCs/>
+        </w:rPr>
+        <w:t xml:space="preserve">Edited</w:t>
+      </w:r>
+      <w:r>
+        <w:rPr>
+          <w:rFonts w:ascii="Arial" w:cs="Arial" w:eastAsia="Arial" w:hAnsi="Arial"/>
+        </w:rPr>
+        <w:t xml:space="preserve">: the two overlapping lists of subtitling strategies were merged into one list of eight; the names Vermeer, Díaz Cintas and Remael were corrected; “32 to 41 characters per line” was corrected to about 37 to 39, and up to 42 on streaming platforms; dubbing in the Arab world was described correctly; “relies 100% on technology” became “depends heavily on technology”.</w:t>
+      </w:r>
+    </w:p>
+    <w:p>
+      <w:pPr>
+        <w:pStyle w:val="ListParagraph"/>
+        <w:numPr>
+          <w:ilvl w:val="0"/>
+          <w:numId w:val="2"/>
+        </w:numPr>
+        <w:spacing w:after="80" w:line="290"/>
+      </w:pPr>
+      <w:r>
+        <w:rPr>
+          <w:rFonts w:ascii="Arial" w:cs="Arial" w:eastAsia="Arial" w:hAnsi="Arial"/>
+          <w:b/>
+          <w:bCs/>
+        </w:rPr>
+        <w:t xml:space="preserve">Not used</w:t>
+      </w:r>
+      <w:r>
+        <w:rPr>
+          <w:rFonts w:ascii="Arial" w:cs="Arial" w:eastAsia="Arial" w:hAnsi="Arial"/>
+        </w:rPr>
+        <w:t xml:space="preserve">: the history of the field; three of the four theories (descriptive translation studies, polysystem theory and reception studies); the summary box on audiovisual translation in the Arab world; the YouTube links; the quotation on “screen translation”; and several minor types of audiovisual translation (for example free commentary, in-vision signing, fansubs and surtitles), removed in the last revision to keep the list short.</w:t>
+      </w:r>
+    </w:p>
+    <w:p>
+      <w:pPr>
+        <w:pStyle w:val="ListParagraph"/>
+        <w:numPr>
+          <w:ilvl w:val="0"/>
+          <w:numId w:val="2"/>
+        </w:numPr>
+        <w:spacing w:after="80" w:line="290"/>
+      </w:pPr>
+      <w:r>
+        <w:rPr>
+          <w:rFonts w:ascii="Arial" w:cs="Arial" w:eastAsia="Arial" w:hAnsi="Arial"/>
+          <w:b/>
+          <w:bCs/>
+        </w:rPr>
+        <w:t xml:space="preserve">Added</w:t>
+      </w:r>
+      <w:r>
+        <w:rPr>
+          <w:rFonts w:ascii="Arial" w:cs="Arial" w:eastAsia="Arial" w:hAnsi="Arial"/>
+        </w:rPr>
+        <w:t xml:space="preserve"> to Part 9 that was not in the notes: subtitle display times and spotting, subtitles for the deaf and hard of hearing (SDH), a five-step subtitling method, a worked example of condensing a line, rules for Arabic subtitles, and first steps for beginners. The Arabic dubbing of </w:t>
+      </w:r>
+      <w:r>
+        <w:rPr>
+          <w:rFonts w:ascii="Arial" w:cs="Arial" w:eastAsia="Arial" w:hAnsi="Arial"/>
+          <w:i/>
+          <w:iCs/>
+        </w:rPr>
+        <w:t xml:space="preserve">The Simpsons</w:t>
+      </w:r>
+      <w:r>
+        <w:rPr>
+          <w:rFonts w:ascii="Arial" w:cs="Arial" w:eastAsia="Arial" w:hAnsi="Arial"/>
+        </w:rPr>
+        <w:t xml:space="preserve"> comes from Shaikha’s notes.</w:t>
+      </w:r>
+    </w:p>
+    <w:p>
+      <w:pPr>
+        <w:spacing w:after="60"/>
+      </w:pPr>
+    </w:p>
+    <w:p>
+      <w:pPr>
+        <w:pStyle w:val="Heading2"/>
+      </w:pPr>
+      <w:r>
+        <w:t xml:space="preserve">5.5 Sources named in the team’s documents</w:t>
+      </w:r>
+    </w:p>
+    <w:tbl>
+      <w:tblPr>
+        <w:tblW w:type="dxa" w:w="9071"/>
+        <w:tblBorders>
+          <w:top w:val="single" w:color="auto" w:sz="4"/>
+          <w:left w:val="single" w:color="auto" w:sz="4"/>
+          <w:bottom w:val="single" w:color="auto" w:sz="4"/>
+          <w:right w:val="single" w:color="auto" w:sz="4"/>
+          <w:insideH w:val="single" w:color="auto" w:sz="4"/>
+          <w:insideV w:val="single" w:color="auto" w:sz="4"/>
+        </w:tblBorders>
+      </w:tblPr>
+      <w:tblGrid>
+        <w:gridCol w:w="3991"/>
+        <w:gridCol w:w="1814"/>
+        <w:gridCol w:w="3266"/>
+      </w:tblGrid>
+      <w:tr>
+        <w:trPr>
+          <w:tblHeader/>
+        </w:trPr>
+        <w:tc>
+          <w:tcPr>
+            <w:tcW w:type="dxa" w:w="3991"/>
+            <w:tcBorders>
+              <w:top w:val="single" w:color="000000" w:sz="4"/>
+              <w:left w:val="single" w:color="000000" w:sz="4"/>
+              <w:bottom w:val="single" w:color="000000" w:sz="4"/>
+              <w:right w:val="single" w:color="000000" w:sz="4"/>
+            </w:tcBorders>
+            <w:tcMar>
+              <w:top w:type="dxa" w:w="60"/>
+              <w:left w:type="dxa" w:w="100"/>
+              <w:bottom w:type="dxa" w:w="60"/>
+              <w:right w:type="dxa" w:w="100"/>
+            </w:tcMar>
+          </w:tcPr>
+          <w:p>
+            <w:pPr>
+              <w:spacing w:after="0" w:line="260"/>
+            </w:pPr>
+            <w:r>
+              <w:rPr>
+                <w:rFonts w:ascii="Arial" w:cs="Arial" w:eastAsia="Arial" w:hAnsi="Arial"/>
+                <w:b/>
+                <w:bCs/>
+                <w:sz w:val="19"/>
+                <w:szCs w:val="19"/>
+              </w:rPr>
+              <w:t xml:space="preserve">Source named in the documents</w:t>
+            </w:r>
+          </w:p>
+        </w:tc>
+        <w:tc>
+          <w:tcPr>
+            <w:tcW w:type="dxa" w:w="1814"/>
+            <w:tcBorders>
+              <w:top w:val="single" w:color="000000" w:sz="4"/>
+              <w:left w:val="single" w:color="000000" w:sz="4"/>
+              <w:bottom w:val="single" w:color="000000" w:sz="4"/>
+              <w:right w:val="single" w:color="000000" w:sz="4"/>
+            </w:tcBorders>
+            <w:tcMar>
+              <w:top w:type="dxa" w:w="60"/>
+              <w:left w:type="dxa" w:w="100"/>
+              <w:bottom w:type="dxa" w:w="60"/>
+              <w:right w:type="dxa" w:w="100"/>
+            </w:tcMar>
+          </w:tcPr>
+          <w:p>
+            <w:pPr>
+              <w:spacing w:after="0" w:line="260"/>
+            </w:pPr>
+            <w:r>
+              <w:rPr>
+                <w:rFonts w:ascii="Arial" w:cs="Arial" w:eastAsia="Arial" w:hAnsi="Arial"/>
+                <w:b/>
+                <w:bCs/>
+                <w:sz w:val="19"/>
+                <w:szCs w:val="19"/>
+              </w:rPr>
+              <w:t xml:space="preserve">In the References?</w:t>
+            </w:r>
+          </w:p>
+        </w:tc>
+        <w:tc>
+          <w:tcPr>
+            <w:tcW w:type="dxa" w:w="3266"/>
+            <w:tcBorders>
+              <w:top w:val="single" w:color="000000" w:sz="4"/>
+              <w:left w:val="single" w:color="000000" w:sz="4"/>
+              <w:bottom w:val="single" w:color="000000" w:sz="4"/>
+              <w:right w:val="single" w:color="000000" w:sz="4"/>
+            </w:tcBorders>
+            <w:tcMar>
+              <w:top w:type="dxa" w:w="60"/>
+              <w:left w:type="dxa" w:w="100"/>
+              <w:bottom w:type="dxa" w:w="60"/>
+              <w:right w:type="dxa" w:w="100"/>
+            </w:tcMar>
+          </w:tcPr>
+          <w:p>
+            <w:pPr>
+              <w:spacing w:after="0" w:line="260"/>
+            </w:pPr>
+            <w:r>
+              <w:rPr>
+                <w:rFonts w:ascii="Arial" w:cs="Arial" w:eastAsia="Arial" w:hAnsi="Arial"/>
+                <w:b/>
+                <w:bCs/>
+                <w:sz w:val="19"/>
+                <w:szCs w:val="19"/>
+              </w:rPr>
+              <w:t xml:space="preserve">Status</w:t>
+            </w:r>
+          </w:p>
+        </w:tc>
+      </w:tr>
+      <w:tr>
+        <w:trPr>
+          <w:cantSplit/>
+        </w:trPr>
+        <w:tc>
+          <w:tcPr>
+            <w:tcW w:type="dxa" w:w="3991"/>
+            <w:tcBorders>
+              <w:top w:val="single" w:color="000000" w:sz="4"/>
+              <w:left w:val="single" w:color="000000" w:sz="4"/>
+              <w:bottom w:val="single" w:color="000000" w:sz="4"/>
+              <w:right w:val="single" w:color="000000" w:sz="4"/>
+            </w:tcBorders>
+            <w:tcMar>
+              <w:top w:type="dxa" w:w="60"/>
+              <w:left w:type="dxa" w:w="100"/>
+              <w:bottom w:type="dxa" w:w="60"/>
+              <w:right w:type="dxa" w:w="100"/>
+            </w:tcMar>
+          </w:tcPr>
+          <w:p>
+            <w:pPr>
+              <w:spacing w:after="0" w:line="260"/>
+            </w:pPr>
+            <w:r>
+              <w:rPr>
+                <w:rFonts w:ascii="Arial" w:cs="Arial" w:eastAsia="Arial" w:hAnsi="Arial"/>
+                <w:sz w:val="19"/>
+                <w:szCs w:val="19"/>
+              </w:rPr>
+              <w:t xml:space="preserve">The 180 textbook, the 182 course book, the 386 texts and the Analysis texts</w:t>
+            </w:r>
+          </w:p>
+        </w:tc>
+        <w:tc>
+          <w:tcPr>
+            <w:tcW w:type="dxa" w:w="1814"/>
+            <w:tcBorders>
+              <w:top w:val="single" w:color="000000" w:sz="4"/>
+              <w:left w:val="single" w:color="000000" w:sz="4"/>
+              <w:bottom w:val="single" w:color="000000" w:sz="4"/>
+              <w:right w:val="single" w:color="000000" w:sz="4"/>
+            </w:tcBorders>
+            <w:tcMar>
+              <w:top w:type="dxa" w:w="60"/>
+              <w:left w:type="dxa" w:w="100"/>
+              <w:bottom w:type="dxa" w:w="60"/>
+              <w:right w:type="dxa" w:w="100"/>
+            </w:tcMar>
+          </w:tcPr>
+          <w:p>
+            <w:pPr>
+              <w:spacing w:after="0" w:line="260"/>
+            </w:pPr>
+            <w:r>
+              <w:rPr>
+                <w:rFonts w:ascii="Arial" w:cs="Arial" w:eastAsia="Arial" w:hAnsi="Arial"/>
+                <w:sz w:val="19"/>
+                <w:szCs w:val="19"/>
+              </w:rPr>
+              <w:t xml:space="preserve">No</w:t>
+            </w:r>
+          </w:p>
+        </w:tc>
+        <w:tc>
+          <w:tcPr>
+            <w:tcW w:type="dxa" w:w="3266"/>
+            <w:tcBorders>
+              <w:top w:val="single" w:color="000000" w:sz="4"/>
+              <w:left w:val="single" w:color="000000" w:sz="4"/>
+              <w:bottom w:val="single" w:color="000000" w:sz="4"/>
+              <w:right w:val="single" w:color="000000" w:sz="4"/>
+            </w:tcBorders>
+            <w:tcMar>
+              <w:top w:type="dxa" w:w="60"/>
+              <w:left w:type="dxa" w:w="100"/>
+              <w:bottom w:type="dxa" w:w="60"/>
+              <w:right w:type="dxa" w:w="100"/>
+            </w:tcMar>
+          </w:tcPr>
+          <w:p>
+            <w:pPr>
+              <w:spacing w:after="0" w:line="260"/>
+            </w:pPr>
+            <w:r>
+              <w:rPr>
+                <w:rFonts w:ascii="Arial" w:cs="Arial" w:eastAsia="Arial" w:hAnsi="Arial"/>
+                <w:sz w:val="19"/>
+                <w:szCs w:val="19"/>
+              </w:rPr>
+              <w:t xml:space="preserve">Not received: to be supplied and cited</w:t>
+            </w:r>
+          </w:p>
+        </w:tc>
+      </w:tr>
+      <w:tr>
+        <w:trPr>
+          <w:cantSplit/>
+        </w:trPr>
+        <w:tc>
+          <w:tcPr>
+            <w:tcW w:type="dxa" w:w="3991"/>
+            <w:tcBorders>
+              <w:top w:val="single" w:color="000000" w:sz="4"/>
+              <w:left w:val="single" w:color="000000" w:sz="4"/>
+              <w:bottom w:val="single" w:color="000000" w:sz="4"/>
+              <w:right w:val="single" w:color="000000" w:sz="4"/>
+            </w:tcBorders>
+            <w:tcMar>
+              <w:top w:type="dxa" w:w="60"/>
+              <w:left w:type="dxa" w:w="100"/>
+              <w:bottom w:type="dxa" w:w="60"/>
+              <w:right w:type="dxa" w:w="100"/>
+            </w:tcMar>
+          </w:tcPr>
+          <w:p>
+            <w:pPr>
+              <w:spacing w:after="0" w:line="260"/>
+            </w:pPr>
+            <w:r>
+              <w:rPr>
+                <w:rFonts w:ascii="Arial" w:cs="Arial" w:eastAsia="Arial" w:hAnsi="Arial"/>
+                <w:sz w:val="19"/>
+                <w:szCs w:val="19"/>
+              </w:rPr>
+              <w:t xml:space="preserve">“The book” with useful examples</w:t>
+            </w:r>
+          </w:p>
+        </w:tc>
+        <w:tc>
+          <w:tcPr>
+            <w:tcW w:type="dxa" w:w="1814"/>
+            <w:tcBorders>
+              <w:top w:val="single" w:color="000000" w:sz="4"/>
+              <w:left w:val="single" w:color="000000" w:sz="4"/>
+              <w:bottom w:val="single" w:color="000000" w:sz="4"/>
+              <w:right w:val="single" w:color="000000" w:sz="4"/>
+            </w:tcBorders>
+            <w:tcMar>
+              <w:top w:type="dxa" w:w="60"/>
+              <w:left w:type="dxa" w:w="100"/>
+              <w:bottom w:type="dxa" w:w="60"/>
+              <w:right w:type="dxa" w:w="100"/>
+            </w:tcMar>
+          </w:tcPr>
+          <w:p>
+            <w:pPr>
+              <w:spacing w:after="0" w:line="260"/>
+            </w:pPr>
+            <w:r>
+              <w:rPr>
+                <w:rFonts w:ascii="Arial" w:cs="Arial" w:eastAsia="Arial" w:hAnsi="Arial"/>
+                <w:sz w:val="19"/>
+                <w:szCs w:val="19"/>
+              </w:rPr>
+              <w:t xml:space="preserve">No</w:t>
+            </w:r>
+          </w:p>
+        </w:tc>
+        <w:tc>
+          <w:tcPr>
+            <w:tcW w:type="dxa" w:w="3266"/>
+            <w:tcBorders>
+              <w:top w:val="single" w:color="000000" w:sz="4"/>
+              <w:left w:val="single" w:color="000000" w:sz="4"/>
+              <w:bottom w:val="single" w:color="000000" w:sz="4"/>
+              <w:right w:val="single" w:color="000000" w:sz="4"/>
+            </w:tcBorders>
+            <w:tcMar>
+              <w:top w:type="dxa" w:w="60"/>
+              <w:left w:type="dxa" w:w="100"/>
+              <w:bottom w:type="dxa" w:w="60"/>
+              <w:right w:type="dxa" w:w="100"/>
+            </w:tcMar>
+          </w:tcPr>
+          <w:p>
+            <w:pPr>
+              <w:spacing w:after="0" w:line="260"/>
+            </w:pPr>
+            <w:r>
+              <w:rPr>
+                <w:rFonts w:ascii="Arial" w:cs="Arial" w:eastAsia="Arial" w:hAnsi="Arial"/>
+                <w:sz w:val="19"/>
+                <w:szCs w:val="19"/>
+              </w:rPr>
+              <w:t xml:space="preserve">Not identified</w:t>
+            </w:r>
+          </w:p>
+        </w:tc>
+      </w:tr>
+      <w:tr>
+        <w:trPr>
+          <w:cantSplit/>
+        </w:trPr>
+        <w:tc>
+          <w:tcPr>
+            <w:tcW w:type="dxa" w:w="3991"/>
+            <w:tcBorders>
+              <w:top w:val="single" w:color="000000" w:sz="4"/>
+              <w:left w:val="single" w:color="000000" w:sz="4"/>
+              <w:bottom w:val="single" w:color="000000" w:sz="4"/>
+              <w:right w:val="single" w:color="000000" w:sz="4"/>
+            </w:tcBorders>
+            <w:tcMar>
+              <w:top w:type="dxa" w:w="60"/>
+              <w:left w:type="dxa" w:w="100"/>
+              <w:bottom w:type="dxa" w:w="60"/>
+              <w:right w:type="dxa" w:w="100"/>
+            </w:tcMar>
+          </w:tcPr>
+          <w:p>
+            <w:pPr>
+              <w:spacing w:after="0" w:line="260"/>
+            </w:pPr>
+            <w:r>
+              <w:rPr>
+                <w:rFonts w:ascii="Arial" w:cs="Arial" w:hAnsi="Arial"/>
+                <w:sz w:val="19"/>
+                <w:szCs w:val="20"/>
+                <w:rtl/>
+              </w:rPr>
+              <w:t xml:space="preserve">الترجمة: ماهيتها</w:t>
+            </w:r>
+            <w:r>
+              <w:rPr>
+                <w:rFonts w:ascii="Arial" w:cs="Arial" w:eastAsia="Arial" w:hAnsi="Arial"/>
+                <w:sz w:val="19"/>
+                <w:szCs w:val="19"/>
+              </w:rPr>
+              <w:t xml:space="preserve"> (attributed to Dr Yusuf)</w:t>
+            </w:r>
+          </w:p>
+        </w:tc>
+        <w:tc>
+          <w:tcPr>
+            <w:tcW w:type="dxa" w:w="1814"/>
+            <w:tcBorders>
+              <w:top w:val="single" w:color="000000" w:sz="4"/>
+              <w:left w:val="single" w:color="000000" w:sz="4"/>
+              <w:bottom w:val="single" w:color="000000" w:sz="4"/>
+              <w:right w:val="single" w:color="000000" w:sz="4"/>
+            </w:tcBorders>
+            <w:tcMar>
+              <w:top w:type="dxa" w:w="60"/>
+              <w:left w:type="dxa" w:w="100"/>
+              <w:bottom w:type="dxa" w:w="60"/>
+              <w:right w:type="dxa" w:w="100"/>
+            </w:tcMar>
+          </w:tcPr>
+          <w:p>
+            <w:pPr>
+              <w:spacing w:after="0" w:line="260"/>
+            </w:pPr>
+            <w:r>
+              <w:rPr>
+                <w:rFonts w:ascii="Arial" w:cs="Arial" w:eastAsia="Arial" w:hAnsi="Arial"/>
+                <w:sz w:val="19"/>
+                <w:szCs w:val="19"/>
+              </w:rPr>
+              <w:t xml:space="preserve">No</w:t>
+            </w:r>
+          </w:p>
+        </w:tc>
+        <w:tc>
+          <w:tcPr>
+            <w:tcW w:type="dxa" w:w="3266"/>
+            <w:tcBorders>
+              <w:top w:val="single" w:color="000000" w:sz="4"/>
+              <w:left w:val="single" w:color="000000" w:sz="4"/>
+              <w:bottom w:val="single" w:color="000000" w:sz="4"/>
+              <w:right w:val="single" w:color="000000" w:sz="4"/>
+            </w:tcBorders>
+            <w:tcMar>
+              <w:top w:type="dxa" w:w="60"/>
+              <w:left w:type="dxa" w:w="100"/>
+              <w:bottom w:type="dxa" w:w="60"/>
+              <w:right w:type="dxa" w:w="100"/>
+            </w:tcMar>
+          </w:tcPr>
+          <w:p>
+            <w:pPr>
+              <w:spacing w:after="0" w:line="260"/>
+            </w:pPr>
+            <w:r>
+              <w:rPr>
+                <w:rFonts w:ascii="Arial" w:cs="Arial" w:eastAsia="Arial" w:hAnsi="Arial"/>
+                <w:sz w:val="19"/>
+                <w:szCs w:val="19"/>
+              </w:rPr>
+              <w:t xml:space="preserve">Not received: text and author to be confirmed</w:t>
+            </w:r>
+          </w:p>
+        </w:tc>
+      </w:tr>
+      <w:tr>
+        <w:trPr>
+          <w:cantSplit/>
+        </w:trPr>
+        <w:tc>
+          <w:tcPr>
+            <w:tcW w:type="dxa" w:w="3991"/>
+            <w:tcBorders>
+              <w:top w:val="single" w:color="000000" w:sz="4"/>
+              <w:left w:val="single" w:color="000000" w:sz="4"/>
+              <w:bottom w:val="single" w:color="000000" w:sz="4"/>
+              <w:right w:val="single" w:color="000000" w:sz="4"/>
+            </w:tcBorders>
+            <w:tcMar>
+              <w:top w:type="dxa" w:w="60"/>
+              <w:left w:type="dxa" w:w="100"/>
+              <w:bottom w:type="dxa" w:w="60"/>
+              <w:right w:type="dxa" w:w="100"/>
+            </w:tcMar>
+          </w:tcPr>
+          <w:p>
+            <w:pPr>
+              <w:spacing w:after="0" w:line="260"/>
+            </w:pPr>
+            <w:r>
+              <w:rPr>
+                <w:rFonts w:ascii="Arial" w:cs="Arial" w:eastAsia="Arial" w:hAnsi="Arial"/>
+                <w:sz w:val="19"/>
+                <w:szCs w:val="19"/>
+              </w:rPr>
+              <w:t xml:space="preserve">Dr Abdullah’s PhD research or framework</w:t>
+            </w:r>
+          </w:p>
+        </w:tc>
+        <w:tc>
+          <w:tcPr>
+            <w:tcW w:type="dxa" w:w="1814"/>
+            <w:tcBorders>
+              <w:top w:val="single" w:color="000000" w:sz="4"/>
+              <w:left w:val="single" w:color="000000" w:sz="4"/>
+              <w:bottom w:val="single" w:color="000000" w:sz="4"/>
+              <w:right w:val="single" w:color="000000" w:sz="4"/>
+            </w:tcBorders>
+            <w:tcMar>
+              <w:top w:type="dxa" w:w="60"/>
+              <w:left w:type="dxa" w:w="100"/>
+              <w:bottom w:type="dxa" w:w="60"/>
+              <w:right w:type="dxa" w:w="100"/>
+            </w:tcMar>
+          </w:tcPr>
+          <w:p>
+            <w:pPr>
+              <w:spacing w:after="0" w:line="260"/>
+            </w:pPr>
+            <w:r>
+              <w:rPr>
+                <w:rFonts w:ascii="Arial" w:cs="Arial" w:eastAsia="Arial" w:hAnsi="Arial"/>
+                <w:sz w:val="19"/>
+                <w:szCs w:val="19"/>
+              </w:rPr>
+              <w:t xml:space="preserve">No</w:t>
+            </w:r>
+          </w:p>
+        </w:tc>
+        <w:tc>
+          <w:tcPr>
+            <w:tcW w:type="dxa" w:w="3266"/>
+            <w:tcBorders>
+              <w:top w:val="single" w:color="000000" w:sz="4"/>
+              <w:left w:val="single" w:color="000000" w:sz="4"/>
+              <w:bottom w:val="single" w:color="000000" w:sz="4"/>
+              <w:right w:val="single" w:color="000000" w:sz="4"/>
+            </w:tcBorders>
+            <w:tcMar>
+              <w:top w:type="dxa" w:w="60"/>
+              <w:left w:type="dxa" w:w="100"/>
+              <w:bottom w:type="dxa" w:w="60"/>
+              <w:right w:type="dxa" w:w="100"/>
+            </w:tcMar>
+          </w:tcPr>
+          <w:p>
+            <w:pPr>
+              <w:spacing w:after="0" w:line="260"/>
+            </w:pPr>
+            <w:r>
+              <w:rPr>
+                <w:rFonts w:ascii="Arial" w:cs="Arial" w:eastAsia="Arial" w:hAnsi="Arial"/>
+                <w:sz w:val="19"/>
+                <w:szCs w:val="19"/>
+              </w:rPr>
+              <w:t xml:space="preserve">Not received</w:t>
+            </w:r>
+          </w:p>
+        </w:tc>
+      </w:tr>
+      <w:tr>
+        <w:trPr>
+          <w:cantSplit/>
+        </w:trPr>
+        <w:tc>
+          <w:tcPr>
+            <w:tcW w:type="dxa" w:w="3991"/>
+            <w:tcBorders>
+              <w:top w:val="single" w:color="000000" w:sz="4"/>
+              <w:left w:val="single" w:color="000000" w:sz="4"/>
+              <w:bottom w:val="single" w:color="000000" w:sz="4"/>
+              <w:right w:val="single" w:color="000000" w:sz="4"/>
+            </w:tcBorders>
+            <w:tcMar>
+              <w:top w:type="dxa" w:w="60"/>
+              <w:left w:type="dxa" w:w="100"/>
+              <w:bottom w:type="dxa" w:w="60"/>
+              <w:right w:type="dxa" w:w="100"/>
+            </w:tcMar>
+          </w:tcPr>
+          <w:p>
+            <w:pPr>
+              <w:spacing w:after="0" w:line="260"/>
+            </w:pPr>
+            <w:r>
+              <w:rPr>
+                <w:rFonts w:ascii="Arial" w:cs="Arial" w:eastAsia="Arial" w:hAnsi="Arial"/>
+                <w:sz w:val="19"/>
+                <w:szCs w:val="19"/>
+              </w:rPr>
+              <w:t xml:space="preserve">Loulwah’s notes on machine translation and dictionaries</w:t>
+            </w:r>
+          </w:p>
+        </w:tc>
+        <w:tc>
+          <w:tcPr>
+            <w:tcW w:type="dxa" w:w="1814"/>
+            <w:tcBorders>
+              <w:top w:val="single" w:color="000000" w:sz="4"/>
+              <w:left w:val="single" w:color="000000" w:sz="4"/>
+              <w:bottom w:val="single" w:color="000000" w:sz="4"/>
+              <w:right w:val="single" w:color="000000" w:sz="4"/>
+            </w:tcBorders>
+            <w:tcMar>
+              <w:top w:type="dxa" w:w="60"/>
+              <w:left w:type="dxa" w:w="100"/>
+              <w:bottom w:type="dxa" w:w="60"/>
+              <w:right w:type="dxa" w:w="100"/>
+            </w:tcMar>
+          </w:tcPr>
+          <w:p>
+            <w:pPr>
+              <w:spacing w:after="0" w:line="260"/>
+            </w:pPr>
+            <w:r>
+              <w:rPr>
+                <w:rFonts w:ascii="Arial" w:cs="Arial" w:eastAsia="Arial" w:hAnsi="Arial"/>
+                <w:sz w:val="19"/>
+                <w:szCs w:val="19"/>
+              </w:rPr>
+              <w:t xml:space="preserve">No</w:t>
+            </w:r>
+          </w:p>
+        </w:tc>
+        <w:tc>
+          <w:tcPr>
+            <w:tcW w:type="dxa" w:w="3266"/>
+            <w:tcBorders>
+              <w:top w:val="single" w:color="000000" w:sz="4"/>
+              <w:left w:val="single" w:color="000000" w:sz="4"/>
+              <w:bottom w:val="single" w:color="000000" w:sz="4"/>
+              <w:right w:val="single" w:color="000000" w:sz="4"/>
+            </w:tcBorders>
+            <w:tcMar>
+              <w:top w:type="dxa" w:w="60"/>
+              <w:left w:type="dxa" w:w="100"/>
+              <w:bottom w:type="dxa" w:w="60"/>
+              <w:right w:type="dxa" w:w="100"/>
+            </w:tcMar>
+          </w:tcPr>
+          <w:p>
+            <w:pPr>
+              <w:spacing w:after="0" w:line="260"/>
+            </w:pPr>
+            <w:r>
+              <w:rPr>
+                <w:rFonts w:ascii="Arial" w:cs="Arial" w:eastAsia="Arial" w:hAnsi="Arial"/>
+                <w:sz w:val="19"/>
+                <w:szCs w:val="19"/>
+              </w:rPr>
+              <w:t xml:space="preserve">Not received</w:t>
+            </w:r>
+          </w:p>
+        </w:tc>
+      </w:tr>
+      <w:tr>
+        <w:trPr>
+          <w:cantSplit/>
+        </w:trPr>
+        <w:tc>
+          <w:tcPr>
+            <w:tcW w:type="dxa" w:w="3991"/>
+            <w:tcBorders>
+              <w:top w:val="single" w:color="000000" w:sz="4"/>
+              <w:left w:val="single" w:color="000000" w:sz="4"/>
+              <w:bottom w:val="single" w:color="000000" w:sz="4"/>
+              <w:right w:val="single" w:color="000000" w:sz="4"/>
+            </w:tcBorders>
+            <w:tcMar>
+              <w:top w:type="dxa" w:w="60"/>
+              <w:left w:type="dxa" w:w="100"/>
+              <w:bottom w:type="dxa" w:w="60"/>
+              <w:right w:type="dxa" w:w="100"/>
+            </w:tcMar>
+          </w:tcPr>
+          <w:p>
+            <w:pPr>
+              <w:spacing w:after="0" w:line="260"/>
+            </w:pPr>
+            <w:r>
+              <w:rPr>
+                <w:rFonts w:ascii="Arial" w:cs="Arial" w:eastAsia="Arial" w:hAnsi="Arial"/>
+                <w:sz w:val="19"/>
+                <w:szCs w:val="19"/>
+              </w:rPr>
+              <w:t xml:space="preserve">The book behind the draft’s numbered exercises (16, 24–29)</w:t>
+            </w:r>
+          </w:p>
+        </w:tc>
+        <w:tc>
+          <w:tcPr>
+            <w:tcW w:type="dxa" w:w="1814"/>
+            <w:tcBorders>
+              <w:top w:val="single" w:color="000000" w:sz="4"/>
+              <w:left w:val="single" w:color="000000" w:sz="4"/>
+              <w:bottom w:val="single" w:color="000000" w:sz="4"/>
+              <w:right w:val="single" w:color="000000" w:sz="4"/>
+            </w:tcBorders>
+            <w:tcMar>
+              <w:top w:type="dxa" w:w="60"/>
+              <w:left w:type="dxa" w:w="100"/>
+              <w:bottom w:type="dxa" w:w="60"/>
+              <w:right w:type="dxa" w:w="100"/>
+            </w:tcMar>
+          </w:tcPr>
+          <w:p>
+            <w:pPr>
+              <w:spacing w:after="0" w:line="260"/>
+            </w:pPr>
+            <w:r>
+              <w:rPr>
+                <w:rFonts w:ascii="Arial" w:cs="Arial" w:eastAsia="Arial" w:hAnsi="Arial"/>
+                <w:sz w:val="19"/>
+                <w:szCs w:val="19"/>
+              </w:rPr>
+              <w:t xml:space="preserve">No</w:t>
+            </w:r>
+          </w:p>
+        </w:tc>
+        <w:tc>
+          <w:tcPr>
+            <w:tcW w:type="dxa" w:w="3266"/>
+            <w:tcBorders>
+              <w:top w:val="single" w:color="000000" w:sz="4"/>
+              <w:left w:val="single" w:color="000000" w:sz="4"/>
+              <w:bottom w:val="single" w:color="000000" w:sz="4"/>
+              <w:right w:val="single" w:color="000000" w:sz="4"/>
+            </w:tcBorders>
+            <w:tcMar>
+              <w:top w:type="dxa" w:w="60"/>
+              <w:left w:type="dxa" w:w="100"/>
+              <w:bottom w:type="dxa" w:w="60"/>
+              <w:right w:type="dxa" w:w="100"/>
+            </w:tcMar>
+          </w:tcPr>
+          <w:p>
+            <w:pPr>
+              <w:spacing w:after="0" w:line="260"/>
+            </w:pPr>
+            <w:r>
+              <w:rPr>
+                <w:rFonts w:ascii="Arial" w:cs="Arial" w:eastAsia="Arial" w:hAnsi="Arial"/>
+                <w:sz w:val="19"/>
+                <w:szCs w:val="19"/>
+              </w:rPr>
+              <w:t xml:space="preserve">To be verified: credited to the course materials until the source is known</w:t>
+            </w:r>
+          </w:p>
+        </w:tc>
+      </w:tr>
+      <w:tr>
+        <w:trPr>
+          <w:cantSplit/>
+        </w:trPr>
+        <w:tc>
+          <w:tcPr>
+            <w:tcW w:type="dxa" w:w="3991"/>
+            <w:tcBorders>
+              <w:top w:val="single" w:color="000000" w:sz="4"/>
+              <w:left w:val="single" w:color="000000" w:sz="4"/>
+              <w:bottom w:val="single" w:color="000000" w:sz="4"/>
+              <w:right w:val="single" w:color="000000" w:sz="4"/>
+            </w:tcBorders>
+            <w:tcMar>
+              <w:top w:type="dxa" w:w="60"/>
+              <w:left w:type="dxa" w:w="100"/>
+              <w:bottom w:type="dxa" w:w="60"/>
+              <w:right w:type="dxa" w:w="100"/>
+            </w:tcMar>
+          </w:tcPr>
+          <w:p>
+            <w:pPr>
+              <w:spacing w:after="0" w:line="260"/>
+            </w:pPr>
+            <w:r>
+              <w:rPr>
+                <w:rFonts w:ascii="Arial" w:cs="Arial" w:eastAsia="Arial" w:hAnsi="Arial"/>
+                <w:sz w:val="19"/>
+                <w:szCs w:val="19"/>
+              </w:rPr>
+              <w:t xml:space="preserve">The team’s course materials (the draft and notes)</w:t>
+            </w:r>
+          </w:p>
+        </w:tc>
+        <w:tc>
+          <w:tcPr>
+            <w:tcW w:type="dxa" w:w="1814"/>
+            <w:tcBorders>
+              <w:top w:val="single" w:color="000000" w:sz="4"/>
+              <w:left w:val="single" w:color="000000" w:sz="4"/>
+              <w:bottom w:val="single" w:color="000000" w:sz="4"/>
+              <w:right w:val="single" w:color="000000" w:sz="4"/>
+            </w:tcBorders>
+            <w:tcMar>
+              <w:top w:type="dxa" w:w="60"/>
+              <w:left w:type="dxa" w:w="100"/>
+              <w:bottom w:type="dxa" w:w="60"/>
+              <w:right w:type="dxa" w:w="100"/>
+            </w:tcMar>
+          </w:tcPr>
+          <w:p>
+            <w:pPr>
+              <w:spacing w:after="0" w:line="260"/>
+            </w:pPr>
+            <w:r>
+              <w:rPr>
+                <w:rFonts w:ascii="Arial" w:cs="Arial" w:eastAsia="Arial" w:hAnsi="Arial"/>
+                <w:sz w:val="19"/>
+                <w:szCs w:val="19"/>
+              </w:rPr>
+              <w:t xml:space="preserve">Yes, as Translation Team (n.d.)</w:t>
+            </w:r>
+          </w:p>
+        </w:tc>
+        <w:tc>
+          <w:tcPr>
+            <w:tcW w:type="dxa" w:w="3266"/>
+            <w:tcBorders>
+              <w:top w:val="single" w:color="000000" w:sz="4"/>
+              <w:left w:val="single" w:color="000000" w:sz="4"/>
+              <w:bottom w:val="single" w:color="000000" w:sz="4"/>
+              <w:right w:val="single" w:color="000000" w:sz="4"/>
+            </w:tcBorders>
+            <w:tcMar>
+              <w:top w:type="dxa" w:w="60"/>
+              <w:left w:type="dxa" w:w="100"/>
+              <w:bottom w:type="dxa" w:w="60"/>
+              <w:right w:type="dxa" w:w="100"/>
+            </w:tcMar>
+          </w:tcPr>
+          <w:p>
+            <w:pPr>
+              <w:spacing w:after="0" w:line="260"/>
+            </w:pPr>
+            <w:r>
+              <w:rPr>
+                <w:rFonts w:ascii="Arial" w:cs="Arial" w:eastAsia="Arial" w:hAnsi="Arial"/>
+                <w:sz w:val="19"/>
+                <w:szCs w:val="19"/>
+              </w:rPr>
+              <w:t xml:space="preserve">Checked: the wording of quoted definitions to be confirmed</w:t>
+            </w:r>
+          </w:p>
+        </w:tc>
+      </w:tr>
+      <w:tr>
+        <w:trPr>
+          <w:cantSplit/>
+        </w:trPr>
+        <w:tc>
+          <w:tcPr>
+            <w:tcW w:type="dxa" w:w="3991"/>
+            <w:tcBorders>
+              <w:top w:val="single" w:color="000000" w:sz="4"/>
+              <w:left w:val="single" w:color="000000" w:sz="4"/>
+              <w:bottom w:val="single" w:color="000000" w:sz="4"/>
+              <w:right w:val="single" w:color="000000" w:sz="4"/>
+            </w:tcBorders>
+            <w:tcMar>
+              <w:top w:type="dxa" w:w="60"/>
+              <w:left w:type="dxa" w:w="100"/>
+              <w:bottom w:type="dxa" w:w="60"/>
+              <w:right w:type="dxa" w:w="100"/>
+            </w:tcMar>
+          </w:tcPr>
+          <w:p>
+            <w:pPr>
+              <w:spacing w:after="0" w:line="260"/>
+            </w:pPr>
+            <w:r>
+              <w:rPr>
+                <w:rFonts w:ascii="Arial" w:cs="Arial" w:eastAsia="Arial" w:hAnsi="Arial"/>
+                <w:sz w:val="19"/>
+                <w:szCs w:val="19"/>
+              </w:rPr>
+              <w:t xml:space="preserve">Jordanian academy (“74 fields”)</w:t>
+            </w:r>
+          </w:p>
+        </w:tc>
+        <w:tc>
+          <w:tcPr>
+            <w:tcW w:type="dxa" w:w="1814"/>
+            <w:tcBorders>
+              <w:top w:val="single" w:color="000000" w:sz="4"/>
+              <w:left w:val="single" w:color="000000" w:sz="4"/>
+              <w:bottom w:val="single" w:color="000000" w:sz="4"/>
+              <w:right w:val="single" w:color="000000" w:sz="4"/>
+            </w:tcBorders>
+            <w:tcMar>
+              <w:top w:type="dxa" w:w="60"/>
+              <w:left w:type="dxa" w:w="100"/>
+              <w:bottom w:type="dxa" w:w="60"/>
+              <w:right w:type="dxa" w:w="100"/>
+            </w:tcMar>
+          </w:tcPr>
+          <w:p>
+            <w:pPr>
+              <w:spacing w:after="0" w:line="260"/>
+            </w:pPr>
+            <w:r>
+              <w:rPr>
+                <w:rFonts w:ascii="Arial" w:cs="Arial" w:eastAsia="Arial" w:hAnsi="Arial"/>
+                <w:sz w:val="19"/>
+                <w:szCs w:val="19"/>
+              </w:rPr>
+              <w:t xml:space="preserve">No</w:t>
+            </w:r>
+          </w:p>
+        </w:tc>
+        <w:tc>
+          <w:tcPr>
+            <w:tcW w:type="dxa" w:w="3266"/>
+            <w:tcBorders>
+              <w:top w:val="single" w:color="000000" w:sz="4"/>
+              <w:left w:val="single" w:color="000000" w:sz="4"/>
+              <w:bottom w:val="single" w:color="000000" w:sz="4"/>
+              <w:right w:val="single" w:color="000000" w:sz="4"/>
+            </w:tcBorders>
+            <w:tcMar>
+              <w:top w:type="dxa" w:w="60"/>
+              <w:left w:type="dxa" w:w="100"/>
+              <w:bottom w:type="dxa" w:w="60"/>
+              <w:right w:type="dxa" w:w="100"/>
+            </w:tcMar>
+          </w:tcPr>
+          <w:p>
+            <w:pPr>
+              <w:spacing w:after="0" w:line="260"/>
+            </w:pPr>
+            <w:r>
+              <w:rPr>
+                <w:rFonts w:ascii="Arial" w:cs="Arial" w:eastAsia="Arial" w:hAnsi="Arial"/>
+                <w:sz w:val="19"/>
+                <w:szCs w:val="19"/>
+              </w:rPr>
+              <w:t xml:space="preserve">Checked: could not be verified; removed</w:t>
+            </w:r>
+          </w:p>
+        </w:tc>
+      </w:tr>
+      <w:tr>
+        <w:trPr>
+          <w:cantSplit/>
+        </w:trPr>
+        <w:tc>
+          <w:tcPr>
+            <w:tcW w:type="dxa" w:w="3991"/>
+            <w:tcBorders>
+              <w:top w:val="single" w:color="000000" w:sz="4"/>
+              <w:left w:val="single" w:color="000000" w:sz="4"/>
+              <w:bottom w:val="single" w:color="000000" w:sz="4"/>
+              <w:right w:val="single" w:color="000000" w:sz="4"/>
+            </w:tcBorders>
+            <w:tcMar>
+              <w:top w:type="dxa" w:w="60"/>
+              <w:left w:type="dxa" w:w="100"/>
+              <w:bottom w:type="dxa" w:w="60"/>
+              <w:right w:type="dxa" w:w="100"/>
+            </w:tcMar>
+          </w:tcPr>
+          <w:p>
+            <w:pPr>
+              <w:spacing w:after="0" w:line="260"/>
+            </w:pPr>
+            <w:r>
+              <w:rPr>
+                <w:rFonts w:ascii="Arial" w:cs="Arial" w:eastAsia="Arial" w:hAnsi="Arial"/>
+                <w:sz w:val="19"/>
+                <w:szCs w:val="19"/>
+              </w:rPr>
+              <w:t xml:space="preserve">Wüster; ISO, IEC and ITU (terminology chapter)</w:t>
+            </w:r>
+          </w:p>
+        </w:tc>
+        <w:tc>
+          <w:tcPr>
+            <w:tcW w:type="dxa" w:w="1814"/>
+            <w:tcBorders>
+              <w:top w:val="single" w:color="000000" w:sz="4"/>
+              <w:left w:val="single" w:color="000000" w:sz="4"/>
+              <w:bottom w:val="single" w:color="000000" w:sz="4"/>
+              <w:right w:val="single" w:color="000000" w:sz="4"/>
+            </w:tcBorders>
+            <w:tcMar>
+              <w:top w:type="dxa" w:w="60"/>
+              <w:left w:type="dxa" w:w="100"/>
+              <w:bottom w:type="dxa" w:w="60"/>
+              <w:right w:type="dxa" w:w="100"/>
+            </w:tcMar>
+          </w:tcPr>
+          <w:p>
+            <w:pPr>
+              <w:spacing w:after="0" w:line="260"/>
+            </w:pPr>
+            <w:r>
+              <w:rPr>
+                <w:rFonts w:ascii="Arial" w:cs="Arial" w:eastAsia="Arial" w:hAnsi="Arial"/>
+                <w:sz w:val="19"/>
+                <w:szCs w:val="19"/>
+              </w:rPr>
+              <w:t xml:space="preserve">No</w:t>
+            </w:r>
+          </w:p>
+        </w:tc>
+        <w:tc>
+          <w:tcPr>
+            <w:tcW w:type="dxa" w:w="3266"/>
+            <w:tcBorders>
+              <w:top w:val="single" w:color="000000" w:sz="4"/>
+              <w:left w:val="single" w:color="000000" w:sz="4"/>
+              <w:bottom w:val="single" w:color="000000" w:sz="4"/>
+              <w:right w:val="single" w:color="000000" w:sz="4"/>
+            </w:tcBorders>
+            <w:tcMar>
+              <w:top w:type="dxa" w:w="60"/>
+              <w:left w:type="dxa" w:w="100"/>
+              <w:bottom w:type="dxa" w:w="60"/>
+              <w:right w:type="dxa" w:w="100"/>
+            </w:tcMar>
+          </w:tcPr>
+          <w:p>
+            <w:pPr>
+              <w:spacing w:after="0" w:line="260"/>
+            </w:pPr>
+            <w:r>
+              <w:rPr>
+                <w:rFonts w:ascii="Arial" w:cs="Arial" w:eastAsia="Arial" w:hAnsi="Arial"/>
+                <w:sz w:val="19"/>
+                <w:szCs w:val="19"/>
+              </w:rPr>
+              <w:t xml:space="preserve">Checked and corrected; then removed in the beginner revision</w:t>
+            </w:r>
+          </w:p>
+        </w:tc>
+      </w:tr>
+      <w:tr>
+        <w:trPr>
+          <w:cantSplit/>
+        </w:trPr>
+        <w:tc>
+          <w:tcPr>
+            <w:tcW w:type="dxa" w:w="3991"/>
+            <w:tcBorders>
+              <w:top w:val="single" w:color="000000" w:sz="4"/>
+              <w:left w:val="single" w:color="000000" w:sz="4"/>
+              <w:bottom w:val="single" w:color="000000" w:sz="4"/>
+              <w:right w:val="single" w:color="000000" w:sz="4"/>
+            </w:tcBorders>
+            <w:tcMar>
+              <w:top w:type="dxa" w:w="60"/>
+              <w:left w:type="dxa" w:w="100"/>
+              <w:bottom w:type="dxa" w:w="60"/>
+              <w:right w:type="dxa" w:w="100"/>
+            </w:tcMar>
+          </w:tcPr>
+          <w:p>
+            <w:pPr>
+              <w:spacing w:after="0" w:line="260"/>
+            </w:pPr>
+            <w:r>
+              <w:rPr>
+                <w:rFonts w:ascii="Arial" w:cs="Arial" w:eastAsia="Arial" w:hAnsi="Arial"/>
+                <w:sz w:val="19"/>
+                <w:szCs w:val="19"/>
+              </w:rPr>
+              <w:t xml:space="preserve">Methods of the Arabic academies (terminology chapter)</w:t>
+            </w:r>
+          </w:p>
+        </w:tc>
+        <w:tc>
+          <w:tcPr>
+            <w:tcW w:type="dxa" w:w="1814"/>
+            <w:tcBorders>
+              <w:top w:val="single" w:color="000000" w:sz="4"/>
+              <w:left w:val="single" w:color="000000" w:sz="4"/>
+              <w:bottom w:val="single" w:color="000000" w:sz="4"/>
+              <w:right w:val="single" w:color="000000" w:sz="4"/>
+            </w:tcBorders>
+            <w:tcMar>
+              <w:top w:type="dxa" w:w="60"/>
+              <w:left w:type="dxa" w:w="100"/>
+              <w:bottom w:type="dxa" w:w="60"/>
+              <w:right w:type="dxa" w:w="100"/>
+            </w:tcMar>
+          </w:tcPr>
+          <w:p>
+            <w:pPr>
+              <w:spacing w:after="0" w:line="260"/>
+            </w:pPr>
+            <w:r>
+              <w:rPr>
+                <w:rFonts w:ascii="Arial" w:cs="Arial" w:eastAsia="Arial" w:hAnsi="Arial"/>
+                <w:sz w:val="19"/>
+                <w:szCs w:val="19"/>
+              </w:rPr>
+              <w:t xml:space="preserve">No</w:t>
+            </w:r>
+          </w:p>
+        </w:tc>
+        <w:tc>
+          <w:tcPr>
+            <w:tcW w:type="dxa" w:w="3266"/>
+            <w:tcBorders>
+              <w:top w:val="single" w:color="000000" w:sz="4"/>
+              <w:left w:val="single" w:color="000000" w:sz="4"/>
+              <w:bottom w:val="single" w:color="000000" w:sz="4"/>
+              <w:right w:val="single" w:color="000000" w:sz="4"/>
+            </w:tcBorders>
+            <w:tcMar>
+              <w:top w:type="dxa" w:w="60"/>
+              <w:left w:type="dxa" w:w="100"/>
+              <w:bottom w:type="dxa" w:w="60"/>
+              <w:right w:type="dxa" w:w="100"/>
+            </w:tcMar>
+          </w:tcPr>
+          <w:p>
+            <w:pPr>
+              <w:spacing w:after="0" w:line="260"/>
+            </w:pPr>
+            <w:r>
+              <w:rPr>
+                <w:rFonts w:ascii="Arial" w:cs="Arial" w:eastAsia="Arial" w:hAnsi="Arial"/>
+                <w:sz w:val="19"/>
+                <w:szCs w:val="19"/>
+              </w:rPr>
+              <w:t xml:space="preserve">Not verified (no source found); removed</w:t>
+            </w:r>
+          </w:p>
+        </w:tc>
+      </w:tr>
+      <w:tr>
+        <w:trPr>
+          <w:cantSplit/>
+        </w:trPr>
+        <w:tc>
+          <w:tcPr>
+            <w:tcW w:type="dxa" w:w="3991"/>
+            <w:tcBorders>
+              <w:top w:val="single" w:color="000000" w:sz="4"/>
+              <w:left w:val="single" w:color="000000" w:sz="4"/>
+              <w:bottom w:val="single" w:color="000000" w:sz="4"/>
+              <w:right w:val="single" w:color="000000" w:sz="4"/>
+            </w:tcBorders>
+            <w:tcMar>
+              <w:top w:type="dxa" w:w="60"/>
+              <w:left w:type="dxa" w:w="100"/>
+              <w:bottom w:type="dxa" w:w="60"/>
+              <w:right w:type="dxa" w:w="100"/>
+            </w:tcMar>
+          </w:tcPr>
+          <w:p>
+            <w:pPr>
+              <w:spacing w:after="0" w:line="260"/>
+            </w:pPr>
+            <w:r>
+              <w:rPr>
+                <w:rFonts w:ascii="Arial" w:cs="Arial" w:eastAsia="Arial" w:hAnsi="Arial"/>
+                <w:sz w:val="19"/>
+                <w:szCs w:val="19"/>
+              </w:rPr>
+              <w:t xml:space="preserve">UNTERM, Arabterm, Cabré (1999) (added to Chapter 21)</w:t>
+            </w:r>
+          </w:p>
+        </w:tc>
+        <w:tc>
+          <w:tcPr>
+            <w:tcW w:type="dxa" w:w="1814"/>
+            <w:tcBorders>
+              <w:top w:val="single" w:color="000000" w:sz="4"/>
+              <w:left w:val="single" w:color="000000" w:sz="4"/>
+              <w:bottom w:val="single" w:color="000000" w:sz="4"/>
+              <w:right w:val="single" w:color="000000" w:sz="4"/>
+            </w:tcBorders>
+            <w:tcMar>
+              <w:top w:type="dxa" w:w="60"/>
+              <w:left w:type="dxa" w:w="100"/>
+              <w:bottom w:type="dxa" w:w="60"/>
+              <w:right w:type="dxa" w:w="100"/>
+            </w:tcMar>
+          </w:tcPr>
+          <w:p>
+            <w:pPr>
+              <w:spacing w:after="0" w:line="260"/>
+            </w:pPr>
+            <w:r>
+              <w:rPr>
+                <w:rFonts w:ascii="Arial" w:cs="Arial" w:eastAsia="Arial" w:hAnsi="Arial"/>
+                <w:sz w:val="19"/>
+                <w:szCs w:val="19"/>
+              </w:rPr>
+              <w:t xml:space="preserve">Yes</w:t>
+            </w:r>
+          </w:p>
+        </w:tc>
+        <w:tc>
+          <w:tcPr>
+            <w:tcW w:type="dxa" w:w="3266"/>
+            <w:tcBorders>
+              <w:top w:val="single" w:color="000000" w:sz="4"/>
+              <w:left w:val="single" w:color="000000" w:sz="4"/>
+              <w:bottom w:val="single" w:color="000000" w:sz="4"/>
+              <w:right w:val="single" w:color="000000" w:sz="4"/>
+            </w:tcBorders>
+            <w:tcMar>
+              <w:top w:type="dxa" w:w="60"/>
+              <w:left w:type="dxa" w:w="100"/>
+              <w:bottom w:type="dxa" w:w="60"/>
+              <w:right w:type="dxa" w:w="100"/>
+            </w:tcMar>
+          </w:tcPr>
+          <w:p>
+            <w:pPr>
+              <w:spacing w:after="0" w:line="260"/>
+            </w:pPr>
+            <w:r>
+              <w:rPr>
+                <w:rFonts w:ascii="Arial" w:cs="Arial" w:eastAsia="Arial" w:hAnsi="Arial"/>
+                <w:sz w:val="19"/>
+                <w:szCs w:val="19"/>
+              </w:rPr>
+              <w:t xml:space="preserve">Checked twice; the co-publisher of Arabterm (GIZ or BMZ) to be confirmed</w:t>
+            </w:r>
+          </w:p>
+        </w:tc>
+      </w:tr>
+      <w:tr>
+        <w:trPr>
+          <w:cantSplit/>
+        </w:trPr>
+        <w:tc>
+          <w:tcPr>
+            <w:tcW w:type="dxa" w:w="3991"/>
+            <w:tcBorders>
+              <w:top w:val="single" w:color="000000" w:sz="4"/>
+              <w:left w:val="single" w:color="000000" w:sz="4"/>
+              <w:bottom w:val="single" w:color="000000" w:sz="4"/>
+              <w:right w:val="single" w:color="000000" w:sz="4"/>
+            </w:tcBorders>
+            <w:tcMar>
+              <w:top w:type="dxa" w:w="60"/>
+              <w:left w:type="dxa" w:w="100"/>
+              <w:bottom w:type="dxa" w:w="60"/>
+              <w:right w:type="dxa" w:w="100"/>
+            </w:tcMar>
+          </w:tcPr>
+          <w:p>
+            <w:pPr>
+              <w:spacing w:after="0" w:line="260"/>
+            </w:pPr>
+            <w:r>
+              <w:rPr>
+                <w:rFonts w:ascii="Arial" w:cs="Arial" w:eastAsia="Arial" w:hAnsi="Arial"/>
+                <w:sz w:val="19"/>
+                <w:szCs w:val="19"/>
+              </w:rPr>
+              <w:t xml:space="preserve">Pérez-González (2014) (AVT notes)</w:t>
+            </w:r>
+          </w:p>
+        </w:tc>
+        <w:tc>
+          <w:tcPr>
+            <w:tcW w:type="dxa" w:w="1814"/>
+            <w:tcBorders>
+              <w:top w:val="single" w:color="000000" w:sz="4"/>
+              <w:left w:val="single" w:color="000000" w:sz="4"/>
+              <w:bottom w:val="single" w:color="000000" w:sz="4"/>
+              <w:right w:val="single" w:color="000000" w:sz="4"/>
+            </w:tcBorders>
+            <w:tcMar>
+              <w:top w:type="dxa" w:w="60"/>
+              <w:left w:type="dxa" w:w="100"/>
+              <w:bottom w:type="dxa" w:w="60"/>
+              <w:right w:type="dxa" w:w="100"/>
+            </w:tcMar>
+          </w:tcPr>
+          <w:p>
+            <w:pPr>
+              <w:spacing w:after="0" w:line="260"/>
+            </w:pPr>
+            <w:r>
+              <w:rPr>
+                <w:rFonts w:ascii="Arial" w:cs="Arial" w:eastAsia="Arial" w:hAnsi="Arial"/>
+                <w:sz w:val="19"/>
+                <w:szCs w:val="19"/>
+              </w:rPr>
+              <w:t xml:space="preserve">Yes</w:t>
+            </w:r>
+          </w:p>
+        </w:tc>
+        <w:tc>
+          <w:tcPr>
+            <w:tcW w:type="dxa" w:w="3266"/>
+            <w:tcBorders>
+              <w:top w:val="single" w:color="000000" w:sz="4"/>
+              <w:left w:val="single" w:color="000000" w:sz="4"/>
+              <w:bottom w:val="single" w:color="000000" w:sz="4"/>
+              <w:right w:val="single" w:color="000000" w:sz="4"/>
+            </w:tcBorders>
+            <w:tcMar>
+              <w:top w:type="dxa" w:w="60"/>
+              <w:left w:type="dxa" w:w="100"/>
+              <w:bottom w:type="dxa" w:w="60"/>
+              <w:right w:type="dxa" w:w="100"/>
+            </w:tcMar>
+          </w:tcPr>
+          <w:p>
+            <w:pPr>
+              <w:spacing w:after="0" w:line="260"/>
+            </w:pPr>
+            <w:r>
+              <w:rPr>
+                <w:rFonts w:ascii="Arial" w:cs="Arial" w:eastAsia="Arial" w:hAnsi="Arial"/>
+                <w:sz w:val="19"/>
+                <w:szCs w:val="19"/>
+              </w:rPr>
+              <w:t xml:space="preserve">Checked twice (confirmed)</w:t>
+            </w:r>
+          </w:p>
+        </w:tc>
+      </w:tr>
+      <w:tr>
+        <w:trPr>
+          <w:cantSplit/>
+        </w:trPr>
+        <w:tc>
+          <w:tcPr>
+            <w:tcW w:type="dxa" w:w="3991"/>
+            <w:tcBorders>
+              <w:top w:val="single" w:color="000000" w:sz="4"/>
+              <w:left w:val="single" w:color="000000" w:sz="4"/>
+              <w:bottom w:val="single" w:color="000000" w:sz="4"/>
+              <w:right w:val="single" w:color="000000" w:sz="4"/>
+            </w:tcBorders>
+            <w:tcMar>
+              <w:top w:type="dxa" w:w="60"/>
+              <w:left w:type="dxa" w:w="100"/>
+              <w:bottom w:type="dxa" w:w="60"/>
+              <w:right w:type="dxa" w:w="100"/>
+            </w:tcMar>
+          </w:tcPr>
+          <w:p>
+            <w:pPr>
+              <w:spacing w:after="0" w:line="260"/>
+            </w:pPr>
+            <w:r>
+              <w:rPr>
+                <w:rFonts w:ascii="Arial" w:cs="Arial" w:eastAsia="Arial" w:hAnsi="Arial"/>
+                <w:sz w:val="19"/>
+                <w:szCs w:val="19"/>
+              </w:rPr>
+              <w:t xml:space="preserve">Reiss &amp; Vermeer (1984) (AVT notes)</w:t>
+            </w:r>
+          </w:p>
+        </w:tc>
+        <w:tc>
+          <w:tcPr>
+            <w:tcW w:type="dxa" w:w="1814"/>
+            <w:tcBorders>
+              <w:top w:val="single" w:color="000000" w:sz="4"/>
+              <w:left w:val="single" w:color="000000" w:sz="4"/>
+              <w:bottom w:val="single" w:color="000000" w:sz="4"/>
+              <w:right w:val="single" w:color="000000" w:sz="4"/>
+            </w:tcBorders>
+            <w:tcMar>
+              <w:top w:type="dxa" w:w="60"/>
+              <w:left w:type="dxa" w:w="100"/>
+              <w:bottom w:type="dxa" w:w="60"/>
+              <w:right w:type="dxa" w:w="100"/>
+            </w:tcMar>
+          </w:tcPr>
+          <w:p>
+            <w:pPr>
+              <w:spacing w:after="0" w:line="260"/>
+            </w:pPr>
+            <w:r>
+              <w:rPr>
+                <w:rFonts w:ascii="Arial" w:cs="Arial" w:eastAsia="Arial" w:hAnsi="Arial"/>
+                <w:sz w:val="19"/>
+                <w:szCs w:val="19"/>
+              </w:rPr>
+              <w:t xml:space="preserve">Yes</w:t>
+            </w:r>
+          </w:p>
+        </w:tc>
+        <w:tc>
+          <w:tcPr>
+            <w:tcW w:type="dxa" w:w="3266"/>
+            <w:tcBorders>
+              <w:top w:val="single" w:color="000000" w:sz="4"/>
+              <w:left w:val="single" w:color="000000" w:sz="4"/>
+              <w:bottom w:val="single" w:color="000000" w:sz="4"/>
+              <w:right w:val="single" w:color="000000" w:sz="4"/>
+            </w:tcBorders>
+            <w:tcMar>
+              <w:top w:type="dxa" w:w="60"/>
+              <w:left w:type="dxa" w:w="100"/>
+              <w:bottom w:type="dxa" w:w="60"/>
+              <w:right w:type="dxa" w:w="100"/>
+            </w:tcMar>
+          </w:tcPr>
+          <w:p>
+            <w:pPr>
+              <w:spacing w:after="0" w:line="260"/>
+            </w:pPr>
+            <w:r>
+              <w:rPr>
+                <w:rFonts w:ascii="Arial" w:cs="Arial" w:eastAsia="Arial" w:hAnsi="Arial"/>
+                <w:sz w:val="19"/>
+                <w:szCs w:val="19"/>
+              </w:rPr>
+              <w:t xml:space="preserve">Checked twice (confirmed); spelling of Vermeer corrected</w:t>
+            </w:r>
+          </w:p>
+        </w:tc>
+      </w:tr>
+      <w:tr>
+        <w:trPr>
+          <w:cantSplit/>
+        </w:trPr>
+        <w:tc>
+          <w:tcPr>
+            <w:tcW w:type="dxa" w:w="3991"/>
+            <w:tcBorders>
+              <w:top w:val="single" w:color="000000" w:sz="4"/>
+              <w:left w:val="single" w:color="000000" w:sz="4"/>
+              <w:bottom w:val="single" w:color="000000" w:sz="4"/>
+              <w:right w:val="single" w:color="000000" w:sz="4"/>
+            </w:tcBorders>
+            <w:tcMar>
+              <w:top w:type="dxa" w:w="60"/>
+              <w:left w:type="dxa" w:w="100"/>
+              <w:bottom w:type="dxa" w:w="60"/>
+              <w:right w:type="dxa" w:w="100"/>
+            </w:tcMar>
+          </w:tcPr>
+          <w:p>
+            <w:pPr>
+              <w:spacing w:after="0" w:line="260"/>
+            </w:pPr>
+            <w:r>
+              <w:rPr>
+                <w:rFonts w:ascii="Arial" w:cs="Arial" w:eastAsia="Arial" w:hAnsi="Arial"/>
+                <w:sz w:val="19"/>
+                <w:szCs w:val="19"/>
+              </w:rPr>
+              <w:t xml:space="preserve">Díaz Cintas &amp; Remael (AVT notes)</w:t>
+            </w:r>
+          </w:p>
+        </w:tc>
+        <w:tc>
+          <w:tcPr>
+            <w:tcW w:type="dxa" w:w="1814"/>
+            <w:tcBorders>
+              <w:top w:val="single" w:color="000000" w:sz="4"/>
+              <w:left w:val="single" w:color="000000" w:sz="4"/>
+              <w:bottom w:val="single" w:color="000000" w:sz="4"/>
+              <w:right w:val="single" w:color="000000" w:sz="4"/>
+            </w:tcBorders>
+            <w:tcMar>
+              <w:top w:type="dxa" w:w="60"/>
+              <w:left w:type="dxa" w:w="100"/>
+              <w:bottom w:type="dxa" w:w="60"/>
+              <w:right w:type="dxa" w:w="100"/>
+            </w:tcMar>
+          </w:tcPr>
+          <w:p>
+            <w:pPr>
+              <w:spacing w:after="0" w:line="260"/>
+            </w:pPr>
+            <w:r>
+              <w:rPr>
+                <w:rFonts w:ascii="Arial" w:cs="Arial" w:eastAsia="Arial" w:hAnsi="Arial"/>
+                <w:sz w:val="19"/>
+                <w:szCs w:val="19"/>
+              </w:rPr>
+              <w:t xml:space="preserve">Yes (2007 and 2021)</w:t>
+            </w:r>
+          </w:p>
+        </w:tc>
+        <w:tc>
+          <w:tcPr>
+            <w:tcW w:type="dxa" w:w="3266"/>
+            <w:tcBorders>
+              <w:top w:val="single" w:color="000000" w:sz="4"/>
+              <w:left w:val="single" w:color="000000" w:sz="4"/>
+              <w:bottom w:val="single" w:color="000000" w:sz="4"/>
+              <w:right w:val="single" w:color="000000" w:sz="4"/>
+            </w:tcBorders>
+            <w:tcMar>
+              <w:top w:type="dxa" w:w="60"/>
+              <w:left w:type="dxa" w:w="100"/>
+              <w:bottom w:type="dxa" w:w="60"/>
+              <w:right w:type="dxa" w:w="100"/>
+            </w:tcMar>
+          </w:tcPr>
+          <w:p>
+            <w:pPr>
+              <w:spacing w:after="0" w:line="260"/>
+            </w:pPr>
+            <w:r>
+              <w:rPr>
+                <w:rFonts w:ascii="Arial" w:cs="Arial" w:eastAsia="Arial" w:hAnsi="Arial"/>
+                <w:sz w:val="19"/>
+                <w:szCs w:val="19"/>
+              </w:rPr>
+              <w:t xml:space="preserve">Checked; line length corrected; which edition each point should cite to be confirmed</w:t>
+            </w:r>
+          </w:p>
+        </w:tc>
+      </w:tr>
+      <w:tr>
+        <w:trPr>
+          <w:cantSplit/>
+        </w:trPr>
+        <w:tc>
+          <w:tcPr>
+            <w:tcW w:type="dxa" w:w="3991"/>
+            <w:tcBorders>
+              <w:top w:val="single" w:color="000000" w:sz="4"/>
+              <w:left w:val="single" w:color="000000" w:sz="4"/>
+              <w:bottom w:val="single" w:color="000000" w:sz="4"/>
+              <w:right w:val="single" w:color="000000" w:sz="4"/>
+            </w:tcBorders>
+            <w:tcMar>
+              <w:top w:type="dxa" w:w="60"/>
+              <w:left w:type="dxa" w:w="100"/>
+              <w:bottom w:type="dxa" w:w="60"/>
+              <w:right w:type="dxa" w:w="100"/>
+            </w:tcMar>
+          </w:tcPr>
+          <w:p>
+            <w:pPr>
+              <w:spacing w:after="0" w:line="260"/>
+            </w:pPr>
+            <w:r>
+              <w:rPr>
+                <w:rFonts w:ascii="Arial" w:cs="Arial" w:eastAsia="Arial" w:hAnsi="Arial"/>
+                <w:sz w:val="19"/>
+                <w:szCs w:val="19"/>
+              </w:rPr>
+              <w:t xml:space="preserve">Pedersen (2011) (AVT notes)</w:t>
+            </w:r>
+          </w:p>
+        </w:tc>
+        <w:tc>
+          <w:tcPr>
+            <w:tcW w:type="dxa" w:w="1814"/>
+            <w:tcBorders>
+              <w:top w:val="single" w:color="000000" w:sz="4"/>
+              <w:left w:val="single" w:color="000000" w:sz="4"/>
+              <w:bottom w:val="single" w:color="000000" w:sz="4"/>
+              <w:right w:val="single" w:color="000000" w:sz="4"/>
+            </w:tcBorders>
+            <w:tcMar>
+              <w:top w:type="dxa" w:w="60"/>
+              <w:left w:type="dxa" w:w="100"/>
+              <w:bottom w:type="dxa" w:w="60"/>
+              <w:right w:type="dxa" w:w="100"/>
+            </w:tcMar>
+          </w:tcPr>
+          <w:p>
+            <w:pPr>
+              <w:spacing w:after="0" w:line="260"/>
+            </w:pPr>
+            <w:r>
+              <w:rPr>
+                <w:rFonts w:ascii="Arial" w:cs="Arial" w:eastAsia="Arial" w:hAnsi="Arial"/>
+                <w:sz w:val="19"/>
+                <w:szCs w:val="19"/>
+              </w:rPr>
+              <w:t xml:space="preserve">Yes</w:t>
+            </w:r>
+          </w:p>
+        </w:tc>
+        <w:tc>
+          <w:tcPr>
+            <w:tcW w:type="dxa" w:w="3266"/>
+            <w:tcBorders>
+              <w:top w:val="single" w:color="000000" w:sz="4"/>
+              <w:left w:val="single" w:color="000000" w:sz="4"/>
+              <w:bottom w:val="single" w:color="000000" w:sz="4"/>
+              <w:right w:val="single" w:color="000000" w:sz="4"/>
+            </w:tcBorders>
+            <w:tcMar>
+              <w:top w:type="dxa" w:w="60"/>
+              <w:left w:type="dxa" w:w="100"/>
+              <w:bottom w:type="dxa" w:w="60"/>
+              <w:right w:type="dxa" w:w="100"/>
+            </w:tcMar>
+          </w:tcPr>
+          <w:p>
+            <w:pPr>
+              <w:spacing w:after="0" w:line="260"/>
+            </w:pPr>
+            <w:r>
+              <w:rPr>
+                <w:rFonts w:ascii="Arial" w:cs="Arial" w:eastAsia="Arial" w:hAnsi="Arial"/>
+                <w:sz w:val="19"/>
+                <w:szCs w:val="19"/>
+              </w:rPr>
+              <w:t xml:space="preserve">Checked twice (confirmed)</w:t>
+            </w:r>
+          </w:p>
+        </w:tc>
+      </w:tr>
+      <w:tr>
+        <w:trPr>
+          <w:cantSplit/>
+        </w:trPr>
+        <w:tc>
+          <w:tcPr>
+            <w:tcW w:type="dxa" w:w="3991"/>
+            <w:tcBorders>
+              <w:top w:val="single" w:color="000000" w:sz="4"/>
+              <w:left w:val="single" w:color="000000" w:sz="4"/>
+              <w:bottom w:val="single" w:color="000000" w:sz="4"/>
+              <w:right w:val="single" w:color="000000" w:sz="4"/>
+            </w:tcBorders>
+            <w:tcMar>
+              <w:top w:type="dxa" w:w="60"/>
+              <w:left w:type="dxa" w:w="100"/>
+              <w:bottom w:type="dxa" w:w="60"/>
+              <w:right w:type="dxa" w:w="100"/>
+            </w:tcMar>
+          </w:tcPr>
+          <w:p>
+            <w:pPr>
+              <w:spacing w:after="0" w:line="260"/>
+            </w:pPr>
+            <w:r>
+              <w:rPr>
+                <w:rFonts w:ascii="Arial" w:cs="Arial" w:eastAsia="Arial" w:hAnsi="Arial"/>
+                <w:sz w:val="19"/>
+                <w:szCs w:val="19"/>
+              </w:rPr>
+              <w:t xml:space="preserve">Gambier (2003) (AVT notes)</w:t>
+            </w:r>
+          </w:p>
+        </w:tc>
+        <w:tc>
+          <w:tcPr>
+            <w:tcW w:type="dxa" w:w="1814"/>
+            <w:tcBorders>
+              <w:top w:val="single" w:color="000000" w:sz="4"/>
+              <w:left w:val="single" w:color="000000" w:sz="4"/>
+              <w:bottom w:val="single" w:color="000000" w:sz="4"/>
+              <w:right w:val="single" w:color="000000" w:sz="4"/>
+            </w:tcBorders>
+            <w:tcMar>
+              <w:top w:type="dxa" w:w="60"/>
+              <w:left w:type="dxa" w:w="100"/>
+              <w:bottom w:type="dxa" w:w="60"/>
+              <w:right w:type="dxa" w:w="100"/>
+            </w:tcMar>
+          </w:tcPr>
+          <w:p>
+            <w:pPr>
+              <w:spacing w:after="0" w:line="260"/>
+            </w:pPr>
+            <w:r>
+              <w:rPr>
+                <w:rFonts w:ascii="Arial" w:cs="Arial" w:eastAsia="Arial" w:hAnsi="Arial"/>
+                <w:sz w:val="19"/>
+                <w:szCs w:val="19"/>
+              </w:rPr>
+              <w:t xml:space="preserve">Yes</w:t>
+            </w:r>
+          </w:p>
+        </w:tc>
+        <w:tc>
+          <w:tcPr>
+            <w:tcW w:type="dxa" w:w="3266"/>
+            <w:tcBorders>
+              <w:top w:val="single" w:color="000000" w:sz="4"/>
+              <w:left w:val="single" w:color="000000" w:sz="4"/>
+              <w:bottom w:val="single" w:color="000000" w:sz="4"/>
+              <w:right w:val="single" w:color="000000" w:sz="4"/>
+            </w:tcBorders>
+            <w:tcMar>
+              <w:top w:type="dxa" w:w="60"/>
+              <w:left w:type="dxa" w:w="100"/>
+              <w:bottom w:type="dxa" w:w="60"/>
+              <w:right w:type="dxa" w:w="100"/>
+            </w:tcMar>
+          </w:tcPr>
+          <w:p>
+            <w:pPr>
+              <w:spacing w:after="0" w:line="260"/>
+            </w:pPr>
+            <w:r>
+              <w:rPr>
+                <w:rFonts w:ascii="Arial" w:cs="Arial" w:eastAsia="Arial" w:hAnsi="Arial"/>
+                <w:sz w:val="19"/>
+                <w:szCs w:val="19"/>
+              </w:rPr>
+              <w:t xml:space="preserve">Checked twice (confirmed); page number not checked</w:t>
+            </w:r>
+          </w:p>
+        </w:tc>
+      </w:tr>
+      <w:tr>
+        <w:trPr>
+          <w:cantSplit/>
+        </w:trPr>
+        <w:tc>
+          <w:tcPr>
+            <w:tcW w:type="dxa" w:w="3991"/>
+            <w:tcBorders>
+              <w:top w:val="single" w:color="000000" w:sz="4"/>
+              <w:left w:val="single" w:color="000000" w:sz="4"/>
+              <w:bottom w:val="single" w:color="000000" w:sz="4"/>
+              <w:right w:val="single" w:color="000000" w:sz="4"/>
+            </w:tcBorders>
+            <w:tcMar>
+              <w:top w:type="dxa" w:w="60"/>
+              <w:left w:type="dxa" w:w="100"/>
+              <w:bottom w:type="dxa" w:w="60"/>
+              <w:right w:type="dxa" w:w="100"/>
+            </w:tcMar>
+          </w:tcPr>
+          <w:p>
+            <w:pPr>
+              <w:spacing w:after="0" w:line="260"/>
+            </w:pPr>
+            <w:r>
+              <w:rPr>
+                <w:rFonts w:ascii="Arial" w:cs="Arial" w:eastAsia="Arial" w:hAnsi="Arial"/>
+                <w:sz w:val="19"/>
+                <w:szCs w:val="19"/>
+              </w:rPr>
+              <w:t xml:space="preserve">O’Hagan (2007); Even-Zohar; descriptive translation studies (AVT notes)</w:t>
+            </w:r>
+          </w:p>
+        </w:tc>
+        <w:tc>
+          <w:tcPr>
+            <w:tcW w:type="dxa" w:w="1814"/>
+            <w:tcBorders>
+              <w:top w:val="single" w:color="000000" w:sz="4"/>
+              <w:left w:val="single" w:color="000000" w:sz="4"/>
+              <w:bottom w:val="single" w:color="000000" w:sz="4"/>
+              <w:right w:val="single" w:color="000000" w:sz="4"/>
+            </w:tcBorders>
+            <w:tcMar>
+              <w:top w:type="dxa" w:w="60"/>
+              <w:left w:type="dxa" w:w="100"/>
+              <w:bottom w:type="dxa" w:w="60"/>
+              <w:right w:type="dxa" w:w="100"/>
+            </w:tcMar>
+          </w:tcPr>
+          <w:p>
+            <w:pPr>
+              <w:spacing w:after="0" w:line="260"/>
+            </w:pPr>
+            <w:r>
+              <w:rPr>
+                <w:rFonts w:ascii="Arial" w:cs="Arial" w:eastAsia="Arial" w:hAnsi="Arial"/>
+                <w:sz w:val="19"/>
+                <w:szCs w:val="19"/>
+              </w:rPr>
+              <w:t xml:space="preserve">No</w:t>
+            </w:r>
+          </w:p>
+        </w:tc>
+        <w:tc>
+          <w:tcPr>
+            <w:tcW w:type="dxa" w:w="3266"/>
+            <w:tcBorders>
+              <w:top w:val="single" w:color="000000" w:sz="4"/>
+              <w:left w:val="single" w:color="000000" w:sz="4"/>
+              <w:bottom w:val="single" w:color="000000" w:sz="4"/>
+              <w:right w:val="single" w:color="000000" w:sz="4"/>
+            </w:tcBorders>
+            <w:tcMar>
+              <w:top w:type="dxa" w:w="60"/>
+              <w:left w:type="dxa" w:w="100"/>
+              <w:bottom w:type="dxa" w:w="60"/>
+              <w:right w:type="dxa" w:w="100"/>
+            </w:tcMar>
+          </w:tcPr>
+          <w:p>
+            <w:pPr>
+              <w:spacing w:after="0" w:line="260"/>
+            </w:pPr>
+            <w:r>
+              <w:rPr>
+                <w:rFonts w:ascii="Arial" w:cs="Arial" w:eastAsia="Arial" w:hAnsi="Arial"/>
+                <w:sz w:val="19"/>
+                <w:szCs w:val="19"/>
+              </w:rPr>
+              <w:t xml:space="preserve">Not used</w:t>
+            </w:r>
+          </w:p>
+        </w:tc>
+      </w:tr>
+      <w:tr>
+        <w:trPr>
+          <w:cantSplit/>
+        </w:trPr>
+        <w:tc>
+          <w:tcPr>
+            <w:tcW w:type="dxa" w:w="3991"/>
+            <w:tcBorders>
+              <w:top w:val="single" w:color="000000" w:sz="4"/>
+              <w:left w:val="single" w:color="000000" w:sz="4"/>
+              <w:bottom w:val="single" w:color="000000" w:sz="4"/>
+              <w:right w:val="single" w:color="000000" w:sz="4"/>
+            </w:tcBorders>
+            <w:tcMar>
+              <w:top w:type="dxa" w:w="60"/>
+              <w:left w:type="dxa" w:w="100"/>
+              <w:bottom w:type="dxa" w:w="60"/>
+              <w:right w:type="dxa" w:w="100"/>
+            </w:tcMar>
+          </w:tcPr>
+          <w:p>
+            <w:pPr>
+              <w:spacing w:after="0" w:line="260"/>
+            </w:pPr>
+            <w:r>
+              <w:rPr>
+                <w:rFonts w:ascii="Arial" w:cs="Arial" w:eastAsia="Arial" w:hAnsi="Arial"/>
+                <w:sz w:val="19"/>
+                <w:szCs w:val="19"/>
+              </w:rPr>
+              <w:t xml:space="preserve">YouTube links (AVT notes)</w:t>
+            </w:r>
+          </w:p>
+        </w:tc>
+        <w:tc>
+          <w:tcPr>
+            <w:tcW w:type="dxa" w:w="1814"/>
+            <w:tcBorders>
+              <w:top w:val="single" w:color="000000" w:sz="4"/>
+              <w:left w:val="single" w:color="000000" w:sz="4"/>
+              <w:bottom w:val="single" w:color="000000" w:sz="4"/>
+              <w:right w:val="single" w:color="000000" w:sz="4"/>
+            </w:tcBorders>
+            <w:tcMar>
+              <w:top w:type="dxa" w:w="60"/>
+              <w:left w:type="dxa" w:w="100"/>
+              <w:bottom w:type="dxa" w:w="60"/>
+              <w:right w:type="dxa" w:w="100"/>
+            </w:tcMar>
+          </w:tcPr>
+          <w:p>
+            <w:pPr>
+              <w:spacing w:after="0" w:line="260"/>
+            </w:pPr>
+            <w:r>
+              <w:rPr>
+                <w:rFonts w:ascii="Arial" w:cs="Arial" w:eastAsia="Arial" w:hAnsi="Arial"/>
+                <w:sz w:val="19"/>
+                <w:szCs w:val="19"/>
+              </w:rPr>
+              <w:t xml:space="preserve">No</w:t>
+            </w:r>
+          </w:p>
+        </w:tc>
+        <w:tc>
+          <w:tcPr>
+            <w:tcW w:type="dxa" w:w="3266"/>
+            <w:tcBorders>
+              <w:top w:val="single" w:color="000000" w:sz="4"/>
+              <w:left w:val="single" w:color="000000" w:sz="4"/>
+              <w:bottom w:val="single" w:color="000000" w:sz="4"/>
+              <w:right w:val="single" w:color="000000" w:sz="4"/>
+            </w:tcBorders>
+            <w:tcMar>
+              <w:top w:type="dxa" w:w="60"/>
+              <w:left w:type="dxa" w:w="100"/>
+              <w:bottom w:type="dxa" w:w="60"/>
+              <w:right w:type="dxa" w:w="100"/>
+            </w:tcMar>
+          </w:tcPr>
+          <w:p>
+            <w:pPr>
+              <w:spacing w:after="0" w:line="260"/>
+            </w:pPr>
+            <w:r>
+              <w:rPr>
+                <w:rFonts w:ascii="Arial" w:cs="Arial" w:eastAsia="Arial" w:hAnsi="Arial"/>
+                <w:sz w:val="19"/>
+                <w:szCs w:val="19"/>
+              </w:rPr>
+              <w:t xml:space="preserve">Not used: links can stop working in a printed book</w:t>
+            </w:r>
+          </w:p>
+        </w:tc>
+      </w:tr>
+    </w:tbl>
+    <w:p>
+      <w:pPr>
+        <w:spacing w:after="160"/>
+      </w:pPr>
+    </w:p>
+    <w:p>
+      <w:pPr>
+        <w:pStyle w:val="Heading1"/>
+      </w:pPr>
+      <w:r>
+        <w:t xml:space="preserve">6. References: what was checked</w:t>
       </w:r>
     </w:p>
     <w:p>
@@ -5891,7 +9504,7 @@
         <w:pStyle w:val="Heading1"/>
       </w:pPr>
       <w:r>
-        <w:t xml:space="preserve">6. To verify before publication</w:t>
+        <w:t xml:space="preserve">7. To verify before publication</w:t>
       </w:r>
     </w:p>
     <w:p>
@@ -5911,7 +9524,7 @@
         <w:pStyle w:val="Heading2"/>
       </w:pPr>
       <w:r>
-        <w:t xml:space="preserve">6.1 Language</w:t>
+        <w:t xml:space="preserve">7.1 Language</w:t>
       </w:r>
     </w:p>
     <w:p>
@@ -6005,7 +9618,7 @@
         <w:pStyle w:val="Heading2"/>
       </w:pPr>
       <w:r>
-        <w:t xml:space="preserve">6.2 Sources</w:t>
+        <w:t xml:space="preserve">7.2 Sources</w:t>
       </w:r>
     </w:p>
     <w:p>
@@ -6140,7 +9753,57 @@
           <w:rFonts w:ascii="Arial" w:cs="Arial" w:eastAsia="Arial" w:hAnsi="Arial"/>
           <w:color w:val="C00000"/>
         </w:rPr>
-        <w:t xml:space="preserve">Confirm the original sources of the draft’s own examples. If any come from a published book (for example the 180 or 182 textbooks), that book must be credited.</w:t>
+        <w:t xml:space="preserve">Confirm the original sources of the draft’s own examples and of its numbered exercises (16, 24–29). If any come from a published book (for example the 180 or 182 textbooks), that book must be credited.</w:t>
+      </w:r>
+    </w:p>
+    <w:p>
+      <w:pPr>
+        <w:pStyle w:val="ListParagraph"/>
+        <w:numPr>
+          <w:ilvl w:val="0"/>
+          <w:numId w:val="2"/>
+        </w:numPr>
+        <w:spacing w:after="80" w:line="290"/>
+      </w:pPr>
+      <w:r>
+        <w:rPr>
+          <w:rFonts w:ascii="Arial" w:cs="Arial" w:eastAsia="Arial" w:hAnsi="Arial"/>
+          <w:color w:val="C00000"/>
+        </w:rPr>
+        <w:t xml:space="preserve">Add a source for the Damascus academy and the Coordination Bureau of Arabization in Rabat (Chapter 21), which are not in the terminology chapter.</w:t>
+      </w:r>
+    </w:p>
+    <w:p>
+      <w:pPr>
+        <w:pStyle w:val="ListParagraph"/>
+        <w:numPr>
+          <w:ilvl w:val="0"/>
+          <w:numId w:val="2"/>
+        </w:numPr>
+        <w:spacing w:after="80" w:line="290"/>
+      </w:pPr>
+      <w:r>
+        <w:rPr>
+          <w:rFonts w:ascii="Arial" w:cs="Arial" w:eastAsia="Arial" w:hAnsi="Arial"/>
+          <w:color w:val="C00000"/>
+        </w:rPr>
+        <w:t xml:space="preserve">Confirm the source of the Arabic dubbing of </w:t>
+      </w:r>
+      <w:r>
+        <w:rPr>
+          <w:rFonts w:ascii="Arial" w:cs="Arial" w:eastAsia="Arial" w:hAnsi="Arial"/>
+          <w:i/>
+          <w:iCs/>
+          <w:color w:val="C00000"/>
+        </w:rPr>
+        <w:t xml:space="preserve">The Simpsons</w:t>
+      </w:r>
+      <w:r>
+        <w:rPr>
+          <w:rFonts w:ascii="Arial" w:cs="Arial" w:eastAsia="Arial" w:hAnsi="Arial"/>
+          <w:color w:val="C00000"/>
+        </w:rPr>
+        <w:t xml:space="preserve"> (Chapter 26), which comes from Shaikha’s notes and is credited to the course materials.</w:t>
       </w:r>
     </w:p>
     <w:p>
@@ -6153,7 +9816,41 @@
         <w:pStyle w:val="Heading2"/>
       </w:pPr>
       <w:r>
-        <w:t xml:space="preserve">6.3 Decisions and details</w:t>
+        <w:t xml:space="preserve">7.3 Decisions and details</w:t>
+      </w:r>
+    </w:p>
+    <w:p>
+      <w:pPr>
+        <w:pStyle w:val="ListParagraph"/>
+        <w:numPr>
+          <w:ilvl w:val="0"/>
+          <w:numId w:val="2"/>
+        </w:numPr>
+        <w:spacing w:after="80" w:line="290"/>
+      </w:pPr>
+      <w:r>
+        <w:rPr>
+          <w:rFonts w:ascii="Arial" w:cs="Arial" w:eastAsia="Arial" w:hAnsi="Arial"/>
+          <w:color w:val="C00000"/>
+        </w:rPr>
+        <w:t xml:space="preserve">Credit the team members’ contributions, including Masooma’s terminology chapter, which is no longer named in the handbook.</w:t>
+      </w:r>
+    </w:p>
+    <w:p>
+      <w:pPr>
+        <w:pStyle w:val="ListParagraph"/>
+        <w:numPr>
+          <w:ilvl w:val="0"/>
+          <w:numId w:val="2"/>
+        </w:numPr>
+        <w:spacing w:after="80" w:line="290"/>
+      </w:pPr>
+      <w:r>
+        <w:rPr>
+          <w:rFonts w:ascii="Arial" w:cs="Arial" w:eastAsia="Arial" w:hAnsi="Arial"/>
+          <w:color w:val="C00000"/>
+        </w:rPr>
+        <w:t xml:space="preserve">Decide whether to add to the glossary the terms explained only in the text (for example sight translation, spotting, SDH and the inverted pyramid).</w:t>
       </w:r>
     </w:p>
     <w:p>

--- a/Handbook-Final-Report.docx
+++ b/Handbook-Final-Report.docx
@@ -212,7 +212,7 @@
         <w:rPr>
           <w:rFonts w:ascii="Arial" w:cs="Arial" w:eastAsia="Arial" w:hAnsi="Arial"/>
         </w:rPr>
-        <w:t xml:space="preserve">Section 5 goes through the team’s own documents (the draft, the professor’s notes, the terminology chapter and the audiovisual translation notes): what was used, what was edited and what was not used.</w:t>
+        <w:t xml:space="preserve">Section 5 goes through the team’s own documents (the draft, the professor’s notes, the terminology chapter, the audiovisual translation notes, the Text Analysis Model and the requests made in the Teams chat): what was used, what was edited and what was not used.</w:t>
       </w:r>
     </w:p>
     <w:p>
@@ -319,7 +319,7 @@
         <w:rPr>
           <w:rFonts w:ascii="Arial" w:cs="Arial" w:eastAsia="Arial" w:hAnsi="Arial"/>
         </w:rPr>
-        <w:t xml:space="preserve">96 pages, B5 size, in two editions with identical content: the </w:t>
+        <w:t xml:space="preserve">98 pages, B5 size, in two editions with identical content: the </w:t>
       </w:r>
       <w:r>
         <w:rPr>
@@ -379,7 +379,7 @@
         <w:rPr>
           <w:rFonts w:ascii="Arial" w:cs="Arial" w:eastAsia="Arial" w:hAnsi="Arial"/>
         </w:rPr>
-        <w:t xml:space="preserve">Back matter: abbreviations, further reading, a glossary of 110 terms, 38 references, and a page with the QR code of the team’s website.</w:t>
+        <w:t xml:space="preserve">Back matter: abbreviations, further reading, a glossary of 113 terms, 39 references, and a page with the QR code of the team’s website.</w:t>
       </w:r>
     </w:p>
     <w:p>
@@ -1761,6 +1761,30 @@
           <w:b/>
           <w:bCs/>
         </w:rPr>
+        <w:t xml:space="preserve">Chapter 10:</w:t>
+      </w:r>
+      <w:r>
+        <w:rPr>
+          <w:rFonts w:ascii="Arial" w:cs="Arial" w:eastAsia="Arial" w:hAnsi="Arial"/>
+        </w:rPr>
+        <w:t xml:space="preserve"> communicative translation, the “middle way” between literal and free translation, with two examples of public notices (requested in the Teams chat, from the Principles of Translation notes, which were not received).</w:t>
+      </w:r>
+    </w:p>
+    <w:p>
+      <w:pPr>
+        <w:pStyle w:val="ListParagraph"/>
+        <w:numPr>
+          <w:ilvl w:val="0"/>
+          <w:numId w:val="2"/>
+        </w:numPr>
+        <w:spacing w:after="80" w:line="290"/>
+      </w:pPr>
+      <w:r>
+        <w:rPr>
+          <w:rFonts w:ascii="Arial" w:cs="Arial" w:eastAsia="Arial" w:hAnsi="Arial"/>
+          <w:b/>
+          <w:bCs/>
+        </w:rPr>
         <w:t xml:space="preserve">Chapter 12:</w:t>
       </w:r>
       <w:r>
@@ -1768,6 +1792,30 @@
           <w:rFonts w:ascii="Arial" w:cs="Arial" w:eastAsia="Arial" w:hAnsi="Arial"/>
         </w:rPr>
         <w:t xml:space="preserve"> the seven translation procedures, with examples (requested in the notes; the draft had no content).</w:t>
+      </w:r>
+    </w:p>
+    <w:p>
+      <w:pPr>
+        <w:pStyle w:val="ListParagraph"/>
+        <w:numPr>
+          <w:ilvl w:val="0"/>
+          <w:numId w:val="2"/>
+        </w:numPr>
+        <w:spacing w:after="80" w:line="290"/>
+      </w:pPr>
+      <w:r>
+        <w:rPr>
+          <w:rFonts w:ascii="Arial" w:cs="Arial" w:eastAsia="Arial" w:hAnsi="Arial"/>
+          <w:b/>
+          <w:bCs/>
+        </w:rPr>
+        <w:t xml:space="preserve">Chapter 13:</w:t>
+      </w:r>
+      <w:r>
+        <w:rPr>
+          <w:rFonts w:ascii="Arial" w:cs="Arial" w:eastAsia="Arial" w:hAnsi="Arial"/>
+        </w:rPr>
+        <w:t xml:space="preserve"> explicitation and implicitation, with three English–Arabic examples (requested in the Teams chat, from the Principles of Translation notes, which were not received).</w:t>
       </w:r>
     </w:p>
     <w:p>
@@ -3726,7 +3774,894 @@
         <w:pStyle w:val="Heading2"/>
       </w:pPr>
       <w:r>
-        <w:t xml:space="preserve">5.5 Sources named in the team’s documents</w:t>
+        <w:t xml:space="preserve">5.5 The Text Analysis Model (V2-2)</w:t>
+      </w:r>
+    </w:p>
+    <w:p>
+      <w:pPr>
+        <w:spacing w:after="140" w:line="300"/>
+        <w:jc w:val="both"/>
+      </w:pPr>
+      <w:r>
+        <w:rPr>
+          <w:rFonts w:ascii="Arial" w:cs="Arial" w:eastAsia="Arial" w:hAnsi="Arial"/>
+        </w:rPr>
+        <w:t xml:space="preserve">This document was seen only in a screenshot of its first page and the start of its second page (four pages in all). What was visible was used as follows.</w:t>
+      </w:r>
+    </w:p>
+    <w:p>
+      <w:pPr>
+        <w:pStyle w:val="ListParagraph"/>
+        <w:numPr>
+          <w:ilvl w:val="0"/>
+          <w:numId w:val="2"/>
+        </w:numPr>
+        <w:spacing w:after="80" w:line="290"/>
+      </w:pPr>
+      <w:r>
+        <w:rPr>
+          <w:rFonts w:ascii="Arial" w:cs="Arial" w:eastAsia="Arial" w:hAnsi="Arial"/>
+          <w:b/>
+          <w:bCs/>
+        </w:rPr>
+        <w:t xml:space="preserve">Used and edited</w:t>
+      </w:r>
+      <w:r>
+        <w:rPr>
+          <w:rFonts w:ascii="Arial" w:cs="Arial" w:eastAsia="Arial" w:hAnsi="Arial"/>
+        </w:rPr>
+        <w:t xml:space="preserve"> in Chapter 17: the three-step process (analysis of the source text, translation, and the post-translation activity) matches the three phases already in the chapter (analysis, translation and commentary).</w:t>
+      </w:r>
+    </w:p>
+    <w:p>
+      <w:pPr>
+        <w:pStyle w:val="ListParagraph"/>
+        <w:numPr>
+          <w:ilvl w:val="0"/>
+          <w:numId w:val="2"/>
+        </w:numPr>
+        <w:spacing w:after="80" w:line="290"/>
+      </w:pPr>
+      <w:r>
+        <w:rPr>
+          <w:rFonts w:ascii="Arial" w:cs="Arial" w:eastAsia="Arial" w:hAnsi="Arial"/>
+          <w:b/>
+          <w:bCs/>
+        </w:rPr>
+        <w:t xml:space="preserve">Used and edited</w:t>
+      </w:r>
+      <w:r>
+        <w:rPr>
+          <w:rFonts w:ascii="Arial" w:cs="Arial" w:eastAsia="Arial" w:hAnsi="Arial"/>
+        </w:rPr>
+        <w:t xml:space="preserve"> in Chapter 17, as a new Step 3, “look at two levels”: the </w:t>
+      </w:r>
+      <w:r>
+        <w:rPr>
+          <w:rFonts w:ascii="Arial" w:cs="Arial" w:eastAsia="Arial" w:hAnsi="Arial"/>
+          <w:b/>
+          <w:bCs/>
+        </w:rPr>
+        <w:t xml:space="preserve">linguistic level</w:t>
+      </w:r>
+      <w:r>
+        <w:rPr>
+          <w:rFonts w:ascii="Arial" w:cs="Arial" w:eastAsia="Arial" w:hAnsi="Arial"/>
+        </w:rPr>
+        <w:t xml:space="preserve"> (words, grammar and meaning, from the model’s micro level: lexical, syntactic and semantic aspects) and the </w:t>
+      </w:r>
+      <w:r>
+        <w:rPr>
+          <w:rFonts w:ascii="Arial" w:cs="Arial" w:eastAsia="Arial" w:hAnsi="Arial"/>
+          <w:b/>
+          <w:bCs/>
+        </w:rPr>
+        <w:t xml:space="preserve">external level</w:t>
+      </w:r>
+      <w:r>
+        <w:rPr>
+          <w:rFonts w:ascii="Arial" w:cs="Arial" w:eastAsia="Arial" w:hAnsi="Arial"/>
+        </w:rPr>
+        <w:t xml:space="preserve"> (aspects that affect the translation but are not visible in the words).</w:t>
+      </w:r>
+    </w:p>
+    <w:p>
+      <w:pPr>
+        <w:pStyle w:val="ListParagraph"/>
+        <w:numPr>
+          <w:ilvl w:val="0"/>
+          <w:numId w:val="2"/>
+        </w:numPr>
+        <w:spacing w:after="80" w:line="290"/>
+      </w:pPr>
+      <w:r>
+        <w:rPr>
+          <w:rFonts w:ascii="Arial" w:cs="Arial" w:eastAsia="Arial" w:hAnsi="Arial"/>
+          <w:b/>
+          <w:bCs/>
+        </w:rPr>
+        <w:t xml:space="preserve">Added to the References</w:t>
+      </w:r>
+      <w:r>
+        <w:rPr>
+          <w:rFonts w:ascii="Arial" w:cs="Arial" w:eastAsia="Arial" w:hAnsi="Arial"/>
+        </w:rPr>
+        <w:t xml:space="preserve">: Fairclough (2003), </w:t>
+      </w:r>
+      <w:r>
+        <w:rPr>
+          <w:rFonts w:ascii="Arial" w:cs="Arial" w:eastAsia="Arial" w:hAnsi="Arial"/>
+          <w:i/>
+          <w:iCs/>
+        </w:rPr>
+        <w:t xml:space="preserve">Analysing discourse: Textual analysis for social research</w:t>
+      </w:r>
+      <w:r>
+        <w:rPr>
+          <w:rFonts w:ascii="Arial" w:cs="Arial" w:eastAsia="Arial" w:hAnsi="Arial"/>
+        </w:rPr>
+        <w:t xml:space="preserve"> (Routledge), which the model names as its basis. The chapter cites it together with the team’s course materials.</w:t>
+      </w:r>
+    </w:p>
+    <w:p>
+      <w:pPr>
+        <w:pStyle w:val="ListParagraph"/>
+        <w:numPr>
+          <w:ilvl w:val="0"/>
+          <w:numId w:val="2"/>
+        </w:numPr>
+        <w:spacing w:after="80" w:line="290"/>
+      </w:pPr>
+      <w:r>
+        <w:rPr>
+          <w:rFonts w:ascii="Arial" w:cs="Arial" w:eastAsia="Arial" w:hAnsi="Arial"/>
+          <w:b/>
+          <w:bCs/>
+        </w:rPr>
+        <w:t xml:space="preserve">Not used</w:t>
+      </w:r>
+      <w:r>
+        <w:rPr>
+          <w:rFonts w:ascii="Arial" w:cs="Arial" w:eastAsia="Arial" w:hAnsi="Arial"/>
+        </w:rPr>
+        <w:t xml:space="preserve">, because it was not seen: the rest of the micro level, the full list of the external level, and pages 3 and 4. The external level in the chapter is described in general terms only (author, publisher, audience, purpose and situation), taken from the checklist that was already in the chapter.</w:t>
+      </w:r>
+    </w:p>
+    <w:p>
+      <w:pPr>
+        <w:spacing w:after="60"/>
+      </w:pPr>
+    </w:p>
+    <w:p>
+      <w:pPr>
+        <w:pStyle w:val="Heading2"/>
+      </w:pPr>
+      <w:r>
+        <w:t xml:space="preserve">5.6 Requests in the Teams chat</w:t>
+      </w:r>
+    </w:p>
+    <w:p>
+      <w:pPr>
+        <w:spacing w:after="140" w:line="300"/>
+        <w:jc w:val="both"/>
+      </w:pPr>
+      <w:r>
+        <w:rPr>
+          <w:rFonts w:ascii="Arial" w:cs="Arial" w:eastAsia="Arial" w:hAnsi="Arial"/>
+        </w:rPr>
+        <w:t xml:space="preserve">The messages in the team’s Teams chat were compared with the handbook.</w:t>
+      </w:r>
+    </w:p>
+    <w:p>
+      <w:pPr>
+        <w:pStyle w:val="ListParagraph"/>
+        <w:numPr>
+          <w:ilvl w:val="0"/>
+          <w:numId w:val="2"/>
+        </w:numPr>
+        <w:spacing w:after="80" w:line="290"/>
+      </w:pPr>
+      <w:r>
+        <w:rPr>
+          <w:rFonts w:ascii="Arial" w:cs="Arial" w:eastAsia="Arial" w:hAnsi="Arial"/>
+          <w:b/>
+          <w:bCs/>
+        </w:rPr>
+        <w:t xml:space="preserve">Terminology chapter</w:t>
+      </w:r>
+      <w:r>
+        <w:rPr>
+          <w:rFonts w:ascii="Arial" w:cs="Arial" w:eastAsia="Arial" w:hAnsi="Arial"/>
+        </w:rPr>
+        <w:t xml:space="preserve">: the chat says that the material was selected from the terminology part by Samiuallah and Masooma. The handbook does not name individual contributors; the acknowledgement thanks every team member (see Section 7).</w:t>
+      </w:r>
+    </w:p>
+    <w:p>
+      <w:pPr>
+        <w:pStyle w:val="ListParagraph"/>
+        <w:numPr>
+          <w:ilvl w:val="0"/>
+          <w:numId w:val="2"/>
+        </w:numPr>
+        <w:spacing w:after="80" w:line="290"/>
+      </w:pPr>
+      <w:r>
+        <w:rPr>
+          <w:rFonts w:ascii="Arial" w:cs="Arial" w:eastAsia="Arial" w:hAnsi="Arial"/>
+          <w:b/>
+          <w:bCs/>
+        </w:rPr>
+        <w:t xml:space="preserve">Audiovisual translation notes</w:t>
+      </w:r>
+      <w:r>
+        <w:rPr>
+          <w:rFonts w:ascii="Arial" w:cs="Arial" w:eastAsia="Arial" w:hAnsi="Arial"/>
+        </w:rPr>
+        <w:t xml:space="preserve"> (AVT 2 and Intro to AVT): the chat asks Loulwah to prepare the audiovisual chapter “from her notes specifically”, which suggests these are Loulwah’s notes. They were used for Chapters 26 and 27 (Section 5.4). The chat also asks for a background and an introduction to audiovisual translation, suitable for beginners: </w:t>
+      </w:r>
+      <w:r>
+        <w:rPr>
+          <w:rFonts w:ascii="Arial" w:cs="Arial" w:eastAsia="Arial" w:hAnsi="Arial"/>
+          <w:b/>
+          <w:bCs/>
+        </w:rPr>
+        <w:t xml:space="preserve">done</w:t>
+      </w:r>
+      <w:r>
+        <w:rPr>
+          <w:rFonts w:ascii="Arial" w:cs="Arial" w:eastAsia="Arial" w:hAnsi="Arial"/>
+        </w:rPr>
+        <w:t xml:space="preserve"> (Chapter 26, Steps 1 and 2).</w:t>
+      </w:r>
+    </w:p>
+    <w:p>
+      <w:pPr>
+        <w:pStyle w:val="ListParagraph"/>
+        <w:numPr>
+          <w:ilvl w:val="0"/>
+          <w:numId w:val="2"/>
+        </w:numPr>
+        <w:spacing w:after="80" w:line="290"/>
+      </w:pPr>
+      <w:r>
+        <w:rPr>
+          <w:rFonts w:ascii="Arial" w:cs="Arial" w:eastAsia="Arial" w:hAnsi="Arial"/>
+          <w:b/>
+          <w:bCs/>
+        </w:rPr>
+        <w:t xml:space="preserve">Principles of Translation notes</w:t>
+      </w:r>
+      <w:r>
+        <w:rPr>
+          <w:rFonts w:ascii="Arial" w:cs="Arial" w:eastAsia="Arial" w:hAnsi="Arial"/>
+        </w:rPr>
+        <w:t xml:space="preserve"> (a PDF of 59.5 MB): </w:t>
+      </w:r>
+      <w:r>
+        <w:rPr>
+          <w:rFonts w:ascii="Arial" w:cs="Arial" w:eastAsia="Arial" w:hAnsi="Arial"/>
+          <w:b/>
+          <w:bCs/>
+        </w:rPr>
+        <w:t xml:space="preserve">not received</w:t>
+      </w:r>
+      <w:r>
+        <w:rPr>
+          <w:rFonts w:ascii="Arial" w:cs="Arial" w:eastAsia="Arial" w:hAnsi="Arial"/>
+        </w:rPr>
+        <w:t xml:space="preserve">. The chat asks for four sections from it:</w:t>
+      </w:r>
+    </w:p>
+    <w:p>
+      <w:pPr>
+        <w:spacing w:after="60"/>
+      </w:pPr>
+    </w:p>
+    <w:tbl>
+      <w:tblPr>
+        <w:tblW w:type="dxa" w:w="9071"/>
+        <w:tblBorders>
+          <w:top w:val="single" w:color="auto" w:sz="4"/>
+          <w:left w:val="single" w:color="auto" w:sz="4"/>
+          <w:bottom w:val="single" w:color="auto" w:sz="4"/>
+          <w:right w:val="single" w:color="auto" w:sz="4"/>
+          <w:insideH w:val="single" w:color="auto" w:sz="4"/>
+          <w:insideV w:val="single" w:color="auto" w:sz="4"/>
+        </w:tblBorders>
+      </w:tblPr>
+      <w:tblGrid>
+        <w:gridCol w:w="3084"/>
+        <w:gridCol w:w="1996"/>
+        <w:gridCol w:w="3991"/>
+      </w:tblGrid>
+      <w:tr>
+        <w:trPr>
+          <w:tblHeader/>
+        </w:trPr>
+        <w:tc>
+          <w:tcPr>
+            <w:tcW w:type="dxa" w:w="3084"/>
+            <w:tcBorders>
+              <w:top w:val="single" w:color="000000" w:sz="4"/>
+              <w:left w:val="single" w:color="000000" w:sz="4"/>
+              <w:bottom w:val="single" w:color="000000" w:sz="4"/>
+              <w:right w:val="single" w:color="000000" w:sz="4"/>
+            </w:tcBorders>
+            <w:tcMar>
+              <w:top w:type="dxa" w:w="60"/>
+              <w:left w:type="dxa" w:w="100"/>
+              <w:bottom w:type="dxa" w:w="60"/>
+              <w:right w:type="dxa" w:w="100"/>
+            </w:tcMar>
+          </w:tcPr>
+          <w:p>
+            <w:pPr>
+              <w:spacing w:after="0" w:line="260"/>
+            </w:pPr>
+            <w:r>
+              <w:rPr>
+                <w:rFonts w:ascii="Arial" w:cs="Arial" w:eastAsia="Arial" w:hAnsi="Arial"/>
+                <w:b/>
+                <w:bCs/>
+                <w:sz w:val="19"/>
+                <w:szCs w:val="19"/>
+              </w:rPr>
+              <w:t xml:space="preserve">Requested in the chat</w:t>
+            </w:r>
+          </w:p>
+        </w:tc>
+        <w:tc>
+          <w:tcPr>
+            <w:tcW w:type="dxa" w:w="1996"/>
+            <w:tcBorders>
+              <w:top w:val="single" w:color="000000" w:sz="4"/>
+              <w:left w:val="single" w:color="000000" w:sz="4"/>
+              <w:bottom w:val="single" w:color="000000" w:sz="4"/>
+              <w:right w:val="single" w:color="000000" w:sz="4"/>
+            </w:tcBorders>
+            <w:tcMar>
+              <w:top w:type="dxa" w:w="60"/>
+              <w:left w:type="dxa" w:w="100"/>
+              <w:bottom w:type="dxa" w:w="60"/>
+              <w:right w:type="dxa" w:w="100"/>
+            </w:tcMar>
+          </w:tcPr>
+          <w:p>
+            <w:pPr>
+              <w:spacing w:after="0" w:line="260"/>
+            </w:pPr>
+            <w:r>
+              <w:rPr>
+                <w:rFonts w:ascii="Arial" w:cs="Arial" w:eastAsia="Arial" w:hAnsi="Arial"/>
+                <w:b/>
+                <w:bCs/>
+                <w:sz w:val="19"/>
+                <w:szCs w:val="19"/>
+              </w:rPr>
+              <w:t xml:space="preserve">In the handbook</w:t>
+            </w:r>
+          </w:p>
+        </w:tc>
+        <w:tc>
+          <w:tcPr>
+            <w:tcW w:type="dxa" w:w="3991"/>
+            <w:tcBorders>
+              <w:top w:val="single" w:color="000000" w:sz="4"/>
+              <w:left w:val="single" w:color="000000" w:sz="4"/>
+              <w:bottom w:val="single" w:color="000000" w:sz="4"/>
+              <w:right w:val="single" w:color="000000" w:sz="4"/>
+            </w:tcBorders>
+            <w:tcMar>
+              <w:top w:type="dxa" w:w="60"/>
+              <w:left w:type="dxa" w:w="100"/>
+              <w:bottom w:type="dxa" w:w="60"/>
+              <w:right w:type="dxa" w:w="100"/>
+            </w:tcMar>
+          </w:tcPr>
+          <w:p>
+            <w:pPr>
+              <w:spacing w:after="0" w:line="260"/>
+            </w:pPr>
+            <w:r>
+              <w:rPr>
+                <w:rFonts w:ascii="Arial" w:cs="Arial" w:eastAsia="Arial" w:hAnsi="Arial"/>
+                <w:b/>
+                <w:bCs/>
+                <w:sz w:val="19"/>
+                <w:szCs w:val="19"/>
+              </w:rPr>
+              <w:t xml:space="preserve">Status</w:t>
+            </w:r>
+          </w:p>
+        </w:tc>
+      </w:tr>
+      <w:tr>
+        <w:trPr>
+          <w:cantSplit/>
+        </w:trPr>
+        <w:tc>
+          <w:tcPr>
+            <w:tcW w:type="dxa" w:w="3084"/>
+            <w:tcBorders>
+              <w:top w:val="single" w:color="000000" w:sz="4"/>
+              <w:left w:val="single" w:color="000000" w:sz="4"/>
+              <w:bottom w:val="single" w:color="000000" w:sz="4"/>
+              <w:right w:val="single" w:color="000000" w:sz="4"/>
+            </w:tcBorders>
+            <w:tcMar>
+              <w:top w:type="dxa" w:w="60"/>
+              <w:left w:type="dxa" w:w="100"/>
+              <w:bottom w:type="dxa" w:w="60"/>
+              <w:right w:type="dxa" w:w="100"/>
+            </w:tcMar>
+          </w:tcPr>
+          <w:p>
+            <w:pPr>
+              <w:spacing w:after="0" w:line="260"/>
+            </w:pPr>
+            <w:r>
+              <w:rPr>
+                <w:rFonts w:ascii="Arial" w:cs="Arial" w:eastAsia="Arial" w:hAnsi="Arial"/>
+                <w:sz w:val="19"/>
+                <w:szCs w:val="19"/>
+              </w:rPr>
+              <w:t xml:space="preserve">Machine translation</w:t>
+            </w:r>
+          </w:p>
+        </w:tc>
+        <w:tc>
+          <w:tcPr>
+            <w:tcW w:type="dxa" w:w="1996"/>
+            <w:tcBorders>
+              <w:top w:val="single" w:color="000000" w:sz="4"/>
+              <w:left w:val="single" w:color="000000" w:sz="4"/>
+              <w:bottom w:val="single" w:color="000000" w:sz="4"/>
+              <w:right w:val="single" w:color="000000" w:sz="4"/>
+            </w:tcBorders>
+            <w:tcMar>
+              <w:top w:type="dxa" w:w="60"/>
+              <w:left w:type="dxa" w:w="100"/>
+              <w:bottom w:type="dxa" w:w="60"/>
+              <w:right w:type="dxa" w:w="100"/>
+            </w:tcMar>
+          </w:tcPr>
+          <w:p>
+            <w:pPr>
+              <w:spacing w:after="0" w:line="260"/>
+            </w:pPr>
+            <w:r>
+              <w:rPr>
+                <w:rFonts w:ascii="Arial" w:cs="Arial" w:eastAsia="Arial" w:hAnsi="Arial"/>
+                <w:sz w:val="19"/>
+                <w:szCs w:val="19"/>
+              </w:rPr>
+              <w:t xml:space="preserve">Chapter 22</w:t>
+            </w:r>
+          </w:p>
+        </w:tc>
+        <w:tc>
+          <w:tcPr>
+            <w:tcW w:type="dxa" w:w="3991"/>
+            <w:tcBorders>
+              <w:top w:val="single" w:color="000000" w:sz="4"/>
+              <w:left w:val="single" w:color="000000" w:sz="4"/>
+              <w:bottom w:val="single" w:color="000000" w:sz="4"/>
+              <w:right w:val="single" w:color="000000" w:sz="4"/>
+            </w:tcBorders>
+            <w:tcMar>
+              <w:top w:type="dxa" w:w="60"/>
+              <w:left w:type="dxa" w:w="100"/>
+              <w:bottom w:type="dxa" w:w="60"/>
+              <w:right w:type="dxa" w:w="100"/>
+            </w:tcMar>
+          </w:tcPr>
+          <w:p>
+            <w:pPr>
+              <w:spacing w:after="0" w:line="260"/>
+            </w:pPr>
+            <w:r>
+              <w:rPr>
+                <w:rFonts w:ascii="Arial" w:cs="Arial" w:eastAsia="Arial" w:hAnsi="Arial"/>
+                <w:sz w:val="19"/>
+                <w:szCs w:val="19"/>
+              </w:rPr>
+              <w:t xml:space="preserve">Done, from the draft and the published sources; the notes themselves were not received</w:t>
+            </w:r>
+          </w:p>
+        </w:tc>
+      </w:tr>
+      <w:tr>
+        <w:trPr>
+          <w:cantSplit/>
+        </w:trPr>
+        <w:tc>
+          <w:tcPr>
+            <w:tcW w:type="dxa" w:w="3084"/>
+            <w:tcBorders>
+              <w:top w:val="single" w:color="000000" w:sz="4"/>
+              <w:left w:val="single" w:color="000000" w:sz="4"/>
+              <w:bottom w:val="single" w:color="000000" w:sz="4"/>
+              <w:right w:val="single" w:color="000000" w:sz="4"/>
+            </w:tcBorders>
+            <w:tcMar>
+              <w:top w:type="dxa" w:w="60"/>
+              <w:left w:type="dxa" w:w="100"/>
+              <w:bottom w:type="dxa" w:w="60"/>
+              <w:right w:type="dxa" w:w="100"/>
+            </w:tcMar>
+          </w:tcPr>
+          <w:p>
+            <w:pPr>
+              <w:spacing w:after="0" w:line="260"/>
+            </w:pPr>
+            <w:r>
+              <w:rPr>
+                <w:rFonts w:ascii="Arial" w:cs="Arial" w:eastAsia="Arial" w:hAnsi="Arial"/>
+                <w:sz w:val="19"/>
+                <w:szCs w:val="19"/>
+              </w:rPr>
+              <w:t xml:space="preserve">English–Arabic communicative translation strategy</w:t>
+            </w:r>
+          </w:p>
+        </w:tc>
+        <w:tc>
+          <w:tcPr>
+            <w:tcW w:type="dxa" w:w="1996"/>
+            <w:tcBorders>
+              <w:top w:val="single" w:color="000000" w:sz="4"/>
+              <w:left w:val="single" w:color="000000" w:sz="4"/>
+              <w:bottom w:val="single" w:color="000000" w:sz="4"/>
+              <w:right w:val="single" w:color="000000" w:sz="4"/>
+            </w:tcBorders>
+            <w:tcMar>
+              <w:top w:type="dxa" w:w="60"/>
+              <w:left w:type="dxa" w:w="100"/>
+              <w:bottom w:type="dxa" w:w="60"/>
+              <w:right w:type="dxa" w:w="100"/>
+            </w:tcMar>
+          </w:tcPr>
+          <w:p>
+            <w:pPr>
+              <w:spacing w:after="0" w:line="260"/>
+            </w:pPr>
+            <w:r>
+              <w:rPr>
+                <w:rFonts w:ascii="Arial" w:cs="Arial" w:eastAsia="Arial" w:hAnsi="Arial"/>
+                <w:sz w:val="19"/>
+                <w:szCs w:val="19"/>
+              </w:rPr>
+              <w:t xml:space="preserve">Chapter 10, Step 4</w:t>
+            </w:r>
+          </w:p>
+        </w:tc>
+        <w:tc>
+          <w:tcPr>
+            <w:tcW w:type="dxa" w:w="3991"/>
+            <w:tcBorders>
+              <w:top w:val="single" w:color="000000" w:sz="4"/>
+              <w:left w:val="single" w:color="000000" w:sz="4"/>
+              <w:bottom w:val="single" w:color="000000" w:sz="4"/>
+              <w:right w:val="single" w:color="000000" w:sz="4"/>
+            </w:tcBorders>
+            <w:tcMar>
+              <w:top w:type="dxa" w:w="60"/>
+              <w:left w:type="dxa" w:w="100"/>
+              <w:bottom w:type="dxa" w:w="60"/>
+              <w:right w:type="dxa" w:w="100"/>
+            </w:tcMar>
+          </w:tcPr>
+          <w:p>
+            <w:pPr>
+              <w:spacing w:after="0" w:line="260"/>
+            </w:pPr>
+            <w:r>
+              <w:rPr>
+                <w:rFonts w:ascii="Arial" w:cs="Arial" w:eastAsia="Arial" w:hAnsi="Arial"/>
+                <w:sz w:val="19"/>
+                <w:szCs w:val="19"/>
+              </w:rPr>
+              <w:t xml:space="preserve">Added now, from Newmark (1988); to be compared with the notes</w:t>
+            </w:r>
+          </w:p>
+        </w:tc>
+      </w:tr>
+      <w:tr>
+        <w:trPr>
+          <w:cantSplit/>
+        </w:trPr>
+        <w:tc>
+          <w:tcPr>
+            <w:tcW w:type="dxa" w:w="3084"/>
+            <w:tcBorders>
+              <w:top w:val="single" w:color="000000" w:sz="4"/>
+              <w:left w:val="single" w:color="000000" w:sz="4"/>
+              <w:bottom w:val="single" w:color="000000" w:sz="4"/>
+              <w:right w:val="single" w:color="000000" w:sz="4"/>
+            </w:tcBorders>
+            <w:tcMar>
+              <w:top w:type="dxa" w:w="60"/>
+              <w:left w:type="dxa" w:w="100"/>
+              <w:bottom w:type="dxa" w:w="60"/>
+              <w:right w:type="dxa" w:w="100"/>
+            </w:tcMar>
+          </w:tcPr>
+          <w:p>
+            <w:pPr>
+              <w:spacing w:after="0" w:line="260"/>
+            </w:pPr>
+            <w:r>
+              <w:rPr>
+                <w:rFonts w:ascii="Arial" w:cs="Arial" w:eastAsia="Arial" w:hAnsi="Arial"/>
+                <w:sz w:val="19"/>
+                <w:szCs w:val="19"/>
+              </w:rPr>
+              <w:t xml:space="preserve">Explicitation and implicitation</w:t>
+            </w:r>
+          </w:p>
+        </w:tc>
+        <w:tc>
+          <w:tcPr>
+            <w:tcW w:type="dxa" w:w="1996"/>
+            <w:tcBorders>
+              <w:top w:val="single" w:color="000000" w:sz="4"/>
+              <w:left w:val="single" w:color="000000" w:sz="4"/>
+              <w:bottom w:val="single" w:color="000000" w:sz="4"/>
+              <w:right w:val="single" w:color="000000" w:sz="4"/>
+            </w:tcBorders>
+            <w:tcMar>
+              <w:top w:type="dxa" w:w="60"/>
+              <w:left w:type="dxa" w:w="100"/>
+              <w:bottom w:type="dxa" w:w="60"/>
+              <w:right w:type="dxa" w:w="100"/>
+            </w:tcMar>
+          </w:tcPr>
+          <w:p>
+            <w:pPr>
+              <w:spacing w:after="0" w:line="260"/>
+            </w:pPr>
+            <w:r>
+              <w:rPr>
+                <w:rFonts w:ascii="Arial" w:cs="Arial" w:eastAsia="Arial" w:hAnsi="Arial"/>
+                <w:sz w:val="19"/>
+                <w:szCs w:val="19"/>
+              </w:rPr>
+              <w:t xml:space="preserve">Chapter 13, Step 3</w:t>
+            </w:r>
+          </w:p>
+        </w:tc>
+        <w:tc>
+          <w:tcPr>
+            <w:tcW w:type="dxa" w:w="3991"/>
+            <w:tcBorders>
+              <w:top w:val="single" w:color="000000" w:sz="4"/>
+              <w:left w:val="single" w:color="000000" w:sz="4"/>
+              <w:bottom w:val="single" w:color="000000" w:sz="4"/>
+              <w:right w:val="single" w:color="000000" w:sz="4"/>
+            </w:tcBorders>
+            <w:tcMar>
+              <w:top w:type="dxa" w:w="60"/>
+              <w:left w:type="dxa" w:w="100"/>
+              <w:bottom w:type="dxa" w:w="60"/>
+              <w:right w:type="dxa" w:w="100"/>
+            </w:tcMar>
+          </w:tcPr>
+          <w:p>
+            <w:pPr>
+              <w:spacing w:after="0" w:line="260"/>
+            </w:pPr>
+            <w:r>
+              <w:rPr>
+                <w:rFonts w:ascii="Arial" w:cs="Arial" w:eastAsia="Arial" w:hAnsi="Arial"/>
+                <w:sz w:val="19"/>
+                <w:szCs w:val="19"/>
+              </w:rPr>
+              <w:t xml:space="preserve">Added now, from Vinay &amp; Darbelnet (1958/1995); to be compared with the notes</w:t>
+            </w:r>
+          </w:p>
+        </w:tc>
+      </w:tr>
+      <w:tr>
+        <w:trPr>
+          <w:cantSplit/>
+        </w:trPr>
+        <w:tc>
+          <w:tcPr>
+            <w:tcW w:type="dxa" w:w="3084"/>
+            <w:tcBorders>
+              <w:top w:val="single" w:color="000000" w:sz="4"/>
+              <w:left w:val="single" w:color="000000" w:sz="4"/>
+              <w:bottom w:val="single" w:color="000000" w:sz="4"/>
+              <w:right w:val="single" w:color="000000" w:sz="4"/>
+            </w:tcBorders>
+            <w:tcMar>
+              <w:top w:type="dxa" w:w="60"/>
+              <w:left w:type="dxa" w:w="100"/>
+              <w:bottom w:type="dxa" w:w="60"/>
+              <w:right w:type="dxa" w:w="100"/>
+            </w:tcMar>
+          </w:tcPr>
+          <w:p>
+            <w:pPr>
+              <w:spacing w:after="0" w:line="260"/>
+            </w:pPr>
+            <w:r>
+              <w:rPr>
+                <w:rFonts w:ascii="Arial" w:cs="Arial" w:eastAsia="Arial" w:hAnsi="Arial"/>
+                <w:sz w:val="19"/>
+                <w:szCs w:val="19"/>
+              </w:rPr>
+              <w:t xml:space="preserve">The margin notes</w:t>
+            </w:r>
+          </w:p>
+        </w:tc>
+        <w:tc>
+          <w:tcPr>
+            <w:tcW w:type="dxa" w:w="1996"/>
+            <w:tcBorders>
+              <w:top w:val="single" w:color="000000" w:sz="4"/>
+              <w:left w:val="single" w:color="000000" w:sz="4"/>
+              <w:bottom w:val="single" w:color="000000" w:sz="4"/>
+              <w:right w:val="single" w:color="000000" w:sz="4"/>
+            </w:tcBorders>
+            <w:tcMar>
+              <w:top w:type="dxa" w:w="60"/>
+              <w:left w:type="dxa" w:w="100"/>
+              <w:bottom w:type="dxa" w:w="60"/>
+              <w:right w:type="dxa" w:w="100"/>
+            </w:tcMar>
+          </w:tcPr>
+          <w:p>
+            <w:pPr>
+              <w:spacing w:after="0" w:line="260"/>
+            </w:pPr>
+            <w:r>
+              <w:rPr>
+                <w:rFonts w:ascii="Arial" w:cs="Arial" w:eastAsia="Arial" w:hAnsi="Arial"/>
+                <w:sz w:val="19"/>
+                <w:szCs w:val="19"/>
+              </w:rPr>
+              <w:t xml:space="preserve">Not in the handbook</w:t>
+            </w:r>
+          </w:p>
+        </w:tc>
+        <w:tc>
+          <w:tcPr>
+            <w:tcW w:type="dxa" w:w="3991"/>
+            <w:tcBorders>
+              <w:top w:val="single" w:color="000000" w:sz="4"/>
+              <w:left w:val="single" w:color="000000" w:sz="4"/>
+              <w:bottom w:val="single" w:color="000000" w:sz="4"/>
+              <w:right w:val="single" w:color="000000" w:sz="4"/>
+            </w:tcBorders>
+            <w:tcMar>
+              <w:top w:type="dxa" w:w="60"/>
+              <w:left w:type="dxa" w:w="100"/>
+              <w:bottom w:type="dxa" w:w="60"/>
+              <w:right w:type="dxa" w:w="100"/>
+            </w:tcMar>
+          </w:tcPr>
+          <w:p>
+            <w:pPr>
+              <w:spacing w:after="0" w:line="260"/>
+            </w:pPr>
+            <w:r>
+              <w:rPr>
+                <w:rFonts w:ascii="Arial" w:cs="Arial" w:eastAsia="Arial" w:hAnsi="Arial"/>
+                <w:sz w:val="19"/>
+                <w:szCs w:val="19"/>
+              </w:rPr>
+              <w:t xml:space="preserve">Not done: the notes were not received</w:t>
+            </w:r>
+          </w:p>
+        </w:tc>
+      </w:tr>
+      <w:tr>
+        <w:trPr>
+          <w:cantSplit/>
+        </w:trPr>
+        <w:tc>
+          <w:tcPr>
+            <w:tcW w:type="dxa" w:w="3084"/>
+            <w:tcBorders>
+              <w:top w:val="single" w:color="000000" w:sz="4"/>
+              <w:left w:val="single" w:color="000000" w:sz="4"/>
+              <w:bottom w:val="single" w:color="000000" w:sz="4"/>
+              <w:right w:val="single" w:color="000000" w:sz="4"/>
+            </w:tcBorders>
+            <w:tcMar>
+              <w:top w:type="dxa" w:w="60"/>
+              <w:left w:type="dxa" w:w="100"/>
+              <w:bottom w:type="dxa" w:w="60"/>
+              <w:right w:type="dxa" w:w="100"/>
+            </w:tcMar>
+          </w:tcPr>
+          <w:p>
+            <w:pPr>
+              <w:spacing w:after="0" w:line="260"/>
+            </w:pPr>
+            <w:r>
+              <w:rPr>
+                <w:rFonts w:ascii="Arial" w:cs="Arial" w:eastAsia="Arial" w:hAnsi="Arial"/>
+                <w:sz w:val="19"/>
+                <w:szCs w:val="19"/>
+              </w:rPr>
+              <w:t xml:space="preserve">Examples for practice</w:t>
+            </w:r>
+          </w:p>
+        </w:tc>
+        <w:tc>
+          <w:tcPr>
+            <w:tcW w:type="dxa" w:w="1996"/>
+            <w:tcBorders>
+              <w:top w:val="single" w:color="000000" w:sz="4"/>
+              <w:left w:val="single" w:color="000000" w:sz="4"/>
+              <w:bottom w:val="single" w:color="000000" w:sz="4"/>
+              <w:right w:val="single" w:color="000000" w:sz="4"/>
+            </w:tcBorders>
+            <w:tcMar>
+              <w:top w:type="dxa" w:w="60"/>
+              <w:left w:type="dxa" w:w="100"/>
+              <w:bottom w:type="dxa" w:w="60"/>
+              <w:right w:type="dxa" w:w="100"/>
+            </w:tcMar>
+          </w:tcPr>
+          <w:p>
+            <w:pPr>
+              <w:spacing w:after="0" w:line="260"/>
+            </w:pPr>
+            <w:r>
+              <w:rPr>
+                <w:rFonts w:ascii="Arial" w:cs="Arial" w:eastAsia="Arial" w:hAnsi="Arial"/>
+                <w:sz w:val="19"/>
+                <w:szCs w:val="19"/>
+              </w:rPr>
+              <w:t xml:space="preserve">Removed</w:t>
+            </w:r>
+          </w:p>
+        </w:tc>
+        <w:tc>
+          <w:tcPr>
+            <w:tcW w:type="dxa" w:w="3991"/>
+            <w:tcBorders>
+              <w:top w:val="single" w:color="000000" w:sz="4"/>
+              <w:left w:val="single" w:color="000000" w:sz="4"/>
+              <w:bottom w:val="single" w:color="000000" w:sz="4"/>
+              <w:right w:val="single" w:color="000000" w:sz="4"/>
+            </w:tcBorders>
+            <w:tcMar>
+              <w:top w:type="dxa" w:w="60"/>
+              <w:left w:type="dxa" w:w="100"/>
+              <w:bottom w:type="dxa" w:w="60"/>
+              <w:right w:type="dxa" w:w="100"/>
+            </w:tcMar>
+          </w:tcPr>
+          <w:p>
+            <w:pPr>
+              <w:spacing w:after="0" w:line="260"/>
+            </w:pPr>
+            <w:r>
+              <w:rPr>
+                <w:rFonts w:ascii="Arial" w:cs="Arial" w:eastAsia="Arial" w:hAnsi="Arial"/>
+                <w:sz w:val="19"/>
+                <w:szCs w:val="19"/>
+              </w:rPr>
+              <w:t xml:space="preserve">Done, then removed at the team’s request (practice section); the “Try it” questions remain</w:t>
+            </w:r>
+          </w:p>
+        </w:tc>
+      </w:tr>
+    </w:tbl>
+    <w:p>
+      <w:pPr>
+        <w:spacing w:after="160"/>
+      </w:pPr>
+    </w:p>
+    <w:p>
+      <w:pPr>
+        <w:pStyle w:val="Heading2"/>
+      </w:pPr>
+      <w:r>
+        <w:t xml:space="preserve">5.7 Sources named in the team’s documents</w:t>
       </w:r>
     </w:p>
     <w:tbl>
@@ -4326,7 +5261,7 @@
                 <w:sz w:val="19"/>
                 <w:szCs w:val="19"/>
               </w:rPr>
-              <w:t xml:space="preserve">Not received</w:t>
+              <w:t xml:space="preserve">Not received; her audiovisual notes appear to be the AVT notes used in Chapters 26 and 27 (to be confirmed)</w:t>
             </w:r>
           </w:p>
         </w:tc>
@@ -4361,7 +5296,7 @@
                 <w:sz w:val="19"/>
                 <w:szCs w:val="19"/>
               </w:rPr>
-              <w:t xml:space="preserve">The book behind the draft’s numbered exercises (16, 24–29)</w:t>
+              <w:t xml:space="preserve">The Principles of Translation notes, with the margin notes</w:t>
             </w:r>
           </w:p>
         </w:tc>
@@ -4421,7 +5356,7 @@
                 <w:sz w:val="19"/>
                 <w:szCs w:val="19"/>
               </w:rPr>
-              <w:t xml:space="preserve">To be verified: credited to the course materials until the source is known</w:t>
+              <w:t xml:space="preserve">Not received: to be supplied and compared with Chapters 10, 13 and 22</w:t>
             </w:r>
           </w:p>
         </w:tc>
@@ -4456,7 +5391,7 @@
                 <w:sz w:val="19"/>
                 <w:szCs w:val="19"/>
               </w:rPr>
-              <w:t xml:space="preserve">The team’s course materials (the draft and notes)</w:t>
+              <w:t xml:space="preserve">Text Analysis Model V2-2: Fairclough (2003)</w:t>
             </w:r>
           </w:p>
         </w:tc>
@@ -4486,7 +5421,7 @@
                 <w:sz w:val="19"/>
                 <w:szCs w:val="19"/>
               </w:rPr>
-              <w:t xml:space="preserve">Yes, as Translation Team (n.d.)</w:t>
+              <w:t xml:space="preserve">Yes (added)</w:t>
             </w:r>
           </w:p>
         </w:tc>
@@ -4516,7 +5451,7 @@
                 <w:sz w:val="19"/>
                 <w:szCs w:val="19"/>
               </w:rPr>
-              <w:t xml:space="preserve">Checked: the wording of quoted definitions to be confirmed</w:t>
+              <w:t xml:space="preserve">Checked twice (confirmed): author, year, title and publisher match the model’s footnote</w:t>
             </w:r>
           </w:p>
         </w:tc>
@@ -4551,7 +5486,7 @@
                 <w:sz w:val="19"/>
                 <w:szCs w:val="19"/>
               </w:rPr>
-              <w:t xml:space="preserve">Jordanian academy (“74 fields”)</w:t>
+              <w:t xml:space="preserve">Text Analysis Model V2-2 itself</w:t>
             </w:r>
           </w:p>
         </w:tc>
@@ -4581,7 +5516,7 @@
                 <w:sz w:val="19"/>
                 <w:szCs w:val="19"/>
               </w:rPr>
-              <w:t xml:space="preserve">No</w:t>
+              <w:t xml:space="preserve">Yes, as Translation Team (n.d.)</w:t>
             </w:r>
           </w:p>
         </w:tc>
@@ -4611,7 +5546,7 @@
                 <w:sz w:val="19"/>
                 <w:szCs w:val="19"/>
               </w:rPr>
-              <w:t xml:space="preserve">Checked: could not be verified; removed</w:t>
+              <w:t xml:space="preserve">To be verified: only pages 1–2 were seen; author and full text to be confirmed</w:t>
             </w:r>
           </w:p>
         </w:tc>
@@ -4646,7 +5581,7 @@
                 <w:sz w:val="19"/>
                 <w:szCs w:val="19"/>
               </w:rPr>
-              <w:t xml:space="preserve">Wüster; ISO, IEC and ITU (terminology chapter)</w:t>
+              <w:t xml:space="preserve">The book behind the draft’s numbered exercises (16, 24–29)</w:t>
             </w:r>
           </w:p>
         </w:tc>
@@ -4706,7 +5641,7 @@
                 <w:sz w:val="19"/>
                 <w:szCs w:val="19"/>
               </w:rPr>
-              <w:t xml:space="preserve">Checked and corrected; then removed in the beginner revision</w:t>
+              <w:t xml:space="preserve">To be verified: credited to the course materials until the source is known</w:t>
             </w:r>
           </w:p>
         </w:tc>
@@ -4741,7 +5676,7 @@
                 <w:sz w:val="19"/>
                 <w:szCs w:val="19"/>
               </w:rPr>
-              <w:t xml:space="preserve">Methods of the Arabic academies (terminology chapter)</w:t>
+              <w:t xml:space="preserve">The team’s course materials (the draft and notes)</w:t>
             </w:r>
           </w:p>
         </w:tc>
@@ -4771,7 +5706,7 @@
                 <w:sz w:val="19"/>
                 <w:szCs w:val="19"/>
               </w:rPr>
-              <w:t xml:space="preserve">No</w:t>
+              <w:t xml:space="preserve">Yes, as Translation Team (n.d.)</w:t>
             </w:r>
           </w:p>
         </w:tc>
@@ -4801,7 +5736,7 @@
                 <w:sz w:val="19"/>
                 <w:szCs w:val="19"/>
               </w:rPr>
-              <w:t xml:space="preserve">Not verified (no source found); removed</w:t>
+              <w:t xml:space="preserve">Checked: the wording of quoted definitions to be confirmed</w:t>
             </w:r>
           </w:p>
         </w:tc>
@@ -4836,7 +5771,7 @@
                 <w:sz w:val="19"/>
                 <w:szCs w:val="19"/>
               </w:rPr>
-              <w:t xml:space="preserve">UNTERM, Arabterm, Cabré (1999) (added to Chapter 21)</w:t>
+              <w:t xml:space="preserve">Jordanian academy (“74 fields”)</w:t>
             </w:r>
           </w:p>
         </w:tc>
@@ -4866,7 +5801,7 @@
                 <w:sz w:val="19"/>
                 <w:szCs w:val="19"/>
               </w:rPr>
-              <w:t xml:space="preserve">Yes</w:t>
+              <w:t xml:space="preserve">No</w:t>
             </w:r>
           </w:p>
         </w:tc>
@@ -4896,7 +5831,7 @@
                 <w:sz w:val="19"/>
                 <w:szCs w:val="19"/>
               </w:rPr>
-              <w:t xml:space="preserve">Checked twice; the co-publisher of Arabterm (GIZ or BMZ) to be confirmed</w:t>
+              <w:t xml:space="preserve">Checked: could not be verified; removed</w:t>
             </w:r>
           </w:p>
         </w:tc>
@@ -4931,7 +5866,7 @@
                 <w:sz w:val="19"/>
                 <w:szCs w:val="19"/>
               </w:rPr>
-              <w:t xml:space="preserve">Pérez-González (2014) (AVT notes)</w:t>
+              <w:t xml:space="preserve">Wüster; ISO, IEC and ITU (terminology chapter)</w:t>
             </w:r>
           </w:p>
         </w:tc>
@@ -4961,7 +5896,7 @@
                 <w:sz w:val="19"/>
                 <w:szCs w:val="19"/>
               </w:rPr>
-              <w:t xml:space="preserve">Yes</w:t>
+              <w:t xml:space="preserve">No</w:t>
             </w:r>
           </w:p>
         </w:tc>
@@ -4991,7 +5926,7 @@
                 <w:sz w:val="19"/>
                 <w:szCs w:val="19"/>
               </w:rPr>
-              <w:t xml:space="preserve">Checked twice (confirmed)</w:t>
+              <w:t xml:space="preserve">Checked and corrected; then removed in the beginner revision</w:t>
             </w:r>
           </w:p>
         </w:tc>
@@ -5026,7 +5961,7 @@
                 <w:sz w:val="19"/>
                 <w:szCs w:val="19"/>
               </w:rPr>
-              <w:t xml:space="preserve">Reiss &amp; Vermeer (1984) (AVT notes)</w:t>
+              <w:t xml:space="preserve">Methods of the Arabic academies (terminology chapter)</w:t>
             </w:r>
           </w:p>
         </w:tc>
@@ -5056,7 +5991,7 @@
                 <w:sz w:val="19"/>
                 <w:szCs w:val="19"/>
               </w:rPr>
-              <w:t xml:space="preserve">Yes</w:t>
+              <w:t xml:space="preserve">No</w:t>
             </w:r>
           </w:p>
         </w:tc>
@@ -5086,7 +6021,7 @@
                 <w:sz w:val="19"/>
                 <w:szCs w:val="19"/>
               </w:rPr>
-              <w:t xml:space="preserve">Checked twice (confirmed); spelling of Vermeer corrected</w:t>
+              <w:t xml:space="preserve">Not verified (no source found); removed</w:t>
             </w:r>
           </w:p>
         </w:tc>
@@ -5121,7 +6056,7 @@
                 <w:sz w:val="19"/>
                 <w:szCs w:val="19"/>
               </w:rPr>
-              <w:t xml:space="preserve">Díaz Cintas &amp; Remael (AVT notes)</w:t>
+              <w:t xml:space="preserve">UNTERM, Arabterm, Cabré (1999) (added to Chapter 21)</w:t>
             </w:r>
           </w:p>
         </w:tc>
@@ -5151,7 +6086,7 @@
                 <w:sz w:val="19"/>
                 <w:szCs w:val="19"/>
               </w:rPr>
-              <w:t xml:space="preserve">Yes (2007 and 2021)</w:t>
+              <w:t xml:space="preserve">Yes</w:t>
             </w:r>
           </w:p>
         </w:tc>
@@ -5181,7 +6116,7 @@
                 <w:sz w:val="19"/>
                 <w:szCs w:val="19"/>
               </w:rPr>
-              <w:t xml:space="preserve">Checked; line length corrected; which edition each point should cite to be confirmed</w:t>
+              <w:t xml:space="preserve">Checked twice; the co-publisher of Arabterm (GIZ or BMZ) to be confirmed</w:t>
             </w:r>
           </w:p>
         </w:tc>
@@ -5216,7 +6151,7 @@
                 <w:sz w:val="19"/>
                 <w:szCs w:val="19"/>
               </w:rPr>
-              <w:t xml:space="preserve">Pedersen (2011) (AVT notes)</w:t>
+              <w:t xml:space="preserve">Pérez-González (2014) (AVT notes)</w:t>
             </w:r>
           </w:p>
         </w:tc>
@@ -5311,7 +6246,7 @@
                 <w:sz w:val="19"/>
                 <w:szCs w:val="19"/>
               </w:rPr>
-              <w:t xml:space="preserve">Gambier (2003) (AVT notes)</w:t>
+              <w:t xml:space="preserve">Reiss &amp; Vermeer (1984) (AVT notes)</w:t>
             </w:r>
           </w:p>
         </w:tc>
@@ -5371,7 +6306,7 @@
                 <w:sz w:val="19"/>
                 <w:szCs w:val="19"/>
               </w:rPr>
-              <w:t xml:space="preserve">Checked twice (confirmed); page number not checked</w:t>
+              <w:t xml:space="preserve">Checked twice (confirmed); spelling of Vermeer corrected</w:t>
             </w:r>
           </w:p>
         </w:tc>
@@ -5406,7 +6341,7 @@
                 <w:sz w:val="19"/>
                 <w:szCs w:val="19"/>
               </w:rPr>
-              <w:t xml:space="preserve">O’Hagan (2007); Even-Zohar; descriptive translation studies (AVT notes)</w:t>
+              <w:t xml:space="preserve">Díaz Cintas &amp; Remael (AVT notes)</w:t>
             </w:r>
           </w:p>
         </w:tc>
@@ -5436,7 +6371,7 @@
                 <w:sz w:val="19"/>
                 <w:szCs w:val="19"/>
               </w:rPr>
-              <w:t xml:space="preserve">No</w:t>
+              <w:t xml:space="preserve">Yes (2007 and 2021)</w:t>
             </w:r>
           </w:p>
         </w:tc>
@@ -5466,7 +6401,7 @@
                 <w:sz w:val="19"/>
                 <w:szCs w:val="19"/>
               </w:rPr>
-              <w:t xml:space="preserve">Not used</w:t>
+              <w:t xml:space="preserve">Checked; line length corrected; which edition each point should cite to be confirmed</w:t>
             </w:r>
           </w:p>
         </w:tc>
@@ -5501,6 +6436,291 @@
                 <w:sz w:val="19"/>
                 <w:szCs w:val="19"/>
               </w:rPr>
+              <w:t xml:space="preserve">Pedersen (2011) (AVT notes)</w:t>
+            </w:r>
+          </w:p>
+        </w:tc>
+        <w:tc>
+          <w:tcPr>
+            <w:tcW w:type="dxa" w:w="1814"/>
+            <w:tcBorders>
+              <w:top w:val="single" w:color="000000" w:sz="4"/>
+              <w:left w:val="single" w:color="000000" w:sz="4"/>
+              <w:bottom w:val="single" w:color="000000" w:sz="4"/>
+              <w:right w:val="single" w:color="000000" w:sz="4"/>
+            </w:tcBorders>
+            <w:tcMar>
+              <w:top w:type="dxa" w:w="60"/>
+              <w:left w:type="dxa" w:w="100"/>
+              <w:bottom w:type="dxa" w:w="60"/>
+              <w:right w:type="dxa" w:w="100"/>
+            </w:tcMar>
+          </w:tcPr>
+          <w:p>
+            <w:pPr>
+              <w:spacing w:after="0" w:line="260"/>
+            </w:pPr>
+            <w:r>
+              <w:rPr>
+                <w:rFonts w:ascii="Arial" w:cs="Arial" w:eastAsia="Arial" w:hAnsi="Arial"/>
+                <w:sz w:val="19"/>
+                <w:szCs w:val="19"/>
+              </w:rPr>
+              <w:t xml:space="preserve">Yes</w:t>
+            </w:r>
+          </w:p>
+        </w:tc>
+        <w:tc>
+          <w:tcPr>
+            <w:tcW w:type="dxa" w:w="3266"/>
+            <w:tcBorders>
+              <w:top w:val="single" w:color="000000" w:sz="4"/>
+              <w:left w:val="single" w:color="000000" w:sz="4"/>
+              <w:bottom w:val="single" w:color="000000" w:sz="4"/>
+              <w:right w:val="single" w:color="000000" w:sz="4"/>
+            </w:tcBorders>
+            <w:tcMar>
+              <w:top w:type="dxa" w:w="60"/>
+              <w:left w:type="dxa" w:w="100"/>
+              <w:bottom w:type="dxa" w:w="60"/>
+              <w:right w:type="dxa" w:w="100"/>
+            </w:tcMar>
+          </w:tcPr>
+          <w:p>
+            <w:pPr>
+              <w:spacing w:after="0" w:line="260"/>
+            </w:pPr>
+            <w:r>
+              <w:rPr>
+                <w:rFonts w:ascii="Arial" w:cs="Arial" w:eastAsia="Arial" w:hAnsi="Arial"/>
+                <w:sz w:val="19"/>
+                <w:szCs w:val="19"/>
+              </w:rPr>
+              <w:t xml:space="preserve">Checked twice (confirmed)</w:t>
+            </w:r>
+          </w:p>
+        </w:tc>
+      </w:tr>
+      <w:tr>
+        <w:trPr>
+          <w:cantSplit/>
+        </w:trPr>
+        <w:tc>
+          <w:tcPr>
+            <w:tcW w:type="dxa" w:w="3991"/>
+            <w:tcBorders>
+              <w:top w:val="single" w:color="000000" w:sz="4"/>
+              <w:left w:val="single" w:color="000000" w:sz="4"/>
+              <w:bottom w:val="single" w:color="000000" w:sz="4"/>
+              <w:right w:val="single" w:color="000000" w:sz="4"/>
+            </w:tcBorders>
+            <w:tcMar>
+              <w:top w:type="dxa" w:w="60"/>
+              <w:left w:type="dxa" w:w="100"/>
+              <w:bottom w:type="dxa" w:w="60"/>
+              <w:right w:type="dxa" w:w="100"/>
+            </w:tcMar>
+          </w:tcPr>
+          <w:p>
+            <w:pPr>
+              <w:spacing w:after="0" w:line="260"/>
+            </w:pPr>
+            <w:r>
+              <w:rPr>
+                <w:rFonts w:ascii="Arial" w:cs="Arial" w:eastAsia="Arial" w:hAnsi="Arial"/>
+                <w:sz w:val="19"/>
+                <w:szCs w:val="19"/>
+              </w:rPr>
+              <w:t xml:space="preserve">Gambier (2003) (AVT notes)</w:t>
+            </w:r>
+          </w:p>
+        </w:tc>
+        <w:tc>
+          <w:tcPr>
+            <w:tcW w:type="dxa" w:w="1814"/>
+            <w:tcBorders>
+              <w:top w:val="single" w:color="000000" w:sz="4"/>
+              <w:left w:val="single" w:color="000000" w:sz="4"/>
+              <w:bottom w:val="single" w:color="000000" w:sz="4"/>
+              <w:right w:val="single" w:color="000000" w:sz="4"/>
+            </w:tcBorders>
+            <w:tcMar>
+              <w:top w:type="dxa" w:w="60"/>
+              <w:left w:type="dxa" w:w="100"/>
+              <w:bottom w:type="dxa" w:w="60"/>
+              <w:right w:type="dxa" w:w="100"/>
+            </w:tcMar>
+          </w:tcPr>
+          <w:p>
+            <w:pPr>
+              <w:spacing w:after="0" w:line="260"/>
+            </w:pPr>
+            <w:r>
+              <w:rPr>
+                <w:rFonts w:ascii="Arial" w:cs="Arial" w:eastAsia="Arial" w:hAnsi="Arial"/>
+                <w:sz w:val="19"/>
+                <w:szCs w:val="19"/>
+              </w:rPr>
+              <w:t xml:space="preserve">Yes</w:t>
+            </w:r>
+          </w:p>
+        </w:tc>
+        <w:tc>
+          <w:tcPr>
+            <w:tcW w:type="dxa" w:w="3266"/>
+            <w:tcBorders>
+              <w:top w:val="single" w:color="000000" w:sz="4"/>
+              <w:left w:val="single" w:color="000000" w:sz="4"/>
+              <w:bottom w:val="single" w:color="000000" w:sz="4"/>
+              <w:right w:val="single" w:color="000000" w:sz="4"/>
+            </w:tcBorders>
+            <w:tcMar>
+              <w:top w:type="dxa" w:w="60"/>
+              <w:left w:type="dxa" w:w="100"/>
+              <w:bottom w:type="dxa" w:w="60"/>
+              <w:right w:type="dxa" w:w="100"/>
+            </w:tcMar>
+          </w:tcPr>
+          <w:p>
+            <w:pPr>
+              <w:spacing w:after="0" w:line="260"/>
+            </w:pPr>
+            <w:r>
+              <w:rPr>
+                <w:rFonts w:ascii="Arial" w:cs="Arial" w:eastAsia="Arial" w:hAnsi="Arial"/>
+                <w:sz w:val="19"/>
+                <w:szCs w:val="19"/>
+              </w:rPr>
+              <w:t xml:space="preserve">Checked twice (confirmed); page number not checked</w:t>
+            </w:r>
+          </w:p>
+        </w:tc>
+      </w:tr>
+      <w:tr>
+        <w:trPr>
+          <w:cantSplit/>
+        </w:trPr>
+        <w:tc>
+          <w:tcPr>
+            <w:tcW w:type="dxa" w:w="3991"/>
+            <w:tcBorders>
+              <w:top w:val="single" w:color="000000" w:sz="4"/>
+              <w:left w:val="single" w:color="000000" w:sz="4"/>
+              <w:bottom w:val="single" w:color="000000" w:sz="4"/>
+              <w:right w:val="single" w:color="000000" w:sz="4"/>
+            </w:tcBorders>
+            <w:tcMar>
+              <w:top w:type="dxa" w:w="60"/>
+              <w:left w:type="dxa" w:w="100"/>
+              <w:bottom w:type="dxa" w:w="60"/>
+              <w:right w:type="dxa" w:w="100"/>
+            </w:tcMar>
+          </w:tcPr>
+          <w:p>
+            <w:pPr>
+              <w:spacing w:after="0" w:line="260"/>
+            </w:pPr>
+            <w:r>
+              <w:rPr>
+                <w:rFonts w:ascii="Arial" w:cs="Arial" w:eastAsia="Arial" w:hAnsi="Arial"/>
+                <w:sz w:val="19"/>
+                <w:szCs w:val="19"/>
+              </w:rPr>
+              <w:t xml:space="preserve">O’Hagan (2007); Even-Zohar; descriptive translation studies (AVT notes)</w:t>
+            </w:r>
+          </w:p>
+        </w:tc>
+        <w:tc>
+          <w:tcPr>
+            <w:tcW w:type="dxa" w:w="1814"/>
+            <w:tcBorders>
+              <w:top w:val="single" w:color="000000" w:sz="4"/>
+              <w:left w:val="single" w:color="000000" w:sz="4"/>
+              <w:bottom w:val="single" w:color="000000" w:sz="4"/>
+              <w:right w:val="single" w:color="000000" w:sz="4"/>
+            </w:tcBorders>
+            <w:tcMar>
+              <w:top w:type="dxa" w:w="60"/>
+              <w:left w:type="dxa" w:w="100"/>
+              <w:bottom w:type="dxa" w:w="60"/>
+              <w:right w:type="dxa" w:w="100"/>
+            </w:tcMar>
+          </w:tcPr>
+          <w:p>
+            <w:pPr>
+              <w:spacing w:after="0" w:line="260"/>
+            </w:pPr>
+            <w:r>
+              <w:rPr>
+                <w:rFonts w:ascii="Arial" w:cs="Arial" w:eastAsia="Arial" w:hAnsi="Arial"/>
+                <w:sz w:val="19"/>
+                <w:szCs w:val="19"/>
+              </w:rPr>
+              <w:t xml:space="preserve">No</w:t>
+            </w:r>
+          </w:p>
+        </w:tc>
+        <w:tc>
+          <w:tcPr>
+            <w:tcW w:type="dxa" w:w="3266"/>
+            <w:tcBorders>
+              <w:top w:val="single" w:color="000000" w:sz="4"/>
+              <w:left w:val="single" w:color="000000" w:sz="4"/>
+              <w:bottom w:val="single" w:color="000000" w:sz="4"/>
+              <w:right w:val="single" w:color="000000" w:sz="4"/>
+            </w:tcBorders>
+            <w:tcMar>
+              <w:top w:type="dxa" w:w="60"/>
+              <w:left w:type="dxa" w:w="100"/>
+              <w:bottom w:type="dxa" w:w="60"/>
+              <w:right w:type="dxa" w:w="100"/>
+            </w:tcMar>
+          </w:tcPr>
+          <w:p>
+            <w:pPr>
+              <w:spacing w:after="0" w:line="260"/>
+            </w:pPr>
+            <w:r>
+              <w:rPr>
+                <w:rFonts w:ascii="Arial" w:cs="Arial" w:eastAsia="Arial" w:hAnsi="Arial"/>
+                <w:sz w:val="19"/>
+                <w:szCs w:val="19"/>
+              </w:rPr>
+              <w:t xml:space="preserve">Not used</w:t>
+            </w:r>
+          </w:p>
+        </w:tc>
+      </w:tr>
+      <w:tr>
+        <w:trPr>
+          <w:cantSplit/>
+        </w:trPr>
+        <w:tc>
+          <w:tcPr>
+            <w:tcW w:type="dxa" w:w="3991"/>
+            <w:tcBorders>
+              <w:top w:val="single" w:color="000000" w:sz="4"/>
+              <w:left w:val="single" w:color="000000" w:sz="4"/>
+              <w:bottom w:val="single" w:color="000000" w:sz="4"/>
+              <w:right w:val="single" w:color="000000" w:sz="4"/>
+            </w:tcBorders>
+            <w:tcMar>
+              <w:top w:type="dxa" w:w="60"/>
+              <w:left w:type="dxa" w:w="100"/>
+              <w:bottom w:type="dxa" w:w="60"/>
+              <w:right w:type="dxa" w:w="100"/>
+            </w:tcMar>
+          </w:tcPr>
+          <w:p>
+            <w:pPr>
+              <w:spacing w:after="0" w:line="260"/>
+            </w:pPr>
+            <w:r>
+              <w:rPr>
+                <w:rFonts w:ascii="Arial" w:cs="Arial" w:eastAsia="Arial" w:hAnsi="Arial"/>
+                <w:sz w:val="19"/>
+                <w:szCs w:val="19"/>
+              </w:rPr>
               <w:t xml:space="preserve">YouTube links (AVT notes)</w:t>
             </w:r>
           </w:p>
@@ -5589,7 +6809,7 @@
         <w:rPr>
           <w:rFonts w:ascii="Arial" w:cs="Arial" w:eastAsia="Arial" w:hAnsi="Arial"/>
         </w:rPr>
-        <w:t xml:space="preserve">All 38 references and every direct quotation were checked twice against published information found online: once in the first review and again in the final review. The printed books themselves could not be consulted, so some points still need the books.</w:t>
+        <w:t xml:space="preserve">All 39 references and every direct quotation were checked twice against published information found online: once in the first review and again in the final review. The printed books themselves could not be consulted, so some points still need the books.</w:t>
       </w:r>
     </w:p>
     <w:tbl>
@@ -6398,7 +7618,7 @@
                 <w:sz w:val="19"/>
                 <w:szCs w:val="19"/>
               </w:rPr>
-              <w:t xml:space="preserve">Farghal &amp; Shunnaq (1999)</w:t>
+              <w:t xml:space="preserve">Fairclough (2003) (new)</w:t>
             </w:r>
           </w:p>
         </w:tc>
@@ -6488,7 +7708,7 @@
                 <w:sz w:val="19"/>
                 <w:szCs w:val="19"/>
               </w:rPr>
-              <w:t xml:space="preserve">Confirmed; publisher corrected</w:t>
+              <w:t xml:space="preserve">Confirmed; added from the team’s Text Analysis Model</w:t>
             </w:r>
           </w:p>
         </w:tc>
@@ -6523,7 +7743,7 @@
                 <w:sz w:val="19"/>
                 <w:szCs w:val="19"/>
               </w:rPr>
-              <w:t xml:space="preserve">Firth (1957, p. 11)</w:t>
+              <w:t xml:space="preserve">Farghal &amp; Shunnaq (1999)</w:t>
             </w:r>
           </w:p>
         </w:tc>
@@ -6613,7 +7833,7 @@
                 <w:sz w:val="19"/>
                 <w:szCs w:val="19"/>
               </w:rPr>
-              <w:t xml:space="preserve">Confirmed</w:t>
+              <w:t xml:space="preserve">Confirmed; publisher corrected</w:t>
             </w:r>
           </w:p>
         </w:tc>
@@ -6648,7 +7868,7 @@
                 <w:sz w:val="19"/>
                 <w:szCs w:val="19"/>
               </w:rPr>
-              <w:t xml:space="preserve">Ghazala (2008)</w:t>
+              <w:t xml:space="preserve">Firth (1957, p. 11)</w:t>
             </w:r>
           </w:p>
         </w:tc>
@@ -6773,7 +7993,7 @@
                 <w:sz w:val="19"/>
                 <w:szCs w:val="19"/>
               </w:rPr>
-              <w:t xml:space="preserve">Jakobson (1959, p. 236)</w:t>
+              <w:t xml:space="preserve">Ghazala (2008)</w:t>
             </w:r>
           </w:p>
         </w:tc>
@@ -6898,7 +8118,7 @@
                 <w:sz w:val="19"/>
                 <w:szCs w:val="19"/>
               </w:rPr>
-              <w:t xml:space="preserve">Mossop (2014); Nord (1997); Nord (2005)</w:t>
+              <w:t xml:space="preserve">Jakobson (1959, p. 236)</w:t>
             </w:r>
           </w:p>
         </w:tc>
@@ -6988,7 +8208,7 @@
                 <w:sz w:val="19"/>
                 <w:szCs w:val="19"/>
               </w:rPr>
-              <w:t xml:space="preserve">Confirmed; the Nord (2005) citation moved to the idea it supports</w:t>
+              <w:t xml:space="preserve">Confirmed</w:t>
             </w:r>
           </w:p>
         </w:tc>
@@ -7023,7 +8243,7 @@
                 <w:sz w:val="19"/>
                 <w:szCs w:val="19"/>
               </w:rPr>
-              <w:t xml:space="preserve">Newmark (1988)</w:t>
+              <w:t xml:space="preserve">Mossop (2014); Nord (1997); Nord (2005)</w:t>
             </w:r>
           </w:p>
         </w:tc>
@@ -7113,7 +8333,7 @@
                 <w:sz w:val="19"/>
                 <w:szCs w:val="19"/>
               </w:rPr>
-              <w:t xml:space="preserve">Confirmed; one quotation now cited with its page (p. 11)</w:t>
+              <w:t xml:space="preserve">Confirmed; the Nord (2005) citation moved to the idea it supports</w:t>
             </w:r>
           </w:p>
         </w:tc>
@@ -7148,7 +8368,7 @@
                 <w:sz w:val="19"/>
                 <w:szCs w:val="19"/>
               </w:rPr>
-              <w:t xml:space="preserve">Nida &amp; Taber (1969, p. 12)</w:t>
+              <w:t xml:space="preserve">Newmark (1988)</w:t>
             </w:r>
           </w:p>
         </w:tc>
@@ -7238,7 +8458,7 @@
                 <w:sz w:val="19"/>
                 <w:szCs w:val="19"/>
               </w:rPr>
-              <w:t xml:space="preserve">Confirmed; one paraphrase has no page</w:t>
+              <w:t xml:space="preserve">Confirmed; one quotation cited with its page (p. 11). New quotation on communicative translation (p. 47): needs more work, confirm the page in the book</w:t>
             </w:r>
           </w:p>
         </w:tc>
@@ -7273,7 +8493,7 @@
                 <w:sz w:val="19"/>
                 <w:szCs w:val="19"/>
               </w:rPr>
-              <w:t xml:space="preserve">Pym (2015); Venuti (1995); Wehr (1994)</w:t>
+              <w:t xml:space="preserve">Nida &amp; Taber (1969, p. 12)</w:t>
             </w:r>
           </w:p>
         </w:tc>
@@ -7363,7 +8583,7 @@
                 <w:sz w:val="19"/>
                 <w:szCs w:val="19"/>
               </w:rPr>
-              <w:t xml:space="preserve">Confirmed</w:t>
+              <w:t xml:space="preserve">Confirmed; one paraphrase has no page</w:t>
             </w:r>
           </w:p>
         </w:tc>
@@ -7398,7 +8618,7 @@
                 <w:sz w:val="19"/>
                 <w:szCs w:val="19"/>
               </w:rPr>
-              <w:t xml:space="preserve">Reiss (1971/2000)</w:t>
+              <w:t xml:space="preserve">Pym (2015); Venuti (1995); Wehr (1994)</w:t>
             </w:r>
           </w:p>
         </w:tc>
@@ -7488,7 +8708,7 @@
                 <w:sz w:val="19"/>
                 <w:szCs w:val="19"/>
               </w:rPr>
-              <w:t xml:space="preserve">Confirmed; original date added</w:t>
+              <w:t xml:space="preserve">Confirmed</w:t>
             </w:r>
           </w:p>
         </w:tc>
@@ -7523,7 +8743,7 @@
                 <w:sz w:val="19"/>
                 <w:szCs w:val="19"/>
               </w:rPr>
-              <w:t xml:space="preserve">Reiss &amp; Vermeer (1984)</w:t>
+              <w:t xml:space="preserve">Reiss (1971/2000)</w:t>
             </w:r>
           </w:p>
         </w:tc>
@@ -7613,7 +8833,7 @@
                 <w:sz w:val="19"/>
                 <w:szCs w:val="19"/>
               </w:rPr>
-              <w:t xml:space="preserve">Confirmed</w:t>
+              <w:t xml:space="preserve">Confirmed; original date added</w:t>
             </w:r>
           </w:p>
         </w:tc>
@@ -7648,7 +8868,7 @@
                 <w:sz w:val="19"/>
                 <w:szCs w:val="19"/>
               </w:rPr>
-              <w:t xml:space="preserve">Díaz Cintas &amp; Remael (2007, 2021); Pedersen (2011); Pérez-González (2014)</w:t>
+              <w:t xml:space="preserve">Reiss &amp; Vermeer (1984)</w:t>
             </w:r>
           </w:p>
         </w:tc>
@@ -7738,7 +8958,7 @@
                 <w:sz w:val="19"/>
                 <w:szCs w:val="19"/>
               </w:rPr>
-              <w:t xml:space="preserve">Confirmed; both editions of Díaz Cintas &amp; Remael are cited</w:t>
+              <w:t xml:space="preserve">Confirmed</w:t>
             </w:r>
           </w:p>
         </w:tc>
@@ -7773,7 +8993,7 @@
                 <w:sz w:val="19"/>
                 <w:szCs w:val="19"/>
               </w:rPr>
-              <w:t xml:space="preserve">Gambier (2003)</w:t>
+              <w:t xml:space="preserve">Díaz Cintas &amp; Remael (2007, 2021); Pedersen (2011); Pérez-González (2014)</w:t>
             </w:r>
           </w:p>
         </w:tc>
@@ -7863,7 +9083,7 @@
                 <w:sz w:val="19"/>
                 <w:szCs w:val="19"/>
               </w:rPr>
-              <w:t xml:space="preserve">Confirmed; DOI added; no page number</w:t>
+              <w:t xml:space="preserve">Confirmed; both editions of Díaz Cintas &amp; Remael are cited</w:t>
             </w:r>
           </w:p>
         </w:tc>
@@ -7898,7 +9118,7 @@
                 <w:sz w:val="19"/>
                 <w:szCs w:val="19"/>
               </w:rPr>
-              <w:t xml:space="preserve">Kenny (2022)</w:t>
+              <w:t xml:space="preserve">Gambier (2003)</w:t>
             </w:r>
           </w:p>
         </w:tc>
@@ -7988,7 +9208,7 @@
                 <w:sz w:val="19"/>
                 <w:szCs w:val="19"/>
               </w:rPr>
-              <w:t xml:space="preserve">Confirmed; DOI added</w:t>
+              <w:t xml:space="preserve">Confirmed; DOI added; no page number</w:t>
             </w:r>
           </w:p>
         </w:tc>
@@ -8023,7 +9243,7 @@
                 <w:sz w:val="19"/>
                 <w:szCs w:val="19"/>
               </w:rPr>
-              <w:t xml:space="preserve">Vinay &amp; Darbelnet (1958/1995)</w:t>
+              <w:t xml:space="preserve">Kenny (2022)</w:t>
             </w:r>
           </w:p>
         </w:tc>
@@ -8113,7 +9333,7 @@
                 <w:sz w:val="19"/>
                 <w:szCs w:val="19"/>
               </w:rPr>
-              <w:t xml:space="preserve">Corrected: “Eds. &amp; Trans.”</w:t>
+              <w:t xml:space="preserve">Confirmed; DOI added</w:t>
             </w:r>
           </w:p>
         </w:tc>
@@ -8148,7 +9368,7 @@
                 <w:sz w:val="19"/>
                 <w:szCs w:val="19"/>
               </w:rPr>
-              <w:t xml:space="preserve">Shakespeare (1609)</w:t>
+              <w:t xml:space="preserve">Vinay &amp; Darbelnet (1958/1995)</w:t>
             </w:r>
           </w:p>
         </w:tc>
@@ -8238,7 +9458,7 @@
                 <w:sz w:val="19"/>
                 <w:szCs w:val="19"/>
               </w:rPr>
-              <w:t xml:space="preserve">Corrected: original title of the 1609 edition</w:t>
+              <w:t xml:space="preserve">Corrected: “Eds. &amp; Trans.” New definition of explicitation (p. 342, the book’s glossary): needs more work, confirm the page in the book</w:t>
             </w:r>
           </w:p>
         </w:tc>
@@ -8273,7 +9493,7 @@
                 <w:sz w:val="19"/>
                 <w:szCs w:val="19"/>
               </w:rPr>
-              <w:t xml:space="preserve">Jerome (395/2012)</w:t>
+              <w:t xml:space="preserve">Shakespeare (1609)</w:t>
             </w:r>
           </w:p>
         </w:tc>
@@ -8363,7 +9583,7 @@
                 <w:sz w:val="19"/>
                 <w:szCs w:val="19"/>
               </w:rPr>
-              <w:t xml:space="preserve">Corrected: page range of the chapter added; the page of the quotation is still needed</w:t>
+              <w:t xml:space="preserve">Corrected: original title of the 1609 edition</w:t>
             </w:r>
           </w:p>
         </w:tc>
@@ -8398,7 +9618,7 @@
                 <w:sz w:val="19"/>
                 <w:szCs w:val="19"/>
               </w:rPr>
-              <w:t xml:space="preserve">Johnson (1784/1897, p. 309)</w:t>
+              <w:t xml:space="preserve">Jerome (395/2012)</w:t>
             </w:r>
           </w:p>
         </w:tc>
@@ -8428,7 +9648,7 @@
                 <w:sz w:val="19"/>
                 <w:szCs w:val="19"/>
               </w:rPr>
-              <w:t xml:space="preserve">Corrected</w:t>
+              <w:t xml:space="preserve">Checked</w:t>
             </w:r>
           </w:p>
         </w:tc>
@@ -8488,7 +9708,7 @@
                 <w:sz w:val="19"/>
                 <w:szCs w:val="19"/>
               </w:rPr>
-              <w:t xml:space="preserve">Needs more work: confirm the page and the section of the book</w:t>
+              <w:t xml:space="preserve">Corrected: page range of the chapter added; the page of the quotation is still needed</w:t>
             </w:r>
           </w:p>
         </w:tc>
@@ -8523,7 +9743,7 @@
                 <w:sz w:val="19"/>
                 <w:szCs w:val="19"/>
               </w:rPr>
-              <w:t xml:space="preserve">al-Jāḥiẓ (1965)</w:t>
+              <w:t xml:space="preserve">Johnson (1784/1897, p. 309)</w:t>
             </w:r>
           </w:p>
         </w:tc>
@@ -8553,42 +9773,42 @@
                 <w:sz w:val="19"/>
                 <w:szCs w:val="19"/>
               </w:rPr>
+              <w:t xml:space="preserve">Corrected</w:t>
+            </w:r>
+          </w:p>
+        </w:tc>
+        <w:tc>
+          <w:tcPr>
+            <w:tcW w:type="dxa" w:w="1270"/>
+            <w:tcBorders>
+              <w:top w:val="single" w:color="000000" w:sz="4"/>
+              <w:left w:val="single" w:color="000000" w:sz="4"/>
+              <w:bottom w:val="single" w:color="000000" w:sz="4"/>
+              <w:right w:val="single" w:color="000000" w:sz="4"/>
+            </w:tcBorders>
+            <w:tcMar>
+              <w:top w:type="dxa" w:w="60"/>
+              <w:left w:type="dxa" w:w="100"/>
+              <w:bottom w:type="dxa" w:w="60"/>
+              <w:right w:type="dxa" w:w="100"/>
+            </w:tcMar>
+          </w:tcPr>
+          <w:p>
+            <w:pPr>
+              <w:spacing w:after="0" w:line="260"/>
+            </w:pPr>
+            <w:r>
+              <w:rPr>
+                <w:rFonts w:ascii="Arial" w:cs="Arial" w:eastAsia="Arial" w:hAnsi="Arial"/>
+                <w:sz w:val="19"/>
+                <w:szCs w:val="19"/>
+              </w:rPr>
               <w:t xml:space="preserve">Checked</w:t>
             </w:r>
           </w:p>
         </w:tc>
         <w:tc>
           <w:tcPr>
-            <w:tcW w:type="dxa" w:w="1270"/>
-            <w:tcBorders>
-              <w:top w:val="single" w:color="000000" w:sz="4"/>
-              <w:left w:val="single" w:color="000000" w:sz="4"/>
-              <w:bottom w:val="single" w:color="000000" w:sz="4"/>
-              <w:right w:val="single" w:color="000000" w:sz="4"/>
-            </w:tcBorders>
-            <w:tcMar>
-              <w:top w:type="dxa" w:w="60"/>
-              <w:left w:type="dxa" w:w="100"/>
-              <w:bottom w:type="dxa" w:w="60"/>
-              <w:right w:type="dxa" w:w="100"/>
-            </w:tcMar>
-          </w:tcPr>
-          <w:p>
-            <w:pPr>
-              <w:spacing w:after="0" w:line="260"/>
-            </w:pPr>
-            <w:r>
-              <w:rPr>
-                <w:rFonts w:ascii="Arial" w:cs="Arial" w:eastAsia="Arial" w:hAnsi="Arial"/>
-                <w:sz w:val="19"/>
-                <w:szCs w:val="19"/>
-              </w:rPr>
-              <w:t xml:space="preserve">Checked</w:t>
-            </w:r>
-          </w:p>
-        </w:tc>
-        <w:tc>
-          <w:tcPr>
             <w:tcW w:type="dxa" w:w="3538"/>
             <w:tcBorders>
               <w:top w:val="single" w:color="000000" w:sz="4"/>
@@ -8613,7 +9833,7 @@
                 <w:sz w:val="19"/>
                 <w:szCs w:val="19"/>
               </w:rPr>
-              <w:t xml:space="preserve">Needs more work: page number of the quotation</w:t>
+              <w:t xml:space="preserve">Needs more work: confirm the page and the section of the book</w:t>
             </w:r>
           </w:p>
         </w:tc>
@@ -8648,7 +9868,7 @@
                 <w:sz w:val="19"/>
                 <w:szCs w:val="19"/>
               </w:rPr>
-              <w:t xml:space="preserve">al-Mutanabbi (n.d.)</w:t>
+              <w:t xml:space="preserve">al-Jāḥiẓ (1965)</w:t>
             </w:r>
           </w:p>
         </w:tc>
@@ -8738,7 +9958,7 @@
                 <w:sz w:val="19"/>
                 <w:szCs w:val="19"/>
               </w:rPr>
-              <w:t xml:space="preserve">Needs more work: edition, editor, publisher and year</w:t>
+              <w:t xml:space="preserve">Needs more work: page number of the quotation</w:t>
             </w:r>
           </w:p>
         </w:tc>
@@ -8773,7 +9993,7 @@
                 <w:sz w:val="19"/>
                 <w:szCs w:val="19"/>
               </w:rPr>
-              <w:t xml:space="preserve">Academy of the Arabic Language in Cairo (n.d.)</w:t>
+              <w:t xml:space="preserve">al-Mutanabbi (n.d.)</w:t>
             </w:r>
           </w:p>
         </w:tc>
@@ -8833,7 +10053,7 @@
                 <w:sz w:val="19"/>
                 <w:szCs w:val="19"/>
               </w:rPr>
-              <w:t xml:space="preserve">Corrected</w:t>
+              <w:t xml:space="preserve">Checked</w:t>
             </w:r>
           </w:p>
         </w:tc>
@@ -8863,7 +10083,7 @@
                 <w:sz w:val="19"/>
                 <w:szCs w:val="19"/>
               </w:rPr>
-              <w:t xml:space="preserve">Needs more work: edition and year of al-Muʿjam al-Wasīṭ</w:t>
+              <w:t xml:space="preserve">Needs more work: edition, editor, publisher and year</w:t>
             </w:r>
           </w:p>
         </w:tc>
@@ -8898,7 +10118,7 @@
                 <w:sz w:val="19"/>
                 <w:szCs w:val="19"/>
               </w:rPr>
-              <w:t xml:space="preserve">Baalbaki (n.d.)</w:t>
+              <w:t xml:space="preserve">Academy of the Arabic Language in Cairo (n.d.)</w:t>
             </w:r>
           </w:p>
         </w:tc>
@@ -8958,7 +10178,7 @@
                 <w:sz w:val="19"/>
                 <w:szCs w:val="19"/>
               </w:rPr>
-              <w:t xml:space="preserve">Checked</w:t>
+              <w:t xml:space="preserve">Corrected</w:t>
             </w:r>
           </w:p>
         </w:tc>
@@ -8988,7 +10208,7 @@
                 <w:sz w:val="19"/>
                 <w:szCs w:val="19"/>
               </w:rPr>
-              <w:t xml:space="preserve">Needs more work: edition and year of Al-Mawrid</w:t>
+              <w:t xml:space="preserve">Needs more work: edition and year of al-Muʿjam al-Wasīṭ</w:t>
             </w:r>
           </w:p>
         </w:tc>
@@ -9023,7 +10243,7 @@
                 <w:sz w:val="19"/>
                 <w:szCs w:val="19"/>
               </w:rPr>
-              <w:t xml:space="preserve">Oxford collocations dictionary (2009)</w:t>
+              <w:t xml:space="preserve">Baalbaki (n.d.)</w:t>
             </w:r>
           </w:p>
         </w:tc>
@@ -9113,7 +10333,7 @@
                 <w:sz w:val="19"/>
                 <w:szCs w:val="19"/>
               </w:rPr>
-              <w:t xml:space="preserve">Needs more work: the editor could be named first</w:t>
+              <w:t xml:space="preserve">Needs more work: edition and year of Al-Mawrid</w:t>
             </w:r>
           </w:p>
         </w:tc>
@@ -9148,7 +10368,7 @@
                 <w:sz w:val="19"/>
                 <w:szCs w:val="19"/>
               </w:rPr>
-              <w:t xml:space="preserve">ALECSO &amp; GIZ (n.d.)</w:t>
+              <w:t xml:space="preserve">Oxford collocations dictionary (2009)</w:t>
             </w:r>
           </w:p>
         </w:tc>
@@ -9178,7 +10398,7 @@
                 <w:sz w:val="19"/>
                 <w:szCs w:val="19"/>
               </w:rPr>
-              <w:t xml:space="preserve">Corrected</w:t>
+              <w:t xml:space="preserve">Checked</w:t>
             </w:r>
           </w:p>
         </w:tc>
@@ -9238,7 +10458,7 @@
                 <w:sz w:val="19"/>
                 <w:szCs w:val="19"/>
               </w:rPr>
-              <w:t xml:space="preserve">Needs more work: confirm GIZ or BMZ as co-publisher</w:t>
+              <w:t xml:space="preserve">Needs more work: the editor could be named first</w:t>
             </w:r>
           </w:p>
         </w:tc>
@@ -9273,7 +10493,7 @@
                 <w:sz w:val="19"/>
                 <w:szCs w:val="19"/>
               </w:rPr>
-              <w:t xml:space="preserve">United Nations (n.d.), UNTERM</w:t>
+              <w:t xml:space="preserve">ALECSO &amp; GIZ (n.d.)</w:t>
             </w:r>
           </w:p>
         </w:tc>
@@ -9303,42 +10523,42 @@
                 <w:sz w:val="19"/>
                 <w:szCs w:val="19"/>
               </w:rPr>
+              <w:t xml:space="preserve">Corrected</w:t>
+            </w:r>
+          </w:p>
+        </w:tc>
+        <w:tc>
+          <w:tcPr>
+            <w:tcW w:type="dxa" w:w="1270"/>
+            <w:tcBorders>
+              <w:top w:val="single" w:color="000000" w:sz="4"/>
+              <w:left w:val="single" w:color="000000" w:sz="4"/>
+              <w:bottom w:val="single" w:color="000000" w:sz="4"/>
+              <w:right w:val="single" w:color="000000" w:sz="4"/>
+            </w:tcBorders>
+            <w:tcMar>
+              <w:top w:type="dxa" w:w="60"/>
+              <w:left w:type="dxa" w:w="100"/>
+              <w:bottom w:type="dxa" w:w="60"/>
+              <w:right w:type="dxa" w:w="100"/>
+            </w:tcMar>
+          </w:tcPr>
+          <w:p>
+            <w:pPr>
+              <w:spacing w:after="0" w:line="260"/>
+            </w:pPr>
+            <w:r>
+              <w:rPr>
+                <w:rFonts w:ascii="Arial" w:cs="Arial" w:eastAsia="Arial" w:hAnsi="Arial"/>
+                <w:sz w:val="19"/>
+                <w:szCs w:val="19"/>
+              </w:rPr>
               <w:t xml:space="preserve">Checked</w:t>
             </w:r>
           </w:p>
         </w:tc>
         <w:tc>
           <w:tcPr>
-            <w:tcW w:type="dxa" w:w="1270"/>
-            <w:tcBorders>
-              <w:top w:val="single" w:color="000000" w:sz="4"/>
-              <w:left w:val="single" w:color="000000" w:sz="4"/>
-              <w:bottom w:val="single" w:color="000000" w:sz="4"/>
-              <w:right w:val="single" w:color="000000" w:sz="4"/>
-            </w:tcBorders>
-            <w:tcMar>
-              <w:top w:type="dxa" w:w="60"/>
-              <w:left w:type="dxa" w:w="100"/>
-              <w:bottom w:type="dxa" w:w="60"/>
-              <w:right w:type="dxa" w:w="100"/>
-            </w:tcMar>
-          </w:tcPr>
-          <w:p>
-            <w:pPr>
-              <w:spacing w:after="0" w:line="260"/>
-            </w:pPr>
-            <w:r>
-              <w:rPr>
-                <w:rFonts w:ascii="Arial" w:cs="Arial" w:eastAsia="Arial" w:hAnsi="Arial"/>
-                <w:sz w:val="19"/>
-                <w:szCs w:val="19"/>
-              </w:rPr>
-              <w:t xml:space="preserve">Checked</w:t>
-            </w:r>
-          </w:p>
-        </w:tc>
-        <w:tc>
-          <w:tcPr>
             <w:tcW w:type="dxa" w:w="3538"/>
             <w:tcBorders>
               <w:top w:val="single" w:color="000000" w:sz="4"/>
@@ -9363,7 +10583,7 @@
                 <w:sz w:val="19"/>
                 <w:szCs w:val="19"/>
               </w:rPr>
-              <w:t xml:space="preserve">Confirmed</w:t>
+              <w:t xml:space="preserve">Needs more work: confirm GIZ or BMZ as co-publisher</w:t>
             </w:r>
           </w:p>
         </w:tc>
@@ -9398,6 +10618,131 @@
                 <w:sz w:val="19"/>
                 <w:szCs w:val="19"/>
               </w:rPr>
+              <w:t xml:space="preserve">United Nations (n.d.), UNTERM</w:t>
+            </w:r>
+          </w:p>
+        </w:tc>
+        <w:tc>
+          <w:tcPr>
+            <w:tcW w:type="dxa" w:w="1179"/>
+            <w:tcBorders>
+              <w:top w:val="single" w:color="000000" w:sz="4"/>
+              <w:left w:val="single" w:color="000000" w:sz="4"/>
+              <w:bottom w:val="single" w:color="000000" w:sz="4"/>
+              <w:right w:val="single" w:color="000000" w:sz="4"/>
+            </w:tcBorders>
+            <w:tcMar>
+              <w:top w:type="dxa" w:w="60"/>
+              <w:left w:type="dxa" w:w="100"/>
+              <w:bottom w:type="dxa" w:w="60"/>
+              <w:right w:type="dxa" w:w="100"/>
+            </w:tcMar>
+          </w:tcPr>
+          <w:p>
+            <w:pPr>
+              <w:spacing w:after="0" w:line="260"/>
+            </w:pPr>
+            <w:r>
+              <w:rPr>
+                <w:rFonts w:ascii="Arial" w:cs="Arial" w:eastAsia="Arial" w:hAnsi="Arial"/>
+                <w:sz w:val="19"/>
+                <w:szCs w:val="19"/>
+              </w:rPr>
+              <w:t xml:space="preserve">Checked</w:t>
+            </w:r>
+          </w:p>
+        </w:tc>
+        <w:tc>
+          <w:tcPr>
+            <w:tcW w:type="dxa" w:w="1270"/>
+            <w:tcBorders>
+              <w:top w:val="single" w:color="000000" w:sz="4"/>
+              <w:left w:val="single" w:color="000000" w:sz="4"/>
+              <w:bottom w:val="single" w:color="000000" w:sz="4"/>
+              <w:right w:val="single" w:color="000000" w:sz="4"/>
+            </w:tcBorders>
+            <w:tcMar>
+              <w:top w:type="dxa" w:w="60"/>
+              <w:left w:type="dxa" w:w="100"/>
+              <w:bottom w:type="dxa" w:w="60"/>
+              <w:right w:type="dxa" w:w="100"/>
+            </w:tcMar>
+          </w:tcPr>
+          <w:p>
+            <w:pPr>
+              <w:spacing w:after="0" w:line="260"/>
+            </w:pPr>
+            <w:r>
+              <w:rPr>
+                <w:rFonts w:ascii="Arial" w:cs="Arial" w:eastAsia="Arial" w:hAnsi="Arial"/>
+                <w:sz w:val="19"/>
+                <w:szCs w:val="19"/>
+              </w:rPr>
+              <w:t xml:space="preserve">Checked</w:t>
+            </w:r>
+          </w:p>
+        </w:tc>
+        <w:tc>
+          <w:tcPr>
+            <w:tcW w:type="dxa" w:w="3538"/>
+            <w:tcBorders>
+              <w:top w:val="single" w:color="000000" w:sz="4"/>
+              <w:left w:val="single" w:color="000000" w:sz="4"/>
+              <w:bottom w:val="single" w:color="000000" w:sz="4"/>
+              <w:right w:val="single" w:color="000000" w:sz="4"/>
+            </w:tcBorders>
+            <w:tcMar>
+              <w:top w:type="dxa" w:w="60"/>
+              <w:left w:type="dxa" w:w="100"/>
+              <w:bottom w:type="dxa" w:w="60"/>
+              <w:right w:type="dxa" w:w="100"/>
+            </w:tcMar>
+          </w:tcPr>
+          <w:p>
+            <w:pPr>
+              <w:spacing w:after="0" w:line="260"/>
+            </w:pPr>
+            <w:r>
+              <w:rPr>
+                <w:rFonts w:ascii="Arial" w:cs="Arial" w:eastAsia="Arial" w:hAnsi="Arial"/>
+                <w:sz w:val="19"/>
+                <w:szCs w:val="19"/>
+              </w:rPr>
+              <w:t xml:space="preserve">Confirmed</w:t>
+            </w:r>
+          </w:p>
+        </w:tc>
+      </w:tr>
+      <w:tr>
+        <w:trPr>
+          <w:cantSplit/>
+        </w:trPr>
+        <w:tc>
+          <w:tcPr>
+            <w:tcW w:type="dxa" w:w="3084"/>
+            <w:tcBorders>
+              <w:top w:val="single" w:color="000000" w:sz="4"/>
+              <w:left w:val="single" w:color="000000" w:sz="4"/>
+              <w:bottom w:val="single" w:color="000000" w:sz="4"/>
+              <w:right w:val="single" w:color="000000" w:sz="4"/>
+            </w:tcBorders>
+            <w:tcMar>
+              <w:top w:type="dxa" w:w="60"/>
+              <w:left w:type="dxa" w:w="100"/>
+              <w:bottom w:type="dxa" w:w="60"/>
+              <w:right w:type="dxa" w:w="100"/>
+            </w:tcMar>
+          </w:tcPr>
+          <w:p>
+            <w:pPr>
+              <w:spacing w:after="0" w:line="260"/>
+            </w:pPr>
+            <w:r>
+              <w:rPr>
+                <w:rFonts w:ascii="Arial" w:cs="Arial" w:eastAsia="Arial" w:hAnsi="Arial"/>
+                <w:sz w:val="19"/>
+                <w:szCs w:val="19"/>
+              </w:rPr>
               <w:t xml:space="preserve">Translation Team (n.d.)</w:t>
             </w:r>
           </w:p>
@@ -9605,6 +10950,145 @@
           <w:rFonts w:ascii="Arial" w:cs="Arial" w:eastAsia="Arial" w:hAnsi="Arial"/>
           <w:color w:val="C00000"/>
         </w:rPr>
+        <w:t xml:space="preserve">Confirm the Arabic terms chosen for </w:t>
+      </w:r>
+      <w:r>
+        <w:rPr>
+          <w:rFonts w:ascii="Arial" w:cs="Arial" w:eastAsia="Arial" w:hAnsi="Arial"/>
+          <w:b/>
+          <w:bCs/>
+          <w:color w:val="C00000"/>
+        </w:rPr>
+        <w:t xml:space="preserve">explicitation</w:t>
+      </w:r>
+      <w:r>
+        <w:rPr>
+          <w:rFonts w:ascii="Arial" w:cs="Arial" w:eastAsia="Arial" w:hAnsi="Arial"/>
+          <w:color w:val="C00000"/>
+        </w:rPr>
+        <w:t xml:space="preserve"> (</w:t>
+      </w:r>
+      <w:r>
+        <w:rPr>
+          <w:rFonts w:ascii="Arial" w:cs="Arial" w:hAnsi="Arial"/>
+          <w:szCs w:val="23"/>
+          <w:rtl/>
+        </w:rPr>
+        <w:t xml:space="preserve">التصريح</w:t>
+      </w:r>
+      <w:r>
+        <w:rPr>
+          <w:rFonts w:ascii="Arial" w:cs="Arial" w:eastAsia="Arial" w:hAnsi="Arial"/>
+          <w:color w:val="C00000"/>
+        </w:rPr>
+        <w:t xml:space="preserve">) and </w:t>
+      </w:r>
+      <w:r>
+        <w:rPr>
+          <w:rFonts w:ascii="Arial" w:cs="Arial" w:eastAsia="Arial" w:hAnsi="Arial"/>
+          <w:b/>
+          <w:bCs/>
+          <w:color w:val="C00000"/>
+        </w:rPr>
+        <w:t xml:space="preserve">implicitation</w:t>
+      </w:r>
+      <w:r>
+        <w:rPr>
+          <w:rFonts w:ascii="Arial" w:cs="Arial" w:eastAsia="Arial" w:hAnsi="Arial"/>
+          <w:color w:val="C00000"/>
+        </w:rPr>
+        <w:t xml:space="preserve"> (</w:t>
+      </w:r>
+      <w:r>
+        <w:rPr>
+          <w:rFonts w:ascii="Arial" w:cs="Arial" w:hAnsi="Arial"/>
+          <w:szCs w:val="23"/>
+          <w:rtl/>
+        </w:rPr>
+        <w:t xml:space="preserve">الإضمار</w:t>
+      </w:r>
+      <w:r>
+        <w:rPr>
+          <w:rFonts w:ascii="Arial" w:cs="Arial" w:eastAsia="Arial" w:hAnsi="Arial"/>
+          <w:color w:val="C00000"/>
+        </w:rPr>
+        <w:t xml:space="preserve">) in Chapter 13, and the examples in Chapters 10 and 13 (</w:t>
+      </w:r>
+      <w:r>
+        <w:rPr>
+          <w:rFonts w:ascii="Arial" w:cs="Arial" w:hAnsi="Arial"/>
+          <w:szCs w:val="23"/>
+          <w:rtl/>
+        </w:rPr>
+        <w:t xml:space="preserve">ممنوع التدخين</w:t>
+      </w:r>
+      <w:r>
+        <w:rPr>
+          <w:rFonts w:ascii="Arial" w:cs="Arial" w:eastAsia="Arial" w:hAnsi="Arial"/>
+          <w:color w:val="C00000"/>
+        </w:rPr>
+        <w:t xml:space="preserve">, </w:t>
+      </w:r>
+      <w:r>
+        <w:rPr>
+          <w:rFonts w:ascii="Arial" w:cs="Arial" w:hAnsi="Arial"/>
+          <w:szCs w:val="23"/>
+          <w:rtl/>
+        </w:rPr>
+        <w:t xml:space="preserve">انتبه، الطلاء لم يجفّ</w:t>
+      </w:r>
+      <w:r>
+        <w:rPr>
+          <w:rFonts w:ascii="Arial" w:cs="Arial" w:eastAsia="Arial" w:hAnsi="Arial"/>
+          <w:color w:val="C00000"/>
+        </w:rPr>
+        <w:t xml:space="preserve">, </w:t>
+      </w:r>
+      <w:r>
+        <w:rPr>
+          <w:rFonts w:ascii="Arial" w:cs="Arial" w:hAnsi="Arial"/>
+          <w:szCs w:val="23"/>
+          <w:rtl/>
+        </w:rPr>
+        <w:t xml:space="preserve">ركب قطار الأنفاق في لندن</w:t>
+      </w:r>
+      <w:r>
+        <w:rPr>
+          <w:rFonts w:ascii="Arial" w:cs="Arial" w:eastAsia="Arial" w:hAnsi="Arial"/>
+          <w:color w:val="C00000"/>
+        </w:rPr>
+        <w:t xml:space="preserve">, </w:t>
+      </w:r>
+      <w:r>
+        <w:rPr>
+          <w:rFonts w:ascii="Arial" w:cs="Arial" w:hAnsi="Arial"/>
+          <w:szCs w:val="23"/>
+          <w:rtl/>
+        </w:rPr>
+        <w:t xml:space="preserve">مجلس الأمة</w:t>
+      </w:r>
+      <w:r>
+        <w:rPr>
+          <w:rFonts w:ascii="Arial" w:cs="Arial" w:eastAsia="Arial" w:hAnsi="Arial"/>
+          <w:color w:val="C00000"/>
+        </w:rPr>
+        <w:t xml:space="preserve">).</w:t>
+      </w:r>
+    </w:p>
+    <w:p>
+      <w:pPr>
+        <w:pStyle w:val="ListParagraph"/>
+        <w:numPr>
+          <w:ilvl w:val="0"/>
+          <w:numId w:val="2"/>
+        </w:numPr>
+        <w:spacing w:after="80" w:line="290"/>
+      </w:pPr>
+      <w:r>
+        <w:rPr>
+          <w:rFonts w:ascii="Arial" w:cs="Arial" w:eastAsia="Arial" w:hAnsi="Arial"/>
+          <w:color w:val="C00000"/>
+        </w:rPr>
         <w:t xml:space="preserve">Decide whether to keep the few colloquial expressions, which are labelled as colloquial, or use only formal Arabic.</w:t>
       </w:r>
     </w:p>
@@ -9787,6 +11271,57 @@
           <w:rFonts w:ascii="Arial" w:cs="Arial" w:eastAsia="Arial" w:hAnsi="Arial"/>
           <w:color w:val="C00000"/>
         </w:rPr>
+        <w:t xml:space="preserve">Confirm the page of the Newmark quotation on communicative translation (1988, p. 47) and of the Vinay &amp; Darbelnet definition of explicitation (1958/1995, p. 342).</w:t>
+      </w:r>
+    </w:p>
+    <w:p>
+      <w:pPr>
+        <w:pStyle w:val="ListParagraph"/>
+        <w:numPr>
+          <w:ilvl w:val="0"/>
+          <w:numId w:val="2"/>
+        </w:numPr>
+        <w:spacing w:after="80" w:line="290"/>
+      </w:pPr>
+      <w:r>
+        <w:rPr>
+          <w:rFonts w:ascii="Arial" w:cs="Arial" w:eastAsia="Arial" w:hAnsi="Arial"/>
+          <w:color w:val="C00000"/>
+        </w:rPr>
+        <w:t xml:space="preserve">Send the full Text Analysis Model V2-2 (four pages) and name its author, so that Chapter 17 can be checked against the whole model and credited correctly.</w:t>
+      </w:r>
+    </w:p>
+    <w:p>
+      <w:pPr>
+        <w:pStyle w:val="ListParagraph"/>
+        <w:numPr>
+          <w:ilvl w:val="0"/>
+          <w:numId w:val="2"/>
+        </w:numPr>
+        <w:spacing w:after="80" w:line="290"/>
+      </w:pPr>
+      <w:r>
+        <w:rPr>
+          <w:rFonts w:ascii="Arial" w:cs="Arial" w:eastAsia="Arial" w:hAnsi="Arial"/>
+          <w:color w:val="C00000"/>
+        </w:rPr>
+        <w:t xml:space="preserve">Send the Principles of Translation notes (with the margin notes), so that Chapters 10, 13 and 22 can be compared with them.</w:t>
+      </w:r>
+    </w:p>
+    <w:p>
+      <w:pPr>
+        <w:pStyle w:val="ListParagraph"/>
+        <w:numPr>
+          <w:ilvl w:val="0"/>
+          <w:numId w:val="2"/>
+        </w:numPr>
+        <w:spacing w:after="80" w:line="290"/>
+      </w:pPr>
+      <w:r>
+        <w:rPr>
+          <w:rFonts w:ascii="Arial" w:cs="Arial" w:eastAsia="Arial" w:hAnsi="Arial"/>
+          <w:color w:val="C00000"/>
+        </w:rPr>
         <w:t xml:space="preserve">Confirm the source of the Arabic dubbing of </w:t>
       </w:r>
       <w:r>
@@ -9833,7 +11368,7 @@
           <w:rFonts w:ascii="Arial" w:cs="Arial" w:eastAsia="Arial" w:hAnsi="Arial"/>
           <w:color w:val="C00000"/>
         </w:rPr>
-        <w:t xml:space="preserve">Credit the team members’ contributions, including Masooma’s terminology chapter, which is no longer named in the handbook.</w:t>
+        <w:t xml:space="preserve">Credit the team members’ contributions: the Teams chat shows that Samiuallah and Masooma selected the terminology material, and that the audiovisual notes appear to be Loulwah’s. The handbook currently thanks all team members without names.</w:t>
       </w:r>
     </w:p>
     <w:p>
@@ -9950,7 +11485,7 @@
           <w:rFonts w:ascii="Arial" w:cs="Arial" w:eastAsia="Arial" w:hAnsi="Arial"/>
           <w:color w:val="C00000"/>
         </w:rPr>
-        <w:t xml:space="preserve"> and its author, the 180, 182, 386 and Analysis texts, and Loulwah’s notes. Decide whether they belong in this edition or a later one.</w:t>
+        <w:t xml:space="preserve"> and its author, the 180, 182, 386 and Analysis texts, Loulwah’s notes on machine translation and dictionaries, and the Principles of Translation notes. Decide whether they belong in this edition or a later one.</w:t>
       </w:r>
     </w:p>
     <w:p>

--- a/Handbook-Final-Report.docx
+++ b/Handbook-Final-Report.docx
@@ -3786,7 +3786,7 @@
         <w:rPr>
           <w:rFonts w:ascii="Arial" w:cs="Arial" w:eastAsia="Arial" w:hAnsi="Arial"/>
         </w:rPr>
-        <w:t xml:space="preserve">This document was seen only in a screenshot of its first page and the start of its second page (four pages in all). What was visible was used as follows.</w:t>
+        <w:t xml:space="preserve">All four pages were seen in screenshots. The model was shared in the Teams chat with notes from the Text Analysis and Translation course and three sample analyses.</w:t>
       </w:r>
     </w:p>
     <w:p>
@@ -3804,13 +3804,13 @@
           <w:b/>
           <w:bCs/>
         </w:rPr>
-        <w:t xml:space="preserve">Used and edited</w:t>
-      </w:r>
-      <w:r>
-        <w:rPr>
-          <w:rFonts w:ascii="Arial" w:cs="Arial" w:eastAsia="Arial" w:hAnsi="Arial"/>
-        </w:rPr>
-        <w:t xml:space="preserve"> in Chapter 17: the three-step process (analysis of the source text, translation, and the post-translation activity) matches the three phases already in the chapter (analysis, translation and commentary).</w:t>
+        <w:t xml:space="preserve">Used as written</w:t>
+      </w:r>
+      <w:r>
+        <w:rPr>
+          <w:rFonts w:ascii="Arial" w:cs="Arial" w:eastAsia="Arial" w:hAnsi="Arial"/>
+        </w:rPr>
+        <w:t xml:space="preserve">: the three-step process (analysis, translation, post-translation activity), which matches the three phases already in Chapters 17 and 25.</w:t>
       </w:r>
     </w:p>
     <w:p>
@@ -3834,7 +3834,7 @@
         <w:rPr>
           <w:rFonts w:ascii="Arial" w:cs="Arial" w:eastAsia="Arial" w:hAnsi="Arial"/>
         </w:rPr>
-        <w:t xml:space="preserve"> in Chapter 17, as a new Step 3, “look at two levels”: the </w:t>
+        <w:t xml:space="preserve"> in Chapter 17, Step 3 (“look at two levels”), in plain English: the </w:t>
       </w:r>
       <w:r>
         <w:rPr>
@@ -3848,7 +3848,7 @@
         <w:rPr>
           <w:rFonts w:ascii="Arial" w:cs="Arial" w:eastAsia="Arial" w:hAnsi="Arial"/>
         </w:rPr>
-        <w:t xml:space="preserve"> (words, grammar and meaning, from the model’s micro level: lexical, syntactic and semantic aspects) and the </w:t>
+        <w:t xml:space="preserve">, with its </w:t>
       </w:r>
       <w:r>
         <w:rPr>
@@ -3856,30 +3856,106 @@
           <w:b/>
           <w:bCs/>
         </w:rPr>
-        <w:t xml:space="preserve">external level</w:t>
-      </w:r>
-      <w:r>
-        <w:rPr>
-          <w:rFonts w:ascii="Arial" w:cs="Arial" w:eastAsia="Arial" w:hAnsi="Arial"/>
-        </w:rPr>
-        <w:t xml:space="preserve"> (aspects that affect the translation but are not visible in the words).</w:t>
-      </w:r>
-    </w:p>
-    <w:p>
-      <w:pPr>
-        <w:pStyle w:val="ListParagraph"/>
-        <w:numPr>
-          <w:ilvl w:val="0"/>
-          <w:numId w:val="2"/>
-        </w:numPr>
-        <w:spacing w:after="80" w:line="290"/>
-      </w:pPr>
+        <w:t xml:space="preserve">micro level</w:t>
+      </w:r>
+      <w:r>
+        <w:rPr>
+          <w:rFonts w:ascii="Arial" w:cs="Arial" w:eastAsia="Arial" w:hAnsi="Arial"/>
+        </w:rPr>
+        <w:t xml:space="preserve"> (lexical, syntactic, semantic, morphological and phonological aspects, given as words, grammar, meaning, word forms and sound) and its </w:t>
+      </w:r>
       <w:r>
         <w:rPr>
           <w:rFonts w:ascii="Arial" w:cs="Arial" w:eastAsia="Arial" w:hAnsi="Arial"/>
           <w:b/>
           <w:bCs/>
         </w:rPr>
+        <w:t xml:space="preserve">macro level</w:t>
+      </w:r>
+      <w:r>
+        <w:rPr>
+          <w:rFonts w:ascii="Arial" w:cs="Arial" w:eastAsia="Arial" w:hAnsi="Arial"/>
+        </w:rPr>
+        <w:t xml:space="preserve"> (textual, intertextual, and political or ideological aspects, given as the text, other texts, and point of view, linked to Chapters 18 and 19); and the </w:t>
+      </w:r>
+      <w:r>
+        <w:rPr>
+          <w:rFonts w:ascii="Arial" w:cs="Arial" w:eastAsia="Arial" w:hAnsi="Arial"/>
+          <w:b/>
+          <w:bCs/>
+        </w:rPr>
+        <w:t xml:space="preserve">external level</w:t>
+      </w:r>
+      <w:r>
+        <w:rPr>
+          <w:rFonts w:ascii="Arial" w:cs="Arial" w:eastAsia="Arial" w:hAnsi="Arial"/>
+        </w:rPr>
+        <w:t xml:space="preserve"> (the background event, the author, and the effect of the target culture and audience), given as three questions.</w:t>
+      </w:r>
+    </w:p>
+    <w:p>
+      <w:pPr>
+        <w:pStyle w:val="ListParagraph"/>
+        <w:numPr>
+          <w:ilvl w:val="0"/>
+          <w:numId w:val="2"/>
+        </w:numPr>
+        <w:spacing w:after="80" w:line="290"/>
+      </w:pPr>
+      <w:r>
+        <w:rPr>
+          <w:rFonts w:ascii="Arial" w:cs="Arial" w:eastAsia="Arial" w:hAnsi="Arial"/>
+          <w:b/>
+          <w:bCs/>
+        </w:rPr>
+        <w:t xml:space="preserve">Used and edited</w:t>
+      </w:r>
+      <w:r>
+        <w:rPr>
+          <w:rFonts w:ascii="Arial" w:cs="Arial" w:eastAsia="Arial" w:hAnsi="Arial"/>
+        </w:rPr>
+        <w:t xml:space="preserve"> in Chapter 25: the post-translation commentary should consult the analysis and explain how the problems were solved. One sentence added to Step 2.</w:t>
+      </w:r>
+    </w:p>
+    <w:p>
+      <w:pPr>
+        <w:pStyle w:val="ListParagraph"/>
+        <w:numPr>
+          <w:ilvl w:val="0"/>
+          <w:numId w:val="2"/>
+        </w:numPr>
+        <w:spacing w:after="80" w:line="290"/>
+      </w:pPr>
+      <w:r>
+        <w:rPr>
+          <w:rFonts w:ascii="Arial" w:cs="Arial" w:eastAsia="Arial" w:hAnsi="Arial"/>
+          <w:b/>
+          <w:bCs/>
+        </w:rPr>
+        <w:t xml:space="preserve">Used and edited</w:t>
+      </w:r>
+      <w:r>
+        <w:rPr>
+          <w:rFonts w:ascii="Arial" w:cs="Arial" w:eastAsia="Arial" w:hAnsi="Arial"/>
+        </w:rPr>
+        <w:t xml:space="preserve"> in Chapter 17, Step 5: the model can also be used to assess the quality of a translation (which elements were transferred and which were omitted). One sentence added, linked to Chapter 23.</w:t>
+      </w:r>
+    </w:p>
+    <w:p>
+      <w:pPr>
+        <w:pStyle w:val="ListParagraph"/>
+        <w:numPr>
+          <w:ilvl w:val="0"/>
+          <w:numId w:val="2"/>
+        </w:numPr>
+        <w:spacing w:after="80" w:line="290"/>
+      </w:pPr>
+      <w:r>
+        <w:rPr>
+          <w:rFonts w:ascii="Arial" w:cs="Arial" w:eastAsia="Arial" w:hAnsi="Arial"/>
+          <w:b/>
+          <w:bCs/>
+        </w:rPr>
         <w:t xml:space="preserve">Added to the References</w:t>
       </w:r>
       <w:r>
@@ -3900,7 +3976,7 @@
         <w:rPr>
           <w:rFonts w:ascii="Arial" w:cs="Arial" w:eastAsia="Arial" w:hAnsi="Arial"/>
         </w:rPr>
-        <w:t xml:space="preserve"> (Routledge), which the model names as its basis. The chapter cites it together with the team’s course materials.</w:t>
+        <w:t xml:space="preserve"> (Routledge), which the model names as its basis.</w:t>
       </w:r>
     </w:p>
     <w:p>
@@ -3924,7 +4000,31 @@
         <w:rPr>
           <w:rFonts w:ascii="Arial" w:cs="Arial" w:eastAsia="Arial" w:hAnsi="Arial"/>
         </w:rPr>
-        <w:t xml:space="preserve">, because it was not seen: the rest of the micro level, the full list of the external level, and pages 3 and 4. The external level in the chapter is described in general terms only (author, publisher, audience, purpose and situation), taken from the checklist that was already in the chapter.</w:t>
+        <w:t xml:space="preserve">, as too advanced for beginners: blending, clippings and infixation; frame-modification, re-modelling and Al-ta’reed; politicization and ideologization as named terms; monitoring, intrinsic managing and extrinsic managing in the commentary.</w:t>
+      </w:r>
+    </w:p>
+    <w:p>
+      <w:pPr>
+        <w:pStyle w:val="ListParagraph"/>
+        <w:numPr>
+          <w:ilvl w:val="0"/>
+          <w:numId w:val="2"/>
+        </w:numPr>
+        <w:spacing w:after="80" w:line="290"/>
+      </w:pPr>
+      <w:r>
+        <w:rPr>
+          <w:rFonts w:ascii="Arial" w:cs="Arial" w:eastAsia="Arial" w:hAnsi="Arial"/>
+          <w:b/>
+          <w:bCs/>
+        </w:rPr>
+        <w:t xml:space="preserve">Not received</w:t>
+      </w:r>
+      <w:r>
+        <w:rPr>
+          <w:rFonts w:ascii="Arial" w:cs="Arial" w:eastAsia="Arial" w:hAnsi="Arial"/>
+        </w:rPr>
+        <w:t xml:space="preserve">: the course notes and the three sample analyses (the News text, the Speech text and the Climate change text). They could give Chapters 17 and 25 authentic worked examples.</w:t>
       </w:r>
     </w:p>
     <w:p>
@@ -5546,7 +5646,102 @@
                 <w:sz w:val="19"/>
                 <w:szCs w:val="19"/>
               </w:rPr>
-              <w:t xml:space="preserve">To be verified: only pages 1–2 were seen; author and full text to be confirmed</w:t>
+              <w:t xml:space="preserve">Checked: all four pages seen; the author is to be confirmed</w:t>
+            </w:r>
+          </w:p>
+        </w:tc>
+      </w:tr>
+      <w:tr>
+        <w:trPr>
+          <w:cantSplit/>
+        </w:trPr>
+        <w:tc>
+          <w:tcPr>
+            <w:tcW w:type="dxa" w:w="3991"/>
+            <w:tcBorders>
+              <w:top w:val="single" w:color="000000" w:sz="4"/>
+              <w:left w:val="single" w:color="000000" w:sz="4"/>
+              <w:bottom w:val="single" w:color="000000" w:sz="4"/>
+              <w:right w:val="single" w:color="000000" w:sz="4"/>
+            </w:tcBorders>
+            <w:tcMar>
+              <w:top w:type="dxa" w:w="60"/>
+              <w:left w:type="dxa" w:w="100"/>
+              <w:bottom w:type="dxa" w:w="60"/>
+              <w:right w:type="dxa" w:w="100"/>
+            </w:tcMar>
+          </w:tcPr>
+          <w:p>
+            <w:pPr>
+              <w:spacing w:after="0" w:line="260"/>
+            </w:pPr>
+            <w:r>
+              <w:rPr>
+                <w:rFonts w:ascii="Arial" w:cs="Arial" w:eastAsia="Arial" w:hAnsi="Arial"/>
+                <w:sz w:val="19"/>
+                <w:szCs w:val="19"/>
+              </w:rPr>
+              <w:t xml:space="preserve">Sample analyses (News, Speech and Climate change texts) and the Text Analysis and Translation course notes</w:t>
+            </w:r>
+          </w:p>
+        </w:tc>
+        <w:tc>
+          <w:tcPr>
+            <w:tcW w:type="dxa" w:w="1814"/>
+            <w:tcBorders>
+              <w:top w:val="single" w:color="000000" w:sz="4"/>
+              <w:left w:val="single" w:color="000000" w:sz="4"/>
+              <w:bottom w:val="single" w:color="000000" w:sz="4"/>
+              <w:right w:val="single" w:color="000000" w:sz="4"/>
+            </w:tcBorders>
+            <w:tcMar>
+              <w:top w:type="dxa" w:w="60"/>
+              <w:left w:type="dxa" w:w="100"/>
+              <w:bottom w:type="dxa" w:w="60"/>
+              <w:right w:type="dxa" w:w="100"/>
+            </w:tcMar>
+          </w:tcPr>
+          <w:p>
+            <w:pPr>
+              <w:spacing w:after="0" w:line="260"/>
+            </w:pPr>
+            <w:r>
+              <w:rPr>
+                <w:rFonts w:ascii="Arial" w:cs="Arial" w:eastAsia="Arial" w:hAnsi="Arial"/>
+                <w:sz w:val="19"/>
+                <w:szCs w:val="19"/>
+              </w:rPr>
+              <w:t xml:space="preserve">No</w:t>
+            </w:r>
+          </w:p>
+        </w:tc>
+        <w:tc>
+          <w:tcPr>
+            <w:tcW w:type="dxa" w:w="3266"/>
+            <w:tcBorders>
+              <w:top w:val="single" w:color="000000" w:sz="4"/>
+              <w:left w:val="single" w:color="000000" w:sz="4"/>
+              <w:bottom w:val="single" w:color="000000" w:sz="4"/>
+              <w:right w:val="single" w:color="000000" w:sz="4"/>
+            </w:tcBorders>
+            <w:tcMar>
+              <w:top w:type="dxa" w:w="60"/>
+              <w:left w:type="dxa" w:w="100"/>
+              <w:bottom w:type="dxa" w:w="60"/>
+              <w:right w:type="dxa" w:w="100"/>
+            </w:tcMar>
+          </w:tcPr>
+          <w:p>
+            <w:pPr>
+              <w:spacing w:after="0" w:line="260"/>
+            </w:pPr>
+            <w:r>
+              <w:rPr>
+                <w:rFonts w:ascii="Arial" w:cs="Arial" w:eastAsia="Arial" w:hAnsi="Arial"/>
+                <w:sz w:val="19"/>
+                <w:szCs w:val="19"/>
+              </w:rPr>
+              <w:t xml:space="preserve">Not received</w:t>
             </w:r>
           </w:p>
         </w:tc>
@@ -11288,7 +11483,24 @@
           <w:rFonts w:ascii="Arial" w:cs="Arial" w:eastAsia="Arial" w:hAnsi="Arial"/>
           <w:color w:val="C00000"/>
         </w:rPr>
-        <w:t xml:space="preserve">Send the full Text Analysis Model V2-2 (four pages) and name its author, so that Chapter 17 can be checked against the whole model and credited correctly.</w:t>
+        <w:t xml:space="preserve">Name the author of the Text Analysis Model V2-2, so that it can be credited correctly (it is now cited as the team’s course materials, with Fairclough, 2003).</w:t>
+      </w:r>
+    </w:p>
+    <w:p>
+      <w:pPr>
+        <w:pStyle w:val="ListParagraph"/>
+        <w:numPr>
+          <w:ilvl w:val="0"/>
+          <w:numId w:val="2"/>
+        </w:numPr>
+        <w:spacing w:after="80" w:line="290"/>
+      </w:pPr>
+      <w:r>
+        <w:rPr>
+          <w:rFonts w:ascii="Arial" w:cs="Arial" w:eastAsia="Arial" w:hAnsi="Arial"/>
+          <w:color w:val="C00000"/>
+        </w:rPr>
+        <w:t xml:space="preserve">Send the three sample analyses (News, Speech and Climate change texts) if they should be used as worked examples in Chapters 17 and 25.</w:t>
       </w:r>
     </w:p>
     <w:p>

--- a/Handbook-Final-Report.docx
+++ b/Handbook-Final-Report.docx
@@ -610,7 +610,21 @@
         <w:rPr>
           <w:rFonts w:ascii="Arial" w:cs="Arial" w:eastAsia="Arial" w:hAnsi="Arial"/>
         </w:rPr>
-        <w:t xml:space="preserve">The abbreviations moved to the back of the book; the acknowledgements now close the preface.</w:t>
+        <w:t xml:space="preserve">The abbreviations moved to the back of the book; the acknowledgements and a new </w:t>
+      </w:r>
+      <w:r>
+        <w:rPr>
+          <w:rFonts w:ascii="Arial" w:cs="Arial" w:eastAsia="Arial" w:hAnsi="Arial"/>
+          <w:b/>
+          <w:bCs/>
+        </w:rPr>
+        <w:t xml:space="preserve">Contributors</w:t>
+      </w:r>
+      <w:r>
+        <w:rPr>
+          <w:rFonts w:ascii="Arial" w:cs="Arial" w:eastAsia="Arial" w:hAnsi="Arial"/>
+        </w:rPr>
+        <w:t xml:space="preserve"> list now close the preface.</w:t>
       </w:r>
     </w:p>
     <w:p>
@@ -4073,7 +4087,7 @@
         <w:rPr>
           <w:rFonts w:ascii="Arial" w:cs="Arial" w:eastAsia="Arial" w:hAnsi="Arial"/>
         </w:rPr>
-        <w:t xml:space="preserve">: the chat says that the material was selected from the terminology part by Samiuallah and Masooma. The handbook does not name individual contributors; the acknowledgement thanks every team member (see Section 7).</w:t>
+        <w:t xml:space="preserve">: the chat says that the material was selected from the terminology part by Samiuallah and Masooma. Both are now named on the Contributors page (see Section 7).</w:t>
       </w:r>
     </w:p>
     <w:p>
@@ -11580,7 +11594,7 @@
           <w:rFonts w:ascii="Arial" w:cs="Arial" w:eastAsia="Arial" w:hAnsi="Arial"/>
           <w:color w:val="C00000"/>
         </w:rPr>
-        <w:t xml:space="preserve">Credit the team members’ contributions: the Teams chat shows that Samiuallah and Masooma selected the terminology material, and that the audiovisual notes appear to be Loulwah’s. The handbook currently thanks all team members without names.</w:t>
+        <w:t xml:space="preserve">Confirm the names and roles on the new Contributors page (page iv): Shaikhah Alkhaledi, Loulwah Saeed, Masooma Almesri and Samiuallah Mohammad. The full account is in the Contributions Report.</w:t>
       </w:r>
     </w:p>
     <w:p>

--- a/Handbook-Final-Report.docx
+++ b/Handbook-Final-Report.docx
@@ -1781,7 +1781,7 @@
         <w:rPr>
           <w:rFonts w:ascii="Arial" w:cs="Arial" w:eastAsia="Arial" w:hAnsi="Arial"/>
         </w:rPr>
-        <w:t xml:space="preserve"> communicative translation, the “middle way” between literal and free translation, with two examples of public notices (requested in the Teams chat, from the Principles of Translation notes, which were not received).</w:t>
+        <w:t xml:space="preserve"> communicative translation, the “middle way” between literal and free translation, with two examples of public notices (requested in the Teams chat).</w:t>
       </w:r>
     </w:p>
     <w:p>
@@ -1829,7 +1829,7 @@
         <w:rPr>
           <w:rFonts w:ascii="Arial" w:cs="Arial" w:eastAsia="Arial" w:hAnsi="Arial"/>
         </w:rPr>
-        <w:t xml:space="preserve"> explicitation and implicitation, with three English–Arabic examples (requested in the Teams chat, from the Principles of Translation notes, which were not received).</w:t>
+        <w:t xml:space="preserve"> explicitation and implicitation, with three English–Arabic examples (requested in the Teams chat).</w:t>
       </w:r>
     </w:p>
     <w:p>
@@ -4111,7 +4111,7 @@
         <w:rPr>
           <w:rFonts w:ascii="Arial" w:cs="Arial" w:eastAsia="Arial" w:hAnsi="Arial"/>
         </w:rPr>
-        <w:t xml:space="preserve"> (AVT 2 and Intro to AVT): the chat asks Loulwah to prepare the audiovisual chapter “from her notes specifically”, which suggests these are Loulwah’s notes. They were used for Chapters 26 and 27 (Section 5.4). The chat also asks for a background and an introduction to audiovisual translation, suitable for beginners: </w:t>
+        <w:t xml:space="preserve"> (AVT 2 and Intro to AVT): the chat asks Loulwah to prepare the audiovisual chapter “from her notes specifically”, and Loulwah later posted the files herself, which confirms they are her notes. They were used for Chapters 26 and 27 (Section 5.4). The chat also asks for a background and an introduction to audiovisual translation, suitable for beginners: </w:t>
       </w:r>
       <w:r>
         <w:rPr>
@@ -4149,7 +4149,7 @@
         <w:rPr>
           <w:rFonts w:ascii="Arial" w:cs="Arial" w:eastAsia="Arial" w:hAnsi="Arial"/>
         </w:rPr>
-        <w:t xml:space="preserve"> (a PDF of 59.5 MB): </w:t>
+        <w:t xml:space="preserve"> (Loulwah’s PDF of 59.5 MB, compiled from Baker and Munday): </w:t>
       </w:r>
       <w:r>
         <w:rPr>
@@ -4926,7 +4926,7 @@
                 <w:sz w:val="19"/>
                 <w:szCs w:val="19"/>
               </w:rPr>
-              <w:t xml:space="preserve">The 180 textbook, the 182 course book, the 386 texts and the Analysis texts</w:t>
+              <w:t xml:space="preserve">The 180 notes (Samiuallah’s TRANSLATION Notes)</w:t>
             </w:r>
           </w:p>
         </w:tc>
@@ -4956,7 +4956,7 @@
                 <w:sz w:val="19"/>
                 <w:szCs w:val="19"/>
               </w:rPr>
-              <w:t xml:space="preserve">No</w:t>
+              <w:t xml:space="preserve">No (course notes)</w:t>
             </w:r>
           </w:p>
         </w:tc>
@@ -4986,7 +4986,7 @@
                 <w:sz w:val="19"/>
                 <w:szCs w:val="19"/>
               </w:rPr>
-              <w:t xml:space="preserve">Not received: to be supplied and cited</w:t>
+              <w:t xml:space="preserve">Received late and compared point by point: almost all of it was already in the handbook through the draft; four collocation and idiom examples added</w:t>
             </w:r>
           </w:p>
         </w:tc>
@@ -5021,7 +5021,7 @@
                 <w:sz w:val="19"/>
                 <w:szCs w:val="19"/>
               </w:rPr>
-              <w:t xml:space="preserve">“The book” with useful examples</w:t>
+              <w:t xml:space="preserve">The 182 terminology slides (Masooma)</w:t>
             </w:r>
           </w:p>
         </w:tc>
@@ -5051,7 +5051,7 @@
                 <w:sz w:val="19"/>
                 <w:szCs w:val="19"/>
               </w:rPr>
-              <w:t xml:space="preserve">No</w:t>
+              <w:t xml:space="preserve">No (course slides)</w:t>
             </w:r>
           </w:p>
         </w:tc>
@@ -5081,7 +5081,7 @@
                 <w:sz w:val="19"/>
                 <w:szCs w:val="19"/>
               </w:rPr>
-              <w:t xml:space="preserve">Not identified</w:t>
+              <w:t xml:space="preserve">Received late and compared: Chapter 21 matches them; four examples added to Chapters 11, 16 and 21</w:t>
             </w:r>
           </w:p>
         </w:tc>
@@ -5112,20 +5112,11 @@
             </w:pPr>
             <w:r>
               <w:rPr>
-                <w:rFonts w:ascii="Arial" w:cs="Arial" w:hAnsi="Arial"/>
-                <w:sz w:val="19"/>
-                <w:szCs w:val="20"/>
-                <w:rtl/>
-              </w:rPr>
-              <w:t xml:space="preserve">الترجمة: ماهيتها</w:t>
-            </w:r>
-            <w:r>
-              <w:rPr>
-                <w:rFonts w:ascii="Arial" w:cs="Arial" w:eastAsia="Arial" w:hAnsi="Arial"/>
-                <w:sz w:val="19"/>
-                <w:szCs w:val="19"/>
-              </w:rPr>
-              <w:t xml:space="preserve"> (attributed to Dr Yusuf)</w:t>
+                <w:rFonts w:ascii="Arial" w:cs="Arial" w:eastAsia="Arial" w:hAnsi="Arial"/>
+                <w:sz w:val="19"/>
+                <w:szCs w:val="19"/>
+              </w:rPr>
+              <w:t xml:space="preserve">Farghal &amp; Shunnaq, the team’s notes on the book</w:t>
             </w:r>
           </w:p>
         </w:tc>
@@ -5155,7 +5146,7 @@
                 <w:sz w:val="19"/>
                 <w:szCs w:val="19"/>
               </w:rPr>
-              <w:t xml:space="preserve">No</w:t>
+              <w:t xml:space="preserve">Yes</w:t>
             </w:r>
           </w:p>
         </w:tc>
@@ -5185,7 +5176,7 @@
                 <w:sz w:val="19"/>
                 <w:szCs w:val="19"/>
               </w:rPr>
-              <w:t xml:space="preserve">Not received: text and author to be confirmed</w:t>
+              <w:t xml:space="preserve">Received: the team used the 2011 edition; the reference now gives 2011, first published 1999. The draft’s numbered exercises (16, 24–29) come from this book, which is now cited in Chapters 9, 11, 14, 15 and 16</w:t>
             </w:r>
           </w:p>
         </w:tc>
@@ -5220,7 +5211,7 @@
                 <w:sz w:val="19"/>
                 <w:szCs w:val="19"/>
               </w:rPr>
-              <w:t xml:space="preserve">Dr Abdullah’s PhD research or framework</w:t>
+              <w:t xml:space="preserve">The 386 and Analysis texts (Masooma’s Translation Texts)</w:t>
             </w:r>
           </w:p>
         </w:tc>
@@ -5315,7 +5306,7 @@
                 <w:sz w:val="19"/>
                 <w:szCs w:val="19"/>
               </w:rPr>
-              <w:t xml:space="preserve">Loulwah’s notes on machine translation and dictionaries</w:t>
+              <w:t xml:space="preserve">“The book” with useful examples</w:t>
             </w:r>
           </w:p>
         </w:tc>
@@ -5375,7 +5366,7 @@
                 <w:sz w:val="19"/>
                 <w:szCs w:val="19"/>
               </w:rPr>
-              <w:t xml:space="preserve">Not received; her audiovisual notes appear to be the AVT notes used in Chapters 26 and 27 (to be confirmed)</w:t>
+              <w:t xml:space="preserve">Not identified</w:t>
             </w:r>
           </w:p>
         </w:tc>
@@ -5406,11 +5397,20 @@
             </w:pPr>
             <w:r>
               <w:rPr>
-                <w:rFonts w:ascii="Arial" w:cs="Arial" w:eastAsia="Arial" w:hAnsi="Arial"/>
-                <w:sz w:val="19"/>
-                <w:szCs w:val="19"/>
-              </w:rPr>
-              <w:t xml:space="preserve">The Principles of Translation notes, with the margin notes</w:t>
+                <w:rFonts w:ascii="Arial" w:cs="Arial" w:hAnsi="Arial"/>
+                <w:sz w:val="19"/>
+                <w:szCs w:val="20"/>
+                <w:rtl/>
+              </w:rPr>
+              <w:t xml:space="preserve">الترجمة: ماهيتها وكيفيتها</w:t>
+            </w:r>
+            <w:r>
+              <w:rPr>
+                <w:rFonts w:ascii="Arial" w:cs="Arial" w:eastAsia="Arial" w:hAnsi="Arial"/>
+                <w:sz w:val="19"/>
+                <w:szCs w:val="19"/>
+              </w:rPr>
+              <w:t xml:space="preserve"> (13 pages)</w:t>
             </w:r>
           </w:p>
         </w:tc>
@@ -5470,7 +5470,7 @@
                 <w:sz w:val="19"/>
                 <w:szCs w:val="19"/>
               </w:rPr>
-              <w:t xml:space="preserve">Not received: to be supplied and compared with Chapters 10, 13 and 22</w:t>
+              <w:t xml:space="preserve">Received: no author is named on any page, so it cannot be listed as a reference; two idioms from pages 6–7 used, with corrected Arabic</w:t>
             </w:r>
           </w:p>
         </w:tc>
@@ -5505,7 +5505,7 @@
                 <w:sz w:val="19"/>
                 <w:szCs w:val="19"/>
               </w:rPr>
-              <w:t xml:space="preserve">Text Analysis Model V2-2: Fairclough (2003)</w:t>
+              <w:t xml:space="preserve">Dr Abdullah’s PhD research or framework</w:t>
             </w:r>
           </w:p>
         </w:tc>
@@ -5535,7 +5535,7 @@
                 <w:sz w:val="19"/>
                 <w:szCs w:val="19"/>
               </w:rPr>
-              <w:t xml:space="preserve">Yes (added)</w:t>
+              <w:t xml:space="preserve">No</w:t>
             </w:r>
           </w:p>
         </w:tc>
@@ -5565,7 +5565,7 @@
                 <w:sz w:val="19"/>
                 <w:szCs w:val="19"/>
               </w:rPr>
-              <w:t xml:space="preserve">Checked twice (confirmed): author, year, title and publisher match the model’s footnote</w:t>
+              <w:t xml:space="preserve">Not received</w:t>
             </w:r>
           </w:p>
         </w:tc>
@@ -5600,7 +5600,7 @@
                 <w:sz w:val="19"/>
                 <w:szCs w:val="19"/>
               </w:rPr>
-              <w:t xml:space="preserve">Text Analysis Model V2-2 itself</w:t>
+              <w:t xml:space="preserve">Loulwah’s notes on machine translation and dictionaries</w:t>
             </w:r>
           </w:p>
         </w:tc>
@@ -5630,7 +5630,7 @@
                 <w:sz w:val="19"/>
                 <w:szCs w:val="19"/>
               </w:rPr>
-              <w:t xml:space="preserve">Yes, as Translation Team (n.d.)</w:t>
+              <w:t xml:space="preserve">No</w:t>
             </w:r>
           </w:p>
         </w:tc>
@@ -5660,7 +5660,7 @@
                 <w:sz w:val="19"/>
                 <w:szCs w:val="19"/>
               </w:rPr>
-              <w:t xml:space="preserve">Checked: all four pages seen; the author is to be confirmed</w:t>
+              <w:t xml:space="preserve">Not available: Loulwah says the rest of her notes were lost. Her audiovisual notes are the AVT notes used in Chapters 26 and 27</w:t>
             </w:r>
           </w:p>
         </w:tc>
@@ -5695,7 +5695,7 @@
                 <w:sz w:val="19"/>
                 <w:szCs w:val="19"/>
               </w:rPr>
-              <w:t xml:space="preserve">Sample analyses (News, Speech and Climate change texts) and the Text Analysis and Translation course notes</w:t>
+              <w:t xml:space="preserve">AVT in the Arab World (Gamal) and AVT Theory (Loulwah)</w:t>
             </w:r>
           </w:p>
         </w:tc>
@@ -5790,7 +5790,7 @@
                 <w:sz w:val="19"/>
                 <w:szCs w:val="19"/>
               </w:rPr>
-              <w:t xml:space="preserve">The book behind the draft’s numbered exercises (16, 24–29)</w:t>
+              <w:t xml:space="preserve">The Principles of Translation notes, with the margin notes</w:t>
             </w:r>
           </w:p>
         </w:tc>
@@ -5850,7 +5850,7 @@
                 <w:sz w:val="19"/>
                 <w:szCs w:val="19"/>
               </w:rPr>
-              <w:t xml:space="preserve">To be verified: credited to the course materials until the source is known</w:t>
+              <w:t xml:space="preserve">Not received: to be supplied and compared with Chapters 10, 13 and 22</w:t>
             </w:r>
           </w:p>
         </w:tc>
@@ -5885,7 +5885,7 @@
                 <w:sz w:val="19"/>
                 <w:szCs w:val="19"/>
               </w:rPr>
-              <w:t xml:space="preserve">The team’s course materials (the draft and notes)</w:t>
+              <w:t xml:space="preserve">Text Analysis Model V2-2: Fairclough (2003)</w:t>
             </w:r>
           </w:p>
         </w:tc>
@@ -5915,7 +5915,7 @@
                 <w:sz w:val="19"/>
                 <w:szCs w:val="19"/>
               </w:rPr>
-              <w:t xml:space="preserve">Yes, as Translation Team (n.d.)</w:t>
+              <w:t xml:space="preserve">Yes (added)</w:t>
             </w:r>
           </w:p>
         </w:tc>
@@ -5945,7 +5945,7 @@
                 <w:sz w:val="19"/>
                 <w:szCs w:val="19"/>
               </w:rPr>
-              <w:t xml:space="preserve">Checked: the wording of quoted definitions to be confirmed</w:t>
+              <w:t xml:space="preserve">Checked twice (confirmed): author, year, title and publisher match the model’s footnote</w:t>
             </w:r>
           </w:p>
         </w:tc>
@@ -5980,7 +5980,7 @@
                 <w:sz w:val="19"/>
                 <w:szCs w:val="19"/>
               </w:rPr>
-              <w:t xml:space="preserve">Jordanian academy (“74 fields”)</w:t>
+              <w:t xml:space="preserve">Text Analysis Model V2-2 itself</w:t>
             </w:r>
           </w:p>
         </w:tc>
@@ -6010,7 +6010,7 @@
                 <w:sz w:val="19"/>
                 <w:szCs w:val="19"/>
               </w:rPr>
-              <w:t xml:space="preserve">No</w:t>
+              <w:t xml:space="preserve">Yes, as Translation Team (n.d.)</w:t>
             </w:r>
           </w:p>
         </w:tc>
@@ -6040,7 +6040,7 @@
                 <w:sz w:val="19"/>
                 <w:szCs w:val="19"/>
               </w:rPr>
-              <w:t xml:space="preserve">Checked: could not be verified; removed</w:t>
+              <w:t xml:space="preserve">Checked: all four pages seen; the author is to be confirmed</w:t>
             </w:r>
           </w:p>
         </w:tc>
@@ -6075,7 +6075,7 @@
                 <w:sz w:val="19"/>
                 <w:szCs w:val="19"/>
               </w:rPr>
-              <w:t xml:space="preserve">Wüster; ISO, IEC and ITU (terminology chapter)</w:t>
+              <w:t xml:space="preserve">Sample analyses (News, Speech and Climate change texts) and the Text Analysis and Translation course notes</w:t>
             </w:r>
           </w:p>
         </w:tc>
@@ -6135,7 +6135,7 @@
                 <w:sz w:val="19"/>
                 <w:szCs w:val="19"/>
               </w:rPr>
-              <w:t xml:space="preserve">Checked and corrected; then removed in the beginner revision</w:t>
+              <w:t xml:space="preserve">Not received</w:t>
             </w:r>
           </w:p>
         </w:tc>
@@ -6170,6 +6170,386 @@
                 <w:sz w:val="19"/>
                 <w:szCs w:val="19"/>
               </w:rPr>
+              <w:t xml:space="preserve">The book behind the draft’s numbered exercises (16, 24–29)</w:t>
+            </w:r>
+          </w:p>
+        </w:tc>
+        <w:tc>
+          <w:tcPr>
+            <w:tcW w:type="dxa" w:w="1814"/>
+            <w:tcBorders>
+              <w:top w:val="single" w:color="000000" w:sz="4"/>
+              <w:left w:val="single" w:color="000000" w:sz="4"/>
+              <w:bottom w:val="single" w:color="000000" w:sz="4"/>
+              <w:right w:val="single" w:color="000000" w:sz="4"/>
+            </w:tcBorders>
+            <w:tcMar>
+              <w:top w:type="dxa" w:w="60"/>
+              <w:left w:type="dxa" w:w="100"/>
+              <w:bottom w:type="dxa" w:w="60"/>
+              <w:right w:type="dxa" w:w="100"/>
+            </w:tcMar>
+          </w:tcPr>
+          <w:p>
+            <w:pPr>
+              <w:spacing w:after="0" w:line="260"/>
+            </w:pPr>
+            <w:r>
+              <w:rPr>
+                <w:rFonts w:ascii="Arial" w:cs="Arial" w:eastAsia="Arial" w:hAnsi="Arial"/>
+                <w:sz w:val="19"/>
+                <w:szCs w:val="19"/>
+              </w:rPr>
+              <w:t xml:space="preserve">No</w:t>
+            </w:r>
+          </w:p>
+        </w:tc>
+        <w:tc>
+          <w:tcPr>
+            <w:tcW w:type="dxa" w:w="3266"/>
+            <w:tcBorders>
+              <w:top w:val="single" w:color="000000" w:sz="4"/>
+              <w:left w:val="single" w:color="000000" w:sz="4"/>
+              <w:bottom w:val="single" w:color="000000" w:sz="4"/>
+              <w:right w:val="single" w:color="000000" w:sz="4"/>
+            </w:tcBorders>
+            <w:tcMar>
+              <w:top w:type="dxa" w:w="60"/>
+              <w:left w:type="dxa" w:w="100"/>
+              <w:bottom w:type="dxa" w:w="60"/>
+              <w:right w:type="dxa" w:w="100"/>
+            </w:tcMar>
+          </w:tcPr>
+          <w:p>
+            <w:pPr>
+              <w:spacing w:after="0" w:line="260"/>
+            </w:pPr>
+            <w:r>
+              <w:rPr>
+                <w:rFonts w:ascii="Arial" w:cs="Arial" w:eastAsia="Arial" w:hAnsi="Arial"/>
+                <w:sz w:val="19"/>
+                <w:szCs w:val="19"/>
+              </w:rPr>
+              <w:t xml:space="preserve">To be verified: credited to the course materials until the source is known</w:t>
+            </w:r>
+          </w:p>
+        </w:tc>
+      </w:tr>
+      <w:tr>
+        <w:trPr>
+          <w:cantSplit/>
+        </w:trPr>
+        <w:tc>
+          <w:tcPr>
+            <w:tcW w:type="dxa" w:w="3991"/>
+            <w:tcBorders>
+              <w:top w:val="single" w:color="000000" w:sz="4"/>
+              <w:left w:val="single" w:color="000000" w:sz="4"/>
+              <w:bottom w:val="single" w:color="000000" w:sz="4"/>
+              <w:right w:val="single" w:color="000000" w:sz="4"/>
+            </w:tcBorders>
+            <w:tcMar>
+              <w:top w:type="dxa" w:w="60"/>
+              <w:left w:type="dxa" w:w="100"/>
+              <w:bottom w:type="dxa" w:w="60"/>
+              <w:right w:type="dxa" w:w="100"/>
+            </w:tcMar>
+          </w:tcPr>
+          <w:p>
+            <w:pPr>
+              <w:spacing w:after="0" w:line="260"/>
+            </w:pPr>
+            <w:r>
+              <w:rPr>
+                <w:rFonts w:ascii="Arial" w:cs="Arial" w:eastAsia="Arial" w:hAnsi="Arial"/>
+                <w:sz w:val="19"/>
+                <w:szCs w:val="19"/>
+              </w:rPr>
+              <w:t xml:space="preserve">The team’s course materials (the draft and notes)</w:t>
+            </w:r>
+          </w:p>
+        </w:tc>
+        <w:tc>
+          <w:tcPr>
+            <w:tcW w:type="dxa" w:w="1814"/>
+            <w:tcBorders>
+              <w:top w:val="single" w:color="000000" w:sz="4"/>
+              <w:left w:val="single" w:color="000000" w:sz="4"/>
+              <w:bottom w:val="single" w:color="000000" w:sz="4"/>
+              <w:right w:val="single" w:color="000000" w:sz="4"/>
+            </w:tcBorders>
+            <w:tcMar>
+              <w:top w:type="dxa" w:w="60"/>
+              <w:left w:type="dxa" w:w="100"/>
+              <w:bottom w:type="dxa" w:w="60"/>
+              <w:right w:type="dxa" w:w="100"/>
+            </w:tcMar>
+          </w:tcPr>
+          <w:p>
+            <w:pPr>
+              <w:spacing w:after="0" w:line="260"/>
+            </w:pPr>
+            <w:r>
+              <w:rPr>
+                <w:rFonts w:ascii="Arial" w:cs="Arial" w:eastAsia="Arial" w:hAnsi="Arial"/>
+                <w:sz w:val="19"/>
+                <w:szCs w:val="19"/>
+              </w:rPr>
+              <w:t xml:space="preserve">Yes, as Translation Team (n.d.)</w:t>
+            </w:r>
+          </w:p>
+        </w:tc>
+        <w:tc>
+          <w:tcPr>
+            <w:tcW w:type="dxa" w:w="3266"/>
+            <w:tcBorders>
+              <w:top w:val="single" w:color="000000" w:sz="4"/>
+              <w:left w:val="single" w:color="000000" w:sz="4"/>
+              <w:bottom w:val="single" w:color="000000" w:sz="4"/>
+              <w:right w:val="single" w:color="000000" w:sz="4"/>
+            </w:tcBorders>
+            <w:tcMar>
+              <w:top w:type="dxa" w:w="60"/>
+              <w:left w:type="dxa" w:w="100"/>
+              <w:bottom w:type="dxa" w:w="60"/>
+              <w:right w:type="dxa" w:w="100"/>
+            </w:tcMar>
+          </w:tcPr>
+          <w:p>
+            <w:pPr>
+              <w:spacing w:after="0" w:line="260"/>
+            </w:pPr>
+            <w:r>
+              <w:rPr>
+                <w:rFonts w:ascii="Arial" w:cs="Arial" w:eastAsia="Arial" w:hAnsi="Arial"/>
+                <w:sz w:val="19"/>
+                <w:szCs w:val="19"/>
+              </w:rPr>
+              <w:t xml:space="preserve">Checked: the wording of quoted definitions to be confirmed</w:t>
+            </w:r>
+          </w:p>
+        </w:tc>
+      </w:tr>
+      <w:tr>
+        <w:trPr>
+          <w:cantSplit/>
+        </w:trPr>
+        <w:tc>
+          <w:tcPr>
+            <w:tcW w:type="dxa" w:w="3991"/>
+            <w:tcBorders>
+              <w:top w:val="single" w:color="000000" w:sz="4"/>
+              <w:left w:val="single" w:color="000000" w:sz="4"/>
+              <w:bottom w:val="single" w:color="000000" w:sz="4"/>
+              <w:right w:val="single" w:color="000000" w:sz="4"/>
+            </w:tcBorders>
+            <w:tcMar>
+              <w:top w:type="dxa" w:w="60"/>
+              <w:left w:type="dxa" w:w="100"/>
+              <w:bottom w:type="dxa" w:w="60"/>
+              <w:right w:type="dxa" w:w="100"/>
+            </w:tcMar>
+          </w:tcPr>
+          <w:p>
+            <w:pPr>
+              <w:spacing w:after="0" w:line="260"/>
+            </w:pPr>
+            <w:r>
+              <w:rPr>
+                <w:rFonts w:ascii="Arial" w:cs="Arial" w:eastAsia="Arial" w:hAnsi="Arial"/>
+                <w:sz w:val="19"/>
+                <w:szCs w:val="19"/>
+              </w:rPr>
+              <w:t xml:space="preserve">Jordanian academy (“74 fields”)</w:t>
+            </w:r>
+          </w:p>
+        </w:tc>
+        <w:tc>
+          <w:tcPr>
+            <w:tcW w:type="dxa" w:w="1814"/>
+            <w:tcBorders>
+              <w:top w:val="single" w:color="000000" w:sz="4"/>
+              <w:left w:val="single" w:color="000000" w:sz="4"/>
+              <w:bottom w:val="single" w:color="000000" w:sz="4"/>
+              <w:right w:val="single" w:color="000000" w:sz="4"/>
+            </w:tcBorders>
+            <w:tcMar>
+              <w:top w:type="dxa" w:w="60"/>
+              <w:left w:type="dxa" w:w="100"/>
+              <w:bottom w:type="dxa" w:w="60"/>
+              <w:right w:type="dxa" w:w="100"/>
+            </w:tcMar>
+          </w:tcPr>
+          <w:p>
+            <w:pPr>
+              <w:spacing w:after="0" w:line="260"/>
+            </w:pPr>
+            <w:r>
+              <w:rPr>
+                <w:rFonts w:ascii="Arial" w:cs="Arial" w:eastAsia="Arial" w:hAnsi="Arial"/>
+                <w:sz w:val="19"/>
+                <w:szCs w:val="19"/>
+              </w:rPr>
+              <w:t xml:space="preserve">No</w:t>
+            </w:r>
+          </w:p>
+        </w:tc>
+        <w:tc>
+          <w:tcPr>
+            <w:tcW w:type="dxa" w:w="3266"/>
+            <w:tcBorders>
+              <w:top w:val="single" w:color="000000" w:sz="4"/>
+              <w:left w:val="single" w:color="000000" w:sz="4"/>
+              <w:bottom w:val="single" w:color="000000" w:sz="4"/>
+              <w:right w:val="single" w:color="000000" w:sz="4"/>
+            </w:tcBorders>
+            <w:tcMar>
+              <w:top w:type="dxa" w:w="60"/>
+              <w:left w:type="dxa" w:w="100"/>
+              <w:bottom w:type="dxa" w:w="60"/>
+              <w:right w:type="dxa" w:w="100"/>
+            </w:tcMar>
+          </w:tcPr>
+          <w:p>
+            <w:pPr>
+              <w:spacing w:after="0" w:line="260"/>
+            </w:pPr>
+            <w:r>
+              <w:rPr>
+                <w:rFonts w:ascii="Arial" w:cs="Arial" w:eastAsia="Arial" w:hAnsi="Arial"/>
+                <w:sz w:val="19"/>
+                <w:szCs w:val="19"/>
+              </w:rPr>
+              <w:t xml:space="preserve">Checked: could not be verified; removed</w:t>
+            </w:r>
+          </w:p>
+        </w:tc>
+      </w:tr>
+      <w:tr>
+        <w:trPr>
+          <w:cantSplit/>
+        </w:trPr>
+        <w:tc>
+          <w:tcPr>
+            <w:tcW w:type="dxa" w:w="3991"/>
+            <w:tcBorders>
+              <w:top w:val="single" w:color="000000" w:sz="4"/>
+              <w:left w:val="single" w:color="000000" w:sz="4"/>
+              <w:bottom w:val="single" w:color="000000" w:sz="4"/>
+              <w:right w:val="single" w:color="000000" w:sz="4"/>
+            </w:tcBorders>
+            <w:tcMar>
+              <w:top w:type="dxa" w:w="60"/>
+              <w:left w:type="dxa" w:w="100"/>
+              <w:bottom w:type="dxa" w:w="60"/>
+              <w:right w:type="dxa" w:w="100"/>
+            </w:tcMar>
+          </w:tcPr>
+          <w:p>
+            <w:pPr>
+              <w:spacing w:after="0" w:line="260"/>
+            </w:pPr>
+            <w:r>
+              <w:rPr>
+                <w:rFonts w:ascii="Arial" w:cs="Arial" w:eastAsia="Arial" w:hAnsi="Arial"/>
+                <w:sz w:val="19"/>
+                <w:szCs w:val="19"/>
+              </w:rPr>
+              <w:t xml:space="preserve">Wüster; ISO, IEC and ITU (terminology chapter)</w:t>
+            </w:r>
+          </w:p>
+        </w:tc>
+        <w:tc>
+          <w:tcPr>
+            <w:tcW w:type="dxa" w:w="1814"/>
+            <w:tcBorders>
+              <w:top w:val="single" w:color="000000" w:sz="4"/>
+              <w:left w:val="single" w:color="000000" w:sz="4"/>
+              <w:bottom w:val="single" w:color="000000" w:sz="4"/>
+              <w:right w:val="single" w:color="000000" w:sz="4"/>
+            </w:tcBorders>
+            <w:tcMar>
+              <w:top w:type="dxa" w:w="60"/>
+              <w:left w:type="dxa" w:w="100"/>
+              <w:bottom w:type="dxa" w:w="60"/>
+              <w:right w:type="dxa" w:w="100"/>
+            </w:tcMar>
+          </w:tcPr>
+          <w:p>
+            <w:pPr>
+              <w:spacing w:after="0" w:line="260"/>
+            </w:pPr>
+            <w:r>
+              <w:rPr>
+                <w:rFonts w:ascii="Arial" w:cs="Arial" w:eastAsia="Arial" w:hAnsi="Arial"/>
+                <w:sz w:val="19"/>
+                <w:szCs w:val="19"/>
+              </w:rPr>
+              <w:t xml:space="preserve">No</w:t>
+            </w:r>
+          </w:p>
+        </w:tc>
+        <w:tc>
+          <w:tcPr>
+            <w:tcW w:type="dxa" w:w="3266"/>
+            <w:tcBorders>
+              <w:top w:val="single" w:color="000000" w:sz="4"/>
+              <w:left w:val="single" w:color="000000" w:sz="4"/>
+              <w:bottom w:val="single" w:color="000000" w:sz="4"/>
+              <w:right w:val="single" w:color="000000" w:sz="4"/>
+            </w:tcBorders>
+            <w:tcMar>
+              <w:top w:type="dxa" w:w="60"/>
+              <w:left w:type="dxa" w:w="100"/>
+              <w:bottom w:type="dxa" w:w="60"/>
+              <w:right w:type="dxa" w:w="100"/>
+            </w:tcMar>
+          </w:tcPr>
+          <w:p>
+            <w:pPr>
+              <w:spacing w:after="0" w:line="260"/>
+            </w:pPr>
+            <w:r>
+              <w:rPr>
+                <w:rFonts w:ascii="Arial" w:cs="Arial" w:eastAsia="Arial" w:hAnsi="Arial"/>
+                <w:sz w:val="19"/>
+                <w:szCs w:val="19"/>
+              </w:rPr>
+              <w:t xml:space="preserve">Checked and corrected; then removed in the beginner revision</w:t>
+            </w:r>
+          </w:p>
+        </w:tc>
+      </w:tr>
+      <w:tr>
+        <w:trPr>
+          <w:cantSplit/>
+        </w:trPr>
+        <w:tc>
+          <w:tcPr>
+            <w:tcW w:type="dxa" w:w="3991"/>
+            <w:tcBorders>
+              <w:top w:val="single" w:color="000000" w:sz="4"/>
+              <w:left w:val="single" w:color="000000" w:sz="4"/>
+              <w:bottom w:val="single" w:color="000000" w:sz="4"/>
+              <w:right w:val="single" w:color="000000" w:sz="4"/>
+            </w:tcBorders>
+            <w:tcMar>
+              <w:top w:type="dxa" w:w="60"/>
+              <w:left w:type="dxa" w:w="100"/>
+              <w:bottom w:type="dxa" w:w="60"/>
+              <w:right w:type="dxa" w:w="100"/>
+            </w:tcMar>
+          </w:tcPr>
+          <w:p>
+            <w:pPr>
+              <w:spacing w:after="0" w:line="260"/>
+            </w:pPr>
+            <w:r>
+              <w:rPr>
+                <w:rFonts w:ascii="Arial" w:cs="Arial" w:eastAsia="Arial" w:hAnsi="Arial"/>
+                <w:sz w:val="19"/>
+                <w:szCs w:val="19"/>
+              </w:rPr>
               <w:t xml:space="preserve">Methods of the Arabic academies (terminology chapter)</w:t>
             </w:r>
           </w:p>
@@ -6230,7 +6610,7 @@
                 <w:sz w:val="19"/>
                 <w:szCs w:val="19"/>
               </w:rPr>
-              <w:t xml:space="preserve">Not verified (no source found); removed</w:t>
+              <w:t xml:space="preserve">Source found later: Masooma’s 182 slides (slides 47–57). Still left out as too detailed for beginners</w:t>
             </w:r>
           </w:p>
         </w:tc>
@@ -7952,7 +8332,7 @@
                 <w:sz w:val="19"/>
                 <w:szCs w:val="19"/>
               </w:rPr>
-              <w:t xml:space="preserve">Farghal &amp; Shunnaq (1999)</w:t>
+              <w:t xml:space="preserve">Farghal &amp; Shunnaq (1999/2011)</w:t>
             </w:r>
           </w:p>
         </w:tc>
@@ -8012,7 +8392,7 @@
                 <w:sz w:val="19"/>
                 <w:szCs w:val="19"/>
               </w:rPr>
-              <w:t xml:space="preserve">Checked</w:t>
+              <w:t xml:space="preserve">Corrected</w:t>
             </w:r>
           </w:p>
         </w:tc>
@@ -8042,7 +8422,7 @@
                 <w:sz w:val="19"/>
                 <w:szCs w:val="19"/>
               </w:rPr>
-              <w:t xml:space="preserve">Confirmed; publisher corrected</w:t>
+              <w:t xml:space="preserve">Needs more work: the team’s notes cite the 2011 edition; confirm the year and edition on the copy, and add page numbers for the chapters that cite it</w:t>
             </w:r>
           </w:p>
         </w:tc>
@@ -11446,7 +11826,39 @@
           <w:rFonts w:ascii="Arial" w:cs="Arial" w:eastAsia="Arial" w:hAnsi="Arial"/>
           <w:color w:val="C00000"/>
         </w:rPr>
-        <w:t xml:space="preserve">Confirm the original sources of the draft’s own examples and of its numbered exercises (16, 24–29). If any come from a published book (for example the 180 or 182 textbooks), that book must be credited.</w:t>
+        <w:t xml:space="preserve">Confirm the year and edition of Farghal &amp; Shunnaq on the team’s copy (the notes say 2011; the first edition was 1999), and add page numbers where the handbook cites it.</w:t>
+      </w:r>
+    </w:p>
+    <w:p>
+      <w:pPr>
+        <w:pStyle w:val="ListParagraph"/>
+        <w:numPr>
+          <w:ilvl w:val="0"/>
+          <w:numId w:val="2"/>
+        </w:numPr>
+        <w:spacing w:after="80" w:line="290"/>
+      </w:pPr>
+      <w:r>
+        <w:rPr>
+          <w:rFonts w:ascii="Arial" w:cs="Arial" w:eastAsia="Arial" w:hAnsi="Arial"/>
+          <w:color w:val="C00000"/>
+        </w:rPr>
+        <w:t xml:space="preserve">Find the author of </w:t>
+      </w:r>
+      <w:r>
+        <w:rPr>
+          <w:rFonts w:ascii="Arial" w:cs="Arial" w:hAnsi="Arial"/>
+          <w:szCs w:val="23"/>
+          <w:rtl/>
+        </w:rPr>
+        <w:t xml:space="preserve">الترجمة: ماهيتها وكيفيتها</w:t>
+      </w:r>
+      <w:r>
+        <w:rPr>
+          <w:rFonts w:ascii="Arial" w:cs="Arial" w:eastAsia="Arial" w:hAnsi="Arial"/>
+          <w:color w:val="C00000"/>
+        </w:rPr>
+        <w:t xml:space="preserve">; until then it cannot be cited.</w:t>
       </w:r>
     </w:p>
     <w:p>
@@ -11594,7 +12006,7 @@
           <w:rFonts w:ascii="Arial" w:cs="Arial" w:eastAsia="Arial" w:hAnsi="Arial"/>
           <w:color w:val="C00000"/>
         </w:rPr>
-        <w:t xml:space="preserve">Confirm the names and roles on the new Contributors page (page iv): Shaikhah Alkhaledi, Loulwah Saeed, Masooma Almesri and Samiuallah Mohammad. The full account is in the Contributions Report.</w:t>
+        <w:t xml:space="preserve">Confirm the names and roles on the new Contributors page (page iv): Shaikhah Alkhaledi, Loulwah Bin Saeed, Masooma Almesri and Samiuallah Mohammad. Decide whether to list all four alphabetically, as the team’s framework says, and whether to name the academic supervisor, Abdullah Bezea. The full account is in the Contributions Report.</w:t>
       </w:r>
     </w:p>
     <w:p>
@@ -11696,7 +12108,7 @@
           <w:rFonts w:ascii="Arial" w:cs="Arial" w:eastAsia="Arial" w:hAnsi="Arial"/>
           <w:color w:val="C00000"/>
         </w:rPr>
-        <w:t xml:space="preserve">Materials not received: Dr Abdullah’s framework, the text </w:t>
+        <w:t xml:space="preserve">Materials still not received: Loulwah’s Principles of Translation PDF, the Gamal article and AVT Theory, Masooma’s Translation Texts and stylistics summary, and the three sample analyses; Loulwah’s other notes were lost. Previously listed and now received: the 180 notes, the 182 slides, the Farghal &amp; Shunnaq notes and </w:t>
       </w:r>
       <w:r>
         <w:rPr>
@@ -11704,14 +12116,14 @@
           <w:szCs w:val="23"/>
           <w:rtl/>
         </w:rPr>
-        <w:t xml:space="preserve">الترجمة: ماهيتها</w:t>
+        <w:t xml:space="preserve">الترجمة: ماهيتها وكيفيتها</w:t>
       </w:r>
       <w:r>
         <w:rPr>
           <w:rFonts w:ascii="Arial" w:cs="Arial" w:eastAsia="Arial" w:hAnsi="Arial"/>
           <w:color w:val="C00000"/>
         </w:rPr>
-        <w:t xml:space="preserve"> and its author, the 180, 182, 386 and Analysis texts, Loulwah’s notes on machine translation and dictionaries, and the Principles of Translation notes. Decide whether they belong in this edition or a later one.</w:t>
+        <w:t xml:space="preserve">. Also not yet settled: the checklist for the supervisor’s framework. Decide whether they belong in this edition or a later one.</w:t>
       </w:r>
     </w:p>
     <w:p>

--- a/Handbook-Final-Report.docx
+++ b/Handbook-Final-Report.docx
@@ -1461,6 +1461,128 @@
           <w:iCs/>
         </w:rPr>
         <w:t xml:space="preserve">allergic, allergen, contact eczema</w:t>
+      </w:r>
+      <w:r>
+        <w:rPr>
+          <w:rFonts w:ascii="Arial" w:cs="Arial" w:eastAsia="Arial" w:hAnsi="Arial"/>
+        </w:rPr>
+        <w:t xml:space="preserve">).</w:t>
+      </w:r>
+    </w:p>
+    <w:p>
+      <w:pPr>
+        <w:pStyle w:val="ListParagraph"/>
+        <w:numPr>
+          <w:ilvl w:val="0"/>
+          <w:numId w:val="2"/>
+        </w:numPr>
+        <w:spacing w:after="80" w:line="290"/>
+      </w:pPr>
+      <w:r>
+        <w:rPr>
+          <w:rFonts w:ascii="Arial" w:cs="Arial" w:eastAsia="Arial" w:hAnsi="Arial"/>
+          <w:b/>
+          <w:bCs/>
+        </w:rPr>
+        <w:t xml:space="preserve">Chapter 21, from Shaikha’s terminology class notes</w:t>
+      </w:r>
+      <w:r>
+        <w:rPr>
+          <w:rFonts w:ascii="Arial" w:cs="Arial" w:eastAsia="Arial" w:hAnsi="Arial"/>
+        </w:rPr>
+        <w:t xml:space="preserve"> (extracted by Shaikha from the terminology course she took): terms of several words (</w:t>
+      </w:r>
+      <w:r>
+        <w:rPr>
+          <w:rFonts w:ascii="Arial" w:cs="Arial" w:eastAsia="Arial" w:hAnsi="Arial"/>
+          <w:i/>
+          <w:iCs/>
+        </w:rPr>
+        <w:t xml:space="preserve">network security</w:t>
+      </w:r>
+      <w:r>
+        <w:rPr>
+          <w:rFonts w:ascii="Arial" w:cs="Arial" w:eastAsia="Arial" w:hAnsi="Arial"/>
+        </w:rPr>
+        <w:t xml:space="preserve">); reading a short introduction to a new field and asking the client or a specialist; checking that a term’s parts do not mislead (</w:t>
+      </w:r>
+      <w:r>
+        <w:rPr>
+          <w:rFonts w:ascii="Arial" w:cs="Arial" w:eastAsia="Arial" w:hAnsi="Arial"/>
+          <w:i/>
+          <w:iCs/>
+        </w:rPr>
+        <w:t xml:space="preserve">blackboard</w:t>
+      </w:r>
+      <w:r>
+        <w:rPr>
+          <w:rFonts w:ascii="Arial" w:cs="Arial" w:eastAsia="Arial" w:hAnsi="Arial"/>
+        </w:rPr>
+        <w:t xml:space="preserve">); confirming an equivalent in a text written in Arabic, not a translation; writing a one-sentence definition (</w:t>
+      </w:r>
+      <w:r>
+        <w:rPr>
+          <w:rFonts w:ascii="Arial" w:cs="Arial" w:eastAsia="Arial" w:hAnsi="Arial"/>
+          <w:i/>
+          <w:iCs/>
+        </w:rPr>
+        <w:t xml:space="preserve">thermometer</w:t>
+      </w:r>
+      <w:r>
+        <w:rPr>
+          <w:rFonts w:ascii="Arial" w:cs="Arial" w:eastAsia="Arial" w:hAnsi="Arial"/>
+        </w:rPr>
+        <w:t xml:space="preserve">); and terms with two accepted names (</w:t>
+      </w:r>
+      <w:r>
+        <w:rPr>
+          <w:rFonts w:ascii="Arial" w:cs="Arial" w:eastAsia="Arial" w:hAnsi="Arial"/>
+          <w:i/>
+          <w:iCs/>
+        </w:rPr>
+        <w:t xml:space="preserve">aerial</w:t>
+      </w:r>
+      <w:r>
+        <w:rPr>
+          <w:rFonts w:ascii="Arial" w:cs="Arial" w:eastAsia="Arial" w:hAnsi="Arial"/>
+        </w:rPr>
+        <w:t xml:space="preserve"> / </w:t>
+      </w:r>
+      <w:r>
+        <w:rPr>
+          <w:rFonts w:ascii="Arial" w:cs="Arial" w:eastAsia="Arial" w:hAnsi="Arial"/>
+          <w:i/>
+          <w:iCs/>
+        </w:rPr>
+        <w:t xml:space="preserve">antenna</w:t>
+      </w:r>
+      <w:r>
+        <w:rPr>
+          <w:rFonts w:ascii="Arial" w:cs="Arial" w:eastAsia="Arial" w:hAnsi="Arial"/>
+        </w:rPr>
+        <w:t xml:space="preserve">, </w:t>
+      </w:r>
+      <w:r>
+        <w:rPr>
+          <w:rFonts w:ascii="Arial" w:cs="Arial" w:hAnsi="Arial"/>
+          <w:szCs w:val="23"/>
+          <w:rtl/>
+        </w:rPr>
+        <w:t xml:space="preserve">حاسوب</w:t>
+      </w:r>
+      <w:r>
+        <w:rPr>
+          <w:rFonts w:ascii="Arial" w:cs="Arial" w:eastAsia="Arial" w:hAnsi="Arial"/>
+        </w:rPr>
+        <w:t xml:space="preserve"> / </w:t>
+      </w:r>
+      <w:r>
+        <w:rPr>
+          <w:rFonts w:ascii="Arial" w:cs="Arial" w:hAnsi="Arial"/>
+          <w:szCs w:val="23"/>
+          <w:rtl/>
+        </w:rPr>
+        <w:t xml:space="preserve">كمبيوتر</w:t>
       </w:r>
       <w:r>
         <w:rPr>
@@ -12057,7 +12179,7 @@
           <w:rFonts w:ascii="Arial" w:cs="Arial" w:eastAsia="Arial" w:hAnsi="Arial"/>
           <w:color w:val="C00000"/>
         </w:rPr>
-        <w:t xml:space="preserve">Confirm the copyright line and that the statement on AI assistance meets the university’s and the publisher’s rules.</w:t>
+        <w:t xml:space="preserve">Confirm the copyright line and the statement on AI assistance.</w:t>
       </w:r>
     </w:p>
     <w:p>

--- a/Handbook-Final-Report.docx
+++ b/Handbook-Final-Report.docx
@@ -319,7 +319,7 @@
         <w:rPr>
           <w:rFonts w:ascii="Arial" w:cs="Arial" w:eastAsia="Arial" w:hAnsi="Arial"/>
         </w:rPr>
-        <w:t xml:space="preserve">98 pages, B5 size, in two editions with identical content: the </w:t>
+        <w:t xml:space="preserve">102 pages, B5 size, in two editions with identical content: the </w:t>
       </w:r>
       <w:r>
         <w:rPr>
@@ -363,39 +363,7 @@
         <w:rPr>
           <w:rFonts w:ascii="Arial" w:cs="Arial" w:eastAsia="Arial" w:hAnsi="Arial"/>
         </w:rPr>
-        <w:t xml:space="preserve">9 parts and 27 chapters, ordered from the basics to the most specialised topic (audiovisual translation).</w:t>
-      </w:r>
-    </w:p>
-    <w:p>
-      <w:pPr>
-        <w:pStyle w:val="ListParagraph"/>
-        <w:numPr>
-          <w:ilvl w:val="0"/>
-          <w:numId w:val="2"/>
-        </w:numPr>
-        <w:spacing w:after="80" w:line="290"/>
-      </w:pPr>
-      <w:r>
-        <w:rPr>
-          <w:rFonts w:ascii="Arial" w:cs="Arial" w:eastAsia="Arial" w:hAnsi="Arial"/>
-        </w:rPr>
-        <w:t xml:space="preserve">Back matter: abbreviations, further reading, a glossary of 113 terms, 39 references, and a page with the QR code of the team’s website.</w:t>
-      </w:r>
-    </w:p>
-    <w:p>
-      <w:pPr>
-        <w:pStyle w:val="ListParagraph"/>
-        <w:numPr>
-          <w:ilvl w:val="0"/>
-          <w:numId w:val="2"/>
-        </w:numPr>
-        <w:spacing w:after="80" w:line="290"/>
-      </w:pPr>
-      <w:r>
-        <w:rPr>
-          <w:rFonts w:ascii="Arial" w:cs="Arial" w:eastAsia="Arial" w:hAnsi="Arial"/>
-        </w:rPr>
-        <w:t xml:space="preserve">Every chapter follows the same guided pattern: </w:t>
+        <w:t xml:space="preserve">9 parts and 27 chapters, ordered from the basics to the most specialised topic (audiovisual translation), followed by a closing section, </w:t>
       </w:r>
       <w:r>
         <w:rPr>
@@ -403,13 +371,45 @@
           <w:b/>
           <w:bCs/>
         </w:rPr>
-        <w:t xml:space="preserve">Where we are</w:t>
-      </w:r>
-      <w:r>
-        <w:rPr>
-          <w:rFonts w:ascii="Arial" w:cs="Arial" w:eastAsia="Arial" w:hAnsi="Arial"/>
-        </w:rPr>
-        <w:t xml:space="preserve"> → numbered </w:t>
+        <w:t xml:space="preserve">Your journey continues</w:t>
+      </w:r>
+      <w:r>
+        <w:rPr>
+          <w:rFonts w:ascii="Arial" w:cs="Arial" w:eastAsia="Arial" w:hAnsi="Arial"/>
+        </w:rPr>
+        <w:t xml:space="preserve">.</w:t>
+      </w:r>
+    </w:p>
+    <w:p>
+      <w:pPr>
+        <w:pStyle w:val="ListParagraph"/>
+        <w:numPr>
+          <w:ilvl w:val="0"/>
+          <w:numId w:val="2"/>
+        </w:numPr>
+        <w:spacing w:after="80" w:line="290"/>
+      </w:pPr>
+      <w:r>
+        <w:rPr>
+          <w:rFonts w:ascii="Arial" w:cs="Arial" w:eastAsia="Arial" w:hAnsi="Arial"/>
+        </w:rPr>
+        <w:t xml:space="preserve">Back matter: abbreviations, further reading, a glossary of 113 terms, 39 references, and a page with the QR code of the team’s website.</w:t>
+      </w:r>
+    </w:p>
+    <w:p>
+      <w:pPr>
+        <w:pStyle w:val="ListParagraph"/>
+        <w:numPr>
+          <w:ilvl w:val="0"/>
+          <w:numId w:val="2"/>
+        </w:numPr>
+        <w:spacing w:after="80" w:line="290"/>
+      </w:pPr>
+      <w:r>
+        <w:rPr>
+          <w:rFonts w:ascii="Arial" w:cs="Arial" w:eastAsia="Arial" w:hAnsi="Arial"/>
+        </w:rPr>
+        <w:t xml:space="preserve">Every chapter follows the same guided pattern: </w:t>
       </w:r>
       <w:r>
         <w:rPr>
@@ -417,13 +417,13 @@
           <w:b/>
           <w:bCs/>
         </w:rPr>
-        <w:t xml:space="preserve">steps</w:t>
-      </w:r>
-      <w:r>
-        <w:rPr>
-          <w:rFonts w:ascii="Arial" w:cs="Arial" w:eastAsia="Arial" w:hAnsi="Arial"/>
-        </w:rPr>
-        <w:t xml:space="preserve"> (problem first, then solution) → </w:t>
+        <w:t xml:space="preserve">Where we are</w:t>
+      </w:r>
+      <w:r>
+        <w:rPr>
+          <w:rFonts w:ascii="Arial" w:cs="Arial" w:eastAsia="Arial" w:hAnsi="Arial"/>
+        </w:rPr>
+        <w:t xml:space="preserve"> → numbered </w:t>
       </w:r>
       <w:r>
         <w:rPr>
@@ -431,13 +431,13 @@
           <w:b/>
           <w:bCs/>
         </w:rPr>
-        <w:t xml:space="preserve">Try it</w:t>
-      </w:r>
-      <w:r>
-        <w:rPr>
-          <w:rFonts w:ascii="Arial" w:cs="Arial" w:eastAsia="Arial" w:hAnsi="Arial"/>
-        </w:rPr>
-        <w:t xml:space="preserve"> with answers → </w:t>
+        <w:t xml:space="preserve">steps</w:t>
+      </w:r>
+      <w:r>
+        <w:rPr>
+          <w:rFonts w:ascii="Arial" w:cs="Arial" w:eastAsia="Arial" w:hAnsi="Arial"/>
+        </w:rPr>
+        <w:t xml:space="preserve"> (problem first, then solution) → </w:t>
       </w:r>
       <w:r>
         <w:rPr>
@@ -445,13 +445,13 @@
           <w:b/>
           <w:bCs/>
         </w:rPr>
-        <w:t xml:space="preserve">Remember</w:t>
-      </w:r>
-      <w:r>
-        <w:rPr>
-          <w:rFonts w:ascii="Arial" w:cs="Arial" w:eastAsia="Arial" w:hAnsi="Arial"/>
-        </w:rPr>
-        <w:t xml:space="preserve"> and </w:t>
+        <w:t xml:space="preserve">Try it</w:t>
+      </w:r>
+      <w:r>
+        <w:rPr>
+          <w:rFonts w:ascii="Arial" w:cs="Arial" w:eastAsia="Arial" w:hAnsi="Arial"/>
+        </w:rPr>
+        <w:t xml:space="preserve"> with answers → </w:t>
       </w:r>
       <w:r>
         <w:rPr>
@@ -459,13 +459,55 @@
           <w:b/>
           <w:bCs/>
         </w:rPr>
+        <w:t xml:space="preserve">Remember</w:t>
+      </w:r>
+      <w:r>
+        <w:rPr>
+          <w:rFonts w:ascii="Arial" w:cs="Arial" w:eastAsia="Arial" w:hAnsi="Arial"/>
+        </w:rPr>
+        <w:t xml:space="preserve">, </w:t>
+      </w:r>
+      <w:r>
+        <w:rPr>
+          <w:rFonts w:ascii="Arial" w:cs="Arial" w:eastAsia="Arial" w:hAnsi="Arial"/>
+          <w:b/>
+          <w:bCs/>
+        </w:rPr>
         <w:t xml:space="preserve">Words to remember</w:t>
       </w:r>
       <w:r>
         <w:rPr>
           <w:rFonts w:ascii="Arial" w:cs="Arial" w:eastAsia="Arial" w:hAnsi="Arial"/>
         </w:rPr>
-        <w:t xml:space="preserve">.</w:t>
+        <w:t xml:space="preserve"> and </w:t>
+      </w:r>
+      <w:r>
+        <w:rPr>
+          <w:rFonts w:ascii="Arial" w:cs="Arial" w:eastAsia="Arial" w:hAnsi="Arial"/>
+          <w:b/>
+          <w:bCs/>
+        </w:rPr>
+        <w:t xml:space="preserve">Next</w:t>
+      </w:r>
+      <w:r>
+        <w:rPr>
+          <w:rFonts w:ascii="Arial" w:cs="Arial" w:eastAsia="Arial" w:hAnsi="Arial"/>
+        </w:rPr>
+        <w:t xml:space="preserve">. Ten chapters also have a </w:t>
+      </w:r>
+      <w:r>
+        <w:rPr>
+          <w:rFonts w:ascii="Arial" w:cs="Arial" w:eastAsia="Arial" w:hAnsi="Arial"/>
+          <w:b/>
+          <w:bCs/>
+        </w:rPr>
+        <w:t xml:space="preserve">Did you know?</w:t>
+      </w:r>
+      <w:r>
+        <w:rPr>
+          <w:rFonts w:ascii="Arial" w:cs="Arial" w:eastAsia="Arial" w:hAnsi="Arial"/>
+        </w:rPr>
+        <w:t xml:space="preserve"> box.</w:t>
       </w:r>
     </w:p>
     <w:p>
@@ -923,68 +965,7 @@
         <w:pStyle w:val="Heading2"/>
       </w:pPr>
       <w:r>
-        <w:t xml:space="preserve">3.4 Design and layout</w:t>
-      </w:r>
-    </w:p>
-    <w:p>
-      <w:pPr>
-        <w:pStyle w:val="ListParagraph"/>
-        <w:numPr>
-          <w:ilvl w:val="0"/>
-          <w:numId w:val="2"/>
-        </w:numPr>
-        <w:spacing w:after="80" w:line="290"/>
-      </w:pPr>
-      <w:r>
-        <w:rPr>
-          <w:rFonts w:ascii="Arial" w:cs="Arial" w:eastAsia="Arial" w:hAnsi="Arial"/>
-        </w:rPr>
-        <w:t xml:space="preserve">Two cover designs chosen by the team (Midnight and Light), with the club’s own logo taken from the logo file.</w:t>
-      </w:r>
-    </w:p>
-    <w:p>
-      <w:pPr>
-        <w:pStyle w:val="ListParagraph"/>
-        <w:numPr>
-          <w:ilvl w:val="0"/>
-          <w:numId w:val="2"/>
-        </w:numPr>
-        <w:spacing w:after="80" w:line="290"/>
-      </w:pPr>
-      <w:r>
-        <w:rPr>
-          <w:rFonts w:ascii="Arial" w:cs="Arial" w:eastAsia="Arial" w:hAnsi="Arial"/>
-        </w:rPr>
-        <w:t xml:space="preserve">The website QR code was rebuilt at high resolution with the club logo in the centre, printed on both back covers and on the last page inside the book. It was test-scanned on the final PDFs.</w:t>
-      </w:r>
-    </w:p>
-    <w:p>
-      <w:pPr>
-        <w:pStyle w:val="ListParagraph"/>
-        <w:numPr>
-          <w:ilvl w:val="0"/>
-          <w:numId w:val="2"/>
-        </w:numPr>
-        <w:spacing w:after="80" w:line="290"/>
-      </w:pPr>
-      <w:r>
-        <w:rPr>
-          <w:rFonts w:ascii="Arial" w:cs="Arial" w:eastAsia="Arial" w:hAnsi="Arial"/>
-        </w:rPr>
-        <w:t xml:space="preserve">Inside pages: generous spacing, roman page numbers for the front pages, a running head with the book title and the current part, and each chapter on a new page.</w:t>
-      </w:r>
-    </w:p>
-    <w:p>
-      <w:pPr>
-        <w:spacing w:after="60"/>
-      </w:pPr>
-    </w:p>
-    <w:p>
-      <w:pPr>
-        <w:pStyle w:val="Heading1"/>
-      </w:pPr>
-      <w:r>
-        <w:t xml:space="preserve">4. What was added that was not in the team’s Word documents</w:t>
+        <w:t xml:space="preserve">3.4 The lasting edition</w:t>
       </w:r>
     </w:p>
     <w:p>
@@ -996,27 +977,7 @@
         <w:rPr>
           <w:rFonts w:ascii="Arial" w:cs="Arial" w:eastAsia="Arial" w:hAnsi="Arial"/>
         </w:rPr>
-        <w:t xml:space="preserve">The team’s Word documents are the original draft (Draft_one), the professor’s notes (Latest updates and thoughts), the terminology chapter and the audiovisual translation notes. The items below were not in any of them.</w:t>
-      </w:r>
-    </w:p>
-    <w:p>
-      <w:pPr>
-        <w:pStyle w:val="Heading2"/>
-      </w:pPr>
-      <w:r>
-        <w:t xml:space="preserve">4.1 Added from Shaikha’s notes</w:t>
-      </w:r>
-    </w:p>
-    <w:p>
-      <w:pPr>
-        <w:spacing w:after="140" w:line="300"/>
-        <w:jc w:val="both"/>
-      </w:pPr>
-      <w:r>
-        <w:rPr>
-          <w:rFonts w:ascii="Arial" w:cs="Arial" w:eastAsia="Arial" w:hAnsi="Arial"/>
-        </w:rPr>
-        <w:t xml:space="preserve">These additions come from Shaikha’s study notes. Where an idea comes from a published work, it is credited to that work in the text.</w:t>
+        <w:t xml:space="preserve">The final rework made the handbook one that can be used and taught every year:</w:t>
       </w:r>
     </w:p>
     <w:p>
@@ -1034,13 +995,13 @@
           <w:b/>
           <w:bCs/>
         </w:rPr>
-        <w:t xml:space="preserve">Chapter 1:</w:t>
-      </w:r>
-      <w:r>
-        <w:rPr>
-          <w:rFonts w:ascii="Arial" w:cs="Arial" w:eastAsia="Arial" w:hAnsi="Arial"/>
-        </w:rPr>
-        <w:t xml:space="preserve"> the three kinds of translation (within one language, between languages, into another medium) (Jakobson, 1959); the translator as a reader before being a writer.</w:t>
+        <w:t xml:space="preserve">Order</w:t>
+      </w:r>
+      <w:r>
+        <w:rPr>
+          <w:rFonts w:ascii="Arial" w:cs="Arial" w:eastAsia="Arial" w:hAnsi="Arial"/>
+        </w:rPr>
+        <w:t xml:space="preserve">: the dictionaries chapter moved into Part 1 (now Chapter 3), so that students learn to use a dictionary before anything else, as the team’s framework proposed. All chapter numbers and cross-references were updated.</w:t>
       </w:r>
     </w:p>
     <w:p>
@@ -1058,107 +1019,103 @@
           <w:b/>
           <w:bCs/>
         </w:rPr>
-        <w:t xml:space="preserve">Chapter 3:</w:t>
-      </w:r>
-      <w:r>
-        <w:rPr>
-          <w:rFonts w:ascii="Arial" w:cs="Arial" w:eastAsia="Arial" w:hAnsi="Arial"/>
-        </w:rPr>
-        <w:t xml:space="preserve"> how to translate the English verbs </w:t>
-      </w:r>
-      <w:r>
-        <w:rPr>
-          <w:rFonts w:ascii="Arial" w:cs="Arial" w:eastAsia="Arial" w:hAnsi="Arial"/>
-          <w:i/>
-          <w:iCs/>
-        </w:rPr>
-        <w:t xml:space="preserve">be</w:t>
-      </w:r>
-      <w:r>
-        <w:rPr>
-          <w:rFonts w:ascii="Arial" w:cs="Arial" w:eastAsia="Arial" w:hAnsi="Arial"/>
-        </w:rPr>
-        <w:t xml:space="preserve">, </w:t>
-      </w:r>
-      <w:r>
-        <w:rPr>
-          <w:rFonts w:ascii="Arial" w:cs="Arial" w:eastAsia="Arial" w:hAnsi="Arial"/>
-          <w:i/>
-          <w:iCs/>
-        </w:rPr>
-        <w:t xml:space="preserve">do</w:t>
-      </w:r>
-      <w:r>
-        <w:rPr>
-          <w:rFonts w:ascii="Arial" w:cs="Arial" w:eastAsia="Arial" w:hAnsi="Arial"/>
-        </w:rPr>
-        <w:t xml:space="preserve"> and </w:t>
-      </w:r>
-      <w:r>
-        <w:rPr>
-          <w:rFonts w:ascii="Arial" w:cs="Arial" w:eastAsia="Arial" w:hAnsi="Arial"/>
-          <w:i/>
-          <w:iCs/>
-        </w:rPr>
-        <w:t xml:space="preserve">have</w:t>
-      </w:r>
-      <w:r>
-        <w:rPr>
-          <w:rFonts w:ascii="Arial" w:cs="Arial" w:eastAsia="Arial" w:hAnsi="Arial"/>
-        </w:rPr>
-        <w:t xml:space="preserve">; the Arabic dual; how to find the gender of </w:t>
-      </w:r>
-      <w:r>
-        <w:rPr>
-          <w:rFonts w:ascii="Arial" w:cs="Arial" w:eastAsia="Arial" w:hAnsi="Arial"/>
-          <w:i/>
-          <w:iCs/>
-        </w:rPr>
-        <w:t xml:space="preserve">I</w:t>
-      </w:r>
-      <w:r>
-        <w:rPr>
-          <w:rFonts w:ascii="Arial" w:cs="Arial" w:eastAsia="Arial" w:hAnsi="Arial"/>
-        </w:rPr>
-        <w:t xml:space="preserve"> and </w:t>
-      </w:r>
-      <w:r>
-        <w:rPr>
-          <w:rFonts w:ascii="Arial" w:cs="Arial" w:eastAsia="Arial" w:hAnsi="Arial"/>
-          <w:i/>
-          <w:iCs/>
-        </w:rPr>
-        <w:t xml:space="preserve">you</w:t>
-      </w:r>
-      <w:r>
-        <w:rPr>
-          <w:rFonts w:ascii="Arial" w:cs="Arial" w:eastAsia="Arial" w:hAnsi="Arial"/>
-        </w:rPr>
-        <w:t xml:space="preserve"> from clues in the text.</w:t>
-      </w:r>
-    </w:p>
-    <w:p>
-      <w:pPr>
-        <w:pStyle w:val="ListParagraph"/>
-        <w:numPr>
-          <w:ilvl w:val="0"/>
-          <w:numId w:val="2"/>
-        </w:numPr>
-        <w:spacing w:after="80" w:line="290"/>
-      </w:pPr>
+        <w:t xml:space="preserve">One path</w:t>
+      </w:r>
+      <w:r>
+        <w:rPr>
+          <w:rFonts w:ascii="Arial" w:cs="Arial" w:eastAsia="Arial" w:hAnsi="Arial"/>
+        </w:rPr>
+        <w:t xml:space="preserve">: every chapter’s Remember box now ends with </w:t>
+      </w:r>
       <w:r>
         <w:rPr>
           <w:rFonts w:ascii="Arial" w:cs="Arial" w:eastAsia="Arial" w:hAnsi="Arial"/>
           <w:b/>
           <w:bCs/>
         </w:rPr>
-        <w:t xml:space="preserve">Chapter 5:</w:t>
-      </w:r>
-      <w:r>
-        <w:rPr>
-          <w:rFonts w:ascii="Arial" w:cs="Arial" w:eastAsia="Arial" w:hAnsi="Arial"/>
-        </w:rPr>
-        <w:t xml:space="preserve"> problems with single words: lexical gaps (</w:t>
+        <w:t xml:space="preserve">Next</w:t>
+      </w:r>
+      <w:r>
+        <w:rPr>
+          <w:rFonts w:ascii="Arial" w:cs="Arial" w:eastAsia="Arial" w:hAnsi="Arial"/>
+        </w:rPr>
+        <w:t xml:space="preserve">, naming the chapter that follows, and the book closes with </w:t>
+      </w:r>
+      <w:r>
+        <w:rPr>
+          <w:rFonts w:ascii="Arial" w:cs="Arial" w:eastAsia="Arial" w:hAnsi="Arial"/>
+          <w:b/>
+          <w:bCs/>
+        </w:rPr>
+        <w:t xml:space="preserve">Your journey continues</w:t>
+      </w:r>
+      <w:r>
+        <w:rPr>
+          <w:rFonts w:ascii="Arial" w:cs="Arial" w:eastAsia="Arial" w:hAnsi="Arial"/>
+        </w:rPr>
+        <w:t xml:space="preserve">: daily habits, learning from published translations, the fields a translator can move into, and the invitation to join the team.</w:t>
+      </w:r>
+    </w:p>
+    <w:p>
+      <w:pPr>
+        <w:pStyle w:val="ListParagraph"/>
+        <w:numPr>
+          <w:ilvl w:val="0"/>
+          <w:numId w:val="2"/>
+        </w:numPr>
+        <w:spacing w:after="80" w:line="290"/>
+      </w:pPr>
+      <w:r>
+        <w:rPr>
+          <w:rFonts w:ascii="Arial" w:cs="Arial" w:eastAsia="Arial" w:hAnsi="Arial"/>
+          <w:b/>
+          <w:bCs/>
+        </w:rPr>
+        <w:t xml:space="preserve">A stronger opening</w:t>
+      </w:r>
+      <w:r>
+        <w:rPr>
+          <w:rFonts w:ascii="Arial" w:cs="Arial" w:eastAsia="Arial" w:hAnsi="Arial"/>
+        </w:rPr>
+        <w:t xml:space="preserve">: </w:t>
+      </w:r>
+      <w:r>
+        <w:rPr>
+          <w:rFonts w:ascii="Arial" w:cs="Arial" w:eastAsia="Arial" w:hAnsi="Arial"/>
+          <w:b/>
+          <w:bCs/>
+        </w:rPr>
+        <w:t xml:space="preserve">Start here</w:t>
+      </w:r>
+      <w:r>
+        <w:rPr>
+          <w:rFonts w:ascii="Arial" w:cs="Arial" w:eastAsia="Arial" w:hAnsi="Arial"/>
+        </w:rPr>
+        <w:t xml:space="preserve"> now opens with where translation is found in daily life and with the House of Wisdom in Baghdad, before the four steps of every translation.</w:t>
+      </w:r>
+    </w:p>
+    <w:p>
+      <w:pPr>
+        <w:pStyle w:val="ListParagraph"/>
+        <w:numPr>
+          <w:ilvl w:val="0"/>
+          <w:numId w:val="2"/>
+        </w:numPr>
+        <w:spacing w:after="80" w:line="290"/>
+      </w:pPr>
+      <w:r>
+        <w:rPr>
+          <w:rFonts w:ascii="Arial" w:cs="Arial" w:eastAsia="Arial" w:hAnsi="Arial"/>
+          <w:b/>
+          <w:bCs/>
+        </w:rPr>
+        <w:t xml:space="preserve">Did you know?</w:t>
+      </w:r>
+      <w:r>
+        <w:rPr>
+          <w:rFonts w:ascii="Arial" w:cs="Arial" w:eastAsia="Arial" w:hAnsi="Arial"/>
+        </w:rPr>
+        <w:t xml:space="preserve">: ten short, well-documented facts (the Rosetta Stone; the Universal Declaration of Human Rights; </w:t>
       </w:r>
       <w:r>
         <w:rPr>
@@ -1166,13 +1123,327 @@
           <w:szCs w:val="23"/>
           <w:rtl/>
         </w:rPr>
-        <w:t xml:space="preserve">ثكلى</w:t>
-      </w:r>
-      <w:r>
-        <w:rPr>
-          <w:rFonts w:ascii="Arial" w:cs="Arial" w:eastAsia="Arial" w:hAnsi="Arial"/>
-        </w:rPr>
-        <w:t xml:space="preserve">), false equivalents (</w:t>
+        <w:t xml:space="preserve">كتاب العين</w:t>
+      </w:r>
+      <w:r>
+        <w:rPr>
+          <w:rFonts w:ascii="Arial" w:cs="Arial" w:eastAsia="Arial" w:hAnsi="Arial"/>
+        </w:rPr>
+        <w:t xml:space="preserve">; Arabic numerals; the verb </w:t>
+      </w:r>
+      <w:r>
+        <w:rPr>
+          <w:rFonts w:ascii="Arial" w:cs="Arial" w:eastAsia="Arial" w:hAnsi="Arial"/>
+          <w:i/>
+          <w:iCs/>
+        </w:rPr>
+        <w:t xml:space="preserve">run</w:t>
+      </w:r>
+      <w:r>
+        <w:rPr>
+          <w:rFonts w:ascii="Arial" w:cs="Arial" w:eastAsia="Arial" w:hAnsi="Arial"/>
+        </w:rPr>
+        <w:t xml:space="preserve">; the journey of </w:t>
+      </w:r>
+      <w:r>
+        <w:rPr>
+          <w:rFonts w:ascii="Arial" w:cs="Arial" w:eastAsia="Arial" w:hAnsi="Arial"/>
+          <w:i/>
+          <w:iCs/>
+        </w:rPr>
+        <w:t xml:space="preserve">coffee</w:t>
+      </w:r>
+      <w:r>
+        <w:rPr>
+          <w:rFonts w:ascii="Arial" w:cs="Arial" w:eastAsia="Arial" w:hAnsi="Arial"/>
+        </w:rPr>
+        <w:t xml:space="preserve">; the Damascus academy; the 1954 machine-translation demonstration; the </w:t>
+      </w:r>
+      <w:r>
+        <w:rPr>
+          <w:rFonts w:ascii="Arial" w:cs="Arial" w:eastAsia="Arial" w:hAnsi="Arial"/>
+          <w:i/>
+          <w:iCs/>
+        </w:rPr>
+        <w:t xml:space="preserve">Mars Climate Orbiter</w:t>
+      </w:r>
+      <w:r>
+        <w:rPr>
+          <w:rFonts w:ascii="Arial" w:cs="Arial" w:eastAsia="Arial" w:hAnsi="Arial"/>
+        </w:rPr>
+        <w:t xml:space="preserve">; silent-film intertitles).</w:t>
+      </w:r>
+    </w:p>
+    <w:p>
+      <w:pPr>
+        <w:pStyle w:val="ListParagraph"/>
+        <w:numPr>
+          <w:ilvl w:val="0"/>
+          <w:numId w:val="2"/>
+        </w:numPr>
+        <w:spacing w:after="80" w:line="290"/>
+      </w:pPr>
+      <w:r>
+        <w:rPr>
+          <w:rFonts w:ascii="Arial" w:cs="Arial" w:eastAsia="Arial" w:hAnsi="Arial"/>
+          <w:b/>
+          <w:bCs/>
+        </w:rPr>
+        <w:t xml:space="preserve">Nothing that dates</w:t>
+      </w:r>
+      <w:r>
+        <w:rPr>
+          <w:rFonts w:ascii="Arial" w:cs="Arial" w:eastAsia="Arial" w:hAnsi="Arial"/>
+        </w:rPr>
+        <w:t xml:space="preserve">: the one example tied to a recent event was replaced with a general one.</w:t>
+      </w:r>
+    </w:p>
+    <w:p>
+      <w:pPr>
+        <w:spacing w:after="60"/>
+      </w:pPr>
+    </w:p>
+    <w:p>
+      <w:pPr>
+        <w:pStyle w:val="Heading2"/>
+      </w:pPr>
+      <w:r>
+        <w:t xml:space="preserve">3.5 Design and layout</w:t>
+      </w:r>
+    </w:p>
+    <w:p>
+      <w:pPr>
+        <w:pStyle w:val="ListParagraph"/>
+        <w:numPr>
+          <w:ilvl w:val="0"/>
+          <w:numId w:val="2"/>
+        </w:numPr>
+        <w:spacing w:after="80" w:line="290"/>
+      </w:pPr>
+      <w:r>
+        <w:rPr>
+          <w:rFonts w:ascii="Arial" w:cs="Arial" w:eastAsia="Arial" w:hAnsi="Arial"/>
+        </w:rPr>
+        <w:t xml:space="preserve">Two cover designs chosen by the team (Midnight and Light), with the club’s own logo taken from the logo file.</w:t>
+      </w:r>
+    </w:p>
+    <w:p>
+      <w:pPr>
+        <w:pStyle w:val="ListParagraph"/>
+        <w:numPr>
+          <w:ilvl w:val="0"/>
+          <w:numId w:val="2"/>
+        </w:numPr>
+        <w:spacing w:after="80" w:line="290"/>
+      </w:pPr>
+      <w:r>
+        <w:rPr>
+          <w:rFonts w:ascii="Arial" w:cs="Arial" w:eastAsia="Arial" w:hAnsi="Arial"/>
+        </w:rPr>
+        <w:t xml:space="preserve">The website QR code was rebuilt at high resolution with the club logo in the centre, printed on both back covers and on the last page inside the book. It was test-scanned on the final PDFs.</w:t>
+      </w:r>
+    </w:p>
+    <w:p>
+      <w:pPr>
+        <w:pStyle w:val="ListParagraph"/>
+        <w:numPr>
+          <w:ilvl w:val="0"/>
+          <w:numId w:val="2"/>
+        </w:numPr>
+        <w:spacing w:after="80" w:line="290"/>
+      </w:pPr>
+      <w:r>
+        <w:rPr>
+          <w:rFonts w:ascii="Arial" w:cs="Arial" w:eastAsia="Arial" w:hAnsi="Arial"/>
+        </w:rPr>
+        <w:t xml:space="preserve">Inside pages: generous spacing, roman page numbers for the front pages, a running head with the book title and the current part, and each chapter on a new page.</w:t>
+      </w:r>
+    </w:p>
+    <w:p>
+      <w:pPr>
+        <w:spacing w:after="60"/>
+      </w:pPr>
+    </w:p>
+    <w:p>
+      <w:pPr>
+        <w:pStyle w:val="Heading1"/>
+      </w:pPr>
+      <w:r>
+        <w:t xml:space="preserve">4. What was added that was not in the team’s Word documents</w:t>
+      </w:r>
+    </w:p>
+    <w:p>
+      <w:pPr>
+        <w:spacing w:after="140" w:line="300"/>
+        <w:jc w:val="both"/>
+      </w:pPr>
+      <w:r>
+        <w:rPr>
+          <w:rFonts w:ascii="Arial" w:cs="Arial" w:eastAsia="Arial" w:hAnsi="Arial"/>
+        </w:rPr>
+        <w:t xml:space="preserve">The team’s Word documents are the original draft (Draft_one), the professor’s notes (Latest updates and thoughts), the terminology chapter and the audiovisual translation notes. The items below were not in any of them.</w:t>
+      </w:r>
+    </w:p>
+    <w:p>
+      <w:pPr>
+        <w:pStyle w:val="Heading2"/>
+      </w:pPr>
+      <w:r>
+        <w:t xml:space="preserve">4.1 Added from Shaikha’s notes</w:t>
+      </w:r>
+    </w:p>
+    <w:p>
+      <w:pPr>
+        <w:spacing w:after="140" w:line="300"/>
+        <w:jc w:val="both"/>
+      </w:pPr>
+      <w:r>
+        <w:rPr>
+          <w:rFonts w:ascii="Arial" w:cs="Arial" w:eastAsia="Arial" w:hAnsi="Arial"/>
+        </w:rPr>
+        <w:t xml:space="preserve">These additions come from Shaikha’s study notes. Where an idea comes from a published work, it is credited to that work in the text.</w:t>
+      </w:r>
+    </w:p>
+    <w:p>
+      <w:pPr>
+        <w:pStyle w:val="ListParagraph"/>
+        <w:numPr>
+          <w:ilvl w:val="0"/>
+          <w:numId w:val="2"/>
+        </w:numPr>
+        <w:spacing w:after="80" w:line="290"/>
+      </w:pPr>
+      <w:r>
+        <w:rPr>
+          <w:rFonts w:ascii="Arial" w:cs="Arial" w:eastAsia="Arial" w:hAnsi="Arial"/>
+          <w:b/>
+          <w:bCs/>
+        </w:rPr>
+        <w:t xml:space="preserve">Chapter 1:</w:t>
+      </w:r>
+      <w:r>
+        <w:rPr>
+          <w:rFonts w:ascii="Arial" w:cs="Arial" w:eastAsia="Arial" w:hAnsi="Arial"/>
+        </w:rPr>
+        <w:t xml:space="preserve"> the three kinds of translation (within one language, between languages, into another medium) (Jakobson, 1959); the translator as a reader before being a writer.</w:t>
+      </w:r>
+    </w:p>
+    <w:p>
+      <w:pPr>
+        <w:pStyle w:val="ListParagraph"/>
+        <w:numPr>
+          <w:ilvl w:val="0"/>
+          <w:numId w:val="2"/>
+        </w:numPr>
+        <w:spacing w:after="80" w:line="290"/>
+      </w:pPr>
+      <w:r>
+        <w:rPr>
+          <w:rFonts w:ascii="Arial" w:cs="Arial" w:eastAsia="Arial" w:hAnsi="Arial"/>
+          <w:b/>
+          <w:bCs/>
+        </w:rPr>
+        <w:t xml:space="preserve">Chapter 4:</w:t>
+      </w:r>
+      <w:r>
+        <w:rPr>
+          <w:rFonts w:ascii="Arial" w:cs="Arial" w:eastAsia="Arial" w:hAnsi="Arial"/>
+        </w:rPr>
+        <w:t xml:space="preserve"> how to translate the English verbs </w:t>
+      </w:r>
+      <w:r>
+        <w:rPr>
+          <w:rFonts w:ascii="Arial" w:cs="Arial" w:eastAsia="Arial" w:hAnsi="Arial"/>
+          <w:i/>
+          <w:iCs/>
+        </w:rPr>
+        <w:t xml:space="preserve">be</w:t>
+      </w:r>
+      <w:r>
+        <w:rPr>
+          <w:rFonts w:ascii="Arial" w:cs="Arial" w:eastAsia="Arial" w:hAnsi="Arial"/>
+        </w:rPr>
+        <w:t xml:space="preserve">, </w:t>
+      </w:r>
+      <w:r>
+        <w:rPr>
+          <w:rFonts w:ascii="Arial" w:cs="Arial" w:eastAsia="Arial" w:hAnsi="Arial"/>
+          <w:i/>
+          <w:iCs/>
+        </w:rPr>
+        <w:t xml:space="preserve">do</w:t>
+      </w:r>
+      <w:r>
+        <w:rPr>
+          <w:rFonts w:ascii="Arial" w:cs="Arial" w:eastAsia="Arial" w:hAnsi="Arial"/>
+        </w:rPr>
+        <w:t xml:space="preserve"> and </w:t>
+      </w:r>
+      <w:r>
+        <w:rPr>
+          <w:rFonts w:ascii="Arial" w:cs="Arial" w:eastAsia="Arial" w:hAnsi="Arial"/>
+          <w:i/>
+          <w:iCs/>
+        </w:rPr>
+        <w:t xml:space="preserve">have</w:t>
+      </w:r>
+      <w:r>
+        <w:rPr>
+          <w:rFonts w:ascii="Arial" w:cs="Arial" w:eastAsia="Arial" w:hAnsi="Arial"/>
+        </w:rPr>
+        <w:t xml:space="preserve">; the Arabic dual; how to find the gender of </w:t>
+      </w:r>
+      <w:r>
+        <w:rPr>
+          <w:rFonts w:ascii="Arial" w:cs="Arial" w:eastAsia="Arial" w:hAnsi="Arial"/>
+          <w:i/>
+          <w:iCs/>
+        </w:rPr>
+        <w:t xml:space="preserve">I</w:t>
+      </w:r>
+      <w:r>
+        <w:rPr>
+          <w:rFonts w:ascii="Arial" w:cs="Arial" w:eastAsia="Arial" w:hAnsi="Arial"/>
+        </w:rPr>
+        <w:t xml:space="preserve"> and </w:t>
+      </w:r>
+      <w:r>
+        <w:rPr>
+          <w:rFonts w:ascii="Arial" w:cs="Arial" w:eastAsia="Arial" w:hAnsi="Arial"/>
+          <w:i/>
+          <w:iCs/>
+        </w:rPr>
+        <w:t xml:space="preserve">you</w:t>
+      </w:r>
+      <w:r>
+        <w:rPr>
+          <w:rFonts w:ascii="Arial" w:cs="Arial" w:eastAsia="Arial" w:hAnsi="Arial"/>
+        </w:rPr>
+        <w:t xml:space="preserve"> from clues in the text.</w:t>
+      </w:r>
+    </w:p>
+    <w:p>
+      <w:pPr>
+        <w:pStyle w:val="ListParagraph"/>
+        <w:numPr>
+          <w:ilvl w:val="0"/>
+          <w:numId w:val="2"/>
+        </w:numPr>
+        <w:spacing w:after="80" w:line="290"/>
+      </w:pPr>
+      <w:r>
+        <w:rPr>
+          <w:rFonts w:ascii="Arial" w:cs="Arial" w:eastAsia="Arial" w:hAnsi="Arial"/>
+          <w:b/>
+          <w:bCs/>
+        </w:rPr>
+        <w:t xml:space="preserve">Chapter 6:</w:t>
+      </w:r>
+      <w:r>
+        <w:rPr>
+          <w:rFonts w:ascii="Arial" w:cs="Arial" w:eastAsia="Arial" w:hAnsi="Arial"/>
+        </w:rPr>
+        <w:t xml:space="preserve"> problems with single words: lexical gaps (</w:t>
       </w:r>
       <w:r>
         <w:rPr>
@@ -1180,13 +1451,13 @@
           <w:szCs w:val="23"/>
           <w:rtl/>
         </w:rPr>
-        <w:t xml:space="preserve">الهنود الحمر</w:t>
-      </w:r>
-      <w:r>
-        <w:rPr>
-          <w:rFonts w:ascii="Arial" w:cs="Arial" w:eastAsia="Arial" w:hAnsi="Arial"/>
-        </w:rPr>
-        <w:t xml:space="preserve">) and rare words (</w:t>
+        <w:t xml:space="preserve">ثكلى</w:t>
+      </w:r>
+      <w:r>
+        <w:rPr>
+          <w:rFonts w:ascii="Arial" w:cs="Arial" w:eastAsia="Arial" w:hAnsi="Arial"/>
+        </w:rPr>
+        <w:t xml:space="preserve">), false equivalents (</w:t>
       </w:r>
       <w:r>
         <w:rPr>
@@ -1194,37 +1465,13 @@
           <w:szCs w:val="23"/>
           <w:rtl/>
         </w:rPr>
-        <w:t xml:space="preserve">شبر</w:t>
-      </w:r>
-      <w:r>
-        <w:rPr>
-          <w:rFonts w:ascii="Arial" w:cs="Arial" w:eastAsia="Arial" w:hAnsi="Arial"/>
-        </w:rPr>
-        <w:t xml:space="preserve">) (Baker, 2018).</w:t>
-      </w:r>
-    </w:p>
-    <w:p>
-      <w:pPr>
-        <w:pStyle w:val="ListParagraph"/>
-        <w:numPr>
-          <w:ilvl w:val="0"/>
-          <w:numId w:val="2"/>
-        </w:numPr>
-        <w:spacing w:after="80" w:line="290"/>
-      </w:pPr>
-      <w:r>
-        <w:rPr>
-          <w:rFonts w:ascii="Arial" w:cs="Arial" w:eastAsia="Arial" w:hAnsi="Arial"/>
-          <w:b/>
-          <w:bCs/>
-        </w:rPr>
-        <w:t xml:space="preserve">Chapter 6:</w:t>
-      </w:r>
-      <w:r>
-        <w:rPr>
-          <w:rFonts w:ascii="Arial" w:cs="Arial" w:eastAsia="Arial" w:hAnsi="Arial"/>
-        </w:rPr>
-        <w:t xml:space="preserve"> the example </w:t>
+        <w:t xml:space="preserve">الهنود الحمر</w:t>
+      </w:r>
+      <w:r>
+        <w:rPr>
+          <w:rFonts w:ascii="Arial" w:cs="Arial" w:eastAsia="Arial" w:hAnsi="Arial"/>
+        </w:rPr>
+        <w:t xml:space="preserve">) and rare words (</w:t>
       </w:r>
       <w:r>
         <w:rPr>
@@ -1232,13 +1479,13 @@
           <w:szCs w:val="23"/>
           <w:rtl/>
         </w:rPr>
-        <w:t xml:space="preserve">خط</w:t>
-      </w:r>
-      <w:r>
-        <w:rPr>
-          <w:rFonts w:ascii="Arial" w:cs="Arial" w:eastAsia="Arial" w:hAnsi="Arial"/>
-        </w:rPr>
-        <w:t xml:space="preserve"> for a word with several meanings.</w:t>
+        <w:t xml:space="preserve">شبر</w:t>
+      </w:r>
+      <w:r>
+        <w:rPr>
+          <w:rFonts w:ascii="Arial" w:cs="Arial" w:eastAsia="Arial" w:hAnsi="Arial"/>
+        </w:rPr>
+        <w:t xml:space="preserve">) (Baker, 2018).</w:t>
       </w:r>
     </w:p>
     <w:p>
@@ -1262,121 +1509,7 @@
         <w:rPr>
           <w:rFonts w:ascii="Arial" w:cs="Arial" w:eastAsia="Arial" w:hAnsi="Arial"/>
         </w:rPr>
-        <w:t xml:space="preserve"> one English verb with several Arabic equivalents (</w:t>
-      </w:r>
-      <w:r>
-        <w:rPr>
-          <w:rFonts w:ascii="Arial" w:cs="Arial" w:eastAsia="Arial" w:hAnsi="Arial"/>
-          <w:i/>
-          <w:iCs/>
-        </w:rPr>
-        <w:t xml:space="preserve">deliver a letter, a speech, the news, a blow, a verdict</w:t>
-      </w:r>
-      <w:r>
-        <w:rPr>
-          <w:rFonts w:ascii="Arial" w:cs="Arial" w:eastAsia="Arial" w:hAnsi="Arial"/>
-        </w:rPr>
-        <w:t xml:space="preserve">).</w:t>
-      </w:r>
-    </w:p>
-    <w:p>
-      <w:pPr>
-        <w:pStyle w:val="ListParagraph"/>
-        <w:numPr>
-          <w:ilvl w:val="0"/>
-          <w:numId w:val="2"/>
-        </w:numPr>
-        <w:spacing w:after="80" w:line="290"/>
-      </w:pPr>
-      <w:r>
-        <w:rPr>
-          <w:rFonts w:ascii="Arial" w:cs="Arial" w:eastAsia="Arial" w:hAnsi="Arial"/>
-          <w:b/>
-          <w:bCs/>
-        </w:rPr>
-        <w:t xml:space="preserve">Chapter 8:</w:t>
-      </w:r>
-      <w:r>
-        <w:rPr>
-          <w:rFonts w:ascii="Arial" w:cs="Arial" w:eastAsia="Arial" w:hAnsi="Arial"/>
-        </w:rPr>
-        <w:t xml:space="preserve"> fixed expressions, how to spot an idiom, five ways to translate an idiom (Baker, 2018), and three more idioms (</w:t>
-      </w:r>
-      <w:r>
-        <w:rPr>
-          <w:rFonts w:ascii="Arial" w:cs="Arial" w:eastAsia="Arial" w:hAnsi="Arial"/>
-          <w:i/>
-          <w:iCs/>
-        </w:rPr>
-        <w:t xml:space="preserve">bury the hatchet, in a nutshell, the long and the short of it</w:t>
-      </w:r>
-      <w:r>
-        <w:rPr>
-          <w:rFonts w:ascii="Arial" w:cs="Arial" w:eastAsia="Arial" w:hAnsi="Arial"/>
-        </w:rPr>
-        <w:t xml:space="preserve">).</w:t>
-      </w:r>
-    </w:p>
-    <w:p>
-      <w:pPr>
-        <w:pStyle w:val="ListParagraph"/>
-        <w:numPr>
-          <w:ilvl w:val="0"/>
-          <w:numId w:val="2"/>
-        </w:numPr>
-        <w:spacing w:after="80" w:line="290"/>
-      </w:pPr>
-      <w:r>
-        <w:rPr>
-          <w:rFonts w:ascii="Arial" w:cs="Arial" w:eastAsia="Arial" w:hAnsi="Arial"/>
-          <w:b/>
-          <w:bCs/>
-        </w:rPr>
-        <w:t xml:space="preserve">Chapter 13:</w:t>
-      </w:r>
-      <w:r>
-        <w:rPr>
-          <w:rFonts w:ascii="Arial" w:cs="Arial" w:eastAsia="Arial" w:hAnsi="Arial"/>
-        </w:rPr>
-        <w:t xml:space="preserve"> Arabic words borrowed into English (</w:t>
-      </w:r>
-      <w:r>
-        <w:rPr>
-          <w:rFonts w:ascii="Arial" w:cs="Arial" w:eastAsia="Arial" w:hAnsi="Arial"/>
-          <w:i/>
-          <w:iCs/>
-        </w:rPr>
-        <w:t xml:space="preserve">algebra, algorithm, hijab</w:t>
-      </w:r>
-      <w:r>
-        <w:rPr>
-          <w:rFonts w:ascii="Arial" w:cs="Arial" w:eastAsia="Arial" w:hAnsi="Arial"/>
-        </w:rPr>
-        <w:t xml:space="preserve">).</w:t>
-      </w:r>
-    </w:p>
-    <w:p>
-      <w:pPr>
-        <w:pStyle w:val="ListParagraph"/>
-        <w:numPr>
-          <w:ilvl w:val="0"/>
-          <w:numId w:val="2"/>
-        </w:numPr>
-        <w:spacing w:after="80" w:line="290"/>
-      </w:pPr>
-      <w:r>
-        <w:rPr>
-          <w:rFonts w:ascii="Arial" w:cs="Arial" w:eastAsia="Arial" w:hAnsi="Arial"/>
-          <w:b/>
-          <w:bCs/>
-        </w:rPr>
-        <w:t xml:space="preserve">Chapter 16:</w:t>
-      </w:r>
-      <w:r>
-        <w:rPr>
-          <w:rFonts w:ascii="Arial" w:cs="Arial" w:eastAsia="Arial" w:hAnsi="Arial"/>
-        </w:rPr>
-        <w:t xml:space="preserve"> more examples of Arabicisation (</w:t>
+        <w:t xml:space="preserve"> the example </w:t>
       </w:r>
       <w:r>
         <w:rPr>
@@ -1384,13 +1517,151 @@
           <w:szCs w:val="23"/>
           <w:rtl/>
         </w:rPr>
-        <w:t xml:space="preserve">استراتيجية</w:t>
-      </w:r>
-      <w:r>
-        <w:rPr>
-          <w:rFonts w:ascii="Arial" w:cs="Arial" w:eastAsia="Arial" w:hAnsi="Arial"/>
-        </w:rPr>
-        <w:t xml:space="preserve">, </w:t>
+        <w:t xml:space="preserve">خط</w:t>
+      </w:r>
+      <w:r>
+        <w:rPr>
+          <w:rFonts w:ascii="Arial" w:cs="Arial" w:eastAsia="Arial" w:hAnsi="Arial"/>
+        </w:rPr>
+        <w:t xml:space="preserve"> for a word with several meanings.</w:t>
+      </w:r>
+    </w:p>
+    <w:p>
+      <w:pPr>
+        <w:pStyle w:val="ListParagraph"/>
+        <w:numPr>
+          <w:ilvl w:val="0"/>
+          <w:numId w:val="2"/>
+        </w:numPr>
+        <w:spacing w:after="80" w:line="290"/>
+      </w:pPr>
+      <w:r>
+        <w:rPr>
+          <w:rFonts w:ascii="Arial" w:cs="Arial" w:eastAsia="Arial" w:hAnsi="Arial"/>
+          <w:b/>
+          <w:bCs/>
+        </w:rPr>
+        <w:t xml:space="preserve">Chapter 8:</w:t>
+      </w:r>
+      <w:r>
+        <w:rPr>
+          <w:rFonts w:ascii="Arial" w:cs="Arial" w:eastAsia="Arial" w:hAnsi="Arial"/>
+        </w:rPr>
+        <w:t xml:space="preserve"> one English verb with several Arabic equivalents (</w:t>
+      </w:r>
+      <w:r>
+        <w:rPr>
+          <w:rFonts w:ascii="Arial" w:cs="Arial" w:eastAsia="Arial" w:hAnsi="Arial"/>
+          <w:i/>
+          <w:iCs/>
+        </w:rPr>
+        <w:t xml:space="preserve">deliver a letter, a speech, the news, a blow, a verdict</w:t>
+      </w:r>
+      <w:r>
+        <w:rPr>
+          <w:rFonts w:ascii="Arial" w:cs="Arial" w:eastAsia="Arial" w:hAnsi="Arial"/>
+        </w:rPr>
+        <w:t xml:space="preserve">).</w:t>
+      </w:r>
+    </w:p>
+    <w:p>
+      <w:pPr>
+        <w:pStyle w:val="ListParagraph"/>
+        <w:numPr>
+          <w:ilvl w:val="0"/>
+          <w:numId w:val="2"/>
+        </w:numPr>
+        <w:spacing w:after="80" w:line="290"/>
+      </w:pPr>
+      <w:r>
+        <w:rPr>
+          <w:rFonts w:ascii="Arial" w:cs="Arial" w:eastAsia="Arial" w:hAnsi="Arial"/>
+          <w:b/>
+          <w:bCs/>
+        </w:rPr>
+        <w:t xml:space="preserve">Chapter 9:</w:t>
+      </w:r>
+      <w:r>
+        <w:rPr>
+          <w:rFonts w:ascii="Arial" w:cs="Arial" w:eastAsia="Arial" w:hAnsi="Arial"/>
+        </w:rPr>
+        <w:t xml:space="preserve"> fixed expressions, how to spot an idiom, five ways to translate an idiom (Baker, 2018), and three more idioms (</w:t>
+      </w:r>
+      <w:r>
+        <w:rPr>
+          <w:rFonts w:ascii="Arial" w:cs="Arial" w:eastAsia="Arial" w:hAnsi="Arial"/>
+          <w:i/>
+          <w:iCs/>
+        </w:rPr>
+        <w:t xml:space="preserve">bury the hatchet, in a nutshell, the long and the short of it</w:t>
+      </w:r>
+      <w:r>
+        <w:rPr>
+          <w:rFonts w:ascii="Arial" w:cs="Arial" w:eastAsia="Arial" w:hAnsi="Arial"/>
+        </w:rPr>
+        <w:t xml:space="preserve">).</w:t>
+      </w:r>
+    </w:p>
+    <w:p>
+      <w:pPr>
+        <w:pStyle w:val="ListParagraph"/>
+        <w:numPr>
+          <w:ilvl w:val="0"/>
+          <w:numId w:val="2"/>
+        </w:numPr>
+        <w:spacing w:after="80" w:line="290"/>
+      </w:pPr>
+      <w:r>
+        <w:rPr>
+          <w:rFonts w:ascii="Arial" w:cs="Arial" w:eastAsia="Arial" w:hAnsi="Arial"/>
+          <w:b/>
+          <w:bCs/>
+        </w:rPr>
+        <w:t xml:space="preserve">Chapter 14:</w:t>
+      </w:r>
+      <w:r>
+        <w:rPr>
+          <w:rFonts w:ascii="Arial" w:cs="Arial" w:eastAsia="Arial" w:hAnsi="Arial"/>
+        </w:rPr>
+        <w:t xml:space="preserve"> Arabic words borrowed into English (</w:t>
+      </w:r>
+      <w:r>
+        <w:rPr>
+          <w:rFonts w:ascii="Arial" w:cs="Arial" w:eastAsia="Arial" w:hAnsi="Arial"/>
+          <w:i/>
+          <w:iCs/>
+        </w:rPr>
+        <w:t xml:space="preserve">algebra, algorithm, hijab</w:t>
+      </w:r>
+      <w:r>
+        <w:rPr>
+          <w:rFonts w:ascii="Arial" w:cs="Arial" w:eastAsia="Arial" w:hAnsi="Arial"/>
+        </w:rPr>
+        <w:t xml:space="preserve">).</w:t>
+      </w:r>
+    </w:p>
+    <w:p>
+      <w:pPr>
+        <w:pStyle w:val="ListParagraph"/>
+        <w:numPr>
+          <w:ilvl w:val="0"/>
+          <w:numId w:val="2"/>
+        </w:numPr>
+        <w:spacing w:after="80" w:line="290"/>
+      </w:pPr>
+      <w:r>
+        <w:rPr>
+          <w:rFonts w:ascii="Arial" w:cs="Arial" w:eastAsia="Arial" w:hAnsi="Arial"/>
+          <w:b/>
+          <w:bCs/>
+        </w:rPr>
+        <w:t xml:space="preserve">Chapter 17:</w:t>
+      </w:r>
+      <w:r>
+        <w:rPr>
+          <w:rFonts w:ascii="Arial" w:cs="Arial" w:eastAsia="Arial" w:hAnsi="Arial"/>
+        </w:rPr>
+        <w:t xml:space="preserve"> more examples of Arabicisation (</w:t>
       </w:r>
       <w:r>
         <w:rPr>
@@ -1398,163 +1669,7 @@
           <w:szCs w:val="23"/>
           <w:rtl/>
         </w:rPr>
-        <w:t xml:space="preserve">تكنولوجيا</w:t>
-      </w:r>
-      <w:r>
-        <w:rPr>
-          <w:rFonts w:ascii="Arial" w:cs="Arial" w:eastAsia="Arial" w:hAnsi="Arial"/>
-        </w:rPr>
-        <w:t xml:space="preserve">).</w:t>
-      </w:r>
-    </w:p>
-    <w:p>
-      <w:pPr>
-        <w:pStyle w:val="ListParagraph"/>
-        <w:numPr>
-          <w:ilvl w:val="0"/>
-          <w:numId w:val="2"/>
-        </w:numPr>
-        <w:spacing w:after="80" w:line="290"/>
-      </w:pPr>
-      <w:r>
-        <w:rPr>
-          <w:rFonts w:ascii="Arial" w:cs="Arial" w:eastAsia="Arial" w:hAnsi="Arial"/>
-          <w:b/>
-          <w:bCs/>
-        </w:rPr>
-        <w:t xml:space="preserve">Chapter 18:</w:t>
-      </w:r>
-      <w:r>
-        <w:rPr>
-          <w:rFonts w:ascii="Arial" w:cs="Arial" w:eastAsia="Arial" w:hAnsi="Arial"/>
-        </w:rPr>
-        <w:t xml:space="preserve"> translating news headlines, the structure of news stories (the inverted pyramid, hard and soft news), and technical and literary texts.</w:t>
-      </w:r>
-    </w:p>
-    <w:p>
-      <w:pPr>
-        <w:pStyle w:val="ListParagraph"/>
-        <w:numPr>
-          <w:ilvl w:val="0"/>
-          <w:numId w:val="2"/>
-        </w:numPr>
-        <w:spacing w:after="80" w:line="290"/>
-      </w:pPr>
-      <w:r>
-        <w:rPr>
-          <w:rFonts w:ascii="Arial" w:cs="Arial" w:eastAsia="Arial" w:hAnsi="Arial"/>
-          <w:b/>
-          <w:bCs/>
-        </w:rPr>
-        <w:t xml:space="preserve">Chapter 21:</w:t>
-      </w:r>
-      <w:r>
-        <w:rPr>
-          <w:rFonts w:ascii="Arial" w:cs="Arial" w:eastAsia="Arial" w:hAnsi="Arial"/>
-        </w:rPr>
-        <w:t xml:space="preserve"> medical examples of specialised terms (</w:t>
-      </w:r>
-      <w:r>
-        <w:rPr>
-          <w:rFonts w:ascii="Arial" w:cs="Arial" w:eastAsia="Arial" w:hAnsi="Arial"/>
-          <w:i/>
-          <w:iCs/>
-        </w:rPr>
-        <w:t xml:space="preserve">allergic, allergen, contact eczema</w:t>
-      </w:r>
-      <w:r>
-        <w:rPr>
-          <w:rFonts w:ascii="Arial" w:cs="Arial" w:eastAsia="Arial" w:hAnsi="Arial"/>
-        </w:rPr>
-        <w:t xml:space="preserve">).</w:t>
-      </w:r>
-    </w:p>
-    <w:p>
-      <w:pPr>
-        <w:pStyle w:val="ListParagraph"/>
-        <w:numPr>
-          <w:ilvl w:val="0"/>
-          <w:numId w:val="2"/>
-        </w:numPr>
-        <w:spacing w:after="80" w:line="290"/>
-      </w:pPr>
-      <w:r>
-        <w:rPr>
-          <w:rFonts w:ascii="Arial" w:cs="Arial" w:eastAsia="Arial" w:hAnsi="Arial"/>
-          <w:b/>
-          <w:bCs/>
-        </w:rPr>
-        <w:t xml:space="preserve">Chapter 21, from Shaikha’s terminology class notes</w:t>
-      </w:r>
-      <w:r>
-        <w:rPr>
-          <w:rFonts w:ascii="Arial" w:cs="Arial" w:eastAsia="Arial" w:hAnsi="Arial"/>
-        </w:rPr>
-        <w:t xml:space="preserve"> (extracted by Shaikha from the terminology course she took): terms of several words (</w:t>
-      </w:r>
-      <w:r>
-        <w:rPr>
-          <w:rFonts w:ascii="Arial" w:cs="Arial" w:eastAsia="Arial" w:hAnsi="Arial"/>
-          <w:i/>
-          <w:iCs/>
-        </w:rPr>
-        <w:t xml:space="preserve">network security</w:t>
-      </w:r>
-      <w:r>
-        <w:rPr>
-          <w:rFonts w:ascii="Arial" w:cs="Arial" w:eastAsia="Arial" w:hAnsi="Arial"/>
-        </w:rPr>
-        <w:t xml:space="preserve">); reading a short introduction to a new field and asking the client or a specialist; checking that a term’s parts do not mislead (</w:t>
-      </w:r>
-      <w:r>
-        <w:rPr>
-          <w:rFonts w:ascii="Arial" w:cs="Arial" w:eastAsia="Arial" w:hAnsi="Arial"/>
-          <w:i/>
-          <w:iCs/>
-        </w:rPr>
-        <w:t xml:space="preserve">blackboard</w:t>
-      </w:r>
-      <w:r>
-        <w:rPr>
-          <w:rFonts w:ascii="Arial" w:cs="Arial" w:eastAsia="Arial" w:hAnsi="Arial"/>
-        </w:rPr>
-        <w:t xml:space="preserve">); confirming an equivalent in a text written in Arabic, not a translation; writing a one-sentence definition (</w:t>
-      </w:r>
-      <w:r>
-        <w:rPr>
-          <w:rFonts w:ascii="Arial" w:cs="Arial" w:eastAsia="Arial" w:hAnsi="Arial"/>
-          <w:i/>
-          <w:iCs/>
-        </w:rPr>
-        <w:t xml:space="preserve">thermometer</w:t>
-      </w:r>
-      <w:r>
-        <w:rPr>
-          <w:rFonts w:ascii="Arial" w:cs="Arial" w:eastAsia="Arial" w:hAnsi="Arial"/>
-        </w:rPr>
-        <w:t xml:space="preserve">); and terms with two accepted names (</w:t>
-      </w:r>
-      <w:r>
-        <w:rPr>
-          <w:rFonts w:ascii="Arial" w:cs="Arial" w:eastAsia="Arial" w:hAnsi="Arial"/>
-          <w:i/>
-          <w:iCs/>
-        </w:rPr>
-        <w:t xml:space="preserve">aerial</w:t>
-      </w:r>
-      <w:r>
-        <w:rPr>
-          <w:rFonts w:ascii="Arial" w:cs="Arial" w:eastAsia="Arial" w:hAnsi="Arial"/>
-        </w:rPr>
-        <w:t xml:space="preserve"> / </w:t>
-      </w:r>
-      <w:r>
-        <w:rPr>
-          <w:rFonts w:ascii="Arial" w:cs="Arial" w:eastAsia="Arial" w:hAnsi="Arial"/>
-          <w:i/>
-          <w:iCs/>
-        </w:rPr>
-        <w:t xml:space="preserve">antenna</w:t>
+        <w:t xml:space="preserve">استراتيجية</w:t>
       </w:r>
       <w:r>
         <w:rPr>
@@ -1568,13 +1683,169 @@
           <w:szCs w:val="23"/>
           <w:rtl/>
         </w:rPr>
-        <w:t xml:space="preserve">حاسوب</w:t>
+        <w:t xml:space="preserve">تكنولوجيا</w:t>
+      </w:r>
+      <w:r>
+        <w:rPr>
+          <w:rFonts w:ascii="Arial" w:cs="Arial" w:eastAsia="Arial" w:hAnsi="Arial"/>
+        </w:rPr>
+        <w:t xml:space="preserve">).</w:t>
+      </w:r>
+    </w:p>
+    <w:p>
+      <w:pPr>
+        <w:pStyle w:val="ListParagraph"/>
+        <w:numPr>
+          <w:ilvl w:val="0"/>
+          <w:numId w:val="2"/>
+        </w:numPr>
+        <w:spacing w:after="80" w:line="290"/>
+      </w:pPr>
+      <w:r>
+        <w:rPr>
+          <w:rFonts w:ascii="Arial" w:cs="Arial" w:eastAsia="Arial" w:hAnsi="Arial"/>
+          <w:b/>
+          <w:bCs/>
+        </w:rPr>
+        <w:t xml:space="preserve">Chapter 19:</w:t>
+      </w:r>
+      <w:r>
+        <w:rPr>
+          <w:rFonts w:ascii="Arial" w:cs="Arial" w:eastAsia="Arial" w:hAnsi="Arial"/>
+        </w:rPr>
+        <w:t xml:space="preserve"> translating news headlines, the structure of news stories (the inverted pyramid, hard and soft news), and technical and literary texts.</w:t>
+      </w:r>
+    </w:p>
+    <w:p>
+      <w:pPr>
+        <w:pStyle w:val="ListParagraph"/>
+        <w:numPr>
+          <w:ilvl w:val="0"/>
+          <w:numId w:val="2"/>
+        </w:numPr>
+        <w:spacing w:after="80" w:line="290"/>
+      </w:pPr>
+      <w:r>
+        <w:rPr>
+          <w:rFonts w:ascii="Arial" w:cs="Arial" w:eastAsia="Arial" w:hAnsi="Arial"/>
+          <w:b/>
+          <w:bCs/>
+        </w:rPr>
+        <w:t xml:space="preserve">Chapter 21:</w:t>
+      </w:r>
+      <w:r>
+        <w:rPr>
+          <w:rFonts w:ascii="Arial" w:cs="Arial" w:eastAsia="Arial" w:hAnsi="Arial"/>
+        </w:rPr>
+        <w:t xml:space="preserve"> medical examples of specialised terms (</w:t>
+      </w:r>
+      <w:r>
+        <w:rPr>
+          <w:rFonts w:ascii="Arial" w:cs="Arial" w:eastAsia="Arial" w:hAnsi="Arial"/>
+          <w:i/>
+          <w:iCs/>
+        </w:rPr>
+        <w:t xml:space="preserve">allergic, allergen, contact eczema</w:t>
+      </w:r>
+      <w:r>
+        <w:rPr>
+          <w:rFonts w:ascii="Arial" w:cs="Arial" w:eastAsia="Arial" w:hAnsi="Arial"/>
+        </w:rPr>
+        <w:t xml:space="preserve">).</w:t>
+      </w:r>
+    </w:p>
+    <w:p>
+      <w:pPr>
+        <w:pStyle w:val="ListParagraph"/>
+        <w:numPr>
+          <w:ilvl w:val="0"/>
+          <w:numId w:val="2"/>
+        </w:numPr>
+        <w:spacing w:after="80" w:line="290"/>
+      </w:pPr>
+      <w:r>
+        <w:rPr>
+          <w:rFonts w:ascii="Arial" w:cs="Arial" w:eastAsia="Arial" w:hAnsi="Arial"/>
+          <w:b/>
+          <w:bCs/>
+        </w:rPr>
+        <w:t xml:space="preserve">Chapter 21, from Shaikha’s terminology class notes</w:t>
+      </w:r>
+      <w:r>
+        <w:rPr>
+          <w:rFonts w:ascii="Arial" w:cs="Arial" w:eastAsia="Arial" w:hAnsi="Arial"/>
+        </w:rPr>
+        <w:t xml:space="preserve"> (extracted by Shaikha from the terminology course she took): terms of several words (</w:t>
+      </w:r>
+      <w:r>
+        <w:rPr>
+          <w:rFonts w:ascii="Arial" w:cs="Arial" w:eastAsia="Arial" w:hAnsi="Arial"/>
+          <w:i/>
+          <w:iCs/>
+        </w:rPr>
+        <w:t xml:space="preserve">network security</w:t>
+      </w:r>
+      <w:r>
+        <w:rPr>
+          <w:rFonts w:ascii="Arial" w:cs="Arial" w:eastAsia="Arial" w:hAnsi="Arial"/>
+        </w:rPr>
+        <w:t xml:space="preserve">); reading a short introduction to a new field and asking the client or a specialist; checking that a term’s parts do not mislead (</w:t>
+      </w:r>
+      <w:r>
+        <w:rPr>
+          <w:rFonts w:ascii="Arial" w:cs="Arial" w:eastAsia="Arial" w:hAnsi="Arial"/>
+          <w:i/>
+          <w:iCs/>
+        </w:rPr>
+        <w:t xml:space="preserve">blackboard</w:t>
+      </w:r>
+      <w:r>
+        <w:rPr>
+          <w:rFonts w:ascii="Arial" w:cs="Arial" w:eastAsia="Arial" w:hAnsi="Arial"/>
+        </w:rPr>
+        <w:t xml:space="preserve">); confirming an equivalent in a text written in Arabic, not a translation; writing a one-sentence definition (</w:t>
+      </w:r>
+      <w:r>
+        <w:rPr>
+          <w:rFonts w:ascii="Arial" w:cs="Arial" w:eastAsia="Arial" w:hAnsi="Arial"/>
+          <w:i/>
+          <w:iCs/>
+        </w:rPr>
+        <w:t xml:space="preserve">thermometer</w:t>
+      </w:r>
+      <w:r>
+        <w:rPr>
+          <w:rFonts w:ascii="Arial" w:cs="Arial" w:eastAsia="Arial" w:hAnsi="Arial"/>
+        </w:rPr>
+        <w:t xml:space="preserve">); and terms with two accepted names (</w:t>
+      </w:r>
+      <w:r>
+        <w:rPr>
+          <w:rFonts w:ascii="Arial" w:cs="Arial" w:eastAsia="Arial" w:hAnsi="Arial"/>
+          <w:i/>
+          <w:iCs/>
+        </w:rPr>
+        <w:t xml:space="preserve">aerial</w:t>
       </w:r>
       <w:r>
         <w:rPr>
           <w:rFonts w:ascii="Arial" w:cs="Arial" w:eastAsia="Arial" w:hAnsi="Arial"/>
         </w:rPr>
         <w:t xml:space="preserve"> / </w:t>
+      </w:r>
+      <w:r>
+        <w:rPr>
+          <w:rFonts w:ascii="Arial" w:cs="Arial" w:eastAsia="Arial" w:hAnsi="Arial"/>
+          <w:i/>
+          <w:iCs/>
+        </w:rPr>
+        <w:t xml:space="preserve">antenna</w:t>
+      </w:r>
+      <w:r>
+        <w:rPr>
+          <w:rFonts w:ascii="Arial" w:cs="Arial" w:eastAsia="Arial" w:hAnsi="Arial"/>
+        </w:rPr>
+        <w:t xml:space="preserve">, </w:t>
       </w:r>
       <w:r>
         <w:rPr>
@@ -1582,6 +1853,20 @@
           <w:szCs w:val="23"/>
           <w:rtl/>
         </w:rPr>
+        <w:t xml:space="preserve">حاسوب</w:t>
+      </w:r>
+      <w:r>
+        <w:rPr>
+          <w:rFonts w:ascii="Arial" w:cs="Arial" w:eastAsia="Arial" w:hAnsi="Arial"/>
+        </w:rPr>
+        <w:t xml:space="preserve"> / </w:t>
+      </w:r>
+      <w:r>
+        <w:rPr>
+          <w:rFonts w:ascii="Arial" w:cs="Arial" w:hAnsi="Arial"/>
+          <w:szCs w:val="23"/>
+          <w:rtl/>
+        </w:rPr>
         <w:t xml:space="preserve">كمبيوتر</w:t>
       </w:r>
       <w:r>
@@ -1859,7 +2144,7 @@
           <w:b/>
           <w:bCs/>
         </w:rPr>
-        <w:t xml:space="preserve">Chapter 3:</w:t>
+        <w:t xml:space="preserve">Chapter 4:</w:t>
       </w:r>
       <w:r>
         <w:rPr>
@@ -1897,7 +2182,7 @@
           <w:b/>
           <w:bCs/>
         </w:rPr>
-        <w:t xml:space="preserve">Chapter 10:</w:t>
+        <w:t xml:space="preserve">Chapter 11:</w:t>
       </w:r>
       <w:r>
         <w:rPr>
@@ -1921,7 +2206,7 @@
           <w:b/>
           <w:bCs/>
         </w:rPr>
-        <w:t xml:space="preserve">Chapter 12:</w:t>
+        <w:t xml:space="preserve">Chapter 13:</w:t>
       </w:r>
       <w:r>
         <w:rPr>
@@ -1945,7 +2230,7 @@
           <w:b/>
           <w:bCs/>
         </w:rPr>
-        <w:t xml:space="preserve">Chapter 13:</w:t>
+        <w:t xml:space="preserve">Chapter 14:</w:t>
       </w:r>
       <w:r>
         <w:rPr>
@@ -1969,7 +2254,7 @@
           <w:b/>
           <w:bCs/>
         </w:rPr>
-        <w:t xml:space="preserve">Chapter 13:</w:t>
+        <w:t xml:space="preserve">Chapter 14:</w:t>
       </w:r>
       <w:r>
         <w:rPr>
@@ -1993,7 +2278,7 @@
           <w:b/>
           <w:bCs/>
         </w:rPr>
-        <w:t xml:space="preserve">Chapter 18:</w:t>
+        <w:t xml:space="preserve">Chapter 19:</w:t>
       </w:r>
       <w:r>
         <w:rPr>
@@ -2017,7 +2302,7 @@
           <w:b/>
           <w:bCs/>
         </w:rPr>
-        <w:t xml:space="preserve">Chapter 19:</w:t>
+        <w:t xml:space="preserve">Chapter 20:</w:t>
       </w:r>
       <w:r>
         <w:rPr>
@@ -2041,7 +2326,7 @@
           <w:b/>
           <w:bCs/>
         </w:rPr>
-        <w:t xml:space="preserve">Chapter 20:</w:t>
+        <w:t xml:space="preserve">Chapter 3:</w:t>
       </w:r>
       <w:r>
         <w:rPr>
@@ -3074,7 +3359,7 @@
         <w:rPr>
           <w:rFonts w:ascii="Arial" w:cs="Arial" w:eastAsia="Arial" w:hAnsi="Arial"/>
         </w:rPr>
-        <w:t xml:space="preserve">The differences between Arabic and English (Chapter 3).</w:t>
+        <w:t xml:space="preserve">The differences between Arabic and English (Chapter 4).</w:t>
       </w:r>
     </w:p>
     <w:p>
@@ -3122,71 +3407,71 @@
         <w:rPr>
           <w:rFonts w:ascii="Arial" w:cs="Arial" w:eastAsia="Arial" w:hAnsi="Arial"/>
         </w:rPr>
-        <w:t xml:space="preserve">Equivalence (Chapter 9); form and meaning (Chapter 4); types of meaning (Chapter 5); context, homonymy and polysemy (Chapter 6).</w:t>
-      </w:r>
-    </w:p>
-    <w:p>
-      <w:pPr>
-        <w:pStyle w:val="ListParagraph"/>
-        <w:numPr>
-          <w:ilvl w:val="0"/>
-          <w:numId w:val="2"/>
-        </w:numPr>
-        <w:spacing w:after="80" w:line="290"/>
-      </w:pPr>
-      <w:r>
-        <w:rPr>
-          <w:rFonts w:ascii="Arial" w:cs="Arial" w:eastAsia="Arial" w:hAnsi="Arial"/>
-        </w:rPr>
-        <w:t xml:space="preserve">Collocation (Chapter 7); idioms and proverbs (Chapter 8); literal and free translation (Chapter 10); metaphoric translation (Chapter 11).</w:t>
-      </w:r>
-    </w:p>
-    <w:p>
-      <w:pPr>
-        <w:pStyle w:val="ListParagraph"/>
-        <w:numPr>
-          <w:ilvl w:val="0"/>
-          <w:numId w:val="2"/>
-        </w:numPr>
-        <w:spacing w:after="80" w:line="290"/>
-      </w:pPr>
-      <w:r>
-        <w:rPr>
-          <w:rFonts w:ascii="Arial" w:cs="Arial" w:eastAsia="Arial" w:hAnsi="Arial"/>
-        </w:rPr>
-        <w:t xml:space="preserve">Translation strategies (Chapter 13); cultural approximation (Chapter 14); descriptive translation (Chapter 15); lexical creation (Chapter 16).</w:t>
-      </w:r>
-    </w:p>
-    <w:p>
-      <w:pPr>
-        <w:pStyle w:val="ListParagraph"/>
-        <w:numPr>
-          <w:ilvl w:val="0"/>
-          <w:numId w:val="2"/>
-        </w:numPr>
-        <w:spacing w:after="80" w:line="290"/>
-      </w:pPr>
-      <w:r>
-        <w:rPr>
-          <w:rFonts w:ascii="Arial" w:cs="Arial" w:eastAsia="Arial" w:hAnsi="Arial"/>
-        </w:rPr>
-        <w:t xml:space="preserve">Text analysis, including the KUNA example (Chapter 17); commentary on translation (Chapter 25); post-editing and the rules for titles (Chapters 2 and 22).</w:t>
-      </w:r>
-    </w:p>
-    <w:p>
-      <w:pPr>
-        <w:pStyle w:val="ListParagraph"/>
-        <w:numPr>
-          <w:ilvl w:val="0"/>
-          <w:numId w:val="2"/>
-        </w:numPr>
-        <w:spacing w:after="80" w:line="290"/>
-      </w:pPr>
-      <w:r>
-        <w:rPr>
-          <w:rFonts w:ascii="Arial" w:cs="Arial" w:eastAsia="Arial" w:hAnsi="Arial"/>
-        </w:rPr>
-        <w:t xml:space="preserve">Many items from the draft’s exercises 16 and 24–29 (Chapters 7, 8 and 14).</w:t>
+        <w:t xml:space="preserve">Equivalence (Chapter 10); form and meaning (Chapter 5); types of meaning (Chapter 6); context, homonymy and polysemy (Chapter 7).</w:t>
+      </w:r>
+    </w:p>
+    <w:p>
+      <w:pPr>
+        <w:pStyle w:val="ListParagraph"/>
+        <w:numPr>
+          <w:ilvl w:val="0"/>
+          <w:numId w:val="2"/>
+        </w:numPr>
+        <w:spacing w:after="80" w:line="290"/>
+      </w:pPr>
+      <w:r>
+        <w:rPr>
+          <w:rFonts w:ascii="Arial" w:cs="Arial" w:eastAsia="Arial" w:hAnsi="Arial"/>
+        </w:rPr>
+        <w:t xml:space="preserve">Collocation (Chapter 8); idioms and proverbs (Chapter 9); literal and free translation (Chapter 11); metaphoric translation (Chapter 12).</w:t>
+      </w:r>
+    </w:p>
+    <w:p>
+      <w:pPr>
+        <w:pStyle w:val="ListParagraph"/>
+        <w:numPr>
+          <w:ilvl w:val="0"/>
+          <w:numId w:val="2"/>
+        </w:numPr>
+        <w:spacing w:after="80" w:line="290"/>
+      </w:pPr>
+      <w:r>
+        <w:rPr>
+          <w:rFonts w:ascii="Arial" w:cs="Arial" w:eastAsia="Arial" w:hAnsi="Arial"/>
+        </w:rPr>
+        <w:t xml:space="preserve">Translation strategies (Chapter 14); cultural approximation (Chapter 15); descriptive translation (Chapter 16); lexical creation (Chapter 17).</w:t>
+      </w:r>
+    </w:p>
+    <w:p>
+      <w:pPr>
+        <w:pStyle w:val="ListParagraph"/>
+        <w:numPr>
+          <w:ilvl w:val="0"/>
+          <w:numId w:val="2"/>
+        </w:numPr>
+        <w:spacing w:after="80" w:line="290"/>
+      </w:pPr>
+      <w:r>
+        <w:rPr>
+          <w:rFonts w:ascii="Arial" w:cs="Arial" w:eastAsia="Arial" w:hAnsi="Arial"/>
+        </w:rPr>
+        <w:t xml:space="preserve">Text analysis, including the KUNA example (Chapter 18); commentary on translation (Chapter 25); post-editing and the rules for titles (Chapters 2 and 22).</w:t>
+      </w:r>
+    </w:p>
+    <w:p>
+      <w:pPr>
+        <w:pStyle w:val="ListParagraph"/>
+        <w:numPr>
+          <w:ilvl w:val="0"/>
+          <w:numId w:val="2"/>
+        </w:numPr>
+        <w:spacing w:after="80" w:line="290"/>
+      </w:pPr>
+      <w:r>
+        <w:rPr>
+          <w:rFonts w:ascii="Arial" w:cs="Arial" w:eastAsia="Arial" w:hAnsi="Arial"/>
+        </w:rPr>
+        <w:t xml:space="preserve">Many items from the draft’s exercises 16 and 24–29 (Chapters 8, 9 and 15).</w:t>
       </w:r>
     </w:p>
     <w:p>
@@ -3946,7 +4231,7 @@
         <w:rPr>
           <w:rFonts w:ascii="Arial" w:cs="Arial" w:eastAsia="Arial" w:hAnsi="Arial"/>
         </w:rPr>
-        <w:t xml:space="preserve">: the three-step process (analysis, translation, post-translation activity), which matches the three phases already in Chapters 17 and 25.</w:t>
+        <w:t xml:space="preserve">: the three-step process (analysis, translation, post-translation activity), which matches the three phases already in Chapters 18 and 25.</w:t>
       </w:r>
     </w:p>
     <w:p>
@@ -3970,7 +4255,7 @@
         <w:rPr>
           <w:rFonts w:ascii="Arial" w:cs="Arial" w:eastAsia="Arial" w:hAnsi="Arial"/>
         </w:rPr>
-        <w:t xml:space="preserve"> in Chapter 17, Step 3 (“look at two levels”), in plain English: the </w:t>
+        <w:t xml:space="preserve"> in Chapter 18, Step 3 (“look at two levels”), in plain English: the </w:t>
       </w:r>
       <w:r>
         <w:rPr>
@@ -4012,7 +4297,7 @@
         <w:rPr>
           <w:rFonts w:ascii="Arial" w:cs="Arial" w:eastAsia="Arial" w:hAnsi="Arial"/>
         </w:rPr>
-        <w:t xml:space="preserve"> (textual, intertextual, and political or ideological aspects, given as the text, other texts, and point of view, linked to Chapters 18 and 19); and the </w:t>
+        <w:t xml:space="preserve"> (textual, intertextual, and political or ideological aspects, given as the text, other texts, and point of view, linked to Chapters 19 and 20); and the </w:t>
       </w:r>
       <w:r>
         <w:rPr>
@@ -4074,7 +4359,7 @@
         <w:rPr>
           <w:rFonts w:ascii="Arial" w:cs="Arial" w:eastAsia="Arial" w:hAnsi="Arial"/>
         </w:rPr>
-        <w:t xml:space="preserve"> in Chapter 17, Step 5: the model can also be used to assess the quality of a translation (which elements were transferred and which were omitted). One sentence added, linked to Chapter 23.</w:t>
+        <w:t xml:space="preserve"> in Chapter 18, Step 5: the model can also be used to assess the quality of a translation (which elements were transferred and which were omitted). One sentence added, linked to Chapter 23.</w:t>
       </w:r>
     </w:p>
     <w:p>
@@ -4160,7 +4445,7 @@
         <w:rPr>
           <w:rFonts w:ascii="Arial" w:cs="Arial" w:eastAsia="Arial" w:hAnsi="Arial"/>
         </w:rPr>
-        <w:t xml:space="preserve">: the course notes and the three sample analyses (the News text, the Speech text and the Climate change text). They could give Chapters 17 and 25 authentic worked examples.</w:t>
+        <w:t xml:space="preserve">: the course notes and the three sample analyses (the News text, the Speech text and the Climate change text). They could give Chapters 18 and 25 authentic worked examples.</w:t>
       </w:r>
     </w:p>
     <w:p>
@@ -4566,7 +4851,7 @@
                 <w:sz w:val="19"/>
                 <w:szCs w:val="19"/>
               </w:rPr>
-              <w:t xml:space="preserve">Chapter 10, Step 4</w:t>
+              <w:t xml:space="preserve">Chapter 11, Step 4</w:t>
             </w:r>
           </w:p>
         </w:tc>
@@ -4661,7 +4946,7 @@
                 <w:sz w:val="19"/>
                 <w:szCs w:val="19"/>
               </w:rPr>
-              <w:t xml:space="preserve">Chapter 13, Step 3</w:t>
+              <w:t xml:space="preserve">Chapter 14, Step 3</w:t>
             </w:r>
           </w:p>
         </w:tc>
@@ -5203,7 +5488,7 @@
                 <w:sz w:val="19"/>
                 <w:szCs w:val="19"/>
               </w:rPr>
-              <w:t xml:space="preserve">Received late and compared: Chapter 21 matches them; four examples added to Chapters 11, 16 and 21</w:t>
+              <w:t xml:space="preserve">Received late and compared: Chapter 21 matches them; four examples added to Chapters 12, 17 and 21</w:t>
             </w:r>
           </w:p>
         </w:tc>
@@ -5298,7 +5583,7 @@
                 <w:sz w:val="19"/>
                 <w:szCs w:val="19"/>
               </w:rPr>
-              <w:t xml:space="preserve">Received: the team used the 2011 edition; the reference now gives 2011, first published 1999. The draft’s numbered exercises (16, 24–29) come from this book, which is now cited in Chapters 9, 11, 14, 15 and 16</w:t>
+              <w:t xml:space="preserve">Received: the team used the 2011 edition; the reference now gives 2011, first published 1999. The draft’s numbered exercises (16, 24–29) come from this book, which is now cited in Chapters 10, 12, 15, 16 and 17</w:t>
             </w:r>
           </w:p>
         </w:tc>
@@ -5972,7 +6257,7 @@
                 <w:sz w:val="19"/>
                 <w:szCs w:val="19"/>
               </w:rPr>
-              <w:t xml:space="preserve">Not received: to be supplied and compared with Chapters 10, 13 and 22</w:t>
+              <w:t xml:space="preserve">Not received: to be supplied and compared with Chapters 11, 14 and 22</w:t>
             </w:r>
           </w:p>
         </w:tc>
@@ -11597,7 +11882,7 @@
           <w:rFonts w:ascii="Arial" w:cs="Arial" w:eastAsia="Arial" w:hAnsi="Arial"/>
           <w:color w:val="C00000"/>
         </w:rPr>
-        <w:t xml:space="preserve">A native Arabic-speaking specialist must read the final PDF from beginning to end, with special attention to Chapters 3, 5, 18, 22 and 27, where new material was added.</w:t>
+        <w:t xml:space="preserve">A native Arabic-speaking specialist must read the final PDF from beginning to end, with special attention to Chapters 4, 6, 19, 22 and 27, where new material was added.</w:t>
       </w:r>
     </w:p>
     <w:p>
@@ -11723,7 +12008,7 @@
           <w:rFonts w:ascii="Arial" w:cs="Arial" w:eastAsia="Arial" w:hAnsi="Arial"/>
           <w:color w:val="C00000"/>
         </w:rPr>
-        <w:t xml:space="preserve">) in Chapter 13, and the examples in Chapters 10 and 13 (</w:t>
+        <w:t xml:space="preserve">) in Chapter 14, and the examples in Chapters 11 and 14 (</w:t>
       </w:r>
       <w:r>
         <w:rPr>
@@ -12048,7 +12333,7 @@
           <w:rFonts w:ascii="Arial" w:cs="Arial" w:eastAsia="Arial" w:hAnsi="Arial"/>
           <w:color w:val="C00000"/>
         </w:rPr>
-        <w:t xml:space="preserve">Send the three sample analyses (News, Speech and Climate change texts) if they should be used as worked examples in Chapters 17 and 25.</w:t>
+        <w:t xml:space="preserve">Send the three sample analyses (News, Speech and Climate change texts) if they should be used as worked examples in Chapters 18 and 25.</w:t>
       </w:r>
     </w:p>
     <w:p>
@@ -12065,7 +12350,7 @@
           <w:rFonts w:ascii="Arial" w:cs="Arial" w:eastAsia="Arial" w:hAnsi="Arial"/>
           <w:color w:val="C00000"/>
         </w:rPr>
-        <w:t xml:space="preserve">Send the Principles of Translation notes (with the margin notes), so that Chapters 10, 13 and 22 can be compared with them.</w:t>
+        <w:t xml:space="preserve">Send the Principles of Translation notes (with the margin notes), so that Chapters 11, 14 and 22 can be compared with them.</w:t>
       </w:r>
     </w:p>
     <w:p>
@@ -12196,6 +12481,23 @@
           <w:rFonts w:ascii="Arial" w:cs="Arial" w:eastAsia="Arial" w:hAnsi="Arial"/>
           <w:color w:val="C00000"/>
         </w:rPr>
+        <w:t xml:space="preserve">Check the ten “Did you know?” facts against a reference work (dates, numbers and names) before printing.</w:t>
+      </w:r>
+    </w:p>
+    <w:p>
+      <w:pPr>
+        <w:pStyle w:val="ListParagraph"/>
+        <w:numPr>
+          <w:ilvl w:val="0"/>
+          <w:numId w:val="2"/>
+        </w:numPr>
+        <w:spacing w:after="80" w:line="290"/>
+      </w:pPr>
+      <w:r>
+        <w:rPr>
+          <w:rFonts w:ascii="Arial" w:cs="Arial" w:eastAsia="Arial" w:hAnsi="Arial"/>
+          <w:color w:val="C00000"/>
+        </w:rPr>
         <w:t xml:space="preserve">Decide the final English title (“Translation Handbook” or “Translator’s Equipment”) and whether to publish one edition or both.</w:t>
       </w:r>
     </w:p>
@@ -12213,7 +12515,7 @@
           <w:rFonts w:ascii="Arial" w:cs="Arial" w:eastAsia="Arial" w:hAnsi="Arial"/>
           <w:color w:val="C00000"/>
         </w:rPr>
-        <w:t xml:space="preserve">Decide whether the three practical questions in Chapter 19 are enough for the professor’s “relational model”.</w:t>
+        <w:t xml:space="preserve">Decide whether the three practical questions in Chapter 20 are enough for the professor’s “relational model”.</w:t>
       </w:r>
     </w:p>
     <w:p>

--- a/Handbook-Final-Report.docx
+++ b/Handbook-Final-Report.docx
@@ -319,7 +319,7 @@
         <w:rPr>
           <w:rFonts w:ascii="Arial" w:cs="Arial" w:eastAsia="Arial" w:hAnsi="Arial"/>
         </w:rPr>
-        <w:t xml:space="preserve">102 pages, B5 size, in two editions with identical content: the </w:t>
+        <w:t xml:space="preserve">92 pages, B5 size, in two editions with identical content: the </w:t>
       </w:r>
       <w:r>
         <w:rPr>
@@ -1196,6 +1196,30 @@
           <w:rFonts w:ascii="Arial" w:cs="Arial" w:eastAsia="Arial" w:hAnsi="Arial"/>
         </w:rPr>
         <w:t xml:space="preserve">: the one example tied to a recent event was replaced with a general one.</w:t>
+      </w:r>
+    </w:p>
+    <w:p>
+      <w:pPr>
+        <w:pStyle w:val="ListParagraph"/>
+        <w:numPr>
+          <w:ilvl w:val="0"/>
+          <w:numId w:val="2"/>
+        </w:numPr>
+        <w:spacing w:after="80" w:line="290"/>
+      </w:pPr>
+      <w:r>
+        <w:rPr>
+          <w:rFonts w:ascii="Arial" w:cs="Arial" w:eastAsia="Arial" w:hAnsi="Arial"/>
+          <w:b/>
+          <w:bCs/>
+        </w:rPr>
+        <w:t xml:space="preserve">A shorter book without cutting content</w:t>
+      </w:r>
+      <w:r>
+        <w:rPr>
+          <w:rFonts w:ascii="Arial" w:cs="Arial" w:eastAsia="Arial" w:hAnsi="Arial"/>
+        </w:rPr>
+        <w:t xml:space="preserve">: chapters now follow on from each other, while each part still starts on a new page; the glossary is set in two columns; the margins and the space between paragraphs were reduced slightly. The book went from 102 to 92 pages with the same content.</w:t>
       </w:r>
     </w:p>
     <w:p>
